--- a/AT/documentos/samuel_hermany_DR1_AT.docx
+++ b/AT/documentos/samuel_hermany_DR1_AT.docx
@@ -30,7 +30,7 @@
       <w:sdtContent>
         <w:p>
           <w:pPr>
-            <w:pStyle w:val="19"/>
+            <w:pStyle w:val="21"/>
           </w:pPr>
           <w:r>
             <mc:AlternateContent>
@@ -267,7 +267,7 @@
                                     <w:alias w:val="Data"/>
                                     <w:id w:val="-650599894"/>
                                     <w:dataBinding w:prefixMappings="xmlns:ns0='http://schemas.microsoft.com/office/2006/coverPageProps' " w:xpath="/ns0:CoverPageProperties[1]/ns0:PublishDate[1]" w:storeItemID="{55AF091B-3C7A-41E3-B477-F2FDAA23CFDA}"/>
-                                    <w:date w:fullDate="2026-04-01T00:00:00Z">
+                                    <w:date w:fullDate="2026-04-05T00:00:00Z">
                                       <w:dateFormat w:val="d/M/yyyy"/>
                                       <w:lid w:val="pt-BR"/>
                                       <w:storeMappedDataAs w:val="datetime"/>
@@ -289,7 +289,7 @@
                                   <w:sdtContent>
                                     <w:p>
                                       <w:pPr>
-                                        <w:pStyle w:val="19"/>
+                                        <w:pStyle w:val="21"/>
                                         <w:jc w:val="right"/>
                                         <w:rPr>
                                           <w:color w:val="FFFFFF" w:themeColor="background1"/>
@@ -304,18 +304,18 @@
                                       </w:pPr>
                                       <w:r>
                                         <w:rPr>
-                                          <w:rFonts w:cstheme="minorBidi"/>
+                                          <w:rFonts w:hint="default"/>
                                           <w:color w:val="FFFFFF" w:themeColor="background1"/>
                                           <w:sz w:val="28"/>
                                           <w:szCs w:val="28"/>
-                                          <w:lang w:val="pt-BR" w:eastAsia="pt-BR" w:bidi="ar-SA"/>
+                                          <w:lang w:val="pt-BR"/>
                                           <w14:textFill>
                                             <w14:solidFill>
                                               <w14:schemeClr w14:val="bg1"/>
                                             </w14:solidFill>
                                           </w14:textFill>
                                         </w:rPr>
-                                        <w:t>31/3/2026</w:t>
+                                        <w:t>4/4/2026</w:t>
                                       </w:r>
                                     </w:p>
                                   </w:sdtContent>
@@ -3419,7 +3419,7 @@
                               <w:alias w:val="Data"/>
                               <w:id w:val="-650599894"/>
                               <w:dataBinding w:prefixMappings="xmlns:ns0='http://schemas.microsoft.com/office/2006/coverPageProps' " w:xpath="/ns0:CoverPageProperties[1]/ns0:PublishDate[1]" w:storeItemID="{55AF091B-3C7A-41E3-B477-F2FDAA23CFDA}"/>
-                              <w:date w:fullDate="2026-04-01T00:00:00Z">
+                              <w:date w:fullDate="2026-04-05T00:00:00Z">
                                 <w:dateFormat w:val="d/M/yyyy"/>
                                 <w:lid w:val="pt-BR"/>
                                 <w:storeMappedDataAs w:val="datetime"/>
@@ -3441,7 +3441,7 @@
                             <w:sdtContent>
                               <w:p>
                                 <w:pPr>
-                                  <w:pStyle w:val="19"/>
+                                  <w:pStyle w:val="21"/>
                                   <w:jc w:val="right"/>
                                   <w:rPr>
                                     <w:color w:val="FFFFFF" w:themeColor="background1"/>
@@ -3456,18 +3456,18 @@
                                 </w:pPr>
                                 <w:r>
                                   <w:rPr>
-                                    <w:rFonts w:cstheme="minorBidi"/>
+                                    <w:rFonts w:hint="default"/>
                                     <w:color w:val="FFFFFF" w:themeColor="background1"/>
                                     <w:sz w:val="28"/>
                                     <w:szCs w:val="28"/>
-                                    <w:lang w:val="pt-BR" w:eastAsia="pt-BR" w:bidi="ar-SA"/>
+                                    <w:lang w:val="pt-BR"/>
                                     <w14:textFill>
                                       <w14:solidFill>
                                         <w14:schemeClr w14:val="bg1"/>
                                       </w14:solidFill>
                                     </w14:textFill>
                                   </w:rPr>
-                                  <w:t>31/3/2026</w:t>
+                                  <w:t>4/4/2026</w:t>
                                 </w:r>
                               </w:p>
                             </w:sdtContent>
@@ -3721,7 +3721,7 @@
                             <w:txbxContent>
                               <w:p>
                                 <w:pPr>
-                                  <w:pStyle w:val="19"/>
+                                  <w:pStyle w:val="21"/>
                                   <w:rPr>
                                     <w:color w:val="4472C4" w:themeColor="accent1"/>
                                     <w:sz w:val="26"/>
@@ -3781,7 +3781,7 @@
                               </w:p>
                               <w:p>
                                 <w:pPr>
-                                  <w:pStyle w:val="19"/>
+                                  <w:pStyle w:val="21"/>
                                   <w:rPr>
                                     <w:color w:val="595959" w:themeColor="text1" w:themeTint="A6"/>
                                     <w:sz w:val="20"/>
@@ -3882,7 +3882,7 @@
                       <w:txbxContent>
                         <w:p>
                           <w:pPr>
-                            <w:pStyle w:val="19"/>
+                            <w:pStyle w:val="21"/>
                             <w:rPr>
                               <w:color w:val="4472C4" w:themeColor="accent1"/>
                               <w:sz w:val="26"/>
@@ -3942,7 +3942,7 @@
                         </w:p>
                         <w:p>
                           <w:pPr>
-                            <w:pStyle w:val="19"/>
+                            <w:pStyle w:val="21"/>
                             <w:rPr>
                               <w:color w:val="595959" w:themeColor="text1" w:themeTint="A6"/>
                               <w:sz w:val="20"/>
@@ -4024,8 +4024,6 @@
           </w:r>
         </w:p>
         <w:p>
-          <w:bookmarkStart w:id="0" w:name="_GoBack"/>
-          <w:bookmarkEnd w:id="0"/>
           <w:r>
             <mc:AlternateContent>
               <mc:Choice Requires="wps">
@@ -4097,7 +4095,7 @@
                             <w:txbxContent>
                               <w:p>
                                 <w:pPr>
-                                  <w:pStyle w:val="19"/>
+                                  <w:pStyle w:val="21"/>
                                   <w:rPr>
                                     <w:rFonts w:asciiTheme="majorHAnsi" w:hAnsiTheme="majorHAnsi" w:eastAsiaTheme="majorEastAsia" w:cstheme="majorBidi"/>
                                     <w:color w:val="0070C0"/>
@@ -4222,7 +4220,7 @@
                       <w:txbxContent>
                         <w:p>
                           <w:pPr>
-                            <w:pStyle w:val="19"/>
+                            <w:pStyle w:val="21"/>
                             <w:rPr>
                               <w:rFonts w:asciiTheme="majorHAnsi" w:hAnsiTheme="majorHAnsi" w:eastAsiaTheme="majorEastAsia" w:cstheme="majorBidi"/>
                               <w:color w:val="0070C0"/>
@@ -4466,16 +4464,32 @@
     <w:p>
       <w:pPr>
         <w:pStyle w:val="2"/>
+        <w:numPr>
+          <w:ilvl w:val="0"/>
+          <w:numId w:val="0"/>
+        </w:numPr>
+        <w:ind w:left="720" w:leftChars="0"/>
+        <w:rPr>
+          <w:rFonts w:hint="default"/>
+          <w:lang w:val="pt-BR"/>
+        </w:rPr>
       </w:pPr>
       <w:r>
         <w:rPr>
           <w:rFonts w:hint="default"/>
           <w:lang w:val="pt-BR"/>
         </w:rPr>
-        <w:t>Questão</w:t>
+        <w:t>Link</w:t>
       </w:r>
     </w:p>
-    <w:p/>
+    <w:p>
+      <w:pPr>
+        <w:rPr>
+          <w:rFonts w:hint="default"/>
+          <w:lang w:val="pt-BR"/>
+        </w:rPr>
+      </w:pPr>
+    </w:p>
     <w:p>
       <w:pPr>
         <w:pStyle w:val="2"/>
@@ -4488,7 +4502,366 @@
         <w:t>Questão</w:t>
       </w:r>
     </w:p>
-    <w:p/>
+    <w:p>
+      <w:pPr>
+        <w:keepNext w:val="0"/>
+        <w:keepLines w:val="0"/>
+        <w:pageBreakBefore w:val="0"/>
+        <w:widowControl/>
+        <w:kinsoku/>
+        <w:wordWrap/>
+        <w:overflowPunct/>
+        <w:topLinePunct w:val="0"/>
+        <w:autoSpaceDE/>
+        <w:autoSpaceDN/>
+        <w:bidi w:val="0"/>
+        <w:adjustRightInd/>
+        <w:snapToGrid/>
+        <w:spacing w:before="240" w:line="260" w:lineRule="auto"/>
+        <w:textAlignment w:val="auto"/>
+        <w:rPr>
+          <w:rFonts w:hint="default"/>
+        </w:rPr>
+      </w:pPr>
+      <w:r>
+        <w:rPr>
+          <w:rFonts w:hint="default"/>
+        </w:rPr>
+        <w:t>A busca linear é um algoritmo simples que percorre o vetor inteiro até encontrar o valor ou chegar no final, então não precisa que os dados estejam organizados.</w:t>
+      </w:r>
+    </w:p>
+    <w:p>
+      <w:pPr>
+        <w:keepNext w:val="0"/>
+        <w:keepLines w:val="0"/>
+        <w:pageBreakBefore w:val="0"/>
+        <w:widowControl/>
+        <w:kinsoku/>
+        <w:wordWrap/>
+        <w:overflowPunct/>
+        <w:topLinePunct w:val="0"/>
+        <w:autoSpaceDE/>
+        <w:autoSpaceDN/>
+        <w:bidi w:val="0"/>
+        <w:adjustRightInd/>
+        <w:snapToGrid/>
+        <w:spacing w:before="240" w:line="260" w:lineRule="auto"/>
+        <w:textAlignment w:val="auto"/>
+        <w:rPr>
+          <w:rFonts w:hint="default"/>
+        </w:rPr>
+      </w:pPr>
+      <w:r>
+        <w:rPr>
+          <w:rFonts w:hint="default"/>
+          <w:lang w:val="pt-BR"/>
+        </w:rPr>
+        <w:t>Observa-se que a</w:t>
+      </w:r>
+      <w:r>
+        <w:rPr>
+          <w:rFonts w:hint="default"/>
+        </w:rPr>
+        <w:t xml:space="preserve"> busca binária é mais eficiente, mas só funciona quando o vetor está ordenado, porque ela vai dividindo o problema pela metade a cada passo. Para comparar os dois, foi colocado um contador de comparações, assim dá pra ver na prática a diferença de desempenho.</w:t>
+      </w:r>
+    </w:p>
+    <w:p>
+      <w:pPr>
+        <w:keepNext w:val="0"/>
+        <w:keepLines w:val="0"/>
+        <w:pageBreakBefore w:val="0"/>
+        <w:widowControl/>
+        <w:kinsoku/>
+        <w:wordWrap/>
+        <w:overflowPunct/>
+        <w:topLinePunct w:val="0"/>
+        <w:autoSpaceDE/>
+        <w:autoSpaceDN/>
+        <w:bidi w:val="0"/>
+        <w:adjustRightInd/>
+        <w:snapToGrid/>
+        <w:spacing w:before="240" w:line="260" w:lineRule="auto"/>
+        <w:textAlignment w:val="auto"/>
+        <w:rPr>
+          <w:rFonts w:hint="default"/>
+        </w:rPr>
+      </w:pPr>
+      <w:r>
+        <w:rPr>
+          <w:rFonts w:hint="default"/>
+        </w:rPr>
+        <w:t>No geral, a busca linear cresce proporcional ao tamanho do vetor (O(n)), enquanto a binária cresce bem mais devagar (O(log n)).</w:t>
+      </w:r>
+    </w:p>
+    <w:p>
+      <w:pPr>
+        <w:keepNext w:val="0"/>
+        <w:keepLines w:val="0"/>
+        <w:pageBreakBefore w:val="0"/>
+        <w:widowControl/>
+        <w:kinsoku/>
+        <w:wordWrap/>
+        <w:overflowPunct/>
+        <w:topLinePunct w:val="0"/>
+        <w:autoSpaceDE/>
+        <w:autoSpaceDN/>
+        <w:bidi w:val="0"/>
+        <w:adjustRightInd/>
+        <w:snapToGrid/>
+        <w:spacing w:before="240" w:line="260" w:lineRule="auto"/>
+        <w:textAlignment w:val="auto"/>
+        <w:rPr>
+          <w:rFonts w:hint="default"/>
+        </w:rPr>
+      </w:pPr>
+    </w:p>
+    <w:p>
+      <w:pPr>
+        <w:keepNext w:val="0"/>
+        <w:keepLines w:val="0"/>
+        <w:pageBreakBefore w:val="0"/>
+        <w:widowControl/>
+        <w:kinsoku/>
+        <w:wordWrap/>
+        <w:overflowPunct/>
+        <w:topLinePunct w:val="0"/>
+        <w:autoSpaceDE/>
+        <w:autoSpaceDN/>
+        <w:bidi w:val="0"/>
+        <w:adjustRightInd/>
+        <w:snapToGrid/>
+        <w:spacing w:before="240" w:line="260" w:lineRule="auto"/>
+        <w:textAlignment w:val="auto"/>
+        <w:rPr>
+          <w:rFonts w:hint="default"/>
+        </w:rPr>
+      </w:pPr>
+      <w:r>
+        <w:rPr>
+          <w:rFonts w:hint="default"/>
+        </w:rPr>
+        <w:t xml:space="preserve">Como a busca binária só funciona </w:t>
+      </w:r>
+      <w:r>
+        <w:rPr>
+          <w:rFonts w:hint="default"/>
+          <w:lang w:val="pt-BR"/>
+        </w:rPr>
+        <w:t xml:space="preserve">bem </w:t>
+      </w:r>
+      <w:r>
+        <w:rPr>
+          <w:rFonts w:hint="default"/>
+        </w:rPr>
+        <w:t>com o vetor ordenado, foi feita uma verificação antes de rodar o algoritmo.</w:t>
+      </w:r>
+    </w:p>
+    <w:p>
+      <w:pPr>
+        <w:keepNext w:val="0"/>
+        <w:keepLines w:val="0"/>
+        <w:pageBreakBefore w:val="0"/>
+        <w:widowControl/>
+        <w:kinsoku/>
+        <w:wordWrap/>
+        <w:overflowPunct/>
+        <w:topLinePunct w:val="0"/>
+        <w:autoSpaceDE/>
+        <w:autoSpaceDN/>
+        <w:bidi w:val="0"/>
+        <w:adjustRightInd/>
+        <w:snapToGrid/>
+        <w:spacing w:before="240" w:line="260" w:lineRule="auto"/>
+        <w:textAlignment w:val="auto"/>
+        <w:rPr>
+          <w:rFonts w:hint="default"/>
+        </w:rPr>
+      </w:pPr>
+      <w:r>
+        <w:rPr>
+          <w:rFonts w:hint="default"/>
+        </w:rPr>
+        <w:t>Se o vetor não estiver ordenado, ele já para na hora (falha rápida), evitando resultado errado.</w:t>
+      </w:r>
+    </w:p>
+    <w:p>
+      <w:pPr>
+        <w:keepNext w:val="0"/>
+        <w:keepLines w:val="0"/>
+        <w:pageBreakBefore w:val="0"/>
+        <w:widowControl/>
+        <w:kinsoku/>
+        <w:wordWrap/>
+        <w:overflowPunct/>
+        <w:topLinePunct w:val="0"/>
+        <w:autoSpaceDE/>
+        <w:autoSpaceDN/>
+        <w:bidi w:val="0"/>
+        <w:adjustRightInd/>
+        <w:snapToGrid/>
+        <w:spacing w:before="240" w:line="260" w:lineRule="auto"/>
+        <w:textAlignment w:val="auto"/>
+        <w:rPr>
+          <w:rFonts w:hint="default"/>
+        </w:rPr>
+      </w:pPr>
+      <w:r>
+        <w:rPr>
+          <w:rFonts w:hint="default"/>
+        </w:rPr>
+        <w:t>Essa verificação custa O(n), mas ainda assim é melhor do que ter que ordenar o vetor inteiro, que custaria O(n log n). Como a checagem é feita no vetor todo, não tem risco de erro.</w:t>
+      </w:r>
+    </w:p>
+    <w:p>
+      <w:pPr>
+        <w:keepNext w:val="0"/>
+        <w:keepLines w:val="0"/>
+        <w:pageBreakBefore w:val="0"/>
+        <w:widowControl/>
+        <w:kinsoku/>
+        <w:wordWrap/>
+        <w:overflowPunct/>
+        <w:topLinePunct w:val="0"/>
+        <w:autoSpaceDE/>
+        <w:autoSpaceDN/>
+        <w:bidi w:val="0"/>
+        <w:adjustRightInd/>
+        <w:snapToGrid/>
+        <w:spacing w:before="240" w:line="260" w:lineRule="auto"/>
+        <w:textAlignment w:val="auto"/>
+        <w:rPr>
+          <w:rFonts w:hint="default"/>
+        </w:rPr>
+      </w:pPr>
+      <w:r>
+        <w:rPr>
+          <w:rFonts w:hint="default"/>
+        </w:rPr>
+        <w:t>No final, dá pra ver que a busca binária é bem mais eficiente, desde que essa condição inicial seja atendida.</w:t>
+      </w:r>
+    </w:p>
+    <w:p>
+      <w:pPr>
+        <w:rPr>
+          <w:rFonts w:hint="default"/>
+          <w:lang w:val="pt-BR"/>
+        </w:rPr>
+      </w:pPr>
+    </w:p>
+    <w:p>
+      <w:pPr>
+        <w:spacing w:line="360" w:lineRule="auto"/>
+        <w:rPr>
+          <w:rFonts w:hint="default"/>
+          <w:b/>
+          <w:bCs/>
+          <w:lang w:val="pt-BR"/>
+        </w:rPr>
+      </w:pPr>
+      <w:r>
+        <w:rPr>
+          <w:rFonts w:hint="default"/>
+          <w:b/>
+          <w:bCs/>
+          <w:lang w:val="pt-BR"/>
+        </w:rPr>
+        <w:t>Exemplos de saidas:</w:t>
+      </w:r>
+    </w:p>
+    <w:p>
+      <w:pPr>
+        <w:rPr>
+          <w:rFonts w:hint="default"/>
+          <w:lang w:val="pt-BR"/>
+        </w:rPr>
+      </w:pPr>
+      <w:r>
+        <w:rPr>
+          <w:rFonts w:hint="default"/>
+          <w:lang w:val="pt-BR"/>
+        </w:rPr>
+        <w:drawing>
+          <wp:inline distT="0" distB="0" distL="114300" distR="114300">
+            <wp:extent cx="3128645" cy="1616075"/>
+            <wp:effectExtent l="0" t="0" r="14605" b="3175"/>
+            <wp:docPr id="33" name="Picture 33" descr="1-a1"/>
+            <wp:cNvGraphicFramePr>
+              <a:graphicFrameLocks xmlns:a="http://schemas.openxmlformats.org/drawingml/2006/main" noChangeAspect="1"/>
+            </wp:cNvGraphicFramePr>
+            <a:graphic xmlns:a="http://schemas.openxmlformats.org/drawingml/2006/main">
+              <a:graphicData uri="http://schemas.openxmlformats.org/drawingml/2006/picture">
+                <pic:pic xmlns:pic="http://schemas.openxmlformats.org/drawingml/2006/picture">
+                  <pic:nvPicPr>
+                    <pic:cNvPr id="33" name="Picture 33" descr="1-a1"/>
+                    <pic:cNvPicPr>
+                      <a:picLocks noChangeAspect="1"/>
+                    </pic:cNvPicPr>
+                  </pic:nvPicPr>
+                  <pic:blipFill>
+                    <a:blip r:embed="rId6"/>
+                    <a:stretch>
+                      <a:fillRect/>
+                    </a:stretch>
+                  </pic:blipFill>
+                  <pic:spPr>
+                    <a:xfrm>
+                      <a:off x="0" y="0"/>
+                      <a:ext cx="3128645" cy="1616075"/>
+                    </a:xfrm>
+                    <a:prstGeom prst="rect">
+                      <a:avLst/>
+                    </a:prstGeom>
+                  </pic:spPr>
+                </pic:pic>
+              </a:graphicData>
+            </a:graphic>
+          </wp:inline>
+        </w:drawing>
+      </w:r>
+      <w:r>
+        <w:rPr>
+          <w:rFonts w:hint="default"/>
+          <w:lang w:val="pt-BR"/>
+        </w:rPr>
+        <w:drawing>
+          <wp:inline distT="0" distB="0" distL="114300" distR="114300">
+            <wp:extent cx="3307715" cy="1615440"/>
+            <wp:effectExtent l="0" t="0" r="6985" b="3810"/>
+            <wp:docPr id="34" name="Picture 34" descr="1-a2"/>
+            <wp:cNvGraphicFramePr>
+              <a:graphicFrameLocks xmlns:a="http://schemas.openxmlformats.org/drawingml/2006/main" noChangeAspect="1"/>
+            </wp:cNvGraphicFramePr>
+            <a:graphic xmlns:a="http://schemas.openxmlformats.org/drawingml/2006/main">
+              <a:graphicData uri="http://schemas.openxmlformats.org/drawingml/2006/picture">
+                <pic:pic xmlns:pic="http://schemas.openxmlformats.org/drawingml/2006/picture">
+                  <pic:nvPicPr>
+                    <pic:cNvPr id="34" name="Picture 34" descr="1-a2"/>
+                    <pic:cNvPicPr>
+                      <a:picLocks noChangeAspect="1"/>
+                    </pic:cNvPicPr>
+                  </pic:nvPicPr>
+                  <pic:blipFill>
+                    <a:blip r:embed="rId7"/>
+                    <a:stretch>
+                      <a:fillRect/>
+                    </a:stretch>
+                  </pic:blipFill>
+                  <pic:spPr>
+                    <a:xfrm>
+                      <a:off x="0" y="0"/>
+                      <a:ext cx="3307715" cy="1615440"/>
+                    </a:xfrm>
+                    <a:prstGeom prst="rect">
+                      <a:avLst/>
+                    </a:prstGeom>
+                  </pic:spPr>
+                </pic:pic>
+              </a:graphicData>
+            </a:graphic>
+          </wp:inline>
+        </w:drawing>
+      </w:r>
+    </w:p>
     <w:p>
       <w:pPr>
         <w:pStyle w:val="2"/>
@@ -4501,7 +4874,331 @@
         <w:t>Questão</w:t>
       </w:r>
     </w:p>
-    <w:p/>
+    <w:p>
+      <w:pPr>
+        <w:rPr>
+          <w:rFonts w:hint="default"/>
+          <w:lang w:val="pt-BR"/>
+        </w:rPr>
+      </w:pPr>
+      <w:r>
+        <w:rPr>
+          <w:rFonts w:hint="default"/>
+          <w:b/>
+          <w:bCs/>
+          <w:color w:val="FF0000"/>
+          <w:lang w:val="pt-BR"/>
+        </w:rPr>
+        <w:t>Obs. Não fiz com 50mil e com 100mil, meu pc travava</w:t>
+      </w:r>
+    </w:p>
+    <w:p>
+      <w:pPr>
+        <w:keepNext w:val="0"/>
+        <w:keepLines w:val="0"/>
+        <w:pageBreakBefore w:val="0"/>
+        <w:widowControl/>
+        <w:kinsoku/>
+        <w:wordWrap/>
+        <w:overflowPunct/>
+        <w:topLinePunct w:val="0"/>
+        <w:autoSpaceDE/>
+        <w:autoSpaceDN/>
+        <w:bidi w:val="0"/>
+        <w:adjustRightInd/>
+        <w:snapToGrid/>
+        <w:spacing w:before="240" w:line="260" w:lineRule="auto"/>
+        <w:textAlignment w:val="auto"/>
+        <w:rPr>
+          <w:rFonts w:hint="default"/>
+        </w:rPr>
+      </w:pPr>
+      <w:r>
+        <w:rPr>
+          <w:rFonts w:hint="default"/>
+        </w:rPr>
+        <w:t>Os algoritmos Bubble Sort e Selection Sort apresentaram comportamento O(n²) em todos os casos, com grande número de comparações independentemente do tipo de vetor, confirmando sua ineficiência para grandes volumes.</w:t>
+      </w:r>
+    </w:p>
+    <w:p>
+      <w:pPr>
+        <w:keepNext w:val="0"/>
+        <w:keepLines w:val="0"/>
+        <w:pageBreakBefore w:val="0"/>
+        <w:widowControl/>
+        <w:kinsoku/>
+        <w:wordWrap/>
+        <w:overflowPunct/>
+        <w:topLinePunct w:val="0"/>
+        <w:autoSpaceDE/>
+        <w:autoSpaceDN/>
+        <w:bidi w:val="0"/>
+        <w:adjustRightInd/>
+        <w:snapToGrid/>
+        <w:spacing w:before="240" w:line="260" w:lineRule="auto"/>
+        <w:textAlignment w:val="auto"/>
+        <w:rPr>
+          <w:rFonts w:hint="default"/>
+        </w:rPr>
+      </w:pPr>
+      <w:r>
+        <w:rPr>
+          <w:rFonts w:hint="default"/>
+        </w:rPr>
+        <w:t>O Insertion Sort teve desempenho O(n) para vetores ordenados e quase ordenados, com poucas comparações e cópias, mas apresentou O(n²) nos casos reverso e aleatório.</w:t>
+      </w:r>
+    </w:p>
+    <w:p>
+      <w:pPr>
+        <w:keepNext w:val="0"/>
+        <w:keepLines w:val="0"/>
+        <w:pageBreakBefore w:val="0"/>
+        <w:widowControl/>
+        <w:kinsoku/>
+        <w:wordWrap/>
+        <w:overflowPunct/>
+        <w:topLinePunct w:val="0"/>
+        <w:autoSpaceDE/>
+        <w:autoSpaceDN/>
+        <w:bidi w:val="0"/>
+        <w:adjustRightInd/>
+        <w:snapToGrid/>
+        <w:spacing w:before="240" w:line="260" w:lineRule="auto"/>
+        <w:textAlignment w:val="auto"/>
+        <w:rPr>
+          <w:rFonts w:hint="default"/>
+        </w:rPr>
+      </w:pPr>
+      <w:r>
+        <w:rPr>
+          <w:rFonts w:hint="default"/>
+        </w:rPr>
+        <w:t>A BST apresentou pior caso O(n²) para vetores ordenados e reversos, devido ao desbalanceamento da árvore, resultando em muitas comparações.</w:t>
+      </w:r>
+    </w:p>
+    <w:p>
+      <w:pPr>
+        <w:keepNext w:val="0"/>
+        <w:keepLines w:val="0"/>
+        <w:pageBreakBefore w:val="0"/>
+        <w:widowControl/>
+        <w:kinsoku/>
+        <w:wordWrap/>
+        <w:overflowPunct/>
+        <w:topLinePunct w:val="0"/>
+        <w:autoSpaceDE/>
+        <w:autoSpaceDN/>
+        <w:bidi w:val="0"/>
+        <w:adjustRightInd/>
+        <w:snapToGrid/>
+        <w:spacing w:before="240" w:line="260" w:lineRule="auto"/>
+        <w:textAlignment w:val="auto"/>
+        <w:rPr>
+          <w:rFonts w:hint="default"/>
+        </w:rPr>
+      </w:pPr>
+      <w:r>
+        <w:rPr>
+          <w:rFonts w:hint="default"/>
+        </w:rPr>
+        <w:t>Para vetores quase ordenados e aleatórios, a BST teve desempenho próximo de O(n log n), com número bem menor de comparações em relação aos demais algoritmos.</w:t>
+      </w:r>
+    </w:p>
+    <w:p>
+      <w:pPr>
+        <w:keepNext w:val="0"/>
+        <w:keepLines w:val="0"/>
+        <w:pageBreakBefore w:val="0"/>
+        <w:widowControl/>
+        <w:kinsoku/>
+        <w:wordWrap/>
+        <w:overflowPunct/>
+        <w:topLinePunct w:val="0"/>
+        <w:autoSpaceDE/>
+        <w:autoSpaceDN/>
+        <w:bidi w:val="0"/>
+        <w:adjustRightInd/>
+        <w:snapToGrid/>
+        <w:spacing w:before="240" w:line="260" w:lineRule="auto"/>
+        <w:textAlignment w:val="auto"/>
+        <w:rPr>
+          <w:rFonts w:hint="default"/>
+        </w:rPr>
+      </w:pPr>
+      <w:r>
+        <w:rPr>
+          <w:rFonts w:hint="default"/>
+        </w:rPr>
+        <w:t>Assim, observa-se que algoritmos simples são sensíveis à ordem dos dados, enquanto a BST pode ser eficiente, mas depende da estrutura da árvore.</w:t>
+      </w:r>
+    </w:p>
+    <w:p>
+      <w:pPr>
+        <w:rPr>
+          <w:rFonts w:hint="default"/>
+        </w:rPr>
+      </w:pPr>
+    </w:p>
+    <w:p>
+      <w:pPr>
+        <w:rPr>
+          <w:rFonts w:hint="default"/>
+          <w:lang w:val="pt-BR"/>
+        </w:rPr>
+      </w:pPr>
+      <w:r>
+        <w:rPr>
+          <w:rFonts w:hint="default"/>
+          <w:lang w:val="pt-BR"/>
+        </w:rPr>
+        <w:drawing>
+          <wp:inline distT="0" distB="0" distL="114300" distR="114300">
+            <wp:extent cx="3086100" cy="3819525"/>
+            <wp:effectExtent l="0" t="0" r="0" b="9525"/>
+            <wp:docPr id="36" name="Picture 36" descr="AT 2-a mil"/>
+            <wp:cNvGraphicFramePr>
+              <a:graphicFrameLocks xmlns:a="http://schemas.openxmlformats.org/drawingml/2006/main" noChangeAspect="1"/>
+            </wp:cNvGraphicFramePr>
+            <a:graphic xmlns:a="http://schemas.openxmlformats.org/drawingml/2006/main">
+              <a:graphicData uri="http://schemas.openxmlformats.org/drawingml/2006/picture">
+                <pic:pic xmlns:pic="http://schemas.openxmlformats.org/drawingml/2006/picture">
+                  <pic:nvPicPr>
+                    <pic:cNvPr id="36" name="Picture 36" descr="AT 2-a mil"/>
+                    <pic:cNvPicPr>
+                      <a:picLocks noChangeAspect="1"/>
+                    </pic:cNvPicPr>
+                  </pic:nvPicPr>
+                  <pic:blipFill>
+                    <a:blip r:embed="rId8"/>
+                    <a:stretch>
+                      <a:fillRect/>
+                    </a:stretch>
+                  </pic:blipFill>
+                  <pic:spPr>
+                    <a:xfrm>
+                      <a:off x="0" y="0"/>
+                      <a:ext cx="3086100" cy="3819525"/>
+                    </a:xfrm>
+                    <a:prstGeom prst="rect">
+                      <a:avLst/>
+                    </a:prstGeom>
+                  </pic:spPr>
+                </pic:pic>
+              </a:graphicData>
+            </a:graphic>
+          </wp:inline>
+        </w:drawing>
+      </w:r>
+      <w:r>
+        <w:rPr>
+          <w:rFonts w:hint="default"/>
+          <w:lang w:val="pt-BR"/>
+        </w:rPr>
+        <w:t xml:space="preserve">  </w:t>
+      </w:r>
+      <w:r>
+        <w:rPr>
+          <w:rFonts w:hint="default"/>
+          <w:lang w:val="pt-BR"/>
+        </w:rPr>
+        <w:drawing>
+          <wp:inline distT="0" distB="0" distL="114300" distR="114300">
+            <wp:extent cx="3039110" cy="3507740"/>
+            <wp:effectExtent l="0" t="0" r="8890" b="16510"/>
+            <wp:docPr id="37" name="Picture 37" descr="AT 2-b 10 mil"/>
+            <wp:cNvGraphicFramePr>
+              <a:graphicFrameLocks xmlns:a="http://schemas.openxmlformats.org/drawingml/2006/main" noChangeAspect="1"/>
+            </wp:cNvGraphicFramePr>
+            <a:graphic xmlns:a="http://schemas.openxmlformats.org/drawingml/2006/main">
+              <a:graphicData uri="http://schemas.openxmlformats.org/drawingml/2006/picture">
+                <pic:pic xmlns:pic="http://schemas.openxmlformats.org/drawingml/2006/picture">
+                  <pic:nvPicPr>
+                    <pic:cNvPr id="37" name="Picture 37" descr="AT 2-b 10 mil"/>
+                    <pic:cNvPicPr>
+                      <a:picLocks noChangeAspect="1"/>
+                    </pic:cNvPicPr>
+                  </pic:nvPicPr>
+                  <pic:blipFill>
+                    <a:blip r:embed="rId9"/>
+                    <a:stretch>
+                      <a:fillRect/>
+                    </a:stretch>
+                  </pic:blipFill>
+                  <pic:spPr>
+                    <a:xfrm>
+                      <a:off x="0" y="0"/>
+                      <a:ext cx="3039110" cy="3507740"/>
+                    </a:xfrm>
+                    <a:prstGeom prst="rect">
+                      <a:avLst/>
+                    </a:prstGeom>
+                  </pic:spPr>
+                </pic:pic>
+              </a:graphicData>
+            </a:graphic>
+          </wp:inline>
+        </w:drawing>
+      </w:r>
+    </w:p>
+    <w:p>
+      <w:pPr>
+        <w:rPr>
+          <w:rFonts w:hint="default"/>
+          <w:lang w:val="pt-BR"/>
+        </w:rPr>
+      </w:pPr>
+    </w:p>
+    <w:p>
+      <w:pPr>
+        <w:rPr>
+          <w:rFonts w:hint="default"/>
+          <w:lang w:val="pt-BR"/>
+        </w:rPr>
+      </w:pPr>
+      <w:r>
+        <w:rPr>
+          <w:rFonts w:hint="default"/>
+          <w:lang w:val="pt-BR"/>
+        </w:rPr>
+        <w:drawing>
+          <wp:inline distT="0" distB="0" distL="114300" distR="114300">
+            <wp:extent cx="3400425" cy="3752850"/>
+            <wp:effectExtent l="0" t="0" r="9525" b="0"/>
+            <wp:docPr id="38" name="Picture 38" descr="AT 2-c 25mil"/>
+            <wp:cNvGraphicFramePr>
+              <a:graphicFrameLocks xmlns:a="http://schemas.openxmlformats.org/drawingml/2006/main" noChangeAspect="1"/>
+            </wp:cNvGraphicFramePr>
+            <a:graphic xmlns:a="http://schemas.openxmlformats.org/drawingml/2006/main">
+              <a:graphicData uri="http://schemas.openxmlformats.org/drawingml/2006/picture">
+                <pic:pic xmlns:pic="http://schemas.openxmlformats.org/drawingml/2006/picture">
+                  <pic:nvPicPr>
+                    <pic:cNvPr id="38" name="Picture 38" descr="AT 2-c 25mil"/>
+                    <pic:cNvPicPr>
+                      <a:picLocks noChangeAspect="1"/>
+                    </pic:cNvPicPr>
+                  </pic:nvPicPr>
+                  <pic:blipFill>
+                    <a:blip r:embed="rId10"/>
+                    <a:stretch>
+                      <a:fillRect/>
+                    </a:stretch>
+                  </pic:blipFill>
+                  <pic:spPr>
+                    <a:xfrm>
+                      <a:off x="0" y="0"/>
+                      <a:ext cx="3400425" cy="3752850"/>
+                    </a:xfrm>
+                    <a:prstGeom prst="rect">
+                      <a:avLst/>
+                    </a:prstGeom>
+                  </pic:spPr>
+                </pic:pic>
+              </a:graphicData>
+            </a:graphic>
+          </wp:inline>
+        </w:drawing>
+      </w:r>
+    </w:p>
     <w:p>
       <w:pPr>
         <w:pStyle w:val="2"/>
@@ -4514,7 +5211,2171 @@
         <w:t>Questão</w:t>
       </w:r>
     </w:p>
+    <w:p>
+      <w:pPr>
+        <w:keepNext w:val="0"/>
+        <w:keepLines w:val="0"/>
+        <w:pageBreakBefore w:val="0"/>
+        <w:widowControl/>
+        <w:kinsoku/>
+        <w:wordWrap/>
+        <w:overflowPunct/>
+        <w:topLinePunct w:val="0"/>
+        <w:autoSpaceDE/>
+        <w:autoSpaceDN/>
+        <w:bidi w:val="0"/>
+        <w:adjustRightInd/>
+        <w:snapToGrid/>
+        <w:spacing w:after="240" w:line="260" w:lineRule="auto"/>
+        <w:textAlignment w:val="auto"/>
+        <w:rPr>
+          <w:rFonts w:hint="default"/>
+        </w:rPr>
+      </w:pPr>
+      <w:r>
+        <w:rPr>
+          <w:rFonts w:hint="default"/>
+        </w:rPr>
+        <w:t>O tempo total aumenta quando o array cresce, mas não é totalmente linear por causa da ordenação da versão A.</w:t>
+      </w:r>
+    </w:p>
+    <w:p>
+      <w:pPr>
+        <w:keepNext w:val="0"/>
+        <w:keepLines w:val="0"/>
+        <w:pageBreakBefore w:val="0"/>
+        <w:widowControl/>
+        <w:kinsoku/>
+        <w:wordWrap/>
+        <w:overflowPunct/>
+        <w:topLinePunct w:val="0"/>
+        <w:autoSpaceDE/>
+        <w:autoSpaceDN/>
+        <w:bidi w:val="0"/>
+        <w:adjustRightInd/>
+        <w:snapToGrid/>
+        <w:spacing w:after="240" w:line="260" w:lineRule="auto"/>
+        <w:textAlignment w:val="auto"/>
+        <w:rPr>
+          <w:rFonts w:hint="default"/>
+        </w:rPr>
+      </w:pPr>
+      <w:r>
+        <w:rPr>
+          <w:rFonts w:hint="default"/>
+        </w:rPr>
+        <w:t>Tirar os duplicados foi rápido, cresce mais ou menos O(n), mesmo com array grande.</w:t>
+      </w:r>
+    </w:p>
+    <w:p>
+      <w:pPr>
+        <w:keepNext w:val="0"/>
+        <w:keepLines w:val="0"/>
+        <w:pageBreakBefore w:val="0"/>
+        <w:widowControl/>
+        <w:kinsoku/>
+        <w:wordWrap/>
+        <w:overflowPunct/>
+        <w:topLinePunct w:val="0"/>
+        <w:autoSpaceDE/>
+        <w:autoSpaceDN/>
+        <w:bidi w:val="0"/>
+        <w:adjustRightInd/>
+        <w:snapToGrid/>
+        <w:spacing w:after="240" w:line="260" w:lineRule="auto"/>
+        <w:textAlignment w:val="auto"/>
+        <w:rPr>
+          <w:rFonts w:hint="default"/>
+        </w:rPr>
+      </w:pPr>
+      <w:r>
+        <w:rPr>
+          <w:rFonts w:hint="default"/>
+        </w:rPr>
+        <w:t>A versão A (ordenar tudo) demora mais, tipo O(</w:t>
+      </w:r>
+      <w:r>
+        <w:rPr>
+          <w:rFonts w:hint="default"/>
+          <w:lang w:val="pt-BR"/>
+        </w:rPr>
+        <w:t>n</w:t>
+      </w:r>
+      <w:r>
+        <w:rPr>
+          <w:rFonts w:hint="default"/>
+        </w:rPr>
+        <w:t xml:space="preserve"> log</w:t>
+      </w:r>
+      <w:r>
+        <w:rPr>
+          <w:rFonts w:hint="default"/>
+          <w:lang w:val="pt-BR"/>
+        </w:rPr>
+        <w:t xml:space="preserve"> n</w:t>
+      </w:r>
+      <w:r>
+        <w:rPr>
+          <w:rFonts w:hint="default"/>
+        </w:rPr>
+        <w:t>), fica lento quando o array sem duplicados é grande.</w:t>
+      </w:r>
+    </w:p>
+    <w:p>
+      <w:pPr>
+        <w:keepNext w:val="0"/>
+        <w:keepLines w:val="0"/>
+        <w:pageBreakBefore w:val="0"/>
+        <w:widowControl/>
+        <w:kinsoku/>
+        <w:wordWrap/>
+        <w:overflowPunct/>
+        <w:topLinePunct w:val="0"/>
+        <w:autoSpaceDE/>
+        <w:autoSpaceDN/>
+        <w:bidi w:val="0"/>
+        <w:adjustRightInd/>
+        <w:snapToGrid/>
+        <w:spacing w:after="240" w:line="260" w:lineRule="auto"/>
+        <w:textAlignment w:val="auto"/>
+        <w:rPr>
+          <w:rFonts w:hint="default"/>
+        </w:rPr>
+      </w:pPr>
+      <w:r>
+        <w:rPr>
+          <w:rFonts w:hint="default"/>
+        </w:rPr>
+        <w:t>A versão B (QuickSelect) é bem mais rápida, cresce quase linear O(</w:t>
+      </w:r>
+      <w:r>
+        <w:rPr>
+          <w:rFonts w:hint="default"/>
+          <w:lang w:val="pt-BR"/>
+        </w:rPr>
+        <w:t>n</w:t>
+      </w:r>
+      <w:r>
+        <w:rPr>
+          <w:rFonts w:hint="default"/>
+        </w:rPr>
+        <w:t>), mesmo nos maiores arrays.</w:t>
+      </w:r>
+    </w:p>
+    <w:p>
+      <w:pPr>
+        <w:keepNext w:val="0"/>
+        <w:keepLines w:val="0"/>
+        <w:pageBreakBefore w:val="0"/>
+        <w:widowControl/>
+        <w:kinsoku/>
+        <w:wordWrap/>
+        <w:overflowPunct/>
+        <w:topLinePunct w:val="0"/>
+        <w:autoSpaceDE/>
+        <w:autoSpaceDN/>
+        <w:bidi w:val="0"/>
+        <w:adjustRightInd/>
+        <w:snapToGrid/>
+        <w:spacing w:after="240" w:line="260" w:lineRule="auto"/>
+        <w:textAlignment w:val="auto"/>
+        <w:rPr>
+          <w:rFonts w:hint="default"/>
+        </w:rPr>
+      </w:pPr>
+      <w:r>
+        <w:rPr>
+          <w:rFonts w:hint="default"/>
+        </w:rPr>
+        <w:t>Comparando os dois, QuickSelect ganha fácil, principalmente quando k é bem menor que n.</w:t>
+      </w:r>
+    </w:p>
+    <w:p>
+      <w:pPr>
+        <w:keepNext w:val="0"/>
+        <w:keepLines w:val="0"/>
+        <w:pageBreakBefore w:val="0"/>
+        <w:widowControl/>
+        <w:kinsoku/>
+        <w:wordWrap/>
+        <w:overflowPunct/>
+        <w:topLinePunct w:val="0"/>
+        <w:autoSpaceDE/>
+        <w:autoSpaceDN/>
+        <w:bidi w:val="0"/>
+        <w:adjustRightInd/>
+        <w:snapToGrid/>
+        <w:spacing w:after="240" w:line="260" w:lineRule="auto"/>
+        <w:textAlignment w:val="auto"/>
+        <w:rPr>
+          <w:rFonts w:hint="default"/>
+        </w:rPr>
+      </w:pPr>
+      <w:r>
+        <w:rPr>
+          <w:rFonts w:hint="default"/>
+        </w:rPr>
+        <w:t>A diferença de tempo fica maior quanto maior é o array sem duplicados.</w:t>
+      </w:r>
+    </w:p>
+    <w:p>
+      <w:pPr>
+        <w:keepNext w:val="0"/>
+        <w:keepLines w:val="0"/>
+        <w:pageBreakBefore w:val="0"/>
+        <w:widowControl/>
+        <w:kinsoku/>
+        <w:wordWrap/>
+        <w:overflowPunct/>
+        <w:topLinePunct w:val="0"/>
+        <w:autoSpaceDE/>
+        <w:autoSpaceDN/>
+        <w:bidi w:val="0"/>
+        <w:adjustRightInd/>
+        <w:snapToGrid/>
+        <w:spacing w:after="240" w:line="260" w:lineRule="auto"/>
+        <w:textAlignment w:val="auto"/>
+        <w:rPr>
+          <w:rFonts w:hint="default"/>
+        </w:rPr>
+      </w:pPr>
+      <w:r>
+        <w:rPr>
+          <w:rFonts w:hint="default"/>
+        </w:rPr>
+        <w:t>Sort completo só vale a pena se você precisa de todos os elementos ordenados.</w:t>
+      </w:r>
+    </w:p>
+    <w:p>
+      <w:pPr>
+        <w:keepNext w:val="0"/>
+        <w:keepLines w:val="0"/>
+        <w:pageBreakBefore w:val="0"/>
+        <w:widowControl/>
+        <w:kinsoku/>
+        <w:wordWrap/>
+        <w:overflowPunct/>
+        <w:topLinePunct w:val="0"/>
+        <w:autoSpaceDE/>
+        <w:autoSpaceDN/>
+        <w:bidi w:val="0"/>
+        <w:adjustRightInd/>
+        <w:snapToGrid/>
+        <w:spacing w:after="240" w:line="260" w:lineRule="auto"/>
+        <w:textAlignment w:val="auto"/>
+      </w:pPr>
+      <w:r>
+        <w:rPr>
+          <w:rFonts w:hint="default"/>
+        </w:rPr>
+        <w:t>No fim, QuickSelect é mais eficiente e ainda acerta os k menores sem erro.</w:t>
+      </w:r>
+    </w:p>
+    <w:p>
+      <w:pPr>
+        <w:rPr>
+          <w:rFonts w:hint="default"/>
+          <w:lang w:val="pt-BR"/>
+        </w:rPr>
+      </w:pPr>
+    </w:p>
+    <w:tbl>
+      <w:tblPr>
+        <w:tblStyle w:val="6"/>
+        <w:tblW w:w="9630" w:type="dxa"/>
+        <w:tblInd w:w="93" w:type="dxa"/>
+        <w:tblBorders>
+          <w:top w:val="none" w:color="auto" w:sz="0" w:space="0"/>
+          <w:left w:val="none" w:color="auto" w:sz="0" w:space="0"/>
+          <w:bottom w:val="none" w:color="auto" w:sz="0" w:space="0"/>
+          <w:right w:val="none" w:color="auto" w:sz="0" w:space="0"/>
+          <w:insideH w:val="none" w:color="auto" w:sz="0" w:space="0"/>
+          <w:insideV w:val="none" w:color="auto" w:sz="0" w:space="0"/>
+        </w:tblBorders>
+        <w:shd w:val="clear" w:color="auto" w:fill="auto"/>
+        <w:tblLayout w:type="autofit"/>
+        <w:tblCellMar>
+          <w:top w:w="0" w:type="dxa"/>
+          <w:left w:w="108" w:type="dxa"/>
+          <w:bottom w:w="0" w:type="dxa"/>
+          <w:right w:w="108" w:type="dxa"/>
+        </w:tblCellMar>
+      </w:tblPr>
+      <w:tblGrid>
+        <w:gridCol w:w="1680"/>
+        <w:gridCol w:w="1365"/>
+        <w:gridCol w:w="2265"/>
+        <w:gridCol w:w="1065"/>
+        <w:gridCol w:w="1770"/>
+        <w:gridCol w:w="1485"/>
+      </w:tblGrid>
+      <w:tr>
+        <w:tblPrEx>
+          <w:tblBorders>
+            <w:top w:val="none" w:color="auto" w:sz="0" w:space="0"/>
+            <w:left w:val="none" w:color="auto" w:sz="0" w:space="0"/>
+            <w:bottom w:val="none" w:color="auto" w:sz="0" w:space="0"/>
+            <w:right w:val="none" w:color="auto" w:sz="0" w:space="0"/>
+            <w:insideH w:val="none" w:color="auto" w:sz="0" w:space="0"/>
+            <w:insideV w:val="none" w:color="auto" w:sz="0" w:space="0"/>
+          </w:tblBorders>
+          <w:shd w:val="clear" w:color="auto" w:fill="auto"/>
+          <w:tblCellMar>
+            <w:top w:w="0" w:type="dxa"/>
+            <w:left w:w="108" w:type="dxa"/>
+            <w:bottom w:w="0" w:type="dxa"/>
+            <w:right w:w="108" w:type="dxa"/>
+          </w:tblCellMar>
+        </w:tblPrEx>
+        <w:trPr>
+          <w:trHeight w:val="615" w:hRule="atLeast"/>
+        </w:trPr>
+        <w:tc>
+          <w:tcPr>
+            <w:tcW w:w="1680" w:type="dxa"/>
+            <w:tcBorders>
+              <w:top w:val="single" w:color="000000" w:sz="8" w:space="0"/>
+              <w:left w:val="single" w:color="000000" w:sz="8" w:space="0"/>
+              <w:bottom w:val="single" w:color="000000" w:sz="8" w:space="0"/>
+              <w:right w:val="single" w:color="000000" w:sz="4" w:space="0"/>
+            </w:tcBorders>
+            <w:shd w:val="clear" w:color="auto" w:fill="auto"/>
+            <w:vAlign w:val="center"/>
+          </w:tcPr>
+          <w:p>
+            <w:pPr>
+              <w:keepNext w:val="0"/>
+              <w:keepLines w:val="0"/>
+              <w:widowControl/>
+              <w:suppressLineNumbers w:val="0"/>
+              <w:jc w:val="center"/>
+              <w:textAlignment w:val="center"/>
+              <w:rPr>
+                <w:rFonts w:ascii="Calibri" w:hAnsi="Calibri" w:cs="Calibri"/>
+                <w:b/>
+                <w:bCs/>
+                <w:i w:val="0"/>
+                <w:iCs w:val="0"/>
+                <w:color w:val="000000"/>
+                <w:sz w:val="22"/>
+                <w:szCs w:val="22"/>
+                <w:u w:val="none"/>
+              </w:rPr>
+            </w:pPr>
+            <w:r>
+              <w:rPr>
+                <w:rFonts w:hint="default" w:ascii="Calibri" w:hAnsi="Calibri" w:eastAsia="SimSun" w:cs="Calibri"/>
+                <w:b/>
+                <w:bCs/>
+                <w:i w:val="0"/>
+                <w:iCs w:val="0"/>
+                <w:color w:val="000000"/>
+                <w:kern w:val="0"/>
+                <w:sz w:val="22"/>
+                <w:szCs w:val="22"/>
+                <w:u w:val="none"/>
+                <w:lang w:val="en-US" w:eastAsia="zh-CN" w:bidi="ar"/>
+              </w:rPr>
+              <w:t>Tamanho original</w:t>
+            </w:r>
+          </w:p>
+        </w:tc>
+        <w:tc>
+          <w:tcPr>
+            <w:tcW w:w="1365" w:type="dxa"/>
+            <w:tcBorders>
+              <w:top w:val="single" w:color="000000" w:sz="8" w:space="0"/>
+              <w:left w:val="single" w:color="000000" w:sz="4" w:space="0"/>
+              <w:bottom w:val="single" w:color="000000" w:sz="8" w:space="0"/>
+              <w:right w:val="single" w:color="000000" w:sz="4" w:space="0"/>
+            </w:tcBorders>
+            <w:shd w:val="clear" w:color="auto" w:fill="auto"/>
+            <w:vAlign w:val="center"/>
+          </w:tcPr>
+          <w:p>
+            <w:pPr>
+              <w:keepNext w:val="0"/>
+              <w:keepLines w:val="0"/>
+              <w:widowControl/>
+              <w:suppressLineNumbers w:val="0"/>
+              <w:jc w:val="center"/>
+              <w:textAlignment w:val="center"/>
+              <w:rPr>
+                <w:rFonts w:hint="default" w:ascii="Calibri" w:hAnsi="Calibri" w:cs="Calibri"/>
+                <w:b/>
+                <w:bCs/>
+                <w:i w:val="0"/>
+                <w:iCs w:val="0"/>
+                <w:color w:val="000000"/>
+                <w:sz w:val="22"/>
+                <w:szCs w:val="22"/>
+                <w:u w:val="none"/>
+              </w:rPr>
+            </w:pPr>
+            <w:r>
+              <w:rPr>
+                <w:rFonts w:hint="default" w:ascii="Calibri" w:hAnsi="Calibri" w:eastAsia="SimSun" w:cs="Calibri"/>
+                <w:b/>
+                <w:bCs/>
+                <w:i w:val="0"/>
+                <w:iCs w:val="0"/>
+                <w:color w:val="000000"/>
+                <w:kern w:val="0"/>
+                <w:sz w:val="22"/>
+                <w:szCs w:val="22"/>
+                <w:u w:val="none"/>
+                <w:lang w:val="en-US" w:eastAsia="zh-CN" w:bidi="ar"/>
+              </w:rPr>
+              <w:t>Tamanho sem duplicados</w:t>
+            </w:r>
+          </w:p>
+        </w:tc>
+        <w:tc>
+          <w:tcPr>
+            <w:tcW w:w="2265" w:type="dxa"/>
+            <w:tcBorders>
+              <w:top w:val="single" w:color="000000" w:sz="8" w:space="0"/>
+              <w:left w:val="single" w:color="000000" w:sz="4" w:space="0"/>
+              <w:bottom w:val="single" w:color="000000" w:sz="8" w:space="0"/>
+              <w:right w:val="single" w:color="000000" w:sz="4" w:space="0"/>
+            </w:tcBorders>
+            <w:shd w:val="clear" w:color="auto" w:fill="auto"/>
+            <w:vAlign w:val="center"/>
+          </w:tcPr>
+          <w:p>
+            <w:pPr>
+              <w:keepNext w:val="0"/>
+              <w:keepLines w:val="0"/>
+              <w:widowControl/>
+              <w:suppressLineNumbers w:val="0"/>
+              <w:jc w:val="center"/>
+              <w:textAlignment w:val="center"/>
+              <w:rPr>
+                <w:rFonts w:hint="default" w:ascii="Calibri" w:hAnsi="Calibri" w:cs="Calibri"/>
+                <w:b/>
+                <w:bCs/>
+                <w:i w:val="0"/>
+                <w:iCs w:val="0"/>
+                <w:color w:val="000000"/>
+                <w:sz w:val="22"/>
+                <w:szCs w:val="22"/>
+                <w:u w:val="none"/>
+              </w:rPr>
+            </w:pPr>
+            <w:r>
+              <w:rPr>
+                <w:rFonts w:hint="default" w:ascii="Calibri" w:hAnsi="Calibri" w:eastAsia="SimSun" w:cs="Calibri"/>
+                <w:b/>
+                <w:bCs/>
+                <w:i w:val="0"/>
+                <w:iCs w:val="0"/>
+                <w:color w:val="000000"/>
+                <w:kern w:val="0"/>
+                <w:sz w:val="22"/>
+                <w:szCs w:val="22"/>
+                <w:u w:val="none"/>
+                <w:lang w:val="en-US" w:eastAsia="zh-CN" w:bidi="ar"/>
+              </w:rPr>
+              <w:t>Remoção duplicados (s)</w:t>
+            </w:r>
+          </w:p>
+        </w:tc>
+        <w:tc>
+          <w:tcPr>
+            <w:tcW w:w="1065" w:type="dxa"/>
+            <w:tcBorders>
+              <w:top w:val="single" w:color="000000" w:sz="8" w:space="0"/>
+              <w:left w:val="single" w:color="000000" w:sz="4" w:space="0"/>
+              <w:bottom w:val="single" w:color="000000" w:sz="8" w:space="0"/>
+              <w:right w:val="single" w:color="000000" w:sz="4" w:space="0"/>
+            </w:tcBorders>
+            <w:shd w:val="clear" w:color="auto" w:fill="auto"/>
+            <w:vAlign w:val="center"/>
+          </w:tcPr>
+          <w:p>
+            <w:pPr>
+              <w:keepNext w:val="0"/>
+              <w:keepLines w:val="0"/>
+              <w:widowControl/>
+              <w:suppressLineNumbers w:val="0"/>
+              <w:jc w:val="center"/>
+              <w:textAlignment w:val="center"/>
+              <w:rPr>
+                <w:rFonts w:hint="default" w:ascii="Calibri" w:hAnsi="Calibri" w:cs="Calibri"/>
+                <w:b/>
+                <w:bCs/>
+                <w:i w:val="0"/>
+                <w:iCs w:val="0"/>
+                <w:color w:val="000000"/>
+                <w:sz w:val="22"/>
+                <w:szCs w:val="22"/>
+                <w:u w:val="none"/>
+              </w:rPr>
+            </w:pPr>
+            <w:r>
+              <w:rPr>
+                <w:rFonts w:hint="default" w:ascii="Calibri" w:hAnsi="Calibri" w:eastAsia="SimSun" w:cs="Calibri"/>
+                <w:b/>
+                <w:bCs/>
+                <w:i w:val="0"/>
+                <w:iCs w:val="0"/>
+                <w:color w:val="000000"/>
+                <w:kern w:val="0"/>
+                <w:sz w:val="22"/>
+                <w:szCs w:val="22"/>
+                <w:u w:val="none"/>
+                <w:lang w:val="en-US" w:eastAsia="zh-CN" w:bidi="ar"/>
+              </w:rPr>
+              <w:t>Sort (A) (s)</w:t>
+            </w:r>
+          </w:p>
+        </w:tc>
+        <w:tc>
+          <w:tcPr>
+            <w:tcW w:w="1770" w:type="dxa"/>
+            <w:tcBorders>
+              <w:top w:val="single" w:color="000000" w:sz="8" w:space="0"/>
+              <w:left w:val="single" w:color="000000" w:sz="4" w:space="0"/>
+              <w:bottom w:val="single" w:color="000000" w:sz="8" w:space="0"/>
+              <w:right w:val="single" w:color="000000" w:sz="4" w:space="0"/>
+            </w:tcBorders>
+            <w:shd w:val="clear" w:color="auto" w:fill="auto"/>
+            <w:vAlign w:val="center"/>
+          </w:tcPr>
+          <w:p>
+            <w:pPr>
+              <w:keepNext w:val="0"/>
+              <w:keepLines w:val="0"/>
+              <w:widowControl/>
+              <w:suppressLineNumbers w:val="0"/>
+              <w:jc w:val="center"/>
+              <w:textAlignment w:val="center"/>
+              <w:rPr>
+                <w:rFonts w:hint="default" w:ascii="Calibri" w:hAnsi="Calibri" w:cs="Calibri"/>
+                <w:b/>
+                <w:bCs/>
+                <w:i w:val="0"/>
+                <w:iCs w:val="0"/>
+                <w:color w:val="000000"/>
+                <w:sz w:val="22"/>
+                <w:szCs w:val="22"/>
+                <w:u w:val="none"/>
+              </w:rPr>
+            </w:pPr>
+            <w:r>
+              <w:rPr>
+                <w:rFonts w:hint="default" w:ascii="Calibri" w:hAnsi="Calibri" w:eastAsia="SimSun" w:cs="Calibri"/>
+                <w:b/>
+                <w:bCs/>
+                <w:i w:val="0"/>
+                <w:iCs w:val="0"/>
+                <w:color w:val="000000"/>
+                <w:kern w:val="0"/>
+                <w:sz w:val="22"/>
+                <w:szCs w:val="22"/>
+                <w:u w:val="none"/>
+                <w:lang w:val="en-US" w:eastAsia="zh-CN" w:bidi="ar"/>
+              </w:rPr>
+              <w:t>QuickSelect (B) (s)</w:t>
+            </w:r>
+          </w:p>
+        </w:tc>
+        <w:tc>
+          <w:tcPr>
+            <w:tcW w:w="1485" w:type="dxa"/>
+            <w:tcBorders>
+              <w:top w:val="single" w:color="000000" w:sz="8" w:space="0"/>
+              <w:left w:val="single" w:color="000000" w:sz="4" w:space="0"/>
+              <w:bottom w:val="single" w:color="000000" w:sz="8" w:space="0"/>
+              <w:right w:val="single" w:color="000000" w:sz="8" w:space="0"/>
+            </w:tcBorders>
+            <w:shd w:val="clear" w:color="auto" w:fill="auto"/>
+            <w:vAlign w:val="center"/>
+          </w:tcPr>
+          <w:p>
+            <w:pPr>
+              <w:keepNext w:val="0"/>
+              <w:keepLines w:val="0"/>
+              <w:widowControl/>
+              <w:suppressLineNumbers w:val="0"/>
+              <w:jc w:val="center"/>
+              <w:textAlignment w:val="center"/>
+              <w:rPr>
+                <w:rFonts w:hint="default" w:ascii="Calibri" w:hAnsi="Calibri" w:cs="Calibri"/>
+                <w:b/>
+                <w:bCs/>
+                <w:i w:val="0"/>
+                <w:iCs w:val="0"/>
+                <w:color w:val="000000"/>
+                <w:sz w:val="22"/>
+                <w:szCs w:val="22"/>
+                <w:u w:val="none"/>
+              </w:rPr>
+            </w:pPr>
+            <w:r>
+              <w:rPr>
+                <w:rFonts w:hint="default" w:ascii="Calibri" w:hAnsi="Calibri" w:eastAsia="SimSun" w:cs="Calibri"/>
+                <w:b/>
+                <w:bCs/>
+                <w:i w:val="0"/>
+                <w:iCs w:val="0"/>
+                <w:color w:val="000000"/>
+                <w:kern w:val="0"/>
+                <w:sz w:val="22"/>
+                <w:szCs w:val="22"/>
+                <w:u w:val="none"/>
+                <w:lang w:val="en-US" w:eastAsia="zh-CN" w:bidi="ar"/>
+              </w:rPr>
+              <w:t>Tempo total (s)</w:t>
+            </w:r>
+          </w:p>
+        </w:tc>
+      </w:tr>
+      <w:tr>
+        <w:tblPrEx>
+          <w:tblBorders>
+            <w:top w:val="none" w:color="auto" w:sz="0" w:space="0"/>
+            <w:left w:val="none" w:color="auto" w:sz="0" w:space="0"/>
+            <w:bottom w:val="none" w:color="auto" w:sz="0" w:space="0"/>
+            <w:right w:val="none" w:color="auto" w:sz="0" w:space="0"/>
+            <w:insideH w:val="none" w:color="auto" w:sz="0" w:space="0"/>
+            <w:insideV w:val="none" w:color="auto" w:sz="0" w:space="0"/>
+          </w:tblBorders>
+          <w:shd w:val="clear" w:color="auto" w:fill="auto"/>
+          <w:tblCellMar>
+            <w:top w:w="0" w:type="dxa"/>
+            <w:left w:w="108" w:type="dxa"/>
+            <w:bottom w:w="0" w:type="dxa"/>
+            <w:right w:w="108" w:type="dxa"/>
+          </w:tblCellMar>
+        </w:tblPrEx>
+        <w:trPr>
+          <w:trHeight w:val="300" w:hRule="atLeast"/>
+        </w:trPr>
+        <w:tc>
+          <w:tcPr>
+            <w:tcW w:w="1680" w:type="dxa"/>
+            <w:tcBorders>
+              <w:top w:val="nil"/>
+              <w:left w:val="single" w:color="000000" w:sz="8" w:space="0"/>
+              <w:bottom w:val="dotDash" w:color="000000" w:sz="4" w:space="0"/>
+              <w:right w:val="single" w:color="000000" w:sz="4" w:space="0"/>
+            </w:tcBorders>
+            <w:shd w:val="clear" w:color="auto" w:fill="auto"/>
+            <w:vAlign w:val="center"/>
+          </w:tcPr>
+          <w:p>
+            <w:pPr>
+              <w:keepNext w:val="0"/>
+              <w:keepLines w:val="0"/>
+              <w:widowControl/>
+              <w:suppressLineNumbers w:val="0"/>
+              <w:jc w:val="center"/>
+              <w:textAlignment w:val="center"/>
+              <w:rPr>
+                <w:rFonts w:hint="default" w:ascii="Calibri" w:hAnsi="Calibri" w:cs="Calibri"/>
+                <w:i w:val="0"/>
+                <w:iCs w:val="0"/>
+                <w:color w:val="000000"/>
+                <w:sz w:val="22"/>
+                <w:szCs w:val="22"/>
+                <w:u w:val="none"/>
+              </w:rPr>
+            </w:pPr>
+            <w:r>
+              <w:rPr>
+                <w:rFonts w:hint="default" w:ascii="Calibri" w:hAnsi="Calibri" w:eastAsia="SimSun" w:cs="Calibri"/>
+                <w:i w:val="0"/>
+                <w:iCs w:val="0"/>
+                <w:color w:val="000000"/>
+                <w:kern w:val="0"/>
+                <w:sz w:val="22"/>
+                <w:szCs w:val="22"/>
+                <w:u w:val="none"/>
+                <w:lang w:val="en-US" w:eastAsia="zh-CN" w:bidi="ar"/>
+              </w:rPr>
+              <w:t>1000</w:t>
+            </w:r>
+          </w:p>
+        </w:tc>
+        <w:tc>
+          <w:tcPr>
+            <w:tcW w:w="1365" w:type="dxa"/>
+            <w:tcBorders>
+              <w:top w:val="nil"/>
+              <w:left w:val="single" w:color="000000" w:sz="4" w:space="0"/>
+              <w:bottom w:val="dotDash" w:color="000000" w:sz="4" w:space="0"/>
+              <w:right w:val="single" w:color="000000" w:sz="4" w:space="0"/>
+            </w:tcBorders>
+            <w:shd w:val="clear" w:color="auto" w:fill="auto"/>
+            <w:vAlign w:val="center"/>
+          </w:tcPr>
+          <w:p>
+            <w:pPr>
+              <w:keepNext w:val="0"/>
+              <w:keepLines w:val="0"/>
+              <w:widowControl/>
+              <w:suppressLineNumbers w:val="0"/>
+              <w:jc w:val="center"/>
+              <w:textAlignment w:val="center"/>
+              <w:rPr>
+                <w:rFonts w:hint="default" w:ascii="Calibri" w:hAnsi="Calibri" w:cs="Calibri"/>
+                <w:i w:val="0"/>
+                <w:iCs w:val="0"/>
+                <w:color w:val="000000"/>
+                <w:sz w:val="22"/>
+                <w:szCs w:val="22"/>
+                <w:u w:val="none"/>
+              </w:rPr>
+            </w:pPr>
+            <w:r>
+              <w:rPr>
+                <w:rFonts w:hint="default" w:ascii="Calibri" w:hAnsi="Calibri" w:eastAsia="SimSun" w:cs="Calibri"/>
+                <w:i w:val="0"/>
+                <w:iCs w:val="0"/>
+                <w:color w:val="000000"/>
+                <w:kern w:val="0"/>
+                <w:sz w:val="22"/>
+                <w:szCs w:val="22"/>
+                <w:u w:val="none"/>
+                <w:lang w:val="en-US" w:eastAsia="zh-CN" w:bidi="ar"/>
+              </w:rPr>
+              <w:t>435</w:t>
+            </w:r>
+          </w:p>
+        </w:tc>
+        <w:tc>
+          <w:tcPr>
+            <w:tcW w:w="2265" w:type="dxa"/>
+            <w:tcBorders>
+              <w:top w:val="nil"/>
+              <w:left w:val="single" w:color="000000" w:sz="4" w:space="0"/>
+              <w:bottom w:val="dotDash" w:color="000000" w:sz="4" w:space="0"/>
+              <w:right w:val="single" w:color="000000" w:sz="4" w:space="0"/>
+            </w:tcBorders>
+            <w:shd w:val="clear" w:color="auto" w:fill="auto"/>
+            <w:vAlign w:val="center"/>
+          </w:tcPr>
+          <w:p>
+            <w:pPr>
+              <w:keepNext w:val="0"/>
+              <w:keepLines w:val="0"/>
+              <w:widowControl/>
+              <w:suppressLineNumbers w:val="0"/>
+              <w:jc w:val="center"/>
+              <w:textAlignment w:val="center"/>
+              <w:rPr>
+                <w:rFonts w:hint="default" w:ascii="Calibri" w:hAnsi="Calibri" w:cs="Calibri"/>
+                <w:i w:val="0"/>
+                <w:iCs w:val="0"/>
+                <w:color w:val="000000"/>
+                <w:sz w:val="22"/>
+                <w:szCs w:val="22"/>
+                <w:u w:val="none"/>
+              </w:rPr>
+            </w:pPr>
+            <w:r>
+              <w:rPr>
+                <w:rFonts w:hint="default" w:ascii="Calibri" w:hAnsi="Calibri" w:eastAsia="SimSun" w:cs="Calibri"/>
+                <w:i w:val="0"/>
+                <w:iCs w:val="0"/>
+                <w:color w:val="000000"/>
+                <w:kern w:val="0"/>
+                <w:sz w:val="22"/>
+                <w:szCs w:val="22"/>
+                <w:u w:val="none"/>
+                <w:lang w:val="en-US" w:eastAsia="zh-CN" w:bidi="ar"/>
+              </w:rPr>
+              <w:t>0.00091</w:t>
+            </w:r>
+          </w:p>
+        </w:tc>
+        <w:tc>
+          <w:tcPr>
+            <w:tcW w:w="1065" w:type="dxa"/>
+            <w:tcBorders>
+              <w:top w:val="nil"/>
+              <w:left w:val="single" w:color="000000" w:sz="4" w:space="0"/>
+              <w:bottom w:val="dotDash" w:color="000000" w:sz="4" w:space="0"/>
+              <w:right w:val="single" w:color="000000" w:sz="4" w:space="0"/>
+            </w:tcBorders>
+            <w:shd w:val="clear" w:color="auto" w:fill="auto"/>
+            <w:vAlign w:val="center"/>
+          </w:tcPr>
+          <w:p>
+            <w:pPr>
+              <w:keepNext w:val="0"/>
+              <w:keepLines w:val="0"/>
+              <w:widowControl/>
+              <w:suppressLineNumbers w:val="0"/>
+              <w:jc w:val="center"/>
+              <w:textAlignment w:val="center"/>
+              <w:rPr>
+                <w:rFonts w:hint="default" w:ascii="Calibri" w:hAnsi="Calibri" w:cs="Calibri"/>
+                <w:i w:val="0"/>
+                <w:iCs w:val="0"/>
+                <w:color w:val="000000"/>
+                <w:sz w:val="22"/>
+                <w:szCs w:val="22"/>
+                <w:u w:val="none"/>
+              </w:rPr>
+            </w:pPr>
+            <w:r>
+              <w:rPr>
+                <w:rFonts w:hint="default" w:ascii="Calibri" w:hAnsi="Calibri" w:eastAsia="SimSun" w:cs="Calibri"/>
+                <w:i w:val="0"/>
+                <w:iCs w:val="0"/>
+                <w:color w:val="000000"/>
+                <w:kern w:val="0"/>
+                <w:sz w:val="22"/>
+                <w:szCs w:val="22"/>
+                <w:u w:val="none"/>
+                <w:lang w:val="en-US" w:eastAsia="zh-CN" w:bidi="ar"/>
+              </w:rPr>
+              <w:t>0.00051</w:t>
+            </w:r>
+          </w:p>
+        </w:tc>
+        <w:tc>
+          <w:tcPr>
+            <w:tcW w:w="1770" w:type="dxa"/>
+            <w:tcBorders>
+              <w:top w:val="nil"/>
+              <w:left w:val="single" w:color="000000" w:sz="4" w:space="0"/>
+              <w:bottom w:val="dotDash" w:color="000000" w:sz="4" w:space="0"/>
+              <w:right w:val="single" w:color="000000" w:sz="4" w:space="0"/>
+            </w:tcBorders>
+            <w:shd w:val="clear" w:color="auto" w:fill="auto"/>
+            <w:vAlign w:val="center"/>
+          </w:tcPr>
+          <w:p>
+            <w:pPr>
+              <w:keepNext w:val="0"/>
+              <w:keepLines w:val="0"/>
+              <w:widowControl/>
+              <w:suppressLineNumbers w:val="0"/>
+              <w:jc w:val="center"/>
+              <w:textAlignment w:val="center"/>
+              <w:rPr>
+                <w:rFonts w:hint="default" w:ascii="Calibri" w:hAnsi="Calibri" w:cs="Calibri"/>
+                <w:i w:val="0"/>
+                <w:iCs w:val="0"/>
+                <w:color w:val="000000"/>
+                <w:sz w:val="22"/>
+                <w:szCs w:val="22"/>
+                <w:u w:val="none"/>
+              </w:rPr>
+            </w:pPr>
+            <w:r>
+              <w:rPr>
+                <w:rFonts w:hint="default" w:ascii="Calibri" w:hAnsi="Calibri" w:eastAsia="SimSun" w:cs="Calibri"/>
+                <w:i w:val="0"/>
+                <w:iCs w:val="0"/>
+                <w:color w:val="000000"/>
+                <w:kern w:val="0"/>
+                <w:sz w:val="22"/>
+                <w:szCs w:val="22"/>
+                <w:u w:val="none"/>
+                <w:lang w:val="en-US" w:eastAsia="zh-CN" w:bidi="ar"/>
+              </w:rPr>
+              <w:t xml:space="preserve">0.00010 </w:t>
+            </w:r>
+          </w:p>
+        </w:tc>
+        <w:tc>
+          <w:tcPr>
+            <w:tcW w:w="1485" w:type="dxa"/>
+            <w:tcBorders>
+              <w:top w:val="nil"/>
+              <w:left w:val="single" w:color="000000" w:sz="4" w:space="0"/>
+              <w:bottom w:val="dotDash" w:color="000000" w:sz="4" w:space="0"/>
+              <w:right w:val="single" w:color="000000" w:sz="8" w:space="0"/>
+            </w:tcBorders>
+            <w:shd w:val="clear" w:color="auto" w:fill="auto"/>
+            <w:vAlign w:val="center"/>
+          </w:tcPr>
+          <w:p>
+            <w:pPr>
+              <w:keepNext w:val="0"/>
+              <w:keepLines w:val="0"/>
+              <w:widowControl/>
+              <w:suppressLineNumbers w:val="0"/>
+              <w:jc w:val="center"/>
+              <w:textAlignment w:val="center"/>
+              <w:rPr>
+                <w:rFonts w:hint="default" w:ascii="Calibri" w:hAnsi="Calibri" w:cs="Calibri"/>
+                <w:i w:val="0"/>
+                <w:iCs w:val="0"/>
+                <w:color w:val="000000"/>
+                <w:sz w:val="22"/>
+                <w:szCs w:val="22"/>
+                <w:u w:val="none"/>
+              </w:rPr>
+            </w:pPr>
+            <w:r>
+              <w:rPr>
+                <w:rFonts w:hint="default" w:ascii="Calibri" w:hAnsi="Calibri" w:eastAsia="SimSun" w:cs="Calibri"/>
+                <w:i w:val="0"/>
+                <w:iCs w:val="0"/>
+                <w:color w:val="000000"/>
+                <w:kern w:val="0"/>
+                <w:sz w:val="22"/>
+                <w:szCs w:val="22"/>
+                <w:u w:val="none"/>
+                <w:lang w:val="en-US" w:eastAsia="zh-CN" w:bidi="ar"/>
+              </w:rPr>
+              <w:t xml:space="preserve">0.00250 </w:t>
+            </w:r>
+          </w:p>
+        </w:tc>
+      </w:tr>
+      <w:tr>
+        <w:tblPrEx>
+          <w:tblBorders>
+            <w:top w:val="none" w:color="auto" w:sz="0" w:space="0"/>
+            <w:left w:val="none" w:color="auto" w:sz="0" w:space="0"/>
+            <w:bottom w:val="none" w:color="auto" w:sz="0" w:space="0"/>
+            <w:right w:val="none" w:color="auto" w:sz="0" w:space="0"/>
+            <w:insideH w:val="none" w:color="auto" w:sz="0" w:space="0"/>
+            <w:insideV w:val="none" w:color="auto" w:sz="0" w:space="0"/>
+          </w:tblBorders>
+          <w:shd w:val="clear" w:color="auto" w:fill="auto"/>
+          <w:tblCellMar>
+            <w:top w:w="0" w:type="dxa"/>
+            <w:left w:w="108" w:type="dxa"/>
+            <w:bottom w:w="0" w:type="dxa"/>
+            <w:right w:w="108" w:type="dxa"/>
+          </w:tblCellMar>
+        </w:tblPrEx>
+        <w:trPr>
+          <w:trHeight w:val="300" w:hRule="atLeast"/>
+        </w:trPr>
+        <w:tc>
+          <w:tcPr>
+            <w:tcW w:w="1680" w:type="dxa"/>
+            <w:tcBorders>
+              <w:top w:val="dotDash" w:color="000000" w:sz="4" w:space="0"/>
+              <w:left w:val="single" w:color="000000" w:sz="8" w:space="0"/>
+              <w:bottom w:val="dotDash" w:color="000000" w:sz="4" w:space="0"/>
+              <w:right w:val="single" w:color="000000" w:sz="4" w:space="0"/>
+            </w:tcBorders>
+            <w:shd w:val="clear" w:color="auto" w:fill="auto"/>
+            <w:vAlign w:val="center"/>
+          </w:tcPr>
+          <w:p>
+            <w:pPr>
+              <w:keepNext w:val="0"/>
+              <w:keepLines w:val="0"/>
+              <w:widowControl/>
+              <w:suppressLineNumbers w:val="0"/>
+              <w:jc w:val="center"/>
+              <w:textAlignment w:val="center"/>
+              <w:rPr>
+                <w:rFonts w:hint="default" w:ascii="Calibri" w:hAnsi="Calibri" w:cs="Calibri"/>
+                <w:i w:val="0"/>
+                <w:iCs w:val="0"/>
+                <w:color w:val="000000"/>
+                <w:sz w:val="22"/>
+                <w:szCs w:val="22"/>
+                <w:u w:val="none"/>
+              </w:rPr>
+            </w:pPr>
+            <w:r>
+              <w:rPr>
+                <w:rFonts w:hint="default" w:ascii="Calibri" w:hAnsi="Calibri" w:eastAsia="SimSun" w:cs="Calibri"/>
+                <w:i w:val="0"/>
+                <w:iCs w:val="0"/>
+                <w:color w:val="000000"/>
+                <w:kern w:val="0"/>
+                <w:sz w:val="22"/>
+                <w:szCs w:val="22"/>
+                <w:u w:val="none"/>
+                <w:lang w:val="en-US" w:eastAsia="zh-CN" w:bidi="ar"/>
+              </w:rPr>
+              <w:t>10000</w:t>
+            </w:r>
+          </w:p>
+        </w:tc>
+        <w:tc>
+          <w:tcPr>
+            <w:tcW w:w="1365" w:type="dxa"/>
+            <w:tcBorders>
+              <w:top w:val="dotDash" w:color="000000" w:sz="4" w:space="0"/>
+              <w:left w:val="single" w:color="000000" w:sz="4" w:space="0"/>
+              <w:bottom w:val="dotDash" w:color="000000" w:sz="4" w:space="0"/>
+              <w:right w:val="single" w:color="000000" w:sz="4" w:space="0"/>
+            </w:tcBorders>
+            <w:shd w:val="clear" w:color="auto" w:fill="auto"/>
+            <w:vAlign w:val="center"/>
+          </w:tcPr>
+          <w:p>
+            <w:pPr>
+              <w:keepNext w:val="0"/>
+              <w:keepLines w:val="0"/>
+              <w:widowControl/>
+              <w:suppressLineNumbers w:val="0"/>
+              <w:jc w:val="center"/>
+              <w:textAlignment w:val="center"/>
+              <w:rPr>
+                <w:rFonts w:hint="default" w:ascii="Calibri" w:hAnsi="Calibri" w:cs="Calibri"/>
+                <w:i w:val="0"/>
+                <w:iCs w:val="0"/>
+                <w:color w:val="000000"/>
+                <w:sz w:val="22"/>
+                <w:szCs w:val="22"/>
+                <w:u w:val="none"/>
+              </w:rPr>
+            </w:pPr>
+            <w:r>
+              <w:rPr>
+                <w:rFonts w:hint="default" w:ascii="Calibri" w:hAnsi="Calibri" w:eastAsia="SimSun" w:cs="Calibri"/>
+                <w:i w:val="0"/>
+                <w:iCs w:val="0"/>
+                <w:color w:val="000000"/>
+                <w:kern w:val="0"/>
+                <w:sz w:val="22"/>
+                <w:szCs w:val="22"/>
+                <w:u w:val="none"/>
+                <w:lang w:val="en-US" w:eastAsia="zh-CN" w:bidi="ar"/>
+              </w:rPr>
+              <w:t>4311</w:t>
+            </w:r>
+          </w:p>
+        </w:tc>
+        <w:tc>
+          <w:tcPr>
+            <w:tcW w:w="2265" w:type="dxa"/>
+            <w:tcBorders>
+              <w:top w:val="dotDash" w:color="000000" w:sz="4" w:space="0"/>
+              <w:left w:val="single" w:color="000000" w:sz="4" w:space="0"/>
+              <w:bottom w:val="dotDash" w:color="000000" w:sz="4" w:space="0"/>
+              <w:right w:val="single" w:color="000000" w:sz="4" w:space="0"/>
+            </w:tcBorders>
+            <w:shd w:val="clear" w:color="auto" w:fill="auto"/>
+            <w:vAlign w:val="center"/>
+          </w:tcPr>
+          <w:p>
+            <w:pPr>
+              <w:keepNext w:val="0"/>
+              <w:keepLines w:val="0"/>
+              <w:widowControl/>
+              <w:suppressLineNumbers w:val="0"/>
+              <w:jc w:val="center"/>
+              <w:textAlignment w:val="center"/>
+              <w:rPr>
+                <w:rFonts w:hint="default" w:ascii="Calibri" w:hAnsi="Calibri" w:cs="Calibri"/>
+                <w:i w:val="0"/>
+                <w:iCs w:val="0"/>
+                <w:color w:val="000000"/>
+                <w:sz w:val="22"/>
+                <w:szCs w:val="22"/>
+                <w:u w:val="none"/>
+              </w:rPr>
+            </w:pPr>
+            <w:r>
+              <w:rPr>
+                <w:rFonts w:hint="default" w:ascii="Calibri" w:hAnsi="Calibri" w:eastAsia="SimSun" w:cs="Calibri"/>
+                <w:i w:val="0"/>
+                <w:iCs w:val="0"/>
+                <w:color w:val="000000"/>
+                <w:kern w:val="0"/>
+                <w:sz w:val="22"/>
+                <w:szCs w:val="22"/>
+                <w:u w:val="none"/>
+                <w:lang w:val="en-US" w:eastAsia="zh-CN" w:bidi="ar"/>
+              </w:rPr>
+              <w:t>0.01032</w:t>
+            </w:r>
+          </w:p>
+        </w:tc>
+        <w:tc>
+          <w:tcPr>
+            <w:tcW w:w="1065" w:type="dxa"/>
+            <w:tcBorders>
+              <w:top w:val="dotDash" w:color="000000" w:sz="4" w:space="0"/>
+              <w:left w:val="single" w:color="000000" w:sz="4" w:space="0"/>
+              <w:bottom w:val="dotDash" w:color="000000" w:sz="4" w:space="0"/>
+              <w:right w:val="single" w:color="000000" w:sz="4" w:space="0"/>
+            </w:tcBorders>
+            <w:shd w:val="clear" w:color="auto" w:fill="auto"/>
+            <w:vAlign w:val="center"/>
+          </w:tcPr>
+          <w:p>
+            <w:pPr>
+              <w:keepNext w:val="0"/>
+              <w:keepLines w:val="0"/>
+              <w:widowControl/>
+              <w:suppressLineNumbers w:val="0"/>
+              <w:jc w:val="center"/>
+              <w:textAlignment w:val="center"/>
+              <w:rPr>
+                <w:rFonts w:hint="default" w:ascii="Calibri" w:hAnsi="Calibri" w:cs="Calibri"/>
+                <w:i w:val="0"/>
+                <w:iCs w:val="0"/>
+                <w:color w:val="000000"/>
+                <w:sz w:val="22"/>
+                <w:szCs w:val="22"/>
+                <w:u w:val="none"/>
+              </w:rPr>
+            </w:pPr>
+            <w:r>
+              <w:rPr>
+                <w:rFonts w:hint="default" w:ascii="Calibri" w:hAnsi="Calibri" w:eastAsia="SimSun" w:cs="Calibri"/>
+                <w:i w:val="0"/>
+                <w:iCs w:val="0"/>
+                <w:color w:val="000000"/>
+                <w:kern w:val="0"/>
+                <w:sz w:val="22"/>
+                <w:szCs w:val="22"/>
+                <w:u w:val="none"/>
+                <w:lang w:val="en-US" w:eastAsia="zh-CN" w:bidi="ar"/>
+              </w:rPr>
+              <w:t>0.00577</w:t>
+            </w:r>
+          </w:p>
+        </w:tc>
+        <w:tc>
+          <w:tcPr>
+            <w:tcW w:w="1770" w:type="dxa"/>
+            <w:tcBorders>
+              <w:top w:val="dotDash" w:color="000000" w:sz="4" w:space="0"/>
+              <w:left w:val="single" w:color="000000" w:sz="4" w:space="0"/>
+              <w:bottom w:val="dotDash" w:color="000000" w:sz="4" w:space="0"/>
+              <w:right w:val="single" w:color="000000" w:sz="4" w:space="0"/>
+            </w:tcBorders>
+            <w:shd w:val="clear" w:color="auto" w:fill="auto"/>
+            <w:vAlign w:val="center"/>
+          </w:tcPr>
+          <w:p>
+            <w:pPr>
+              <w:keepNext w:val="0"/>
+              <w:keepLines w:val="0"/>
+              <w:widowControl/>
+              <w:suppressLineNumbers w:val="0"/>
+              <w:jc w:val="center"/>
+              <w:textAlignment w:val="center"/>
+              <w:rPr>
+                <w:rFonts w:hint="default" w:ascii="Calibri" w:hAnsi="Calibri" w:cs="Calibri"/>
+                <w:i w:val="0"/>
+                <w:iCs w:val="0"/>
+                <w:color w:val="000000"/>
+                <w:sz w:val="22"/>
+                <w:szCs w:val="22"/>
+                <w:u w:val="none"/>
+              </w:rPr>
+            </w:pPr>
+            <w:r>
+              <w:rPr>
+                <w:rFonts w:hint="default" w:ascii="Calibri" w:hAnsi="Calibri" w:eastAsia="SimSun" w:cs="Calibri"/>
+                <w:i w:val="0"/>
+                <w:iCs w:val="0"/>
+                <w:color w:val="000000"/>
+                <w:kern w:val="0"/>
+                <w:sz w:val="22"/>
+                <w:szCs w:val="22"/>
+                <w:u w:val="none"/>
+                <w:lang w:val="en-US" w:eastAsia="zh-CN" w:bidi="ar"/>
+              </w:rPr>
+              <w:t>0.00064</w:t>
+            </w:r>
+          </w:p>
+        </w:tc>
+        <w:tc>
+          <w:tcPr>
+            <w:tcW w:w="1485" w:type="dxa"/>
+            <w:tcBorders>
+              <w:top w:val="dotDash" w:color="000000" w:sz="4" w:space="0"/>
+              <w:left w:val="single" w:color="000000" w:sz="4" w:space="0"/>
+              <w:bottom w:val="dotDash" w:color="000000" w:sz="4" w:space="0"/>
+              <w:right w:val="single" w:color="000000" w:sz="8" w:space="0"/>
+            </w:tcBorders>
+            <w:shd w:val="clear" w:color="auto" w:fill="auto"/>
+            <w:vAlign w:val="center"/>
+          </w:tcPr>
+          <w:p>
+            <w:pPr>
+              <w:keepNext w:val="0"/>
+              <w:keepLines w:val="0"/>
+              <w:widowControl/>
+              <w:suppressLineNumbers w:val="0"/>
+              <w:jc w:val="center"/>
+              <w:textAlignment w:val="center"/>
+              <w:rPr>
+                <w:rFonts w:hint="default" w:ascii="Calibri" w:hAnsi="Calibri" w:cs="Calibri"/>
+                <w:i w:val="0"/>
+                <w:iCs w:val="0"/>
+                <w:color w:val="000000"/>
+                <w:sz w:val="22"/>
+                <w:szCs w:val="22"/>
+                <w:u w:val="none"/>
+              </w:rPr>
+            </w:pPr>
+            <w:r>
+              <w:rPr>
+                <w:rFonts w:hint="default" w:ascii="Calibri" w:hAnsi="Calibri" w:eastAsia="SimSun" w:cs="Calibri"/>
+                <w:i w:val="0"/>
+                <w:iCs w:val="0"/>
+                <w:color w:val="000000"/>
+                <w:kern w:val="0"/>
+                <w:sz w:val="22"/>
+                <w:szCs w:val="22"/>
+                <w:u w:val="none"/>
+                <w:lang w:val="en-US" w:eastAsia="zh-CN" w:bidi="ar"/>
+              </w:rPr>
+              <w:t>0.02541</w:t>
+            </w:r>
+          </w:p>
+        </w:tc>
+      </w:tr>
+      <w:tr>
+        <w:tblPrEx>
+          <w:tblBorders>
+            <w:top w:val="none" w:color="auto" w:sz="0" w:space="0"/>
+            <w:left w:val="none" w:color="auto" w:sz="0" w:space="0"/>
+            <w:bottom w:val="none" w:color="auto" w:sz="0" w:space="0"/>
+            <w:right w:val="none" w:color="auto" w:sz="0" w:space="0"/>
+            <w:insideH w:val="none" w:color="auto" w:sz="0" w:space="0"/>
+            <w:insideV w:val="none" w:color="auto" w:sz="0" w:space="0"/>
+          </w:tblBorders>
+          <w:shd w:val="clear" w:color="auto" w:fill="auto"/>
+          <w:tblCellMar>
+            <w:top w:w="0" w:type="dxa"/>
+            <w:left w:w="108" w:type="dxa"/>
+            <w:bottom w:w="0" w:type="dxa"/>
+            <w:right w:w="108" w:type="dxa"/>
+          </w:tblCellMar>
+        </w:tblPrEx>
+        <w:trPr>
+          <w:trHeight w:val="300" w:hRule="atLeast"/>
+        </w:trPr>
+        <w:tc>
+          <w:tcPr>
+            <w:tcW w:w="1680" w:type="dxa"/>
+            <w:tcBorders>
+              <w:top w:val="dotDash" w:color="000000" w:sz="4" w:space="0"/>
+              <w:left w:val="single" w:color="000000" w:sz="8" w:space="0"/>
+              <w:bottom w:val="dotDash" w:color="000000" w:sz="4" w:space="0"/>
+              <w:right w:val="single" w:color="000000" w:sz="4" w:space="0"/>
+            </w:tcBorders>
+            <w:shd w:val="clear" w:color="auto" w:fill="auto"/>
+            <w:vAlign w:val="center"/>
+          </w:tcPr>
+          <w:p>
+            <w:pPr>
+              <w:keepNext w:val="0"/>
+              <w:keepLines w:val="0"/>
+              <w:widowControl/>
+              <w:suppressLineNumbers w:val="0"/>
+              <w:jc w:val="center"/>
+              <w:textAlignment w:val="center"/>
+              <w:rPr>
+                <w:rFonts w:hint="default" w:ascii="Calibri" w:hAnsi="Calibri" w:cs="Calibri"/>
+                <w:i w:val="0"/>
+                <w:iCs w:val="0"/>
+                <w:color w:val="000000"/>
+                <w:sz w:val="22"/>
+                <w:szCs w:val="22"/>
+                <w:u w:val="none"/>
+              </w:rPr>
+            </w:pPr>
+            <w:r>
+              <w:rPr>
+                <w:rFonts w:hint="default" w:ascii="Calibri" w:hAnsi="Calibri" w:eastAsia="SimSun" w:cs="Calibri"/>
+                <w:i w:val="0"/>
+                <w:iCs w:val="0"/>
+                <w:color w:val="000000"/>
+                <w:kern w:val="0"/>
+                <w:sz w:val="22"/>
+                <w:szCs w:val="22"/>
+                <w:u w:val="none"/>
+                <w:lang w:val="en-US" w:eastAsia="zh-CN" w:bidi="ar"/>
+              </w:rPr>
+              <w:t>25000</w:t>
+            </w:r>
+          </w:p>
+        </w:tc>
+        <w:tc>
+          <w:tcPr>
+            <w:tcW w:w="1365" w:type="dxa"/>
+            <w:tcBorders>
+              <w:top w:val="dotDash" w:color="000000" w:sz="4" w:space="0"/>
+              <w:left w:val="single" w:color="000000" w:sz="4" w:space="0"/>
+              <w:bottom w:val="dotDash" w:color="000000" w:sz="4" w:space="0"/>
+              <w:right w:val="single" w:color="000000" w:sz="4" w:space="0"/>
+            </w:tcBorders>
+            <w:shd w:val="clear" w:color="auto" w:fill="auto"/>
+            <w:vAlign w:val="center"/>
+          </w:tcPr>
+          <w:p>
+            <w:pPr>
+              <w:keepNext w:val="0"/>
+              <w:keepLines w:val="0"/>
+              <w:widowControl/>
+              <w:suppressLineNumbers w:val="0"/>
+              <w:jc w:val="center"/>
+              <w:textAlignment w:val="center"/>
+              <w:rPr>
+                <w:rFonts w:hint="default" w:ascii="Calibri" w:hAnsi="Calibri" w:cs="Calibri"/>
+                <w:i w:val="0"/>
+                <w:iCs w:val="0"/>
+                <w:color w:val="000000"/>
+                <w:sz w:val="22"/>
+                <w:szCs w:val="22"/>
+                <w:u w:val="none"/>
+              </w:rPr>
+            </w:pPr>
+            <w:r>
+              <w:rPr>
+                <w:rFonts w:hint="default" w:ascii="Calibri" w:hAnsi="Calibri" w:eastAsia="SimSun" w:cs="Calibri"/>
+                <w:i w:val="0"/>
+                <w:iCs w:val="0"/>
+                <w:color w:val="000000"/>
+                <w:kern w:val="0"/>
+                <w:sz w:val="22"/>
+                <w:szCs w:val="22"/>
+                <w:u w:val="none"/>
+                <w:lang w:val="en-US" w:eastAsia="zh-CN" w:bidi="ar"/>
+              </w:rPr>
+              <w:t>108140</w:t>
+            </w:r>
+          </w:p>
+        </w:tc>
+        <w:tc>
+          <w:tcPr>
+            <w:tcW w:w="2265" w:type="dxa"/>
+            <w:tcBorders>
+              <w:top w:val="dotDash" w:color="000000" w:sz="4" w:space="0"/>
+              <w:left w:val="single" w:color="000000" w:sz="4" w:space="0"/>
+              <w:bottom w:val="dotDash" w:color="000000" w:sz="4" w:space="0"/>
+              <w:right w:val="single" w:color="000000" w:sz="4" w:space="0"/>
+            </w:tcBorders>
+            <w:shd w:val="clear" w:color="auto" w:fill="auto"/>
+            <w:vAlign w:val="center"/>
+          </w:tcPr>
+          <w:p>
+            <w:pPr>
+              <w:keepNext w:val="0"/>
+              <w:keepLines w:val="0"/>
+              <w:widowControl/>
+              <w:suppressLineNumbers w:val="0"/>
+              <w:jc w:val="center"/>
+              <w:textAlignment w:val="center"/>
+              <w:rPr>
+                <w:rFonts w:hint="default" w:ascii="Calibri" w:hAnsi="Calibri" w:cs="Calibri"/>
+                <w:i w:val="0"/>
+                <w:iCs w:val="0"/>
+                <w:color w:val="000000"/>
+                <w:sz w:val="22"/>
+                <w:szCs w:val="22"/>
+                <w:u w:val="none"/>
+              </w:rPr>
+            </w:pPr>
+            <w:r>
+              <w:rPr>
+                <w:rFonts w:hint="default" w:ascii="Calibri" w:hAnsi="Calibri" w:eastAsia="SimSun" w:cs="Calibri"/>
+                <w:i w:val="0"/>
+                <w:iCs w:val="0"/>
+                <w:color w:val="000000"/>
+                <w:kern w:val="0"/>
+                <w:sz w:val="22"/>
+                <w:szCs w:val="22"/>
+                <w:u w:val="none"/>
+                <w:lang w:val="en-US" w:eastAsia="zh-CN" w:bidi="ar"/>
+              </w:rPr>
+              <w:t>0.01993</w:t>
+            </w:r>
+          </w:p>
+        </w:tc>
+        <w:tc>
+          <w:tcPr>
+            <w:tcW w:w="1065" w:type="dxa"/>
+            <w:tcBorders>
+              <w:top w:val="dotDash" w:color="000000" w:sz="4" w:space="0"/>
+              <w:left w:val="single" w:color="000000" w:sz="4" w:space="0"/>
+              <w:bottom w:val="dotDash" w:color="000000" w:sz="4" w:space="0"/>
+              <w:right w:val="single" w:color="000000" w:sz="4" w:space="0"/>
+            </w:tcBorders>
+            <w:shd w:val="clear" w:color="auto" w:fill="auto"/>
+            <w:vAlign w:val="center"/>
+          </w:tcPr>
+          <w:p>
+            <w:pPr>
+              <w:keepNext w:val="0"/>
+              <w:keepLines w:val="0"/>
+              <w:widowControl/>
+              <w:suppressLineNumbers w:val="0"/>
+              <w:jc w:val="center"/>
+              <w:textAlignment w:val="center"/>
+              <w:rPr>
+                <w:rFonts w:hint="default" w:ascii="Calibri" w:hAnsi="Calibri" w:cs="Calibri"/>
+                <w:i w:val="0"/>
+                <w:iCs w:val="0"/>
+                <w:color w:val="000000"/>
+                <w:sz w:val="22"/>
+                <w:szCs w:val="22"/>
+                <w:u w:val="none"/>
+              </w:rPr>
+            </w:pPr>
+            <w:r>
+              <w:rPr>
+                <w:rFonts w:hint="default" w:ascii="Calibri" w:hAnsi="Calibri" w:eastAsia="SimSun" w:cs="Calibri"/>
+                <w:i w:val="0"/>
+                <w:iCs w:val="0"/>
+                <w:color w:val="000000"/>
+                <w:kern w:val="0"/>
+                <w:sz w:val="22"/>
+                <w:szCs w:val="22"/>
+                <w:u w:val="none"/>
+                <w:lang w:val="en-US" w:eastAsia="zh-CN" w:bidi="ar"/>
+              </w:rPr>
+              <w:t>0.01758</w:t>
+            </w:r>
+          </w:p>
+        </w:tc>
+        <w:tc>
+          <w:tcPr>
+            <w:tcW w:w="1770" w:type="dxa"/>
+            <w:tcBorders>
+              <w:top w:val="dotDash" w:color="000000" w:sz="4" w:space="0"/>
+              <w:left w:val="single" w:color="000000" w:sz="4" w:space="0"/>
+              <w:bottom w:val="dotDash" w:color="000000" w:sz="4" w:space="0"/>
+              <w:right w:val="single" w:color="000000" w:sz="4" w:space="0"/>
+            </w:tcBorders>
+            <w:shd w:val="clear" w:color="auto" w:fill="auto"/>
+            <w:vAlign w:val="center"/>
+          </w:tcPr>
+          <w:p>
+            <w:pPr>
+              <w:keepNext w:val="0"/>
+              <w:keepLines w:val="0"/>
+              <w:widowControl/>
+              <w:suppressLineNumbers w:val="0"/>
+              <w:jc w:val="center"/>
+              <w:textAlignment w:val="center"/>
+              <w:rPr>
+                <w:rFonts w:hint="default" w:ascii="Calibri" w:hAnsi="Calibri" w:cs="Calibri"/>
+                <w:i w:val="0"/>
+                <w:iCs w:val="0"/>
+                <w:color w:val="000000"/>
+                <w:sz w:val="22"/>
+                <w:szCs w:val="22"/>
+                <w:u w:val="none"/>
+              </w:rPr>
+            </w:pPr>
+            <w:r>
+              <w:rPr>
+                <w:rFonts w:hint="default" w:ascii="Calibri" w:hAnsi="Calibri" w:eastAsia="SimSun" w:cs="Calibri"/>
+                <w:i w:val="0"/>
+                <w:iCs w:val="0"/>
+                <w:color w:val="000000"/>
+                <w:kern w:val="0"/>
+                <w:sz w:val="22"/>
+                <w:szCs w:val="22"/>
+                <w:u w:val="none"/>
+                <w:lang w:val="en-US" w:eastAsia="zh-CN" w:bidi="ar"/>
+              </w:rPr>
+              <w:t>0.00221</w:t>
+            </w:r>
+          </w:p>
+        </w:tc>
+        <w:tc>
+          <w:tcPr>
+            <w:tcW w:w="1485" w:type="dxa"/>
+            <w:tcBorders>
+              <w:top w:val="dotDash" w:color="000000" w:sz="4" w:space="0"/>
+              <w:left w:val="single" w:color="000000" w:sz="4" w:space="0"/>
+              <w:bottom w:val="dotDash" w:color="000000" w:sz="4" w:space="0"/>
+              <w:right w:val="single" w:color="000000" w:sz="8" w:space="0"/>
+            </w:tcBorders>
+            <w:shd w:val="clear" w:color="auto" w:fill="auto"/>
+            <w:vAlign w:val="center"/>
+          </w:tcPr>
+          <w:p>
+            <w:pPr>
+              <w:keepNext w:val="0"/>
+              <w:keepLines w:val="0"/>
+              <w:widowControl/>
+              <w:suppressLineNumbers w:val="0"/>
+              <w:jc w:val="center"/>
+              <w:textAlignment w:val="center"/>
+              <w:rPr>
+                <w:rFonts w:hint="default" w:ascii="Calibri" w:hAnsi="Calibri" w:cs="Calibri"/>
+                <w:i w:val="0"/>
+                <w:iCs w:val="0"/>
+                <w:color w:val="000000"/>
+                <w:sz w:val="22"/>
+                <w:szCs w:val="22"/>
+                <w:u w:val="none"/>
+              </w:rPr>
+            </w:pPr>
+            <w:r>
+              <w:rPr>
+                <w:rFonts w:hint="default" w:ascii="Calibri" w:hAnsi="Calibri" w:eastAsia="SimSun" w:cs="Calibri"/>
+                <w:i w:val="0"/>
+                <w:iCs w:val="0"/>
+                <w:color w:val="000000"/>
+                <w:kern w:val="0"/>
+                <w:sz w:val="22"/>
+                <w:szCs w:val="22"/>
+                <w:u w:val="none"/>
+                <w:lang w:val="en-US" w:eastAsia="zh-CN" w:bidi="ar"/>
+              </w:rPr>
+              <w:t>0.05678</w:t>
+            </w:r>
+          </w:p>
+        </w:tc>
+      </w:tr>
+      <w:tr>
+        <w:tblPrEx>
+          <w:tblBorders>
+            <w:top w:val="none" w:color="auto" w:sz="0" w:space="0"/>
+            <w:left w:val="none" w:color="auto" w:sz="0" w:space="0"/>
+            <w:bottom w:val="none" w:color="auto" w:sz="0" w:space="0"/>
+            <w:right w:val="none" w:color="auto" w:sz="0" w:space="0"/>
+            <w:insideH w:val="none" w:color="auto" w:sz="0" w:space="0"/>
+            <w:insideV w:val="none" w:color="auto" w:sz="0" w:space="0"/>
+          </w:tblBorders>
+          <w:shd w:val="clear" w:color="auto" w:fill="auto"/>
+          <w:tblCellMar>
+            <w:top w:w="0" w:type="dxa"/>
+            <w:left w:w="108" w:type="dxa"/>
+            <w:bottom w:w="0" w:type="dxa"/>
+            <w:right w:w="108" w:type="dxa"/>
+          </w:tblCellMar>
+        </w:tblPrEx>
+        <w:trPr>
+          <w:trHeight w:val="300" w:hRule="atLeast"/>
+        </w:trPr>
+        <w:tc>
+          <w:tcPr>
+            <w:tcW w:w="1680" w:type="dxa"/>
+            <w:tcBorders>
+              <w:top w:val="dotDash" w:color="000000" w:sz="4" w:space="0"/>
+              <w:left w:val="single" w:color="000000" w:sz="8" w:space="0"/>
+              <w:bottom w:val="dotDash" w:color="000000" w:sz="4" w:space="0"/>
+              <w:right w:val="single" w:color="000000" w:sz="4" w:space="0"/>
+            </w:tcBorders>
+            <w:shd w:val="clear" w:color="auto" w:fill="auto"/>
+            <w:vAlign w:val="center"/>
+          </w:tcPr>
+          <w:p>
+            <w:pPr>
+              <w:keepNext w:val="0"/>
+              <w:keepLines w:val="0"/>
+              <w:widowControl/>
+              <w:suppressLineNumbers w:val="0"/>
+              <w:jc w:val="center"/>
+              <w:textAlignment w:val="center"/>
+              <w:rPr>
+                <w:rFonts w:hint="default" w:ascii="Calibri" w:hAnsi="Calibri" w:cs="Calibri"/>
+                <w:i w:val="0"/>
+                <w:iCs w:val="0"/>
+                <w:color w:val="000000"/>
+                <w:sz w:val="22"/>
+                <w:szCs w:val="22"/>
+                <w:u w:val="none"/>
+              </w:rPr>
+            </w:pPr>
+            <w:r>
+              <w:rPr>
+                <w:rFonts w:hint="default" w:ascii="Calibri" w:hAnsi="Calibri" w:eastAsia="SimSun" w:cs="Calibri"/>
+                <w:i w:val="0"/>
+                <w:iCs w:val="0"/>
+                <w:color w:val="000000"/>
+                <w:kern w:val="0"/>
+                <w:sz w:val="22"/>
+                <w:szCs w:val="22"/>
+                <w:u w:val="none"/>
+                <w:lang w:val="en-US" w:eastAsia="zh-CN" w:bidi="ar"/>
+              </w:rPr>
+              <w:t>50000</w:t>
+            </w:r>
+          </w:p>
+        </w:tc>
+        <w:tc>
+          <w:tcPr>
+            <w:tcW w:w="1365" w:type="dxa"/>
+            <w:tcBorders>
+              <w:top w:val="dotDash" w:color="000000" w:sz="4" w:space="0"/>
+              <w:left w:val="single" w:color="000000" w:sz="4" w:space="0"/>
+              <w:bottom w:val="dotDash" w:color="000000" w:sz="4" w:space="0"/>
+              <w:right w:val="single" w:color="000000" w:sz="4" w:space="0"/>
+            </w:tcBorders>
+            <w:shd w:val="clear" w:color="auto" w:fill="auto"/>
+            <w:vAlign w:val="center"/>
+          </w:tcPr>
+          <w:p>
+            <w:pPr>
+              <w:keepNext w:val="0"/>
+              <w:keepLines w:val="0"/>
+              <w:widowControl/>
+              <w:suppressLineNumbers w:val="0"/>
+              <w:jc w:val="center"/>
+              <w:textAlignment w:val="center"/>
+              <w:rPr>
+                <w:rFonts w:hint="default" w:ascii="Calibri" w:hAnsi="Calibri" w:cs="Calibri"/>
+                <w:i w:val="0"/>
+                <w:iCs w:val="0"/>
+                <w:color w:val="000000"/>
+                <w:sz w:val="22"/>
+                <w:szCs w:val="22"/>
+                <w:u w:val="none"/>
+              </w:rPr>
+            </w:pPr>
+            <w:r>
+              <w:rPr>
+                <w:rFonts w:hint="default" w:ascii="Calibri" w:hAnsi="Calibri" w:eastAsia="SimSun" w:cs="Calibri"/>
+                <w:i w:val="0"/>
+                <w:iCs w:val="0"/>
+                <w:color w:val="000000"/>
+                <w:kern w:val="0"/>
+                <w:sz w:val="22"/>
+                <w:szCs w:val="22"/>
+                <w:u w:val="none"/>
+                <w:lang w:val="en-US" w:eastAsia="zh-CN" w:bidi="ar"/>
+              </w:rPr>
+              <w:t>21646</w:t>
+            </w:r>
+          </w:p>
+        </w:tc>
+        <w:tc>
+          <w:tcPr>
+            <w:tcW w:w="2265" w:type="dxa"/>
+            <w:tcBorders>
+              <w:top w:val="dotDash" w:color="000000" w:sz="4" w:space="0"/>
+              <w:left w:val="single" w:color="000000" w:sz="4" w:space="0"/>
+              <w:bottom w:val="dotDash" w:color="000000" w:sz="4" w:space="0"/>
+              <w:right w:val="single" w:color="000000" w:sz="4" w:space="0"/>
+            </w:tcBorders>
+            <w:shd w:val="clear" w:color="auto" w:fill="auto"/>
+            <w:vAlign w:val="center"/>
+          </w:tcPr>
+          <w:p>
+            <w:pPr>
+              <w:keepNext w:val="0"/>
+              <w:keepLines w:val="0"/>
+              <w:widowControl/>
+              <w:suppressLineNumbers w:val="0"/>
+              <w:jc w:val="center"/>
+              <w:textAlignment w:val="center"/>
+              <w:rPr>
+                <w:rFonts w:hint="default" w:ascii="Calibri" w:hAnsi="Calibri" w:cs="Calibri"/>
+                <w:i w:val="0"/>
+                <w:iCs w:val="0"/>
+                <w:color w:val="000000"/>
+                <w:sz w:val="22"/>
+                <w:szCs w:val="22"/>
+                <w:u w:val="none"/>
+              </w:rPr>
+            </w:pPr>
+            <w:r>
+              <w:rPr>
+                <w:rFonts w:hint="default" w:ascii="Calibri" w:hAnsi="Calibri" w:eastAsia="SimSun" w:cs="Calibri"/>
+                <w:i w:val="0"/>
+                <w:iCs w:val="0"/>
+                <w:color w:val="000000"/>
+                <w:kern w:val="0"/>
+                <w:sz w:val="22"/>
+                <w:szCs w:val="22"/>
+                <w:u w:val="none"/>
+                <w:lang w:val="en-US" w:eastAsia="zh-CN" w:bidi="ar"/>
+              </w:rPr>
+              <w:t>0.10542</w:t>
+            </w:r>
+          </w:p>
+        </w:tc>
+        <w:tc>
+          <w:tcPr>
+            <w:tcW w:w="1065" w:type="dxa"/>
+            <w:tcBorders>
+              <w:top w:val="dotDash" w:color="000000" w:sz="4" w:space="0"/>
+              <w:left w:val="single" w:color="000000" w:sz="4" w:space="0"/>
+              <w:bottom w:val="dotDash" w:color="000000" w:sz="4" w:space="0"/>
+              <w:right w:val="single" w:color="000000" w:sz="4" w:space="0"/>
+            </w:tcBorders>
+            <w:shd w:val="clear" w:color="auto" w:fill="auto"/>
+            <w:vAlign w:val="center"/>
+          </w:tcPr>
+          <w:p>
+            <w:pPr>
+              <w:keepNext w:val="0"/>
+              <w:keepLines w:val="0"/>
+              <w:widowControl/>
+              <w:suppressLineNumbers w:val="0"/>
+              <w:jc w:val="center"/>
+              <w:textAlignment w:val="center"/>
+              <w:rPr>
+                <w:rFonts w:hint="default" w:ascii="Calibri" w:hAnsi="Calibri" w:cs="Calibri"/>
+                <w:i w:val="0"/>
+                <w:iCs w:val="0"/>
+                <w:color w:val="000000"/>
+                <w:sz w:val="22"/>
+                <w:szCs w:val="22"/>
+                <w:u w:val="none"/>
+              </w:rPr>
+            </w:pPr>
+            <w:r>
+              <w:rPr>
+                <w:rFonts w:hint="default" w:ascii="Calibri" w:hAnsi="Calibri" w:eastAsia="SimSun" w:cs="Calibri"/>
+                <w:i w:val="0"/>
+                <w:iCs w:val="0"/>
+                <w:color w:val="000000"/>
+                <w:kern w:val="0"/>
+                <w:sz w:val="22"/>
+                <w:szCs w:val="22"/>
+                <w:u w:val="none"/>
+                <w:lang w:val="en-US" w:eastAsia="zh-CN" w:bidi="ar"/>
+              </w:rPr>
+              <w:t>0.03681</w:t>
+            </w:r>
+          </w:p>
+        </w:tc>
+        <w:tc>
+          <w:tcPr>
+            <w:tcW w:w="1770" w:type="dxa"/>
+            <w:tcBorders>
+              <w:top w:val="dotDash" w:color="000000" w:sz="4" w:space="0"/>
+              <w:left w:val="single" w:color="000000" w:sz="4" w:space="0"/>
+              <w:bottom w:val="dotDash" w:color="000000" w:sz="4" w:space="0"/>
+              <w:right w:val="single" w:color="000000" w:sz="4" w:space="0"/>
+            </w:tcBorders>
+            <w:shd w:val="clear" w:color="auto" w:fill="auto"/>
+            <w:vAlign w:val="center"/>
+          </w:tcPr>
+          <w:p>
+            <w:pPr>
+              <w:keepNext w:val="0"/>
+              <w:keepLines w:val="0"/>
+              <w:widowControl/>
+              <w:suppressLineNumbers w:val="0"/>
+              <w:jc w:val="center"/>
+              <w:textAlignment w:val="center"/>
+              <w:rPr>
+                <w:rFonts w:hint="default" w:ascii="Calibri" w:hAnsi="Calibri" w:cs="Calibri"/>
+                <w:i w:val="0"/>
+                <w:iCs w:val="0"/>
+                <w:color w:val="000000"/>
+                <w:sz w:val="22"/>
+                <w:szCs w:val="22"/>
+                <w:u w:val="none"/>
+              </w:rPr>
+            </w:pPr>
+            <w:r>
+              <w:rPr>
+                <w:rFonts w:hint="default" w:ascii="Calibri" w:hAnsi="Calibri" w:eastAsia="SimSun" w:cs="Calibri"/>
+                <w:i w:val="0"/>
+                <w:iCs w:val="0"/>
+                <w:color w:val="000000"/>
+                <w:kern w:val="0"/>
+                <w:sz w:val="22"/>
+                <w:szCs w:val="22"/>
+                <w:u w:val="none"/>
+                <w:lang w:val="en-US" w:eastAsia="zh-CN" w:bidi="ar"/>
+              </w:rPr>
+              <w:t xml:space="preserve">0.00390 </w:t>
+            </w:r>
+          </w:p>
+        </w:tc>
+        <w:tc>
+          <w:tcPr>
+            <w:tcW w:w="1485" w:type="dxa"/>
+            <w:tcBorders>
+              <w:top w:val="dotDash" w:color="000000" w:sz="4" w:space="0"/>
+              <w:left w:val="single" w:color="000000" w:sz="4" w:space="0"/>
+              <w:bottom w:val="dotDash" w:color="000000" w:sz="4" w:space="0"/>
+              <w:right w:val="single" w:color="000000" w:sz="8" w:space="0"/>
+            </w:tcBorders>
+            <w:shd w:val="clear" w:color="auto" w:fill="auto"/>
+            <w:vAlign w:val="center"/>
+          </w:tcPr>
+          <w:p>
+            <w:pPr>
+              <w:keepNext w:val="0"/>
+              <w:keepLines w:val="0"/>
+              <w:widowControl/>
+              <w:suppressLineNumbers w:val="0"/>
+              <w:jc w:val="center"/>
+              <w:textAlignment w:val="center"/>
+              <w:rPr>
+                <w:rFonts w:hint="default" w:ascii="Calibri" w:hAnsi="Calibri" w:cs="Calibri"/>
+                <w:i w:val="0"/>
+                <w:iCs w:val="0"/>
+                <w:color w:val="000000"/>
+                <w:sz w:val="22"/>
+                <w:szCs w:val="22"/>
+                <w:u w:val="none"/>
+              </w:rPr>
+            </w:pPr>
+            <w:r>
+              <w:rPr>
+                <w:rFonts w:hint="default" w:ascii="Calibri" w:hAnsi="Calibri" w:eastAsia="SimSun" w:cs="Calibri"/>
+                <w:i w:val="0"/>
+                <w:iCs w:val="0"/>
+                <w:color w:val="000000"/>
+                <w:kern w:val="0"/>
+                <w:sz w:val="22"/>
+                <w:szCs w:val="22"/>
+                <w:u w:val="none"/>
+                <w:lang w:val="en-US" w:eastAsia="zh-CN" w:bidi="ar"/>
+              </w:rPr>
+              <w:t>0.17717</w:t>
+            </w:r>
+          </w:p>
+        </w:tc>
+      </w:tr>
+      <w:tr>
+        <w:tblPrEx>
+          <w:tblBorders>
+            <w:top w:val="none" w:color="auto" w:sz="0" w:space="0"/>
+            <w:left w:val="none" w:color="auto" w:sz="0" w:space="0"/>
+            <w:bottom w:val="none" w:color="auto" w:sz="0" w:space="0"/>
+            <w:right w:val="none" w:color="auto" w:sz="0" w:space="0"/>
+            <w:insideH w:val="none" w:color="auto" w:sz="0" w:space="0"/>
+            <w:insideV w:val="none" w:color="auto" w:sz="0" w:space="0"/>
+          </w:tblBorders>
+          <w:shd w:val="clear" w:color="auto" w:fill="auto"/>
+          <w:tblCellMar>
+            <w:top w:w="0" w:type="dxa"/>
+            <w:left w:w="108" w:type="dxa"/>
+            <w:bottom w:w="0" w:type="dxa"/>
+            <w:right w:w="108" w:type="dxa"/>
+          </w:tblCellMar>
+        </w:tblPrEx>
+        <w:trPr>
+          <w:trHeight w:val="315" w:hRule="atLeast"/>
+        </w:trPr>
+        <w:tc>
+          <w:tcPr>
+            <w:tcW w:w="1680" w:type="dxa"/>
+            <w:tcBorders>
+              <w:top w:val="dotDash" w:color="000000" w:sz="4" w:space="0"/>
+              <w:left w:val="single" w:color="000000" w:sz="8" w:space="0"/>
+              <w:bottom w:val="single" w:color="000000" w:sz="8" w:space="0"/>
+              <w:right w:val="single" w:color="000000" w:sz="4" w:space="0"/>
+            </w:tcBorders>
+            <w:shd w:val="clear" w:color="auto" w:fill="auto"/>
+            <w:vAlign w:val="center"/>
+          </w:tcPr>
+          <w:p>
+            <w:pPr>
+              <w:keepNext w:val="0"/>
+              <w:keepLines w:val="0"/>
+              <w:widowControl/>
+              <w:suppressLineNumbers w:val="0"/>
+              <w:jc w:val="center"/>
+              <w:textAlignment w:val="center"/>
+              <w:rPr>
+                <w:rFonts w:hint="default" w:ascii="Calibri" w:hAnsi="Calibri" w:cs="Calibri"/>
+                <w:i w:val="0"/>
+                <w:iCs w:val="0"/>
+                <w:color w:val="000000"/>
+                <w:sz w:val="22"/>
+                <w:szCs w:val="22"/>
+                <w:u w:val="none"/>
+              </w:rPr>
+            </w:pPr>
+            <w:r>
+              <w:rPr>
+                <w:rFonts w:hint="default" w:ascii="Calibri" w:hAnsi="Calibri" w:eastAsia="SimSun" w:cs="Calibri"/>
+                <w:i w:val="0"/>
+                <w:iCs w:val="0"/>
+                <w:color w:val="000000"/>
+                <w:kern w:val="0"/>
+                <w:sz w:val="22"/>
+                <w:szCs w:val="22"/>
+                <w:u w:val="none"/>
+                <w:lang w:val="en-US" w:eastAsia="zh-CN" w:bidi="ar"/>
+              </w:rPr>
+              <w:t>100000</w:t>
+            </w:r>
+          </w:p>
+        </w:tc>
+        <w:tc>
+          <w:tcPr>
+            <w:tcW w:w="1365" w:type="dxa"/>
+            <w:tcBorders>
+              <w:top w:val="dotDash" w:color="000000" w:sz="4" w:space="0"/>
+              <w:left w:val="single" w:color="000000" w:sz="4" w:space="0"/>
+              <w:bottom w:val="single" w:color="000000" w:sz="8" w:space="0"/>
+              <w:right w:val="single" w:color="000000" w:sz="4" w:space="0"/>
+            </w:tcBorders>
+            <w:shd w:val="clear" w:color="auto" w:fill="auto"/>
+            <w:vAlign w:val="center"/>
+          </w:tcPr>
+          <w:p>
+            <w:pPr>
+              <w:keepNext w:val="0"/>
+              <w:keepLines w:val="0"/>
+              <w:widowControl/>
+              <w:suppressLineNumbers w:val="0"/>
+              <w:jc w:val="center"/>
+              <w:textAlignment w:val="center"/>
+              <w:rPr>
+                <w:rFonts w:hint="default" w:ascii="Calibri" w:hAnsi="Calibri" w:cs="Calibri"/>
+                <w:i w:val="0"/>
+                <w:iCs w:val="0"/>
+                <w:color w:val="000000"/>
+                <w:sz w:val="22"/>
+                <w:szCs w:val="22"/>
+                <w:u w:val="none"/>
+              </w:rPr>
+            </w:pPr>
+            <w:r>
+              <w:rPr>
+                <w:rFonts w:hint="default" w:ascii="Calibri" w:hAnsi="Calibri" w:eastAsia="SimSun" w:cs="Calibri"/>
+                <w:i w:val="0"/>
+                <w:iCs w:val="0"/>
+                <w:color w:val="000000"/>
+                <w:kern w:val="0"/>
+                <w:sz w:val="22"/>
+                <w:szCs w:val="22"/>
+                <w:u w:val="none"/>
+                <w:lang w:val="en-US" w:eastAsia="zh-CN" w:bidi="ar"/>
+              </w:rPr>
+              <w:t>43265</w:t>
+            </w:r>
+          </w:p>
+        </w:tc>
+        <w:tc>
+          <w:tcPr>
+            <w:tcW w:w="2265" w:type="dxa"/>
+            <w:tcBorders>
+              <w:top w:val="dotDash" w:color="000000" w:sz="4" w:space="0"/>
+              <w:left w:val="single" w:color="000000" w:sz="4" w:space="0"/>
+              <w:bottom w:val="single" w:color="000000" w:sz="8" w:space="0"/>
+              <w:right w:val="single" w:color="000000" w:sz="4" w:space="0"/>
+            </w:tcBorders>
+            <w:shd w:val="clear" w:color="auto" w:fill="auto"/>
+            <w:vAlign w:val="center"/>
+          </w:tcPr>
+          <w:p>
+            <w:pPr>
+              <w:keepNext w:val="0"/>
+              <w:keepLines w:val="0"/>
+              <w:widowControl/>
+              <w:suppressLineNumbers w:val="0"/>
+              <w:jc w:val="center"/>
+              <w:textAlignment w:val="center"/>
+              <w:rPr>
+                <w:rFonts w:hint="default" w:ascii="Calibri" w:hAnsi="Calibri" w:cs="Calibri"/>
+                <w:i w:val="0"/>
+                <w:iCs w:val="0"/>
+                <w:color w:val="000000"/>
+                <w:sz w:val="22"/>
+                <w:szCs w:val="22"/>
+                <w:u w:val="none"/>
+              </w:rPr>
+            </w:pPr>
+            <w:r>
+              <w:rPr>
+                <w:rFonts w:hint="default" w:ascii="Calibri" w:hAnsi="Calibri" w:eastAsia="SimSun" w:cs="Calibri"/>
+                <w:i w:val="0"/>
+                <w:iCs w:val="0"/>
+                <w:color w:val="000000"/>
+                <w:kern w:val="0"/>
+                <w:sz w:val="22"/>
+                <w:szCs w:val="22"/>
+                <w:u w:val="none"/>
+                <w:lang w:val="en-US" w:eastAsia="zh-CN" w:bidi="ar"/>
+              </w:rPr>
+              <w:t>0.16957</w:t>
+            </w:r>
+          </w:p>
+        </w:tc>
+        <w:tc>
+          <w:tcPr>
+            <w:tcW w:w="1065" w:type="dxa"/>
+            <w:tcBorders>
+              <w:top w:val="dotDash" w:color="000000" w:sz="4" w:space="0"/>
+              <w:left w:val="single" w:color="000000" w:sz="4" w:space="0"/>
+              <w:bottom w:val="single" w:color="000000" w:sz="8" w:space="0"/>
+              <w:right w:val="single" w:color="000000" w:sz="4" w:space="0"/>
+            </w:tcBorders>
+            <w:shd w:val="clear" w:color="auto" w:fill="auto"/>
+            <w:vAlign w:val="center"/>
+          </w:tcPr>
+          <w:p>
+            <w:pPr>
+              <w:keepNext w:val="0"/>
+              <w:keepLines w:val="0"/>
+              <w:widowControl/>
+              <w:suppressLineNumbers w:val="0"/>
+              <w:jc w:val="center"/>
+              <w:textAlignment w:val="center"/>
+              <w:rPr>
+                <w:rFonts w:hint="default" w:ascii="Calibri" w:hAnsi="Calibri" w:cs="Calibri"/>
+                <w:i w:val="0"/>
+                <w:iCs w:val="0"/>
+                <w:color w:val="000000"/>
+                <w:sz w:val="22"/>
+                <w:szCs w:val="22"/>
+                <w:u w:val="none"/>
+              </w:rPr>
+            </w:pPr>
+            <w:r>
+              <w:rPr>
+                <w:rFonts w:hint="default" w:ascii="Calibri" w:hAnsi="Calibri" w:eastAsia="SimSun" w:cs="Calibri"/>
+                <w:i w:val="0"/>
+                <w:iCs w:val="0"/>
+                <w:color w:val="000000"/>
+                <w:kern w:val="0"/>
+                <w:sz w:val="22"/>
+                <w:szCs w:val="22"/>
+                <w:u w:val="none"/>
+                <w:lang w:val="en-US" w:eastAsia="zh-CN" w:bidi="ar"/>
+              </w:rPr>
+              <w:t>0.0763</w:t>
+            </w:r>
+          </w:p>
+        </w:tc>
+        <w:tc>
+          <w:tcPr>
+            <w:tcW w:w="1770" w:type="dxa"/>
+            <w:tcBorders>
+              <w:top w:val="dotDash" w:color="000000" w:sz="4" w:space="0"/>
+              <w:left w:val="single" w:color="000000" w:sz="4" w:space="0"/>
+              <w:bottom w:val="single" w:color="000000" w:sz="8" w:space="0"/>
+              <w:right w:val="single" w:color="000000" w:sz="4" w:space="0"/>
+            </w:tcBorders>
+            <w:shd w:val="clear" w:color="auto" w:fill="auto"/>
+            <w:vAlign w:val="center"/>
+          </w:tcPr>
+          <w:p>
+            <w:pPr>
+              <w:keepNext w:val="0"/>
+              <w:keepLines w:val="0"/>
+              <w:widowControl/>
+              <w:suppressLineNumbers w:val="0"/>
+              <w:jc w:val="center"/>
+              <w:textAlignment w:val="center"/>
+              <w:rPr>
+                <w:rFonts w:hint="default" w:ascii="Calibri" w:hAnsi="Calibri" w:cs="Calibri"/>
+                <w:i w:val="0"/>
+                <w:iCs w:val="0"/>
+                <w:color w:val="000000"/>
+                <w:sz w:val="22"/>
+                <w:szCs w:val="22"/>
+                <w:u w:val="none"/>
+              </w:rPr>
+            </w:pPr>
+            <w:r>
+              <w:rPr>
+                <w:rFonts w:hint="default" w:ascii="Calibri" w:hAnsi="Calibri" w:eastAsia="SimSun" w:cs="Calibri"/>
+                <w:i w:val="0"/>
+                <w:iCs w:val="0"/>
+                <w:color w:val="000000"/>
+                <w:kern w:val="0"/>
+                <w:sz w:val="22"/>
+                <w:szCs w:val="22"/>
+                <w:u w:val="none"/>
+                <w:lang w:val="en-US" w:eastAsia="zh-CN" w:bidi="ar"/>
+              </w:rPr>
+              <w:t>0.00592</w:t>
+            </w:r>
+          </w:p>
+        </w:tc>
+        <w:tc>
+          <w:tcPr>
+            <w:tcW w:w="1485" w:type="dxa"/>
+            <w:tcBorders>
+              <w:top w:val="dotDash" w:color="000000" w:sz="4" w:space="0"/>
+              <w:left w:val="single" w:color="000000" w:sz="4" w:space="0"/>
+              <w:bottom w:val="single" w:color="000000" w:sz="8" w:space="0"/>
+              <w:right w:val="single" w:color="000000" w:sz="8" w:space="0"/>
+            </w:tcBorders>
+            <w:shd w:val="clear" w:color="auto" w:fill="auto"/>
+            <w:vAlign w:val="center"/>
+          </w:tcPr>
+          <w:p>
+            <w:pPr>
+              <w:keepNext w:val="0"/>
+              <w:keepLines w:val="0"/>
+              <w:widowControl/>
+              <w:suppressLineNumbers w:val="0"/>
+              <w:jc w:val="center"/>
+              <w:textAlignment w:val="center"/>
+              <w:rPr>
+                <w:rFonts w:hint="default" w:ascii="Calibri" w:hAnsi="Calibri" w:cs="Calibri"/>
+                <w:i w:val="0"/>
+                <w:iCs w:val="0"/>
+                <w:color w:val="000000"/>
+                <w:sz w:val="22"/>
+                <w:szCs w:val="22"/>
+                <w:u w:val="none"/>
+              </w:rPr>
+            </w:pPr>
+            <w:r>
+              <w:rPr>
+                <w:rFonts w:hint="default" w:ascii="Calibri" w:hAnsi="Calibri" w:eastAsia="SimSun" w:cs="Calibri"/>
+                <w:i w:val="0"/>
+                <w:iCs w:val="0"/>
+                <w:color w:val="000000"/>
+                <w:kern w:val="0"/>
+                <w:sz w:val="22"/>
+                <w:szCs w:val="22"/>
+                <w:u w:val="none"/>
+                <w:lang w:val="en-US" w:eastAsia="zh-CN" w:bidi="ar"/>
+              </w:rPr>
+              <w:t>0.31501</w:t>
+            </w:r>
+          </w:p>
+        </w:tc>
+      </w:tr>
+    </w:tbl>
     <w:p/>
+    <w:p>
+      <w:pPr>
+        <w:bidi w:val="0"/>
+        <w:jc w:val="center"/>
+        <w:rPr>
+          <w:rFonts w:hint="default"/>
+          <w:lang w:val="pt-BR"/>
+        </w:rPr>
+      </w:pPr>
+      <w:r>
+        <w:drawing>
+          <wp:inline distT="0" distB="0" distL="114300" distR="114300">
+            <wp:extent cx="3134995" cy="4541520"/>
+            <wp:effectExtent l="0" t="0" r="8255" b="11430"/>
+            <wp:docPr id="35" name="Picture 1"/>
+            <wp:cNvGraphicFramePr>
+              <a:graphicFrameLocks xmlns:a="http://schemas.openxmlformats.org/drawingml/2006/main" noChangeAspect="1"/>
+            </wp:cNvGraphicFramePr>
+            <a:graphic xmlns:a="http://schemas.openxmlformats.org/drawingml/2006/main">
+              <a:graphicData uri="http://schemas.openxmlformats.org/drawingml/2006/picture">
+                <pic:pic xmlns:pic="http://schemas.openxmlformats.org/drawingml/2006/picture">
+                  <pic:nvPicPr>
+                    <pic:cNvPr id="35" name="Picture 1"/>
+                    <pic:cNvPicPr>
+                      <a:picLocks noChangeAspect="1"/>
+                    </pic:cNvPicPr>
+                  </pic:nvPicPr>
+                  <pic:blipFill>
+                    <a:blip r:embed="rId11"/>
+                    <a:stretch>
+                      <a:fillRect/>
+                    </a:stretch>
+                  </pic:blipFill>
+                  <pic:spPr>
+                    <a:xfrm>
+                      <a:off x="0" y="0"/>
+                      <a:ext cx="3134995" cy="4541520"/>
+                    </a:xfrm>
+                    <a:prstGeom prst="rect">
+                      <a:avLst/>
+                    </a:prstGeom>
+                    <a:noFill/>
+                    <a:ln>
+                      <a:noFill/>
+                    </a:ln>
+                  </pic:spPr>
+                </pic:pic>
+              </a:graphicData>
+            </a:graphic>
+          </wp:inline>
+        </w:drawing>
+      </w:r>
+    </w:p>
     <w:p>
       <w:pPr>
         <w:pStyle w:val="2"/>
@@ -4527,7 +7388,943 @@
         <w:t>Questão</w:t>
       </w:r>
     </w:p>
-    <w:p/>
+    <w:p>
+      <w:pPr>
+        <w:rPr>
+          <w:rFonts w:hint="default"/>
+          <w:lang w:val="pt-BR"/>
+        </w:rPr>
+      </w:pPr>
+      <w:r>
+        <w:rPr>
+          <w:rFonts w:hint="default"/>
+          <w:lang w:val="pt-BR"/>
+        </w:rPr>
+        <w:t>Nesse exercício eu fiz uma tabela hash usando lista ligada em cada bucket.</w:t>
+      </w:r>
+    </w:p>
+    <w:p>
+      <w:pPr>
+        <w:rPr>
+          <w:rFonts w:hint="default"/>
+          <w:lang w:val="pt-BR"/>
+        </w:rPr>
+      </w:pPr>
+      <w:r>
+        <w:rPr>
+          <w:rFonts w:hint="default"/>
+          <w:lang w:val="pt-BR"/>
+        </w:rPr>
+        <w:t>O put coloca valor ou atualiza se a chave já existir, get procura a chave e delete tira a chave.</w:t>
+      </w:r>
+    </w:p>
+    <w:p>
+      <w:pPr>
+        <w:rPr>
+          <w:rFonts w:hint="default"/>
+          <w:lang w:val="pt-BR"/>
+        </w:rPr>
+      </w:pPr>
+      <w:r>
+        <w:rPr>
+          <w:rFonts w:hint="default"/>
+          <w:lang w:val="pt-BR"/>
+        </w:rPr>
+        <w:t>A tabela tem rehash automatico, ou seja, quando passa do limite de carga (load_factor = 0,7) ela aumenta o tamanho e tenta manter tudo que já tinha.</w:t>
+      </w:r>
+    </w:p>
+    <w:p>
+      <w:pPr>
+        <w:rPr>
+          <w:rFonts w:hint="default"/>
+          <w:lang w:val="pt-BR"/>
+        </w:rPr>
+      </w:pPr>
+      <w:r>
+        <w:rPr>
+          <w:rFonts w:hint="default"/>
+          <w:lang w:val="pt-BR"/>
+        </w:rPr>
+        <w:t>No teste eu coloquei 10 elementos numa tabela bem pequena (capacity=2) pra forçar o rehash.</w:t>
+      </w:r>
+    </w:p>
+    <w:p>
+      <w:pPr>
+        <w:rPr>
+          <w:rFonts w:hint="default"/>
+          <w:lang w:val="pt-BR"/>
+        </w:rPr>
+      </w:pPr>
+      <w:r>
+        <w:rPr>
+          <w:rFonts w:hint="default"/>
+          <w:lang w:val="pt-BR"/>
+        </w:rPr>
+        <w:t>As comparações ficaram assim:</w:t>
+      </w:r>
+    </w:p>
+    <w:p>
+      <w:pPr>
+        <w:rPr>
+          <w:rFonts w:hint="default"/>
+          <w:lang w:val="pt-BR"/>
+        </w:rPr>
+      </w:pPr>
+    </w:p>
+    <w:tbl>
+      <w:tblPr>
+        <w:tblStyle w:val="6"/>
+        <w:tblW w:w="8406" w:type="dxa"/>
+        <w:jc w:val="center"/>
+        <w:tblBorders>
+          <w:top w:val="none" w:color="auto" w:sz="0" w:space="0"/>
+          <w:left w:val="none" w:color="auto" w:sz="0" w:space="0"/>
+          <w:bottom w:val="none" w:color="auto" w:sz="0" w:space="0"/>
+          <w:right w:val="none" w:color="auto" w:sz="0" w:space="0"/>
+          <w:insideH w:val="none" w:color="auto" w:sz="0" w:space="0"/>
+          <w:insideV w:val="none" w:color="auto" w:sz="0" w:space="0"/>
+        </w:tblBorders>
+        <w:shd w:val="clear" w:color="auto" w:fill="auto"/>
+        <w:tblLayout w:type="fixed"/>
+        <w:tblCellMar>
+          <w:top w:w="0" w:type="dxa"/>
+          <w:left w:w="108" w:type="dxa"/>
+          <w:bottom w:w="0" w:type="dxa"/>
+          <w:right w:w="108" w:type="dxa"/>
+        </w:tblCellMar>
+      </w:tblPr>
+      <w:tblGrid>
+        <w:gridCol w:w="2439"/>
+        <w:gridCol w:w="1472"/>
+        <w:gridCol w:w="1991"/>
+        <w:gridCol w:w="2504"/>
+      </w:tblGrid>
+      <w:tr>
+        <w:tblPrEx>
+          <w:tblBorders>
+            <w:top w:val="none" w:color="auto" w:sz="0" w:space="0"/>
+            <w:left w:val="none" w:color="auto" w:sz="0" w:space="0"/>
+            <w:bottom w:val="none" w:color="auto" w:sz="0" w:space="0"/>
+            <w:right w:val="none" w:color="auto" w:sz="0" w:space="0"/>
+            <w:insideH w:val="none" w:color="auto" w:sz="0" w:space="0"/>
+            <w:insideV w:val="none" w:color="auto" w:sz="0" w:space="0"/>
+          </w:tblBorders>
+          <w:shd w:val="clear" w:color="auto" w:fill="auto"/>
+          <w:tblCellMar>
+            <w:top w:w="0" w:type="dxa"/>
+            <w:left w:w="108" w:type="dxa"/>
+            <w:bottom w:w="0" w:type="dxa"/>
+            <w:right w:w="108" w:type="dxa"/>
+          </w:tblCellMar>
+        </w:tblPrEx>
+        <w:trPr>
+          <w:trHeight w:val="637" w:hRule="atLeast"/>
+          <w:jc w:val="center"/>
+        </w:trPr>
+        <w:tc>
+          <w:tcPr>
+            <w:tcW w:w="2439" w:type="dxa"/>
+            <w:tcBorders>
+              <w:top w:val="single" w:color="000000" w:sz="8" w:space="0"/>
+              <w:left w:val="single" w:color="000000" w:sz="8" w:space="0"/>
+              <w:bottom w:val="single" w:color="000000" w:sz="8" w:space="0"/>
+              <w:right w:val="single" w:color="000000" w:sz="4" w:space="0"/>
+            </w:tcBorders>
+            <w:shd w:val="clear" w:color="auto" w:fill="auto"/>
+            <w:vAlign w:val="center"/>
+          </w:tcPr>
+          <w:p>
+            <w:pPr>
+              <w:keepNext w:val="0"/>
+              <w:keepLines w:val="0"/>
+              <w:widowControl/>
+              <w:suppressLineNumbers w:val="0"/>
+              <w:jc w:val="center"/>
+              <w:textAlignment w:val="center"/>
+              <w:rPr>
+                <w:rFonts w:ascii="Calibri" w:hAnsi="Calibri" w:cs="Calibri"/>
+                <w:b/>
+                <w:bCs/>
+                <w:i w:val="0"/>
+                <w:iCs w:val="0"/>
+                <w:color w:val="000000"/>
+                <w:sz w:val="22"/>
+                <w:szCs w:val="22"/>
+                <w:u w:val="none"/>
+              </w:rPr>
+            </w:pPr>
+            <w:r>
+              <w:rPr>
+                <w:rFonts w:hint="default" w:ascii="Calibri" w:hAnsi="Calibri" w:eastAsia="SimSun" w:cs="Calibri"/>
+                <w:b/>
+                <w:bCs/>
+                <w:i w:val="0"/>
+                <w:iCs w:val="0"/>
+                <w:color w:val="000000"/>
+                <w:kern w:val="0"/>
+                <w:sz w:val="22"/>
+                <w:szCs w:val="22"/>
+                <w:u w:val="none"/>
+                <w:lang w:val="en-US" w:eastAsia="zh-CN" w:bidi="ar"/>
+              </w:rPr>
+              <w:t>Operação</w:t>
+            </w:r>
+          </w:p>
+        </w:tc>
+        <w:tc>
+          <w:tcPr>
+            <w:tcW w:w="1472" w:type="dxa"/>
+            <w:tcBorders>
+              <w:top w:val="single" w:color="000000" w:sz="8" w:space="0"/>
+              <w:left w:val="single" w:color="000000" w:sz="4" w:space="0"/>
+              <w:bottom w:val="single" w:color="000000" w:sz="8" w:space="0"/>
+              <w:right w:val="single" w:color="000000" w:sz="4" w:space="0"/>
+            </w:tcBorders>
+            <w:shd w:val="clear" w:color="auto" w:fill="auto"/>
+            <w:vAlign w:val="center"/>
+          </w:tcPr>
+          <w:p>
+            <w:pPr>
+              <w:keepNext w:val="0"/>
+              <w:keepLines w:val="0"/>
+              <w:widowControl/>
+              <w:suppressLineNumbers w:val="0"/>
+              <w:jc w:val="center"/>
+              <w:textAlignment w:val="center"/>
+              <w:rPr>
+                <w:rFonts w:hint="default" w:ascii="Calibri" w:hAnsi="Calibri" w:cs="Calibri"/>
+                <w:b/>
+                <w:bCs/>
+                <w:i w:val="0"/>
+                <w:iCs w:val="0"/>
+                <w:color w:val="000000"/>
+                <w:sz w:val="22"/>
+                <w:szCs w:val="22"/>
+                <w:u w:val="none"/>
+              </w:rPr>
+            </w:pPr>
+            <w:r>
+              <w:rPr>
+                <w:rFonts w:hint="default" w:ascii="Calibri" w:hAnsi="Calibri" w:eastAsia="SimSun" w:cs="Calibri"/>
+                <w:b/>
+                <w:bCs/>
+                <w:i w:val="0"/>
+                <w:iCs w:val="0"/>
+                <w:color w:val="000000"/>
+                <w:kern w:val="0"/>
+                <w:sz w:val="22"/>
+                <w:szCs w:val="22"/>
+                <w:u w:val="none"/>
+                <w:lang w:val="en-US" w:eastAsia="zh-CN" w:bidi="ar"/>
+              </w:rPr>
+              <w:t>Comparações</w:t>
+            </w:r>
+          </w:p>
+        </w:tc>
+        <w:tc>
+          <w:tcPr>
+            <w:tcW w:w="1991" w:type="dxa"/>
+            <w:tcBorders>
+              <w:top w:val="single" w:color="000000" w:sz="8" w:space="0"/>
+              <w:left w:val="single" w:color="000000" w:sz="4" w:space="0"/>
+              <w:bottom w:val="single" w:color="000000" w:sz="8" w:space="0"/>
+              <w:right w:val="single" w:color="000000" w:sz="4" w:space="0"/>
+            </w:tcBorders>
+            <w:shd w:val="clear" w:color="auto" w:fill="auto"/>
+            <w:vAlign w:val="center"/>
+          </w:tcPr>
+          <w:p>
+            <w:pPr>
+              <w:keepNext w:val="0"/>
+              <w:keepLines w:val="0"/>
+              <w:widowControl/>
+              <w:suppressLineNumbers w:val="0"/>
+              <w:jc w:val="center"/>
+              <w:textAlignment w:val="center"/>
+              <w:rPr>
+                <w:rFonts w:hint="default" w:ascii="Calibri" w:hAnsi="Calibri" w:cs="Calibri"/>
+                <w:b/>
+                <w:bCs/>
+                <w:i w:val="0"/>
+                <w:iCs w:val="0"/>
+                <w:color w:val="000000"/>
+                <w:sz w:val="22"/>
+                <w:szCs w:val="22"/>
+                <w:u w:val="none"/>
+              </w:rPr>
+            </w:pPr>
+            <w:r>
+              <w:rPr>
+                <w:rFonts w:hint="default" w:ascii="Calibri" w:hAnsi="Calibri" w:eastAsia="SimSun" w:cs="Calibri"/>
+                <w:b/>
+                <w:bCs/>
+                <w:i w:val="0"/>
+                <w:iCs w:val="0"/>
+                <w:color w:val="000000"/>
+                <w:kern w:val="0"/>
+                <w:sz w:val="22"/>
+                <w:szCs w:val="22"/>
+                <w:u w:val="none"/>
+                <w:lang w:val="en-US" w:eastAsia="zh-CN" w:bidi="ar"/>
+              </w:rPr>
+              <w:t>Fator de carga (α)</w:t>
+            </w:r>
+          </w:p>
+        </w:tc>
+        <w:tc>
+          <w:tcPr>
+            <w:tcW w:w="2504" w:type="dxa"/>
+            <w:tcBorders>
+              <w:top w:val="single" w:color="000000" w:sz="8" w:space="0"/>
+              <w:left w:val="single" w:color="000000" w:sz="4" w:space="0"/>
+              <w:bottom w:val="single" w:color="000000" w:sz="8" w:space="0"/>
+              <w:right w:val="single" w:color="000000" w:sz="8" w:space="0"/>
+            </w:tcBorders>
+            <w:shd w:val="clear" w:color="auto" w:fill="auto"/>
+            <w:vAlign w:val="center"/>
+          </w:tcPr>
+          <w:p>
+            <w:pPr>
+              <w:keepNext w:val="0"/>
+              <w:keepLines w:val="0"/>
+              <w:widowControl/>
+              <w:suppressLineNumbers w:val="0"/>
+              <w:jc w:val="center"/>
+              <w:textAlignment w:val="center"/>
+              <w:rPr>
+                <w:rFonts w:hint="default" w:ascii="Calibri" w:hAnsi="Calibri" w:cs="Calibri"/>
+                <w:b/>
+                <w:bCs/>
+                <w:i w:val="0"/>
+                <w:iCs w:val="0"/>
+                <w:color w:val="000000"/>
+                <w:sz w:val="22"/>
+                <w:szCs w:val="22"/>
+                <w:u w:val="none"/>
+              </w:rPr>
+            </w:pPr>
+            <w:r>
+              <w:rPr>
+                <w:rFonts w:hint="default" w:ascii="Calibri" w:hAnsi="Calibri" w:eastAsia="SimSun" w:cs="Calibri"/>
+                <w:b/>
+                <w:bCs/>
+                <w:i w:val="0"/>
+                <w:iCs w:val="0"/>
+                <w:color w:val="000000"/>
+                <w:kern w:val="0"/>
+                <w:sz w:val="22"/>
+                <w:szCs w:val="22"/>
+                <w:u w:val="none"/>
+                <w:lang w:val="en-US" w:eastAsia="zh-CN" w:bidi="ar"/>
+              </w:rPr>
+              <w:t>Custo esperado O(1+α)</w:t>
+            </w:r>
+          </w:p>
+        </w:tc>
+      </w:tr>
+      <w:tr>
+        <w:tblPrEx>
+          <w:tblBorders>
+            <w:top w:val="none" w:color="auto" w:sz="0" w:space="0"/>
+            <w:left w:val="none" w:color="auto" w:sz="0" w:space="0"/>
+            <w:bottom w:val="none" w:color="auto" w:sz="0" w:space="0"/>
+            <w:right w:val="none" w:color="auto" w:sz="0" w:space="0"/>
+            <w:insideH w:val="none" w:color="auto" w:sz="0" w:space="0"/>
+            <w:insideV w:val="none" w:color="auto" w:sz="0" w:space="0"/>
+          </w:tblBorders>
+          <w:shd w:val="clear" w:color="auto" w:fill="auto"/>
+          <w:tblCellMar>
+            <w:top w:w="0" w:type="dxa"/>
+            <w:left w:w="108" w:type="dxa"/>
+            <w:bottom w:w="0" w:type="dxa"/>
+            <w:right w:w="108" w:type="dxa"/>
+          </w:tblCellMar>
+        </w:tblPrEx>
+        <w:trPr>
+          <w:trHeight w:val="534" w:hRule="atLeast"/>
+          <w:jc w:val="center"/>
+        </w:trPr>
+        <w:tc>
+          <w:tcPr>
+            <w:tcW w:w="2439" w:type="dxa"/>
+            <w:tcBorders>
+              <w:top w:val="nil"/>
+              <w:left w:val="single" w:color="000000" w:sz="8" w:space="0"/>
+              <w:bottom w:val="dotDash" w:color="000000" w:sz="4" w:space="0"/>
+              <w:right w:val="single" w:color="000000" w:sz="4" w:space="0"/>
+            </w:tcBorders>
+            <w:shd w:val="clear" w:color="auto" w:fill="auto"/>
+            <w:vAlign w:val="center"/>
+          </w:tcPr>
+          <w:p>
+            <w:pPr>
+              <w:keepNext w:val="0"/>
+              <w:keepLines w:val="0"/>
+              <w:widowControl/>
+              <w:suppressLineNumbers w:val="0"/>
+              <w:jc w:val="left"/>
+              <w:textAlignment w:val="center"/>
+              <w:rPr>
+                <w:rFonts w:hint="default" w:ascii="Calibri" w:hAnsi="Calibri" w:cs="Calibri"/>
+                <w:i w:val="0"/>
+                <w:iCs w:val="0"/>
+                <w:color w:val="000000"/>
+                <w:sz w:val="22"/>
+                <w:szCs w:val="22"/>
+                <w:u w:val="none"/>
+              </w:rPr>
+            </w:pPr>
+            <w:r>
+              <w:rPr>
+                <w:rFonts w:hint="default" w:ascii="Calibri" w:hAnsi="Calibri" w:eastAsia="SimSun" w:cs="Calibri"/>
+                <w:i w:val="0"/>
+                <w:iCs w:val="0"/>
+                <w:color w:val="000000"/>
+                <w:kern w:val="0"/>
+                <w:sz w:val="22"/>
+                <w:szCs w:val="22"/>
+                <w:u w:val="none"/>
+                <w:lang w:val="en-US" w:eastAsia="zh-CN" w:bidi="ar"/>
+              </w:rPr>
+              <w:t>Inserção 10 elementos</w:t>
+            </w:r>
+          </w:p>
+        </w:tc>
+        <w:tc>
+          <w:tcPr>
+            <w:tcW w:w="1472" w:type="dxa"/>
+            <w:tcBorders>
+              <w:top w:val="nil"/>
+              <w:left w:val="single" w:color="000000" w:sz="4" w:space="0"/>
+              <w:bottom w:val="dotDash" w:color="000000" w:sz="4" w:space="0"/>
+              <w:right w:val="single" w:color="000000" w:sz="4" w:space="0"/>
+            </w:tcBorders>
+            <w:shd w:val="clear" w:color="auto" w:fill="auto"/>
+            <w:vAlign w:val="center"/>
+          </w:tcPr>
+          <w:p>
+            <w:pPr>
+              <w:keepNext w:val="0"/>
+              <w:keepLines w:val="0"/>
+              <w:widowControl/>
+              <w:suppressLineNumbers w:val="0"/>
+              <w:jc w:val="right"/>
+              <w:textAlignment w:val="center"/>
+              <w:rPr>
+                <w:rFonts w:hint="default" w:ascii="Calibri" w:hAnsi="Calibri" w:cs="Calibri"/>
+                <w:i w:val="0"/>
+                <w:iCs w:val="0"/>
+                <w:color w:val="000000"/>
+                <w:sz w:val="22"/>
+                <w:szCs w:val="22"/>
+                <w:u w:val="none"/>
+              </w:rPr>
+            </w:pPr>
+            <w:r>
+              <w:rPr>
+                <w:rFonts w:hint="default" w:ascii="Calibri" w:hAnsi="Calibri" w:eastAsia="SimSun" w:cs="Calibri"/>
+                <w:i w:val="0"/>
+                <w:iCs w:val="0"/>
+                <w:color w:val="000000"/>
+                <w:kern w:val="0"/>
+                <w:sz w:val="22"/>
+                <w:szCs w:val="22"/>
+                <w:u w:val="none"/>
+                <w:lang w:val="en-US" w:eastAsia="zh-CN" w:bidi="ar"/>
+              </w:rPr>
+              <w:t>8</w:t>
+            </w:r>
+          </w:p>
+        </w:tc>
+        <w:tc>
+          <w:tcPr>
+            <w:tcW w:w="1991" w:type="dxa"/>
+            <w:tcBorders>
+              <w:top w:val="nil"/>
+              <w:left w:val="single" w:color="000000" w:sz="4" w:space="0"/>
+              <w:bottom w:val="dotDash" w:color="000000" w:sz="4" w:space="0"/>
+              <w:right w:val="single" w:color="000000" w:sz="4" w:space="0"/>
+            </w:tcBorders>
+            <w:shd w:val="clear" w:color="auto" w:fill="auto"/>
+            <w:vAlign w:val="center"/>
+          </w:tcPr>
+          <w:p>
+            <w:pPr>
+              <w:keepNext w:val="0"/>
+              <w:keepLines w:val="0"/>
+              <w:widowControl/>
+              <w:suppressLineNumbers w:val="0"/>
+              <w:jc w:val="right"/>
+              <w:textAlignment w:val="center"/>
+              <w:rPr>
+                <w:rFonts w:hint="default" w:ascii="Calibri" w:hAnsi="Calibri" w:cs="Calibri"/>
+                <w:i w:val="0"/>
+                <w:iCs w:val="0"/>
+                <w:color w:val="000000"/>
+                <w:sz w:val="22"/>
+                <w:szCs w:val="22"/>
+                <w:u w:val="none"/>
+              </w:rPr>
+            </w:pPr>
+            <w:r>
+              <w:rPr>
+                <w:rFonts w:hint="default" w:ascii="Calibri" w:hAnsi="Calibri" w:eastAsia="SimSun" w:cs="Calibri"/>
+                <w:i w:val="0"/>
+                <w:iCs w:val="0"/>
+                <w:color w:val="000000"/>
+                <w:kern w:val="0"/>
+                <w:sz w:val="22"/>
+                <w:szCs w:val="22"/>
+                <w:u w:val="none"/>
+                <w:lang w:val="en-US" w:eastAsia="zh-CN" w:bidi="ar"/>
+              </w:rPr>
+              <w:t>0.62</w:t>
+            </w:r>
+          </w:p>
+        </w:tc>
+        <w:tc>
+          <w:tcPr>
+            <w:tcW w:w="2504" w:type="dxa"/>
+            <w:tcBorders>
+              <w:top w:val="nil"/>
+              <w:left w:val="single" w:color="000000" w:sz="4" w:space="0"/>
+              <w:bottom w:val="dotDash" w:color="000000" w:sz="4" w:space="0"/>
+              <w:right w:val="single" w:color="000000" w:sz="8" w:space="0"/>
+            </w:tcBorders>
+            <w:shd w:val="clear" w:color="auto" w:fill="auto"/>
+            <w:vAlign w:val="center"/>
+          </w:tcPr>
+          <w:p>
+            <w:pPr>
+              <w:keepNext w:val="0"/>
+              <w:keepLines w:val="0"/>
+              <w:widowControl/>
+              <w:suppressLineNumbers w:val="0"/>
+              <w:jc w:val="left"/>
+              <w:textAlignment w:val="center"/>
+              <w:rPr>
+                <w:rFonts w:hint="default" w:ascii="Calibri" w:hAnsi="Calibri" w:cs="Calibri"/>
+                <w:i w:val="0"/>
+                <w:iCs w:val="0"/>
+                <w:color w:val="000000"/>
+                <w:sz w:val="22"/>
+                <w:szCs w:val="22"/>
+                <w:u w:val="none"/>
+              </w:rPr>
+            </w:pPr>
+            <w:r>
+              <w:rPr>
+                <w:rFonts w:hint="default" w:ascii="Calibri" w:hAnsi="Calibri" w:eastAsia="SimSun" w:cs="Calibri"/>
+                <w:i w:val="0"/>
+                <w:iCs w:val="0"/>
+                <w:color w:val="000000"/>
+                <w:kern w:val="0"/>
+                <w:sz w:val="22"/>
+                <w:szCs w:val="22"/>
+                <w:u w:val="none"/>
+                <w:lang w:val="en-US" w:eastAsia="zh-CN" w:bidi="ar"/>
+              </w:rPr>
+              <w:t>O(1 + 0.62) ≈ O(1.62)</w:t>
+            </w:r>
+          </w:p>
+        </w:tc>
+      </w:tr>
+      <w:tr>
+        <w:tblPrEx>
+          <w:tblBorders>
+            <w:top w:val="none" w:color="auto" w:sz="0" w:space="0"/>
+            <w:left w:val="none" w:color="auto" w:sz="0" w:space="0"/>
+            <w:bottom w:val="none" w:color="auto" w:sz="0" w:space="0"/>
+            <w:right w:val="none" w:color="auto" w:sz="0" w:space="0"/>
+            <w:insideH w:val="none" w:color="auto" w:sz="0" w:space="0"/>
+            <w:insideV w:val="none" w:color="auto" w:sz="0" w:space="0"/>
+          </w:tblBorders>
+          <w:shd w:val="clear" w:color="auto" w:fill="auto"/>
+          <w:tblCellMar>
+            <w:top w:w="0" w:type="dxa"/>
+            <w:left w:w="108" w:type="dxa"/>
+            <w:bottom w:w="0" w:type="dxa"/>
+            <w:right w:w="108" w:type="dxa"/>
+          </w:tblCellMar>
+        </w:tblPrEx>
+        <w:trPr>
+          <w:trHeight w:val="417" w:hRule="atLeast"/>
+          <w:jc w:val="center"/>
+        </w:trPr>
+        <w:tc>
+          <w:tcPr>
+            <w:tcW w:w="2439" w:type="dxa"/>
+            <w:tcBorders>
+              <w:top w:val="dotDash" w:color="000000" w:sz="4" w:space="0"/>
+              <w:left w:val="single" w:color="000000" w:sz="8" w:space="0"/>
+              <w:bottom w:val="single" w:color="000000" w:sz="8" w:space="0"/>
+              <w:right w:val="single" w:color="000000" w:sz="4" w:space="0"/>
+            </w:tcBorders>
+            <w:shd w:val="clear" w:color="auto" w:fill="auto"/>
+            <w:vAlign w:val="center"/>
+          </w:tcPr>
+          <w:p>
+            <w:pPr>
+              <w:keepNext w:val="0"/>
+              <w:keepLines w:val="0"/>
+              <w:widowControl/>
+              <w:suppressLineNumbers w:val="0"/>
+              <w:jc w:val="left"/>
+              <w:textAlignment w:val="center"/>
+              <w:rPr>
+                <w:rFonts w:hint="default" w:ascii="Calibri" w:hAnsi="Calibri" w:cs="Calibri"/>
+                <w:i w:val="0"/>
+                <w:iCs w:val="0"/>
+                <w:color w:val="000000"/>
+                <w:sz w:val="22"/>
+                <w:szCs w:val="22"/>
+                <w:u w:val="none"/>
+              </w:rPr>
+            </w:pPr>
+            <w:r>
+              <w:rPr>
+                <w:rFonts w:hint="default" w:ascii="Calibri" w:hAnsi="Calibri" w:eastAsia="SimSun" w:cs="Calibri"/>
+                <w:i w:val="0"/>
+                <w:iCs w:val="0"/>
+                <w:color w:val="000000"/>
+                <w:kern w:val="0"/>
+                <w:sz w:val="22"/>
+                <w:szCs w:val="22"/>
+                <w:u w:val="none"/>
+                <w:lang w:val="en-US" w:eastAsia="zh-CN" w:bidi="ar"/>
+              </w:rPr>
+              <w:t>Busca 10 elementos</w:t>
+            </w:r>
+          </w:p>
+        </w:tc>
+        <w:tc>
+          <w:tcPr>
+            <w:tcW w:w="1472" w:type="dxa"/>
+            <w:tcBorders>
+              <w:top w:val="dotDash" w:color="000000" w:sz="4" w:space="0"/>
+              <w:left w:val="single" w:color="000000" w:sz="4" w:space="0"/>
+              <w:bottom w:val="single" w:color="000000" w:sz="8" w:space="0"/>
+              <w:right w:val="single" w:color="000000" w:sz="4" w:space="0"/>
+            </w:tcBorders>
+            <w:shd w:val="clear" w:color="auto" w:fill="auto"/>
+            <w:vAlign w:val="center"/>
+          </w:tcPr>
+          <w:p>
+            <w:pPr>
+              <w:keepNext w:val="0"/>
+              <w:keepLines w:val="0"/>
+              <w:widowControl/>
+              <w:suppressLineNumbers w:val="0"/>
+              <w:jc w:val="right"/>
+              <w:textAlignment w:val="center"/>
+              <w:rPr>
+                <w:rFonts w:hint="default" w:ascii="Calibri" w:hAnsi="Calibri" w:cs="Calibri"/>
+                <w:i w:val="0"/>
+                <w:iCs w:val="0"/>
+                <w:color w:val="000000"/>
+                <w:sz w:val="22"/>
+                <w:szCs w:val="22"/>
+                <w:u w:val="none"/>
+              </w:rPr>
+            </w:pPr>
+            <w:r>
+              <w:rPr>
+                <w:rFonts w:hint="default" w:ascii="Calibri" w:hAnsi="Calibri" w:eastAsia="SimSun" w:cs="Calibri"/>
+                <w:i w:val="0"/>
+                <w:iCs w:val="0"/>
+                <w:color w:val="000000"/>
+                <w:kern w:val="0"/>
+                <w:sz w:val="22"/>
+                <w:szCs w:val="22"/>
+                <w:u w:val="none"/>
+                <w:lang w:val="en-US" w:eastAsia="zh-CN" w:bidi="ar"/>
+              </w:rPr>
+              <w:t>20</w:t>
+            </w:r>
+          </w:p>
+        </w:tc>
+        <w:tc>
+          <w:tcPr>
+            <w:tcW w:w="1991" w:type="dxa"/>
+            <w:tcBorders>
+              <w:top w:val="dotDash" w:color="000000" w:sz="4" w:space="0"/>
+              <w:left w:val="single" w:color="000000" w:sz="4" w:space="0"/>
+              <w:bottom w:val="single" w:color="000000" w:sz="8" w:space="0"/>
+              <w:right w:val="single" w:color="000000" w:sz="4" w:space="0"/>
+            </w:tcBorders>
+            <w:shd w:val="clear" w:color="auto" w:fill="auto"/>
+            <w:vAlign w:val="center"/>
+          </w:tcPr>
+          <w:p>
+            <w:pPr>
+              <w:keepNext w:val="0"/>
+              <w:keepLines w:val="0"/>
+              <w:widowControl/>
+              <w:suppressLineNumbers w:val="0"/>
+              <w:jc w:val="right"/>
+              <w:textAlignment w:val="center"/>
+              <w:rPr>
+                <w:rFonts w:hint="default" w:ascii="Calibri" w:hAnsi="Calibri" w:cs="Calibri"/>
+                <w:i w:val="0"/>
+                <w:iCs w:val="0"/>
+                <w:color w:val="000000"/>
+                <w:sz w:val="22"/>
+                <w:szCs w:val="22"/>
+                <w:u w:val="none"/>
+              </w:rPr>
+            </w:pPr>
+            <w:r>
+              <w:rPr>
+                <w:rFonts w:hint="default" w:ascii="Calibri" w:hAnsi="Calibri" w:eastAsia="SimSun" w:cs="Calibri"/>
+                <w:i w:val="0"/>
+                <w:iCs w:val="0"/>
+                <w:color w:val="000000"/>
+                <w:kern w:val="0"/>
+                <w:sz w:val="22"/>
+                <w:szCs w:val="22"/>
+                <w:u w:val="none"/>
+                <w:lang w:val="en-US" w:eastAsia="zh-CN" w:bidi="ar"/>
+              </w:rPr>
+              <w:t>0.62</w:t>
+            </w:r>
+          </w:p>
+        </w:tc>
+        <w:tc>
+          <w:tcPr>
+            <w:tcW w:w="2504" w:type="dxa"/>
+            <w:tcBorders>
+              <w:top w:val="dotDash" w:color="000000" w:sz="4" w:space="0"/>
+              <w:left w:val="single" w:color="000000" w:sz="4" w:space="0"/>
+              <w:bottom w:val="single" w:color="000000" w:sz="8" w:space="0"/>
+              <w:right w:val="single" w:color="000000" w:sz="8" w:space="0"/>
+            </w:tcBorders>
+            <w:shd w:val="clear" w:color="auto" w:fill="auto"/>
+            <w:vAlign w:val="center"/>
+          </w:tcPr>
+          <w:p>
+            <w:pPr>
+              <w:keepNext w:val="0"/>
+              <w:keepLines w:val="0"/>
+              <w:widowControl/>
+              <w:suppressLineNumbers w:val="0"/>
+              <w:jc w:val="left"/>
+              <w:textAlignment w:val="center"/>
+              <w:rPr>
+                <w:rFonts w:hint="default" w:ascii="Calibri" w:hAnsi="Calibri" w:cs="Calibri"/>
+                <w:i w:val="0"/>
+                <w:iCs w:val="0"/>
+                <w:color w:val="000000"/>
+                <w:sz w:val="22"/>
+                <w:szCs w:val="22"/>
+                <w:u w:val="none"/>
+              </w:rPr>
+            </w:pPr>
+            <w:r>
+              <w:rPr>
+                <w:rFonts w:hint="default" w:ascii="Calibri" w:hAnsi="Calibri" w:eastAsia="SimSun" w:cs="Calibri"/>
+                <w:i w:val="0"/>
+                <w:iCs w:val="0"/>
+                <w:color w:val="000000"/>
+                <w:kern w:val="0"/>
+                <w:sz w:val="22"/>
+                <w:szCs w:val="22"/>
+                <w:u w:val="none"/>
+                <w:lang w:val="en-US" w:eastAsia="zh-CN" w:bidi="ar"/>
+              </w:rPr>
+              <w:t>O(1 + 0.62) ≈ O(1.62)</w:t>
+            </w:r>
+          </w:p>
+        </w:tc>
+      </w:tr>
+    </w:tbl>
+    <w:p>
+      <w:pPr>
+        <w:rPr>
+          <w:rFonts w:hint="default"/>
+          <w:lang w:val="pt-BR"/>
+        </w:rPr>
+      </w:pPr>
+    </w:p>
+    <w:p>
+      <w:pPr>
+        <w:keepNext w:val="0"/>
+        <w:keepLines w:val="0"/>
+        <w:pageBreakBefore w:val="0"/>
+        <w:widowControl/>
+        <w:kinsoku/>
+        <w:wordWrap/>
+        <w:overflowPunct/>
+        <w:topLinePunct w:val="0"/>
+        <w:autoSpaceDE/>
+        <w:autoSpaceDN/>
+        <w:bidi w:val="0"/>
+        <w:adjustRightInd/>
+        <w:snapToGrid/>
+        <w:spacing w:after="240" w:line="260" w:lineRule="auto"/>
+        <w:textAlignment w:val="auto"/>
+        <w:rPr>
+          <w:rFonts w:hint="default"/>
+          <w:lang w:val="pt-BR"/>
+        </w:rPr>
+      </w:pPr>
+      <w:r>
+        <w:rPr>
+          <w:rFonts w:hint="default"/>
+          <w:lang w:val="pt-BR"/>
+        </w:rPr>
+        <w:t>Cada comparação é tipo “olhar cada nó da lista pra ver se a chave tá lá”.</w:t>
+      </w:r>
+    </w:p>
+    <w:p>
+      <w:pPr>
+        <w:keepNext w:val="0"/>
+        <w:keepLines w:val="0"/>
+        <w:pageBreakBefore w:val="0"/>
+        <w:widowControl/>
+        <w:kinsoku/>
+        <w:wordWrap/>
+        <w:overflowPunct/>
+        <w:topLinePunct w:val="0"/>
+        <w:autoSpaceDE/>
+        <w:autoSpaceDN/>
+        <w:bidi w:val="0"/>
+        <w:adjustRightInd/>
+        <w:snapToGrid/>
+        <w:spacing w:after="240" w:line="260" w:lineRule="auto"/>
+        <w:textAlignment w:val="auto"/>
+        <w:rPr>
+          <w:rFonts w:hint="default"/>
+          <w:lang w:val="pt-BR"/>
+        </w:rPr>
+      </w:pPr>
+      <w:r>
+        <w:rPr>
+          <w:rFonts w:hint="default"/>
+          <w:lang w:val="pt-BR"/>
+        </w:rPr>
+        <w:t>Depois do rehash, o fator de carga ficou 0,62 porque a tabela dobrou de tamanho.</w:t>
+      </w:r>
+    </w:p>
+    <w:p>
+      <w:pPr>
+        <w:keepNext w:val="0"/>
+        <w:keepLines w:val="0"/>
+        <w:pageBreakBefore w:val="0"/>
+        <w:widowControl/>
+        <w:kinsoku/>
+        <w:wordWrap/>
+        <w:overflowPunct/>
+        <w:topLinePunct w:val="0"/>
+        <w:autoSpaceDE/>
+        <w:autoSpaceDN/>
+        <w:bidi w:val="0"/>
+        <w:adjustRightInd/>
+        <w:snapToGrid/>
+        <w:spacing w:after="240" w:line="260" w:lineRule="auto"/>
+        <w:textAlignment w:val="auto"/>
+        <w:rPr>
+          <w:rFonts w:hint="default"/>
+          <w:lang w:val="pt-BR"/>
+        </w:rPr>
+      </w:pPr>
+      <w:r>
+        <w:rPr>
+          <w:rFonts w:hint="default"/>
+          <w:lang w:val="pt-BR"/>
+        </w:rPr>
+        <w:t>O custo esperado de O(1+α) deu mais ou menos 1,62 comparações por operação, que bateu com o que apareceu nos testes.</w:t>
+      </w:r>
+    </w:p>
+    <w:p>
+      <w:pPr>
+        <w:keepNext w:val="0"/>
+        <w:keepLines w:val="0"/>
+        <w:pageBreakBefore w:val="0"/>
+        <w:widowControl/>
+        <w:kinsoku/>
+        <w:wordWrap/>
+        <w:overflowPunct/>
+        <w:topLinePunct w:val="0"/>
+        <w:autoSpaceDE/>
+        <w:autoSpaceDN/>
+        <w:bidi w:val="0"/>
+        <w:adjustRightInd/>
+        <w:snapToGrid/>
+        <w:spacing w:after="240" w:line="260" w:lineRule="auto"/>
+        <w:textAlignment w:val="auto"/>
+        <w:rPr>
+          <w:rFonts w:hint="default"/>
+          <w:lang w:val="pt-BR"/>
+        </w:rPr>
+      </w:pPr>
+      <w:r>
+        <w:rPr>
+          <w:rFonts w:hint="default"/>
+          <w:lang w:val="pt-BR"/>
+        </w:rPr>
+        <w:t>Então parece que a tabela funciona certinho, mantém as chaves depois do rehash e o número de comparações cresce conforme o fator de carga, como era esperado.</w:t>
+      </w:r>
+    </w:p>
+    <w:p>
+      <w:pPr>
+        <w:rPr>
+          <w:rFonts w:hint="default"/>
+          <w:lang w:val="pt-BR"/>
+        </w:rPr>
+      </w:pPr>
+    </w:p>
+    <w:p>
+      <w:pPr>
+        <w:jc w:val="center"/>
+        <w:rPr>
+          <w:rFonts w:hint="default"/>
+          <w:lang w:val="pt-BR"/>
+        </w:rPr>
+      </w:pPr>
+      <w:r>
+        <w:drawing>
+          <wp:inline distT="0" distB="0" distL="114300" distR="114300">
+            <wp:extent cx="3819525" cy="857250"/>
+            <wp:effectExtent l="0" t="0" r="9525" b="0"/>
+            <wp:docPr id="39" name="Picture 1"/>
+            <wp:cNvGraphicFramePr>
+              <a:graphicFrameLocks xmlns:a="http://schemas.openxmlformats.org/drawingml/2006/main" noChangeAspect="1"/>
+            </wp:cNvGraphicFramePr>
+            <a:graphic xmlns:a="http://schemas.openxmlformats.org/drawingml/2006/main">
+              <a:graphicData uri="http://schemas.openxmlformats.org/drawingml/2006/picture">
+                <pic:pic xmlns:pic="http://schemas.openxmlformats.org/drawingml/2006/picture">
+                  <pic:nvPicPr>
+                    <pic:cNvPr id="39" name="Picture 1"/>
+                    <pic:cNvPicPr>
+                      <a:picLocks noChangeAspect="1"/>
+                    </pic:cNvPicPr>
+                  </pic:nvPicPr>
+                  <pic:blipFill>
+                    <a:blip r:embed="rId12"/>
+                    <a:stretch>
+                      <a:fillRect/>
+                    </a:stretch>
+                  </pic:blipFill>
+                  <pic:spPr>
+                    <a:xfrm>
+                      <a:off x="0" y="0"/>
+                      <a:ext cx="3819525" cy="857250"/>
+                    </a:xfrm>
+                    <a:prstGeom prst="rect">
+                      <a:avLst/>
+                    </a:prstGeom>
+                    <a:noFill/>
+                    <a:ln>
+                      <a:noFill/>
+                    </a:ln>
+                  </pic:spPr>
+                </pic:pic>
+              </a:graphicData>
+            </a:graphic>
+          </wp:inline>
+        </w:drawing>
+      </w:r>
+    </w:p>
     <w:p>
       <w:pPr>
         <w:pStyle w:val="2"/>
@@ -4540,7 +8337,234 @@
         <w:t>Questão</w:t>
       </w:r>
     </w:p>
-    <w:p/>
+    <w:p>
+      <w:pPr>
+        <w:pStyle w:val="3"/>
+        <w:bidi w:val="0"/>
+        <w:rPr>
+          <w:rFonts w:hint="default"/>
+        </w:rPr>
+      </w:pPr>
+      <w:r>
+        <w:rPr>
+          <w:rFonts w:hint="default"/>
+        </w:rPr>
+        <w:t>Análise do esforço e observações</w:t>
+      </w:r>
+    </w:p>
+    <w:p>
+      <w:pPr>
+        <w:keepNext w:val="0"/>
+        <w:keepLines w:val="0"/>
+        <w:pageBreakBefore w:val="0"/>
+        <w:widowControl/>
+        <w:numPr>
+          <w:ilvl w:val="0"/>
+          <w:numId w:val="0"/>
+        </w:numPr>
+        <w:kinsoku/>
+        <w:wordWrap/>
+        <w:overflowPunct/>
+        <w:topLinePunct w:val="0"/>
+        <w:autoSpaceDE/>
+        <w:autoSpaceDN/>
+        <w:bidi w:val="0"/>
+        <w:adjustRightInd/>
+        <w:snapToGrid/>
+        <w:spacing w:after="240" w:line="260" w:lineRule="auto"/>
+        <w:ind w:leftChars="0"/>
+        <w:textAlignment w:val="auto"/>
+        <w:rPr>
+          <w:rFonts w:hint="default"/>
+        </w:rPr>
+      </w:pPr>
+      <w:r>
+        <w:rPr>
+          <w:rFonts w:hint="default"/>
+        </w:rPr>
+        <w:t>O DFS recursivo mostra a árvore de forma “desenhada”, com indentação por nível, então dá pra ver quem tá onde na estrutura.</w:t>
+      </w:r>
+    </w:p>
+    <w:p>
+      <w:pPr>
+        <w:keepNext w:val="0"/>
+        <w:keepLines w:val="0"/>
+        <w:pageBreakBefore w:val="0"/>
+        <w:widowControl/>
+        <w:numPr>
+          <w:ilvl w:val="0"/>
+          <w:numId w:val="0"/>
+        </w:numPr>
+        <w:kinsoku/>
+        <w:wordWrap/>
+        <w:overflowPunct/>
+        <w:topLinePunct w:val="0"/>
+        <w:autoSpaceDE/>
+        <w:autoSpaceDN/>
+        <w:bidi w:val="0"/>
+        <w:adjustRightInd/>
+        <w:snapToGrid/>
+        <w:spacing w:after="240" w:line="260" w:lineRule="auto"/>
+        <w:ind w:leftChars="0"/>
+        <w:textAlignment w:val="auto"/>
+        <w:rPr>
+          <w:rFonts w:hint="default"/>
+        </w:rPr>
+      </w:pPr>
+      <w:r>
+        <w:rPr>
+          <w:rFonts w:hint="default"/>
+        </w:rPr>
+        <w:t>O DFS com pilha percorre os caminhos mais profundos primeiro, então é útil pra labirintos ou quando você precisa explorar tudo antes de voltar.</w:t>
+      </w:r>
+    </w:p>
+    <w:p>
+      <w:pPr>
+        <w:keepNext w:val="0"/>
+        <w:keepLines w:val="0"/>
+        <w:pageBreakBefore w:val="0"/>
+        <w:widowControl/>
+        <w:numPr>
+          <w:ilvl w:val="0"/>
+          <w:numId w:val="0"/>
+        </w:numPr>
+        <w:kinsoku/>
+        <w:wordWrap/>
+        <w:overflowPunct/>
+        <w:topLinePunct w:val="0"/>
+        <w:autoSpaceDE/>
+        <w:autoSpaceDN/>
+        <w:bidi w:val="0"/>
+        <w:adjustRightInd/>
+        <w:snapToGrid/>
+        <w:spacing w:after="240" w:line="260" w:lineRule="auto"/>
+        <w:ind w:leftChars="0"/>
+        <w:textAlignment w:val="auto"/>
+        <w:rPr>
+          <w:rFonts w:hint="default"/>
+        </w:rPr>
+      </w:pPr>
+      <w:r>
+        <w:rPr>
+          <w:rFonts w:hint="default"/>
+        </w:rPr>
+        <w:t>O BFS visita a árvore nível por nível, sendo bom pra encontrar elementos próximos da raiz de forma rápida.</w:t>
+      </w:r>
+    </w:p>
+    <w:p>
+      <w:pPr>
+        <w:keepNext w:val="0"/>
+        <w:keepLines w:val="0"/>
+        <w:pageBreakBefore w:val="0"/>
+        <w:widowControl/>
+        <w:kinsoku/>
+        <w:wordWrap/>
+        <w:overflowPunct/>
+        <w:topLinePunct w:val="0"/>
+        <w:autoSpaceDE/>
+        <w:autoSpaceDN/>
+        <w:bidi w:val="0"/>
+        <w:adjustRightInd/>
+        <w:snapToGrid/>
+        <w:spacing w:after="240" w:line="260" w:lineRule="auto"/>
+        <w:textAlignment w:val="auto"/>
+        <w:rPr>
+          <w:rFonts w:hint="default"/>
+        </w:rPr>
+      </w:pPr>
+      <w:r>
+        <w:rPr>
+          <w:rFonts w:hint="default"/>
+        </w:rPr>
+        <w:t>A contagem de comparações no BFS indica quantos nodos foram visitados.</w:t>
+      </w:r>
+    </w:p>
+    <w:p>
+      <w:pPr>
+        <w:keepNext w:val="0"/>
+        <w:keepLines w:val="0"/>
+        <w:pageBreakBefore w:val="0"/>
+        <w:widowControl/>
+        <w:kinsoku/>
+        <w:wordWrap/>
+        <w:overflowPunct/>
+        <w:topLinePunct w:val="0"/>
+        <w:autoSpaceDE/>
+        <w:autoSpaceDN/>
+        <w:bidi w:val="0"/>
+        <w:adjustRightInd/>
+        <w:snapToGrid/>
+        <w:spacing w:after="240" w:line="260" w:lineRule="auto"/>
+        <w:textAlignment w:val="auto"/>
+        <w:rPr>
+          <w:rFonts w:hint="default"/>
+        </w:rPr>
+      </w:pPr>
+      <w:r>
+        <w:rPr>
+          <w:rFonts w:hint="default"/>
+        </w:rPr>
+        <w:t>A inserção na BST normalmente é rápida (O(log n)), mas se a árvore ficar desbalanceada pode piorar e chegar a O(n).</w:t>
+      </w:r>
+    </w:p>
+    <w:p>
+      <w:pPr>
+        <w:rPr>
+          <w:rFonts w:hint="default"/>
+        </w:rPr>
+      </w:pPr>
+    </w:p>
+    <w:p>
+      <w:pPr>
+        <w:jc w:val="center"/>
+        <w:rPr>
+          <w:rFonts w:hint="default"/>
+        </w:rPr>
+      </w:pPr>
+      <w:r>
+        <w:drawing>
+          <wp:inline distT="0" distB="0" distL="114300" distR="114300">
+            <wp:extent cx="4667250" cy="2581275"/>
+            <wp:effectExtent l="0" t="0" r="0" b="9525"/>
+            <wp:docPr id="40" name="Picture 2"/>
+            <wp:cNvGraphicFramePr>
+              <a:graphicFrameLocks xmlns:a="http://schemas.openxmlformats.org/drawingml/2006/main" noChangeAspect="1"/>
+            </wp:cNvGraphicFramePr>
+            <a:graphic xmlns:a="http://schemas.openxmlformats.org/drawingml/2006/main">
+              <a:graphicData uri="http://schemas.openxmlformats.org/drawingml/2006/picture">
+                <pic:pic xmlns:pic="http://schemas.openxmlformats.org/drawingml/2006/picture">
+                  <pic:nvPicPr>
+                    <pic:cNvPr id="40" name="Picture 2"/>
+                    <pic:cNvPicPr>
+                      <a:picLocks noChangeAspect="1"/>
+                    </pic:cNvPicPr>
+                  </pic:nvPicPr>
+                  <pic:blipFill>
+                    <a:blip r:embed="rId13"/>
+                    <a:stretch>
+                      <a:fillRect/>
+                    </a:stretch>
+                  </pic:blipFill>
+                  <pic:spPr>
+                    <a:xfrm>
+                      <a:off x="0" y="0"/>
+                      <a:ext cx="4667250" cy="2581275"/>
+                    </a:xfrm>
+                    <a:prstGeom prst="rect">
+                      <a:avLst/>
+                    </a:prstGeom>
+                    <a:noFill/>
+                    <a:ln>
+                      <a:noFill/>
+                    </a:ln>
+                  </pic:spPr>
+                </pic:pic>
+              </a:graphicData>
+            </a:graphic>
+          </wp:inline>
+        </w:drawing>
+      </w:r>
+    </w:p>
     <w:p>
       <w:pPr>
         <w:pStyle w:val="2"/>
@@ -4553,7 +8577,1618 @@
         <w:t>Questão</w:t>
       </w:r>
     </w:p>
-    <w:p/>
+    <w:p>
+      <w:pPr>
+        <w:rPr>
+          <w:rFonts w:hint="default"/>
+        </w:rPr>
+      </w:pPr>
+      <w:r>
+        <w:rPr>
+          <w:rFonts w:hint="default"/>
+        </w:rPr>
+        <w:t>Fiz uma lista encadeada simples, cada nó é uma caixinha que aponta pro próximo. Tem métodos pra colocar no começo, no fim, em qualquer posição, procurar valor e remover valor ou posição. Também fiz __len__ pra ver tamanho e __str__ pra mostrar a lista.</w:t>
+      </w:r>
+    </w:p>
+    <w:p>
+      <w:pPr>
+        <w:rPr>
+          <w:rFonts w:hint="default"/>
+        </w:rPr>
+      </w:pPr>
+    </w:p>
+    <w:p>
+      <w:pPr>
+        <w:rPr>
+          <w:rFonts w:hint="default"/>
+        </w:rPr>
+      </w:pPr>
+      <w:r>
+        <w:rPr>
+          <w:rFonts w:hint="default"/>
+        </w:rPr>
+        <w:t>Pra inserção/remover por posição tem checagem de índice e mensagem de erro, e se não achar valor, também avisa.</w:t>
+      </w:r>
+    </w:p>
+    <w:p>
+      <w:pPr>
+        <w:rPr>
+          <w:rFonts w:hint="default"/>
+        </w:rPr>
+      </w:pPr>
+    </w:p>
+    <w:p>
+      <w:pPr>
+        <w:rPr>
+          <w:rFonts w:hint="default"/>
+        </w:rPr>
+      </w:pPr>
+      <w:r>
+        <w:rPr>
+          <w:rFonts w:hint="default"/>
+        </w:rPr>
+        <w:t>Big O das operações tá resumido na tabela abaixo:</w:t>
+      </w:r>
+    </w:p>
+    <w:tbl>
+      <w:tblPr>
+        <w:tblStyle w:val="6"/>
+        <w:tblW w:w="9126" w:type="dxa"/>
+        <w:jc w:val="center"/>
+        <w:tblBorders>
+          <w:top w:val="none" w:color="auto" w:sz="0" w:space="0"/>
+          <w:left w:val="none" w:color="auto" w:sz="0" w:space="0"/>
+          <w:bottom w:val="none" w:color="auto" w:sz="0" w:space="0"/>
+          <w:right w:val="none" w:color="auto" w:sz="0" w:space="0"/>
+          <w:insideH w:val="none" w:color="auto" w:sz="0" w:space="0"/>
+          <w:insideV w:val="none" w:color="auto" w:sz="0" w:space="0"/>
+        </w:tblBorders>
+        <w:shd w:val="clear" w:color="auto" w:fill="auto"/>
+        <w:tblLayout w:type="fixed"/>
+        <w:tblCellMar>
+          <w:top w:w="0" w:type="dxa"/>
+          <w:left w:w="108" w:type="dxa"/>
+          <w:bottom w:w="0" w:type="dxa"/>
+          <w:right w:w="108" w:type="dxa"/>
+        </w:tblCellMar>
+      </w:tblPr>
+      <w:tblGrid>
+        <w:gridCol w:w="3521"/>
+        <w:gridCol w:w="2202"/>
+        <w:gridCol w:w="3403"/>
+      </w:tblGrid>
+      <w:tr>
+        <w:tblPrEx>
+          <w:tblBorders>
+            <w:top w:val="none" w:color="auto" w:sz="0" w:space="0"/>
+            <w:left w:val="none" w:color="auto" w:sz="0" w:space="0"/>
+            <w:bottom w:val="none" w:color="auto" w:sz="0" w:space="0"/>
+            <w:right w:val="none" w:color="auto" w:sz="0" w:space="0"/>
+            <w:insideH w:val="none" w:color="auto" w:sz="0" w:space="0"/>
+            <w:insideV w:val="none" w:color="auto" w:sz="0" w:space="0"/>
+          </w:tblBorders>
+          <w:shd w:val="clear" w:color="auto" w:fill="auto"/>
+          <w:tblCellMar>
+            <w:top w:w="0" w:type="dxa"/>
+            <w:left w:w="108" w:type="dxa"/>
+            <w:bottom w:w="0" w:type="dxa"/>
+            <w:right w:w="108" w:type="dxa"/>
+          </w:tblCellMar>
+        </w:tblPrEx>
+        <w:trPr>
+          <w:trHeight w:val="560" w:hRule="atLeast"/>
+          <w:jc w:val="center"/>
+        </w:trPr>
+        <w:tc>
+          <w:tcPr>
+            <w:tcW w:w="3521" w:type="dxa"/>
+            <w:tcBorders>
+              <w:top w:val="single" w:color="000000" w:sz="8" w:space="0"/>
+              <w:left w:val="single" w:color="000000" w:sz="8" w:space="0"/>
+              <w:bottom w:val="single" w:color="000000" w:sz="8" w:space="0"/>
+              <w:right w:val="single" w:color="000000" w:sz="4" w:space="0"/>
+            </w:tcBorders>
+            <w:shd w:val="clear" w:color="auto" w:fill="auto"/>
+            <w:vAlign w:val="center"/>
+          </w:tcPr>
+          <w:p>
+            <w:pPr>
+              <w:keepNext w:val="0"/>
+              <w:keepLines w:val="0"/>
+              <w:widowControl/>
+              <w:suppressLineNumbers w:val="0"/>
+              <w:jc w:val="center"/>
+              <w:textAlignment w:val="center"/>
+              <w:rPr>
+                <w:rFonts w:ascii="Calibri" w:hAnsi="Calibri" w:cs="Calibri"/>
+                <w:b/>
+                <w:bCs/>
+                <w:i w:val="0"/>
+                <w:iCs w:val="0"/>
+                <w:color w:val="000000"/>
+                <w:sz w:val="22"/>
+                <w:szCs w:val="22"/>
+                <w:u w:val="none"/>
+              </w:rPr>
+            </w:pPr>
+            <w:r>
+              <w:rPr>
+                <w:rFonts w:hint="default" w:ascii="Calibri" w:hAnsi="Calibri" w:eastAsia="SimSun" w:cs="Calibri"/>
+                <w:b/>
+                <w:bCs/>
+                <w:i w:val="0"/>
+                <w:iCs w:val="0"/>
+                <w:color w:val="000000"/>
+                <w:kern w:val="0"/>
+                <w:sz w:val="22"/>
+                <w:szCs w:val="22"/>
+                <w:u w:val="none"/>
+                <w:lang w:val="en-US" w:eastAsia="zh-CN" w:bidi="ar"/>
+              </w:rPr>
+              <w:t>Operação</w:t>
+            </w:r>
+          </w:p>
+        </w:tc>
+        <w:tc>
+          <w:tcPr>
+            <w:tcW w:w="2202" w:type="dxa"/>
+            <w:tcBorders>
+              <w:top w:val="single" w:color="000000" w:sz="8" w:space="0"/>
+              <w:left w:val="single" w:color="000000" w:sz="4" w:space="0"/>
+              <w:bottom w:val="single" w:color="000000" w:sz="8" w:space="0"/>
+              <w:right w:val="single" w:color="000000" w:sz="4" w:space="0"/>
+            </w:tcBorders>
+            <w:shd w:val="clear" w:color="auto" w:fill="auto"/>
+            <w:vAlign w:val="center"/>
+          </w:tcPr>
+          <w:p>
+            <w:pPr>
+              <w:keepNext w:val="0"/>
+              <w:keepLines w:val="0"/>
+              <w:widowControl/>
+              <w:suppressLineNumbers w:val="0"/>
+              <w:jc w:val="center"/>
+              <w:textAlignment w:val="center"/>
+              <w:rPr>
+                <w:rFonts w:hint="default" w:ascii="Calibri" w:hAnsi="Calibri" w:cs="Calibri"/>
+                <w:b/>
+                <w:bCs/>
+                <w:i w:val="0"/>
+                <w:iCs w:val="0"/>
+                <w:color w:val="000000"/>
+                <w:sz w:val="22"/>
+                <w:szCs w:val="22"/>
+                <w:u w:val="none"/>
+              </w:rPr>
+            </w:pPr>
+            <w:r>
+              <w:rPr>
+                <w:rFonts w:hint="default" w:ascii="Calibri" w:hAnsi="Calibri" w:eastAsia="SimSun" w:cs="Calibri"/>
+                <w:b/>
+                <w:bCs/>
+                <w:i w:val="0"/>
+                <w:iCs w:val="0"/>
+                <w:color w:val="000000"/>
+                <w:kern w:val="0"/>
+                <w:sz w:val="22"/>
+                <w:szCs w:val="22"/>
+                <w:u w:val="none"/>
+                <w:lang w:val="en-US" w:eastAsia="zh-CN" w:bidi="ar"/>
+              </w:rPr>
+              <w:t>Custo esperado</w:t>
+            </w:r>
+          </w:p>
+        </w:tc>
+        <w:tc>
+          <w:tcPr>
+            <w:tcW w:w="3403" w:type="dxa"/>
+            <w:tcBorders>
+              <w:top w:val="single" w:color="000000" w:sz="8" w:space="0"/>
+              <w:left w:val="single" w:color="000000" w:sz="4" w:space="0"/>
+              <w:bottom w:val="single" w:color="000000" w:sz="8" w:space="0"/>
+              <w:right w:val="single" w:color="000000" w:sz="8" w:space="0"/>
+            </w:tcBorders>
+            <w:shd w:val="clear" w:color="auto" w:fill="auto"/>
+            <w:vAlign w:val="center"/>
+          </w:tcPr>
+          <w:p>
+            <w:pPr>
+              <w:keepNext w:val="0"/>
+              <w:keepLines w:val="0"/>
+              <w:widowControl/>
+              <w:suppressLineNumbers w:val="0"/>
+              <w:jc w:val="center"/>
+              <w:textAlignment w:val="center"/>
+              <w:rPr>
+                <w:rFonts w:hint="default" w:ascii="Calibri" w:hAnsi="Calibri" w:cs="Calibri"/>
+                <w:b/>
+                <w:bCs/>
+                <w:i w:val="0"/>
+                <w:iCs w:val="0"/>
+                <w:color w:val="000000"/>
+                <w:sz w:val="22"/>
+                <w:szCs w:val="22"/>
+                <w:u w:val="none"/>
+              </w:rPr>
+            </w:pPr>
+            <w:r>
+              <w:rPr>
+                <w:rFonts w:hint="default" w:ascii="Calibri" w:hAnsi="Calibri" w:eastAsia="SimSun" w:cs="Calibri"/>
+                <w:b/>
+                <w:bCs/>
+                <w:i w:val="0"/>
+                <w:iCs w:val="0"/>
+                <w:color w:val="000000"/>
+                <w:kern w:val="0"/>
+                <w:sz w:val="22"/>
+                <w:szCs w:val="22"/>
+                <w:u w:val="none"/>
+                <w:lang w:val="en-US" w:eastAsia="zh-CN" w:bidi="ar"/>
+              </w:rPr>
+              <w:t>Observações rápidas</w:t>
+            </w:r>
+          </w:p>
+        </w:tc>
+      </w:tr>
+      <w:tr>
+        <w:tblPrEx>
+          <w:tblBorders>
+            <w:top w:val="none" w:color="auto" w:sz="0" w:space="0"/>
+            <w:left w:val="none" w:color="auto" w:sz="0" w:space="0"/>
+            <w:bottom w:val="none" w:color="auto" w:sz="0" w:space="0"/>
+            <w:right w:val="none" w:color="auto" w:sz="0" w:space="0"/>
+            <w:insideH w:val="none" w:color="auto" w:sz="0" w:space="0"/>
+            <w:insideV w:val="none" w:color="auto" w:sz="0" w:space="0"/>
+          </w:tblBorders>
+          <w:tblCellMar>
+            <w:top w:w="0" w:type="dxa"/>
+            <w:left w:w="108" w:type="dxa"/>
+            <w:bottom w:w="0" w:type="dxa"/>
+            <w:right w:w="108" w:type="dxa"/>
+          </w:tblCellMar>
+        </w:tblPrEx>
+        <w:trPr>
+          <w:trHeight w:val="288" w:hRule="atLeast"/>
+          <w:jc w:val="center"/>
+        </w:trPr>
+        <w:tc>
+          <w:tcPr>
+            <w:tcW w:w="3521" w:type="dxa"/>
+            <w:tcBorders>
+              <w:top w:val="nil"/>
+              <w:left w:val="single" w:color="000000" w:sz="8" w:space="0"/>
+              <w:bottom w:val="dotDash" w:color="000000" w:sz="4" w:space="0"/>
+              <w:right w:val="single" w:color="000000" w:sz="4" w:space="0"/>
+            </w:tcBorders>
+            <w:shd w:val="clear" w:color="auto" w:fill="auto"/>
+            <w:vAlign w:val="center"/>
+          </w:tcPr>
+          <w:p>
+            <w:pPr>
+              <w:keepNext w:val="0"/>
+              <w:keepLines w:val="0"/>
+              <w:widowControl/>
+              <w:suppressLineNumbers w:val="0"/>
+              <w:jc w:val="left"/>
+              <w:textAlignment w:val="center"/>
+              <w:rPr>
+                <w:rFonts w:hint="default" w:ascii="Calibri" w:hAnsi="Calibri" w:cs="Calibri"/>
+                <w:i w:val="0"/>
+                <w:iCs w:val="0"/>
+                <w:color w:val="000000"/>
+                <w:sz w:val="22"/>
+                <w:szCs w:val="22"/>
+                <w:u w:val="none"/>
+              </w:rPr>
+            </w:pPr>
+            <w:r>
+              <w:rPr>
+                <w:rFonts w:hint="default" w:ascii="Calibri" w:hAnsi="Calibri" w:eastAsia="SimSun" w:cs="Calibri"/>
+                <w:i w:val="0"/>
+                <w:iCs w:val="0"/>
+                <w:color w:val="000000"/>
+                <w:kern w:val="0"/>
+                <w:sz w:val="22"/>
+                <w:szCs w:val="22"/>
+                <w:u w:val="none"/>
+                <w:lang w:val="en-US" w:eastAsia="zh-CN" w:bidi="ar"/>
+              </w:rPr>
+              <w:t>inserir_no_inicio(valor)</w:t>
+            </w:r>
+          </w:p>
+        </w:tc>
+        <w:tc>
+          <w:tcPr>
+            <w:tcW w:w="2202" w:type="dxa"/>
+            <w:tcBorders>
+              <w:top w:val="nil"/>
+              <w:left w:val="single" w:color="000000" w:sz="4" w:space="0"/>
+              <w:bottom w:val="dotDash" w:color="000000" w:sz="4" w:space="0"/>
+              <w:right w:val="single" w:color="000000" w:sz="4" w:space="0"/>
+            </w:tcBorders>
+            <w:shd w:val="clear" w:color="auto" w:fill="auto"/>
+            <w:vAlign w:val="center"/>
+          </w:tcPr>
+          <w:p>
+            <w:pPr>
+              <w:keepNext w:val="0"/>
+              <w:keepLines w:val="0"/>
+              <w:widowControl/>
+              <w:suppressLineNumbers w:val="0"/>
+              <w:jc w:val="center"/>
+              <w:textAlignment w:val="center"/>
+              <w:rPr>
+                <w:rFonts w:hint="default" w:ascii="Calibri" w:hAnsi="Calibri" w:cs="Calibri"/>
+                <w:i w:val="0"/>
+                <w:iCs w:val="0"/>
+                <w:color w:val="000000"/>
+                <w:sz w:val="22"/>
+                <w:szCs w:val="22"/>
+                <w:u w:val="none"/>
+              </w:rPr>
+            </w:pPr>
+            <w:r>
+              <w:rPr>
+                <w:rFonts w:hint="default" w:ascii="Calibri" w:hAnsi="Calibri" w:eastAsia="SimSun" w:cs="Calibri"/>
+                <w:i w:val="0"/>
+                <w:iCs w:val="0"/>
+                <w:color w:val="000000"/>
+                <w:kern w:val="0"/>
+                <w:sz w:val="22"/>
+                <w:szCs w:val="22"/>
+                <w:u w:val="none"/>
+                <w:lang w:val="en-US" w:eastAsia="zh-CN" w:bidi="ar"/>
+              </w:rPr>
+              <w:t>O(1)</w:t>
+            </w:r>
+          </w:p>
+        </w:tc>
+        <w:tc>
+          <w:tcPr>
+            <w:tcW w:w="3403" w:type="dxa"/>
+            <w:tcBorders>
+              <w:top w:val="nil"/>
+              <w:left w:val="single" w:color="000000" w:sz="4" w:space="0"/>
+              <w:bottom w:val="dotDash" w:color="000000" w:sz="4" w:space="0"/>
+              <w:right w:val="single" w:color="000000" w:sz="8" w:space="0"/>
+            </w:tcBorders>
+            <w:shd w:val="clear" w:color="auto" w:fill="auto"/>
+            <w:vAlign w:val="center"/>
+          </w:tcPr>
+          <w:p>
+            <w:pPr>
+              <w:keepNext w:val="0"/>
+              <w:keepLines w:val="0"/>
+              <w:widowControl/>
+              <w:suppressLineNumbers w:val="0"/>
+              <w:jc w:val="left"/>
+              <w:textAlignment w:val="center"/>
+              <w:rPr>
+                <w:rFonts w:hint="default" w:ascii="Calibri" w:hAnsi="Calibri" w:cs="Calibri"/>
+                <w:i w:val="0"/>
+                <w:iCs w:val="0"/>
+                <w:color w:val="000000"/>
+                <w:sz w:val="22"/>
+                <w:szCs w:val="22"/>
+                <w:u w:val="none"/>
+              </w:rPr>
+            </w:pPr>
+            <w:r>
+              <w:rPr>
+                <w:rFonts w:hint="default" w:ascii="Calibri" w:hAnsi="Calibri" w:eastAsia="SimSun" w:cs="Calibri"/>
+                <w:i w:val="0"/>
+                <w:iCs w:val="0"/>
+                <w:color w:val="000000"/>
+                <w:kern w:val="0"/>
+                <w:sz w:val="22"/>
+                <w:szCs w:val="22"/>
+                <w:u w:val="none"/>
+                <w:lang w:val="en-US" w:eastAsia="zh-CN" w:bidi="ar"/>
+              </w:rPr>
+              <w:t>só muda ponteiro do começo</w:t>
+            </w:r>
+          </w:p>
+        </w:tc>
+      </w:tr>
+      <w:tr>
+        <w:tblPrEx>
+          <w:tblBorders>
+            <w:top w:val="none" w:color="auto" w:sz="0" w:space="0"/>
+            <w:left w:val="none" w:color="auto" w:sz="0" w:space="0"/>
+            <w:bottom w:val="none" w:color="auto" w:sz="0" w:space="0"/>
+            <w:right w:val="none" w:color="auto" w:sz="0" w:space="0"/>
+            <w:insideH w:val="none" w:color="auto" w:sz="0" w:space="0"/>
+            <w:insideV w:val="none" w:color="auto" w:sz="0" w:space="0"/>
+          </w:tblBorders>
+          <w:shd w:val="clear" w:color="auto" w:fill="auto"/>
+          <w:tblCellMar>
+            <w:top w:w="0" w:type="dxa"/>
+            <w:left w:w="108" w:type="dxa"/>
+            <w:bottom w:w="0" w:type="dxa"/>
+            <w:right w:w="108" w:type="dxa"/>
+          </w:tblCellMar>
+        </w:tblPrEx>
+        <w:trPr>
+          <w:trHeight w:val="288" w:hRule="atLeast"/>
+          <w:jc w:val="center"/>
+        </w:trPr>
+        <w:tc>
+          <w:tcPr>
+            <w:tcW w:w="3521" w:type="dxa"/>
+            <w:tcBorders>
+              <w:top w:val="nil"/>
+              <w:left w:val="single" w:color="000000" w:sz="8" w:space="0"/>
+              <w:bottom w:val="dotDash" w:color="000000" w:sz="4" w:space="0"/>
+              <w:right w:val="single" w:color="000000" w:sz="4" w:space="0"/>
+            </w:tcBorders>
+            <w:shd w:val="clear" w:color="auto" w:fill="auto"/>
+            <w:vAlign w:val="center"/>
+          </w:tcPr>
+          <w:p>
+            <w:pPr>
+              <w:keepNext w:val="0"/>
+              <w:keepLines w:val="0"/>
+              <w:widowControl/>
+              <w:suppressLineNumbers w:val="0"/>
+              <w:jc w:val="left"/>
+              <w:textAlignment w:val="center"/>
+              <w:rPr>
+                <w:rFonts w:hint="default" w:ascii="Calibri" w:hAnsi="Calibri" w:cs="Calibri"/>
+                <w:i w:val="0"/>
+                <w:iCs w:val="0"/>
+                <w:color w:val="000000"/>
+                <w:sz w:val="22"/>
+                <w:szCs w:val="22"/>
+                <w:u w:val="none"/>
+              </w:rPr>
+            </w:pPr>
+            <w:r>
+              <w:rPr>
+                <w:rFonts w:hint="default" w:ascii="Calibri" w:hAnsi="Calibri" w:eastAsia="SimSun" w:cs="Calibri"/>
+                <w:i w:val="0"/>
+                <w:iCs w:val="0"/>
+                <w:color w:val="000000"/>
+                <w:kern w:val="0"/>
+                <w:sz w:val="22"/>
+                <w:szCs w:val="22"/>
+                <w:u w:val="none"/>
+                <w:lang w:val="en-US" w:eastAsia="zh-CN" w:bidi="ar"/>
+              </w:rPr>
+              <w:t>inserir_no_fim(valor)</w:t>
+            </w:r>
+          </w:p>
+        </w:tc>
+        <w:tc>
+          <w:tcPr>
+            <w:tcW w:w="2202" w:type="dxa"/>
+            <w:tcBorders>
+              <w:top w:val="nil"/>
+              <w:left w:val="single" w:color="000000" w:sz="4" w:space="0"/>
+              <w:bottom w:val="dotDash" w:color="000000" w:sz="4" w:space="0"/>
+              <w:right w:val="single" w:color="000000" w:sz="4" w:space="0"/>
+            </w:tcBorders>
+            <w:shd w:val="clear" w:color="auto" w:fill="auto"/>
+            <w:vAlign w:val="center"/>
+          </w:tcPr>
+          <w:p>
+            <w:pPr>
+              <w:keepNext w:val="0"/>
+              <w:keepLines w:val="0"/>
+              <w:widowControl/>
+              <w:suppressLineNumbers w:val="0"/>
+              <w:jc w:val="center"/>
+              <w:textAlignment w:val="center"/>
+              <w:rPr>
+                <w:rFonts w:hint="default" w:ascii="Calibri" w:hAnsi="Calibri" w:cs="Calibri"/>
+                <w:i w:val="0"/>
+                <w:iCs w:val="0"/>
+                <w:color w:val="000000"/>
+                <w:sz w:val="22"/>
+                <w:szCs w:val="22"/>
+                <w:u w:val="none"/>
+              </w:rPr>
+            </w:pPr>
+            <w:r>
+              <w:rPr>
+                <w:rFonts w:hint="default" w:ascii="Calibri" w:hAnsi="Calibri" w:eastAsia="SimSun" w:cs="Calibri"/>
+                <w:i w:val="0"/>
+                <w:iCs w:val="0"/>
+                <w:color w:val="000000"/>
+                <w:kern w:val="0"/>
+                <w:sz w:val="22"/>
+                <w:szCs w:val="22"/>
+                <w:u w:val="none"/>
+                <w:lang w:val="en-US" w:eastAsia="zh-CN" w:bidi="ar"/>
+              </w:rPr>
+              <w:t>O(n)</w:t>
+            </w:r>
+          </w:p>
+        </w:tc>
+        <w:tc>
+          <w:tcPr>
+            <w:tcW w:w="3403" w:type="dxa"/>
+            <w:tcBorders>
+              <w:top w:val="nil"/>
+              <w:left w:val="single" w:color="000000" w:sz="4" w:space="0"/>
+              <w:bottom w:val="dotDash" w:color="000000" w:sz="4" w:space="0"/>
+              <w:right w:val="single" w:color="000000" w:sz="8" w:space="0"/>
+            </w:tcBorders>
+            <w:shd w:val="clear" w:color="auto" w:fill="auto"/>
+            <w:vAlign w:val="center"/>
+          </w:tcPr>
+          <w:p>
+            <w:pPr>
+              <w:keepNext w:val="0"/>
+              <w:keepLines w:val="0"/>
+              <w:widowControl/>
+              <w:suppressLineNumbers w:val="0"/>
+              <w:jc w:val="left"/>
+              <w:textAlignment w:val="center"/>
+              <w:rPr>
+                <w:rFonts w:hint="default" w:ascii="Calibri" w:hAnsi="Calibri" w:cs="Calibri"/>
+                <w:i w:val="0"/>
+                <w:iCs w:val="0"/>
+                <w:color w:val="000000"/>
+                <w:sz w:val="22"/>
+                <w:szCs w:val="22"/>
+                <w:u w:val="none"/>
+              </w:rPr>
+            </w:pPr>
+            <w:r>
+              <w:rPr>
+                <w:rFonts w:hint="default" w:ascii="Calibri" w:hAnsi="Calibri" w:eastAsia="SimSun" w:cs="Calibri"/>
+                <w:i w:val="0"/>
+                <w:iCs w:val="0"/>
+                <w:color w:val="000000"/>
+                <w:kern w:val="0"/>
+                <w:sz w:val="22"/>
+                <w:szCs w:val="22"/>
+                <w:u w:val="none"/>
+                <w:lang w:val="en-US" w:eastAsia="zh-CN" w:bidi="ar"/>
+              </w:rPr>
+              <w:t>precisa andar até o último nó</w:t>
+            </w:r>
+          </w:p>
+        </w:tc>
+      </w:tr>
+      <w:tr>
+        <w:tblPrEx>
+          <w:tblBorders>
+            <w:top w:val="none" w:color="auto" w:sz="0" w:space="0"/>
+            <w:left w:val="none" w:color="auto" w:sz="0" w:space="0"/>
+            <w:bottom w:val="none" w:color="auto" w:sz="0" w:space="0"/>
+            <w:right w:val="none" w:color="auto" w:sz="0" w:space="0"/>
+            <w:insideH w:val="none" w:color="auto" w:sz="0" w:space="0"/>
+            <w:insideV w:val="none" w:color="auto" w:sz="0" w:space="0"/>
+          </w:tblBorders>
+          <w:shd w:val="clear" w:color="auto" w:fill="auto"/>
+          <w:tblCellMar>
+            <w:top w:w="0" w:type="dxa"/>
+            <w:left w:w="108" w:type="dxa"/>
+            <w:bottom w:w="0" w:type="dxa"/>
+            <w:right w:w="108" w:type="dxa"/>
+          </w:tblCellMar>
+        </w:tblPrEx>
+        <w:trPr>
+          <w:trHeight w:val="288" w:hRule="atLeast"/>
+          <w:jc w:val="center"/>
+        </w:trPr>
+        <w:tc>
+          <w:tcPr>
+            <w:tcW w:w="3521" w:type="dxa"/>
+            <w:tcBorders>
+              <w:top w:val="nil"/>
+              <w:left w:val="single" w:color="000000" w:sz="8" w:space="0"/>
+              <w:bottom w:val="dotDash" w:color="000000" w:sz="4" w:space="0"/>
+              <w:right w:val="single" w:color="000000" w:sz="4" w:space="0"/>
+            </w:tcBorders>
+            <w:shd w:val="clear" w:color="auto" w:fill="auto"/>
+            <w:vAlign w:val="center"/>
+          </w:tcPr>
+          <w:p>
+            <w:pPr>
+              <w:keepNext w:val="0"/>
+              <w:keepLines w:val="0"/>
+              <w:widowControl/>
+              <w:suppressLineNumbers w:val="0"/>
+              <w:jc w:val="left"/>
+              <w:textAlignment w:val="center"/>
+              <w:rPr>
+                <w:rFonts w:hint="default" w:ascii="Calibri" w:hAnsi="Calibri" w:cs="Calibri"/>
+                <w:i w:val="0"/>
+                <w:iCs w:val="0"/>
+                <w:color w:val="000000"/>
+                <w:sz w:val="22"/>
+                <w:szCs w:val="22"/>
+                <w:u w:val="none"/>
+              </w:rPr>
+            </w:pPr>
+            <w:r>
+              <w:rPr>
+                <w:rFonts w:hint="default" w:ascii="Calibri" w:hAnsi="Calibri" w:eastAsia="SimSun" w:cs="Calibri"/>
+                <w:i w:val="0"/>
+                <w:iCs w:val="0"/>
+                <w:color w:val="000000"/>
+                <w:kern w:val="0"/>
+                <w:sz w:val="22"/>
+                <w:szCs w:val="22"/>
+                <w:u w:val="none"/>
+                <w:lang w:val="en-US" w:eastAsia="zh-CN" w:bidi="ar"/>
+              </w:rPr>
+              <w:t>inserir_na_posicao(indice,valor)</w:t>
+            </w:r>
+          </w:p>
+        </w:tc>
+        <w:tc>
+          <w:tcPr>
+            <w:tcW w:w="2202" w:type="dxa"/>
+            <w:tcBorders>
+              <w:top w:val="nil"/>
+              <w:left w:val="single" w:color="000000" w:sz="4" w:space="0"/>
+              <w:bottom w:val="dotDash" w:color="000000" w:sz="4" w:space="0"/>
+              <w:right w:val="single" w:color="000000" w:sz="4" w:space="0"/>
+            </w:tcBorders>
+            <w:shd w:val="clear" w:color="auto" w:fill="auto"/>
+            <w:vAlign w:val="center"/>
+          </w:tcPr>
+          <w:p>
+            <w:pPr>
+              <w:keepNext w:val="0"/>
+              <w:keepLines w:val="0"/>
+              <w:widowControl/>
+              <w:suppressLineNumbers w:val="0"/>
+              <w:jc w:val="center"/>
+              <w:textAlignment w:val="center"/>
+              <w:rPr>
+                <w:rFonts w:hint="default" w:ascii="Calibri" w:hAnsi="Calibri" w:cs="Calibri"/>
+                <w:i w:val="0"/>
+                <w:iCs w:val="0"/>
+                <w:color w:val="000000"/>
+                <w:sz w:val="22"/>
+                <w:szCs w:val="22"/>
+                <w:u w:val="none"/>
+              </w:rPr>
+            </w:pPr>
+            <w:r>
+              <w:rPr>
+                <w:rFonts w:hint="default" w:ascii="Calibri" w:hAnsi="Calibri" w:eastAsia="SimSun" w:cs="Calibri"/>
+                <w:i w:val="0"/>
+                <w:iCs w:val="0"/>
+                <w:color w:val="000000"/>
+                <w:kern w:val="0"/>
+                <w:sz w:val="22"/>
+                <w:szCs w:val="22"/>
+                <w:u w:val="none"/>
+                <w:lang w:val="en-US" w:eastAsia="zh-CN" w:bidi="ar"/>
+              </w:rPr>
+              <w:t>O(n)</w:t>
+            </w:r>
+          </w:p>
+        </w:tc>
+        <w:tc>
+          <w:tcPr>
+            <w:tcW w:w="3403" w:type="dxa"/>
+            <w:tcBorders>
+              <w:top w:val="nil"/>
+              <w:left w:val="single" w:color="000000" w:sz="4" w:space="0"/>
+              <w:bottom w:val="dotDash" w:color="000000" w:sz="4" w:space="0"/>
+              <w:right w:val="single" w:color="000000" w:sz="8" w:space="0"/>
+            </w:tcBorders>
+            <w:shd w:val="clear" w:color="auto" w:fill="auto"/>
+            <w:vAlign w:val="center"/>
+          </w:tcPr>
+          <w:p>
+            <w:pPr>
+              <w:keepNext w:val="0"/>
+              <w:keepLines w:val="0"/>
+              <w:widowControl/>
+              <w:suppressLineNumbers w:val="0"/>
+              <w:jc w:val="left"/>
+              <w:textAlignment w:val="center"/>
+              <w:rPr>
+                <w:rFonts w:hint="default" w:ascii="Calibri" w:hAnsi="Calibri" w:cs="Calibri"/>
+                <w:i w:val="0"/>
+                <w:iCs w:val="0"/>
+                <w:color w:val="000000"/>
+                <w:sz w:val="22"/>
+                <w:szCs w:val="22"/>
+                <w:u w:val="none"/>
+              </w:rPr>
+            </w:pPr>
+            <w:r>
+              <w:rPr>
+                <w:rFonts w:hint="default" w:ascii="Calibri" w:hAnsi="Calibri" w:eastAsia="SimSun" w:cs="Calibri"/>
+                <w:i w:val="0"/>
+                <w:iCs w:val="0"/>
+                <w:color w:val="000000"/>
+                <w:kern w:val="0"/>
+                <w:sz w:val="22"/>
+                <w:szCs w:val="22"/>
+                <w:u w:val="none"/>
+                <w:lang w:val="en-US" w:eastAsia="zh-CN" w:bidi="ar"/>
+              </w:rPr>
+              <w:t>tem que andar até a posição</w:t>
+            </w:r>
+          </w:p>
+        </w:tc>
+      </w:tr>
+      <w:tr>
+        <w:tblPrEx>
+          <w:tblBorders>
+            <w:top w:val="none" w:color="auto" w:sz="0" w:space="0"/>
+            <w:left w:val="none" w:color="auto" w:sz="0" w:space="0"/>
+            <w:bottom w:val="none" w:color="auto" w:sz="0" w:space="0"/>
+            <w:right w:val="none" w:color="auto" w:sz="0" w:space="0"/>
+            <w:insideH w:val="none" w:color="auto" w:sz="0" w:space="0"/>
+            <w:insideV w:val="none" w:color="auto" w:sz="0" w:space="0"/>
+          </w:tblBorders>
+          <w:shd w:val="clear" w:color="auto" w:fill="auto"/>
+          <w:tblCellMar>
+            <w:top w:w="0" w:type="dxa"/>
+            <w:left w:w="108" w:type="dxa"/>
+            <w:bottom w:w="0" w:type="dxa"/>
+            <w:right w:w="108" w:type="dxa"/>
+          </w:tblCellMar>
+        </w:tblPrEx>
+        <w:trPr>
+          <w:trHeight w:val="288" w:hRule="atLeast"/>
+          <w:jc w:val="center"/>
+        </w:trPr>
+        <w:tc>
+          <w:tcPr>
+            <w:tcW w:w="3521" w:type="dxa"/>
+            <w:tcBorders>
+              <w:top w:val="nil"/>
+              <w:left w:val="single" w:color="000000" w:sz="8" w:space="0"/>
+              <w:bottom w:val="dotDash" w:color="000000" w:sz="4" w:space="0"/>
+              <w:right w:val="single" w:color="000000" w:sz="4" w:space="0"/>
+            </w:tcBorders>
+            <w:shd w:val="clear" w:color="auto" w:fill="auto"/>
+            <w:vAlign w:val="center"/>
+          </w:tcPr>
+          <w:p>
+            <w:pPr>
+              <w:keepNext w:val="0"/>
+              <w:keepLines w:val="0"/>
+              <w:widowControl/>
+              <w:suppressLineNumbers w:val="0"/>
+              <w:jc w:val="left"/>
+              <w:textAlignment w:val="center"/>
+              <w:rPr>
+                <w:rFonts w:hint="default" w:ascii="Calibri" w:hAnsi="Calibri" w:cs="Calibri"/>
+                <w:i w:val="0"/>
+                <w:iCs w:val="0"/>
+                <w:color w:val="000000"/>
+                <w:sz w:val="22"/>
+                <w:szCs w:val="22"/>
+                <w:u w:val="none"/>
+              </w:rPr>
+            </w:pPr>
+            <w:r>
+              <w:rPr>
+                <w:rFonts w:hint="default" w:ascii="Calibri" w:hAnsi="Calibri" w:eastAsia="SimSun" w:cs="Calibri"/>
+                <w:i w:val="0"/>
+                <w:iCs w:val="0"/>
+                <w:color w:val="000000"/>
+                <w:kern w:val="0"/>
+                <w:sz w:val="22"/>
+                <w:szCs w:val="22"/>
+                <w:u w:val="none"/>
+                <w:lang w:val="en-US" w:eastAsia="zh-CN" w:bidi="ar"/>
+              </w:rPr>
+              <w:t>buscar(valor)</w:t>
+            </w:r>
+          </w:p>
+        </w:tc>
+        <w:tc>
+          <w:tcPr>
+            <w:tcW w:w="2202" w:type="dxa"/>
+            <w:tcBorders>
+              <w:top w:val="nil"/>
+              <w:left w:val="single" w:color="000000" w:sz="4" w:space="0"/>
+              <w:bottom w:val="dotDash" w:color="000000" w:sz="4" w:space="0"/>
+              <w:right w:val="single" w:color="000000" w:sz="4" w:space="0"/>
+            </w:tcBorders>
+            <w:shd w:val="clear" w:color="auto" w:fill="auto"/>
+            <w:vAlign w:val="center"/>
+          </w:tcPr>
+          <w:p>
+            <w:pPr>
+              <w:keepNext w:val="0"/>
+              <w:keepLines w:val="0"/>
+              <w:widowControl/>
+              <w:suppressLineNumbers w:val="0"/>
+              <w:jc w:val="center"/>
+              <w:textAlignment w:val="center"/>
+              <w:rPr>
+                <w:rFonts w:hint="default" w:ascii="Calibri" w:hAnsi="Calibri" w:cs="Calibri"/>
+                <w:i w:val="0"/>
+                <w:iCs w:val="0"/>
+                <w:color w:val="000000"/>
+                <w:sz w:val="22"/>
+                <w:szCs w:val="22"/>
+                <w:u w:val="none"/>
+              </w:rPr>
+            </w:pPr>
+            <w:r>
+              <w:rPr>
+                <w:rFonts w:hint="default" w:ascii="Calibri" w:hAnsi="Calibri" w:eastAsia="SimSun" w:cs="Calibri"/>
+                <w:i w:val="0"/>
+                <w:iCs w:val="0"/>
+                <w:color w:val="000000"/>
+                <w:kern w:val="0"/>
+                <w:sz w:val="22"/>
+                <w:szCs w:val="22"/>
+                <w:u w:val="none"/>
+                <w:lang w:val="en-US" w:eastAsia="zh-CN" w:bidi="ar"/>
+              </w:rPr>
+              <w:t>O(n)</w:t>
+            </w:r>
+          </w:p>
+        </w:tc>
+        <w:tc>
+          <w:tcPr>
+            <w:tcW w:w="3403" w:type="dxa"/>
+            <w:tcBorders>
+              <w:top w:val="nil"/>
+              <w:left w:val="single" w:color="000000" w:sz="4" w:space="0"/>
+              <w:bottom w:val="dotDash" w:color="000000" w:sz="4" w:space="0"/>
+              <w:right w:val="single" w:color="000000" w:sz="8" w:space="0"/>
+            </w:tcBorders>
+            <w:shd w:val="clear" w:color="auto" w:fill="auto"/>
+            <w:vAlign w:val="center"/>
+          </w:tcPr>
+          <w:p>
+            <w:pPr>
+              <w:keepNext w:val="0"/>
+              <w:keepLines w:val="0"/>
+              <w:widowControl/>
+              <w:suppressLineNumbers w:val="0"/>
+              <w:jc w:val="left"/>
+              <w:textAlignment w:val="center"/>
+              <w:rPr>
+                <w:rFonts w:hint="default" w:ascii="Calibri" w:hAnsi="Calibri" w:cs="Calibri"/>
+                <w:i w:val="0"/>
+                <w:iCs w:val="0"/>
+                <w:color w:val="000000"/>
+                <w:sz w:val="22"/>
+                <w:szCs w:val="22"/>
+                <w:u w:val="none"/>
+              </w:rPr>
+            </w:pPr>
+            <w:r>
+              <w:rPr>
+                <w:rFonts w:hint="default" w:ascii="Calibri" w:hAnsi="Calibri" w:eastAsia="SimSun" w:cs="Calibri"/>
+                <w:i w:val="0"/>
+                <w:iCs w:val="0"/>
+                <w:color w:val="000000"/>
+                <w:kern w:val="0"/>
+                <w:sz w:val="22"/>
+                <w:szCs w:val="22"/>
+                <w:u w:val="none"/>
+                <w:lang w:val="en-US" w:eastAsia="zh-CN" w:bidi="ar"/>
+              </w:rPr>
+              <w:t>percorre até achar</w:t>
+            </w:r>
+          </w:p>
+        </w:tc>
+      </w:tr>
+      <w:tr>
+        <w:tblPrEx>
+          <w:tblBorders>
+            <w:top w:val="none" w:color="auto" w:sz="0" w:space="0"/>
+            <w:left w:val="none" w:color="auto" w:sz="0" w:space="0"/>
+            <w:bottom w:val="none" w:color="auto" w:sz="0" w:space="0"/>
+            <w:right w:val="none" w:color="auto" w:sz="0" w:space="0"/>
+            <w:insideH w:val="none" w:color="auto" w:sz="0" w:space="0"/>
+            <w:insideV w:val="none" w:color="auto" w:sz="0" w:space="0"/>
+          </w:tblBorders>
+          <w:shd w:val="clear" w:color="auto" w:fill="auto"/>
+          <w:tblCellMar>
+            <w:top w:w="0" w:type="dxa"/>
+            <w:left w:w="108" w:type="dxa"/>
+            <w:bottom w:w="0" w:type="dxa"/>
+            <w:right w:w="108" w:type="dxa"/>
+          </w:tblCellMar>
+        </w:tblPrEx>
+        <w:trPr>
+          <w:trHeight w:val="288" w:hRule="atLeast"/>
+          <w:jc w:val="center"/>
+        </w:trPr>
+        <w:tc>
+          <w:tcPr>
+            <w:tcW w:w="3521" w:type="dxa"/>
+            <w:tcBorders>
+              <w:top w:val="nil"/>
+              <w:left w:val="single" w:color="000000" w:sz="8" w:space="0"/>
+              <w:bottom w:val="dotDash" w:color="000000" w:sz="4" w:space="0"/>
+              <w:right w:val="single" w:color="000000" w:sz="4" w:space="0"/>
+            </w:tcBorders>
+            <w:shd w:val="clear" w:color="auto" w:fill="auto"/>
+            <w:vAlign w:val="center"/>
+          </w:tcPr>
+          <w:p>
+            <w:pPr>
+              <w:keepNext w:val="0"/>
+              <w:keepLines w:val="0"/>
+              <w:widowControl/>
+              <w:suppressLineNumbers w:val="0"/>
+              <w:jc w:val="left"/>
+              <w:textAlignment w:val="center"/>
+              <w:rPr>
+                <w:rFonts w:hint="default" w:ascii="Calibri" w:hAnsi="Calibri" w:cs="Calibri"/>
+                <w:i w:val="0"/>
+                <w:iCs w:val="0"/>
+                <w:color w:val="000000"/>
+                <w:sz w:val="22"/>
+                <w:szCs w:val="22"/>
+                <w:u w:val="none"/>
+              </w:rPr>
+            </w:pPr>
+            <w:r>
+              <w:rPr>
+                <w:rFonts w:hint="default" w:ascii="Calibri" w:hAnsi="Calibri" w:eastAsia="SimSun" w:cs="Calibri"/>
+                <w:i w:val="0"/>
+                <w:iCs w:val="0"/>
+                <w:color w:val="000000"/>
+                <w:kern w:val="0"/>
+                <w:sz w:val="22"/>
+                <w:szCs w:val="22"/>
+                <w:u w:val="none"/>
+                <w:lang w:val="en-US" w:eastAsia="zh-CN" w:bidi="ar"/>
+              </w:rPr>
+              <w:t>remover(valor)</w:t>
+            </w:r>
+          </w:p>
+        </w:tc>
+        <w:tc>
+          <w:tcPr>
+            <w:tcW w:w="2202" w:type="dxa"/>
+            <w:tcBorders>
+              <w:top w:val="nil"/>
+              <w:left w:val="single" w:color="000000" w:sz="4" w:space="0"/>
+              <w:bottom w:val="dotDash" w:color="000000" w:sz="4" w:space="0"/>
+              <w:right w:val="single" w:color="000000" w:sz="4" w:space="0"/>
+            </w:tcBorders>
+            <w:shd w:val="clear" w:color="auto" w:fill="auto"/>
+            <w:vAlign w:val="center"/>
+          </w:tcPr>
+          <w:p>
+            <w:pPr>
+              <w:keepNext w:val="0"/>
+              <w:keepLines w:val="0"/>
+              <w:widowControl/>
+              <w:suppressLineNumbers w:val="0"/>
+              <w:jc w:val="center"/>
+              <w:textAlignment w:val="center"/>
+              <w:rPr>
+                <w:rFonts w:hint="default" w:ascii="Calibri" w:hAnsi="Calibri" w:cs="Calibri"/>
+                <w:i w:val="0"/>
+                <w:iCs w:val="0"/>
+                <w:color w:val="000000"/>
+                <w:sz w:val="22"/>
+                <w:szCs w:val="22"/>
+                <w:u w:val="none"/>
+              </w:rPr>
+            </w:pPr>
+            <w:r>
+              <w:rPr>
+                <w:rFonts w:hint="default" w:ascii="Calibri" w:hAnsi="Calibri" w:eastAsia="SimSun" w:cs="Calibri"/>
+                <w:i w:val="0"/>
+                <w:iCs w:val="0"/>
+                <w:color w:val="000000"/>
+                <w:kern w:val="0"/>
+                <w:sz w:val="22"/>
+                <w:szCs w:val="22"/>
+                <w:u w:val="none"/>
+                <w:lang w:val="en-US" w:eastAsia="zh-CN" w:bidi="ar"/>
+              </w:rPr>
+              <w:t>O(n)</w:t>
+            </w:r>
+          </w:p>
+        </w:tc>
+        <w:tc>
+          <w:tcPr>
+            <w:tcW w:w="3403" w:type="dxa"/>
+            <w:tcBorders>
+              <w:top w:val="nil"/>
+              <w:left w:val="single" w:color="000000" w:sz="4" w:space="0"/>
+              <w:bottom w:val="dotDash" w:color="000000" w:sz="4" w:space="0"/>
+              <w:right w:val="single" w:color="000000" w:sz="8" w:space="0"/>
+            </w:tcBorders>
+            <w:shd w:val="clear" w:color="auto" w:fill="auto"/>
+            <w:vAlign w:val="center"/>
+          </w:tcPr>
+          <w:p>
+            <w:pPr>
+              <w:keepNext w:val="0"/>
+              <w:keepLines w:val="0"/>
+              <w:widowControl/>
+              <w:suppressLineNumbers w:val="0"/>
+              <w:jc w:val="left"/>
+              <w:textAlignment w:val="center"/>
+              <w:rPr>
+                <w:rFonts w:hint="default" w:ascii="Calibri" w:hAnsi="Calibri" w:cs="Calibri"/>
+                <w:i w:val="0"/>
+                <w:iCs w:val="0"/>
+                <w:color w:val="000000"/>
+                <w:sz w:val="22"/>
+                <w:szCs w:val="22"/>
+                <w:u w:val="none"/>
+              </w:rPr>
+            </w:pPr>
+            <w:r>
+              <w:rPr>
+                <w:rFonts w:hint="default" w:ascii="Calibri" w:hAnsi="Calibri" w:eastAsia="SimSun" w:cs="Calibri"/>
+                <w:i w:val="0"/>
+                <w:iCs w:val="0"/>
+                <w:color w:val="000000"/>
+                <w:kern w:val="0"/>
+                <w:sz w:val="22"/>
+                <w:szCs w:val="22"/>
+                <w:u w:val="none"/>
+                <w:lang w:val="en-US" w:eastAsia="zh-CN" w:bidi="ar"/>
+              </w:rPr>
+              <w:t>percorre até achar</w:t>
+            </w:r>
+          </w:p>
+        </w:tc>
+      </w:tr>
+      <w:tr>
+        <w:tblPrEx>
+          <w:tblBorders>
+            <w:top w:val="none" w:color="auto" w:sz="0" w:space="0"/>
+            <w:left w:val="none" w:color="auto" w:sz="0" w:space="0"/>
+            <w:bottom w:val="none" w:color="auto" w:sz="0" w:space="0"/>
+            <w:right w:val="none" w:color="auto" w:sz="0" w:space="0"/>
+            <w:insideH w:val="none" w:color="auto" w:sz="0" w:space="0"/>
+            <w:insideV w:val="none" w:color="auto" w:sz="0" w:space="0"/>
+          </w:tblBorders>
+          <w:shd w:val="clear" w:color="auto" w:fill="auto"/>
+          <w:tblCellMar>
+            <w:top w:w="0" w:type="dxa"/>
+            <w:left w:w="108" w:type="dxa"/>
+            <w:bottom w:w="0" w:type="dxa"/>
+            <w:right w:w="108" w:type="dxa"/>
+          </w:tblCellMar>
+        </w:tblPrEx>
+        <w:trPr>
+          <w:trHeight w:val="288" w:hRule="atLeast"/>
+          <w:jc w:val="center"/>
+        </w:trPr>
+        <w:tc>
+          <w:tcPr>
+            <w:tcW w:w="3521" w:type="dxa"/>
+            <w:tcBorders>
+              <w:top w:val="nil"/>
+              <w:left w:val="single" w:color="000000" w:sz="8" w:space="0"/>
+              <w:bottom w:val="dotDash" w:color="000000" w:sz="4" w:space="0"/>
+              <w:right w:val="single" w:color="000000" w:sz="4" w:space="0"/>
+            </w:tcBorders>
+            <w:shd w:val="clear" w:color="auto" w:fill="auto"/>
+            <w:vAlign w:val="center"/>
+          </w:tcPr>
+          <w:p>
+            <w:pPr>
+              <w:keepNext w:val="0"/>
+              <w:keepLines w:val="0"/>
+              <w:widowControl/>
+              <w:suppressLineNumbers w:val="0"/>
+              <w:jc w:val="left"/>
+              <w:textAlignment w:val="center"/>
+              <w:rPr>
+                <w:rFonts w:hint="default" w:ascii="Calibri" w:hAnsi="Calibri" w:cs="Calibri"/>
+                <w:i w:val="0"/>
+                <w:iCs w:val="0"/>
+                <w:color w:val="000000"/>
+                <w:sz w:val="22"/>
+                <w:szCs w:val="22"/>
+                <w:u w:val="none"/>
+              </w:rPr>
+            </w:pPr>
+            <w:r>
+              <w:rPr>
+                <w:rFonts w:hint="default" w:ascii="Calibri" w:hAnsi="Calibri" w:eastAsia="SimSun" w:cs="Calibri"/>
+                <w:i w:val="0"/>
+                <w:iCs w:val="0"/>
+                <w:color w:val="000000"/>
+                <w:kern w:val="0"/>
+                <w:sz w:val="22"/>
+                <w:szCs w:val="22"/>
+                <w:u w:val="none"/>
+                <w:lang w:val="en-US" w:eastAsia="zh-CN" w:bidi="ar"/>
+              </w:rPr>
+              <w:t>remover_na_posicao(indice)</w:t>
+            </w:r>
+          </w:p>
+        </w:tc>
+        <w:tc>
+          <w:tcPr>
+            <w:tcW w:w="2202" w:type="dxa"/>
+            <w:tcBorders>
+              <w:top w:val="nil"/>
+              <w:left w:val="single" w:color="000000" w:sz="4" w:space="0"/>
+              <w:bottom w:val="dotDash" w:color="000000" w:sz="4" w:space="0"/>
+              <w:right w:val="single" w:color="000000" w:sz="4" w:space="0"/>
+            </w:tcBorders>
+            <w:shd w:val="clear" w:color="auto" w:fill="auto"/>
+            <w:vAlign w:val="center"/>
+          </w:tcPr>
+          <w:p>
+            <w:pPr>
+              <w:keepNext w:val="0"/>
+              <w:keepLines w:val="0"/>
+              <w:widowControl/>
+              <w:suppressLineNumbers w:val="0"/>
+              <w:jc w:val="center"/>
+              <w:textAlignment w:val="center"/>
+              <w:rPr>
+                <w:rFonts w:hint="default" w:ascii="Calibri" w:hAnsi="Calibri" w:cs="Calibri"/>
+                <w:i w:val="0"/>
+                <w:iCs w:val="0"/>
+                <w:color w:val="000000"/>
+                <w:sz w:val="22"/>
+                <w:szCs w:val="22"/>
+                <w:u w:val="none"/>
+              </w:rPr>
+            </w:pPr>
+            <w:r>
+              <w:rPr>
+                <w:rFonts w:hint="default" w:ascii="Calibri" w:hAnsi="Calibri" w:eastAsia="SimSun" w:cs="Calibri"/>
+                <w:i w:val="0"/>
+                <w:iCs w:val="0"/>
+                <w:color w:val="000000"/>
+                <w:kern w:val="0"/>
+                <w:sz w:val="22"/>
+                <w:szCs w:val="22"/>
+                <w:u w:val="none"/>
+                <w:lang w:val="en-US" w:eastAsia="zh-CN" w:bidi="ar"/>
+              </w:rPr>
+              <w:t>O(n)</w:t>
+            </w:r>
+          </w:p>
+        </w:tc>
+        <w:tc>
+          <w:tcPr>
+            <w:tcW w:w="3403" w:type="dxa"/>
+            <w:tcBorders>
+              <w:top w:val="nil"/>
+              <w:left w:val="single" w:color="000000" w:sz="4" w:space="0"/>
+              <w:bottom w:val="dotDash" w:color="000000" w:sz="4" w:space="0"/>
+              <w:right w:val="single" w:color="000000" w:sz="8" w:space="0"/>
+            </w:tcBorders>
+            <w:shd w:val="clear" w:color="auto" w:fill="auto"/>
+            <w:vAlign w:val="center"/>
+          </w:tcPr>
+          <w:p>
+            <w:pPr>
+              <w:keepNext w:val="0"/>
+              <w:keepLines w:val="0"/>
+              <w:widowControl/>
+              <w:suppressLineNumbers w:val="0"/>
+              <w:jc w:val="left"/>
+              <w:textAlignment w:val="center"/>
+              <w:rPr>
+                <w:rFonts w:hint="default" w:ascii="Calibri" w:hAnsi="Calibri" w:cs="Calibri"/>
+                <w:i w:val="0"/>
+                <w:iCs w:val="0"/>
+                <w:color w:val="000000"/>
+                <w:sz w:val="22"/>
+                <w:szCs w:val="22"/>
+                <w:u w:val="none"/>
+              </w:rPr>
+            </w:pPr>
+            <w:r>
+              <w:rPr>
+                <w:rFonts w:hint="default" w:ascii="Calibri" w:hAnsi="Calibri" w:eastAsia="SimSun" w:cs="Calibri"/>
+                <w:i w:val="0"/>
+                <w:iCs w:val="0"/>
+                <w:color w:val="000000"/>
+                <w:kern w:val="0"/>
+                <w:sz w:val="22"/>
+                <w:szCs w:val="22"/>
+                <w:u w:val="none"/>
+                <w:lang w:val="en-US" w:eastAsia="zh-CN" w:bidi="ar"/>
+              </w:rPr>
+              <w:t>anda até posição certa</w:t>
+            </w:r>
+          </w:p>
+        </w:tc>
+      </w:tr>
+      <w:tr>
+        <w:tblPrEx>
+          <w:tblBorders>
+            <w:top w:val="none" w:color="auto" w:sz="0" w:space="0"/>
+            <w:left w:val="none" w:color="auto" w:sz="0" w:space="0"/>
+            <w:bottom w:val="none" w:color="auto" w:sz="0" w:space="0"/>
+            <w:right w:val="none" w:color="auto" w:sz="0" w:space="0"/>
+            <w:insideH w:val="none" w:color="auto" w:sz="0" w:space="0"/>
+            <w:insideV w:val="none" w:color="auto" w:sz="0" w:space="0"/>
+          </w:tblBorders>
+          <w:shd w:val="clear" w:color="auto" w:fill="auto"/>
+          <w:tblCellMar>
+            <w:top w:w="0" w:type="dxa"/>
+            <w:left w:w="108" w:type="dxa"/>
+            <w:bottom w:w="0" w:type="dxa"/>
+            <w:right w:w="108" w:type="dxa"/>
+          </w:tblCellMar>
+        </w:tblPrEx>
+        <w:trPr>
+          <w:trHeight w:val="288" w:hRule="atLeast"/>
+          <w:jc w:val="center"/>
+        </w:trPr>
+        <w:tc>
+          <w:tcPr>
+            <w:tcW w:w="3521" w:type="dxa"/>
+            <w:tcBorders>
+              <w:top w:val="nil"/>
+              <w:left w:val="single" w:color="000000" w:sz="8" w:space="0"/>
+              <w:bottom w:val="dotDash" w:color="000000" w:sz="4" w:space="0"/>
+              <w:right w:val="single" w:color="000000" w:sz="4" w:space="0"/>
+            </w:tcBorders>
+            <w:shd w:val="clear" w:color="auto" w:fill="auto"/>
+            <w:vAlign w:val="center"/>
+          </w:tcPr>
+          <w:p>
+            <w:pPr>
+              <w:keepNext w:val="0"/>
+              <w:keepLines w:val="0"/>
+              <w:widowControl/>
+              <w:suppressLineNumbers w:val="0"/>
+              <w:jc w:val="left"/>
+              <w:textAlignment w:val="center"/>
+              <w:rPr>
+                <w:rFonts w:hint="default" w:ascii="Calibri" w:hAnsi="Calibri" w:cs="Calibri"/>
+                <w:i w:val="0"/>
+                <w:iCs w:val="0"/>
+                <w:color w:val="000000"/>
+                <w:sz w:val="22"/>
+                <w:szCs w:val="22"/>
+                <w:u w:val="none"/>
+              </w:rPr>
+            </w:pPr>
+            <w:r>
+              <w:rPr>
+                <w:rFonts w:hint="default" w:ascii="Calibri" w:hAnsi="Calibri" w:eastAsia="SimSun" w:cs="Calibri"/>
+                <w:i w:val="0"/>
+                <w:iCs w:val="0"/>
+                <w:color w:val="000000"/>
+                <w:kern w:val="0"/>
+                <w:sz w:val="22"/>
+                <w:szCs w:val="22"/>
+                <w:u w:val="none"/>
+                <w:lang w:val="en-US" w:eastAsia="zh-CN" w:bidi="ar"/>
+              </w:rPr>
+              <w:t>len</w:t>
+            </w:r>
+            <w:r>
+              <w:rPr>
+                <w:rStyle w:val="27"/>
+                <w:rFonts w:eastAsia="SimSun"/>
+                <w:lang w:val="en-US" w:eastAsia="zh-CN" w:bidi="ar"/>
+              </w:rPr>
+              <w:t>()</w:t>
+            </w:r>
+          </w:p>
+        </w:tc>
+        <w:tc>
+          <w:tcPr>
+            <w:tcW w:w="2202" w:type="dxa"/>
+            <w:tcBorders>
+              <w:top w:val="nil"/>
+              <w:left w:val="single" w:color="000000" w:sz="4" w:space="0"/>
+              <w:bottom w:val="dotDash" w:color="000000" w:sz="4" w:space="0"/>
+              <w:right w:val="single" w:color="000000" w:sz="4" w:space="0"/>
+            </w:tcBorders>
+            <w:shd w:val="clear" w:color="auto" w:fill="auto"/>
+            <w:vAlign w:val="center"/>
+          </w:tcPr>
+          <w:p>
+            <w:pPr>
+              <w:keepNext w:val="0"/>
+              <w:keepLines w:val="0"/>
+              <w:widowControl/>
+              <w:suppressLineNumbers w:val="0"/>
+              <w:jc w:val="center"/>
+              <w:textAlignment w:val="center"/>
+              <w:rPr>
+                <w:rFonts w:hint="default" w:ascii="Calibri" w:hAnsi="Calibri" w:cs="Calibri"/>
+                <w:i w:val="0"/>
+                <w:iCs w:val="0"/>
+                <w:color w:val="000000"/>
+                <w:sz w:val="22"/>
+                <w:szCs w:val="22"/>
+                <w:u w:val="none"/>
+              </w:rPr>
+            </w:pPr>
+            <w:r>
+              <w:rPr>
+                <w:rFonts w:hint="default" w:ascii="Calibri" w:hAnsi="Calibri" w:eastAsia="SimSun" w:cs="Calibri"/>
+                <w:i w:val="0"/>
+                <w:iCs w:val="0"/>
+                <w:color w:val="000000"/>
+                <w:kern w:val="0"/>
+                <w:sz w:val="22"/>
+                <w:szCs w:val="22"/>
+                <w:u w:val="none"/>
+                <w:lang w:val="en-US" w:eastAsia="zh-CN" w:bidi="ar"/>
+              </w:rPr>
+              <w:t>O(1)</w:t>
+            </w:r>
+          </w:p>
+        </w:tc>
+        <w:tc>
+          <w:tcPr>
+            <w:tcW w:w="3403" w:type="dxa"/>
+            <w:tcBorders>
+              <w:top w:val="nil"/>
+              <w:left w:val="single" w:color="000000" w:sz="4" w:space="0"/>
+              <w:bottom w:val="dotDash" w:color="000000" w:sz="4" w:space="0"/>
+              <w:right w:val="single" w:color="000000" w:sz="8" w:space="0"/>
+            </w:tcBorders>
+            <w:shd w:val="clear" w:color="auto" w:fill="auto"/>
+            <w:vAlign w:val="center"/>
+          </w:tcPr>
+          <w:p>
+            <w:pPr>
+              <w:keepNext w:val="0"/>
+              <w:keepLines w:val="0"/>
+              <w:widowControl/>
+              <w:suppressLineNumbers w:val="0"/>
+              <w:jc w:val="left"/>
+              <w:textAlignment w:val="center"/>
+              <w:rPr>
+                <w:rFonts w:hint="default" w:ascii="Calibri" w:hAnsi="Calibri" w:cs="Calibri"/>
+                <w:i w:val="0"/>
+                <w:iCs w:val="0"/>
+                <w:color w:val="000000"/>
+                <w:sz w:val="22"/>
+                <w:szCs w:val="22"/>
+                <w:u w:val="none"/>
+              </w:rPr>
+            </w:pPr>
+            <w:r>
+              <w:rPr>
+                <w:rFonts w:hint="default" w:ascii="Calibri" w:hAnsi="Calibri" w:eastAsia="SimSun" w:cs="Calibri"/>
+                <w:i w:val="0"/>
+                <w:iCs w:val="0"/>
+                <w:color w:val="000000"/>
+                <w:kern w:val="0"/>
+                <w:sz w:val="22"/>
+                <w:szCs w:val="22"/>
+                <w:u w:val="none"/>
+                <w:lang w:val="en-US" w:eastAsia="zh-CN" w:bidi="ar"/>
+              </w:rPr>
+              <w:t>devolve contador rápido</w:t>
+            </w:r>
+          </w:p>
+        </w:tc>
+      </w:tr>
+      <w:tr>
+        <w:tblPrEx>
+          <w:tblBorders>
+            <w:top w:val="none" w:color="auto" w:sz="0" w:space="0"/>
+            <w:left w:val="none" w:color="auto" w:sz="0" w:space="0"/>
+            <w:bottom w:val="none" w:color="auto" w:sz="0" w:space="0"/>
+            <w:right w:val="none" w:color="auto" w:sz="0" w:space="0"/>
+            <w:insideH w:val="none" w:color="auto" w:sz="0" w:space="0"/>
+            <w:insideV w:val="none" w:color="auto" w:sz="0" w:space="0"/>
+          </w:tblBorders>
+          <w:shd w:val="clear" w:color="auto" w:fill="auto"/>
+          <w:tblCellMar>
+            <w:top w:w="0" w:type="dxa"/>
+            <w:left w:w="108" w:type="dxa"/>
+            <w:bottom w:w="0" w:type="dxa"/>
+            <w:right w:w="108" w:type="dxa"/>
+          </w:tblCellMar>
+        </w:tblPrEx>
+        <w:trPr>
+          <w:trHeight w:val="288" w:hRule="atLeast"/>
+          <w:jc w:val="center"/>
+        </w:trPr>
+        <w:tc>
+          <w:tcPr>
+            <w:tcW w:w="3521" w:type="dxa"/>
+            <w:tcBorders>
+              <w:top w:val="dotDash" w:color="000000" w:sz="4" w:space="0"/>
+              <w:left w:val="single" w:color="000000" w:sz="8" w:space="0"/>
+              <w:bottom w:val="single" w:color="000000" w:sz="8" w:space="0"/>
+              <w:right w:val="single" w:color="000000" w:sz="4" w:space="0"/>
+            </w:tcBorders>
+            <w:shd w:val="clear" w:color="auto" w:fill="auto"/>
+            <w:vAlign w:val="center"/>
+          </w:tcPr>
+          <w:p>
+            <w:pPr>
+              <w:keepNext w:val="0"/>
+              <w:keepLines w:val="0"/>
+              <w:widowControl/>
+              <w:suppressLineNumbers w:val="0"/>
+              <w:jc w:val="left"/>
+              <w:textAlignment w:val="center"/>
+              <w:rPr>
+                <w:rFonts w:hint="default" w:ascii="Calibri" w:hAnsi="Calibri" w:cs="Calibri"/>
+                <w:i w:val="0"/>
+                <w:iCs w:val="0"/>
+                <w:color w:val="000000"/>
+                <w:sz w:val="22"/>
+                <w:szCs w:val="22"/>
+                <w:u w:val="none"/>
+              </w:rPr>
+            </w:pPr>
+            <w:r>
+              <w:rPr>
+                <w:rFonts w:hint="default" w:ascii="Calibri" w:hAnsi="Calibri" w:eastAsia="SimSun" w:cs="Calibri"/>
+                <w:i w:val="0"/>
+                <w:iCs w:val="0"/>
+                <w:color w:val="000000"/>
+                <w:kern w:val="0"/>
+                <w:sz w:val="22"/>
+                <w:szCs w:val="22"/>
+                <w:u w:val="none"/>
+                <w:lang w:val="en-US" w:eastAsia="zh-CN" w:bidi="ar"/>
+              </w:rPr>
+              <w:t>str</w:t>
+            </w:r>
+            <w:r>
+              <w:rPr>
+                <w:rStyle w:val="27"/>
+                <w:rFonts w:eastAsia="SimSun"/>
+                <w:lang w:val="en-US" w:eastAsia="zh-CN" w:bidi="ar"/>
+              </w:rPr>
+              <w:t>()</w:t>
+            </w:r>
+          </w:p>
+        </w:tc>
+        <w:tc>
+          <w:tcPr>
+            <w:tcW w:w="2202" w:type="dxa"/>
+            <w:tcBorders>
+              <w:top w:val="dotDash" w:color="000000" w:sz="4" w:space="0"/>
+              <w:left w:val="single" w:color="000000" w:sz="4" w:space="0"/>
+              <w:bottom w:val="single" w:color="000000" w:sz="8" w:space="0"/>
+              <w:right w:val="single" w:color="000000" w:sz="4" w:space="0"/>
+            </w:tcBorders>
+            <w:shd w:val="clear" w:color="auto" w:fill="auto"/>
+            <w:vAlign w:val="center"/>
+          </w:tcPr>
+          <w:p>
+            <w:pPr>
+              <w:keepNext w:val="0"/>
+              <w:keepLines w:val="0"/>
+              <w:widowControl/>
+              <w:suppressLineNumbers w:val="0"/>
+              <w:jc w:val="center"/>
+              <w:textAlignment w:val="center"/>
+              <w:rPr>
+                <w:rFonts w:hint="default" w:ascii="Calibri" w:hAnsi="Calibri" w:cs="Calibri"/>
+                <w:i w:val="0"/>
+                <w:iCs w:val="0"/>
+                <w:color w:val="000000"/>
+                <w:sz w:val="22"/>
+                <w:szCs w:val="22"/>
+                <w:u w:val="none"/>
+              </w:rPr>
+            </w:pPr>
+            <w:r>
+              <w:rPr>
+                <w:rFonts w:hint="default" w:ascii="Calibri" w:hAnsi="Calibri" w:eastAsia="SimSun" w:cs="Calibri"/>
+                <w:i w:val="0"/>
+                <w:iCs w:val="0"/>
+                <w:color w:val="000000"/>
+                <w:kern w:val="0"/>
+                <w:sz w:val="22"/>
+                <w:szCs w:val="22"/>
+                <w:u w:val="none"/>
+                <w:lang w:val="en-US" w:eastAsia="zh-CN" w:bidi="ar"/>
+              </w:rPr>
+              <w:t>O(n)</w:t>
+            </w:r>
+          </w:p>
+        </w:tc>
+        <w:tc>
+          <w:tcPr>
+            <w:tcW w:w="3403" w:type="dxa"/>
+            <w:tcBorders>
+              <w:top w:val="dotDash" w:color="000000" w:sz="4" w:space="0"/>
+              <w:left w:val="single" w:color="000000" w:sz="4" w:space="0"/>
+              <w:bottom w:val="single" w:color="000000" w:sz="8" w:space="0"/>
+              <w:right w:val="single" w:color="000000" w:sz="8" w:space="0"/>
+            </w:tcBorders>
+            <w:shd w:val="clear" w:color="auto" w:fill="auto"/>
+            <w:vAlign w:val="center"/>
+          </w:tcPr>
+          <w:p>
+            <w:pPr>
+              <w:keepNext w:val="0"/>
+              <w:keepLines w:val="0"/>
+              <w:widowControl/>
+              <w:suppressLineNumbers w:val="0"/>
+              <w:jc w:val="left"/>
+              <w:textAlignment w:val="center"/>
+              <w:rPr>
+                <w:rFonts w:hint="default" w:ascii="Calibri" w:hAnsi="Calibri" w:cs="Calibri"/>
+                <w:i w:val="0"/>
+                <w:iCs w:val="0"/>
+                <w:color w:val="000000"/>
+                <w:sz w:val="22"/>
+                <w:szCs w:val="22"/>
+                <w:u w:val="none"/>
+              </w:rPr>
+            </w:pPr>
+            <w:r>
+              <w:rPr>
+                <w:rFonts w:hint="default" w:ascii="Calibri" w:hAnsi="Calibri" w:eastAsia="SimSun" w:cs="Calibri"/>
+                <w:i w:val="0"/>
+                <w:iCs w:val="0"/>
+                <w:color w:val="000000"/>
+                <w:kern w:val="0"/>
+                <w:sz w:val="22"/>
+                <w:szCs w:val="22"/>
+                <w:u w:val="none"/>
+                <w:lang w:val="en-US" w:eastAsia="zh-CN" w:bidi="ar"/>
+              </w:rPr>
+              <w:t>percorre todos os nós pra mostrar</w:t>
+            </w:r>
+          </w:p>
+        </w:tc>
+      </w:tr>
+    </w:tbl>
+    <w:p>
+      <w:pPr>
+        <w:rPr>
+          <w:rFonts w:hint="default"/>
+        </w:rPr>
+      </w:pPr>
+    </w:p>
+    <w:p>
+      <w:pPr>
+        <w:jc w:val="center"/>
+      </w:pPr>
+      <w:r>
+        <w:drawing>
+          <wp:inline distT="0" distB="0" distL="114300" distR="114300">
+            <wp:extent cx="2466975" cy="1019175"/>
+            <wp:effectExtent l="0" t="0" r="9525" b="9525"/>
+            <wp:docPr id="41" name="Picture 3"/>
+            <wp:cNvGraphicFramePr>
+              <a:graphicFrameLocks xmlns:a="http://schemas.openxmlformats.org/drawingml/2006/main" noChangeAspect="1"/>
+            </wp:cNvGraphicFramePr>
+            <a:graphic xmlns:a="http://schemas.openxmlformats.org/drawingml/2006/main">
+              <a:graphicData uri="http://schemas.openxmlformats.org/drawingml/2006/picture">
+                <pic:pic xmlns:pic="http://schemas.openxmlformats.org/drawingml/2006/picture">
+                  <pic:nvPicPr>
+                    <pic:cNvPr id="41" name="Picture 3"/>
+                    <pic:cNvPicPr>
+                      <a:picLocks noChangeAspect="1"/>
+                    </pic:cNvPicPr>
+                  </pic:nvPicPr>
+                  <pic:blipFill>
+                    <a:blip r:embed="rId14"/>
+                    <a:stretch>
+                      <a:fillRect/>
+                    </a:stretch>
+                  </pic:blipFill>
+                  <pic:spPr>
+                    <a:xfrm>
+                      <a:off x="0" y="0"/>
+                      <a:ext cx="2466975" cy="1019175"/>
+                    </a:xfrm>
+                    <a:prstGeom prst="rect">
+                      <a:avLst/>
+                    </a:prstGeom>
+                    <a:noFill/>
+                    <a:ln>
+                      <a:noFill/>
+                    </a:ln>
+                  </pic:spPr>
+                </pic:pic>
+              </a:graphicData>
+            </a:graphic>
+          </wp:inline>
+        </w:drawing>
+      </w:r>
+    </w:p>
     <w:p>
       <w:pPr>
         <w:pStyle w:val="2"/>
@@ -4566,7 +10201,2307 @@
         <w:t>Questão</w:t>
       </w:r>
     </w:p>
-    <w:p/>
+    <w:p>
+      <w:pPr>
+        <w:rPr>
+          <w:rFonts w:hint="default"/>
+          <w:b/>
+          <w:bCs/>
+        </w:rPr>
+      </w:pPr>
+      <w:r>
+        <w:rPr>
+          <w:rFonts w:hint="default"/>
+          <w:lang w:val="pt-BR"/>
+        </w:rPr>
+        <w:t>Aqui</w:t>
+      </w:r>
+      <w:r>
+        <w:rPr>
+          <w:rFonts w:hint="default"/>
+        </w:rPr>
+        <w:t xml:space="preserve"> </w:t>
+      </w:r>
+      <w:r>
+        <w:rPr>
+          <w:rFonts w:hint="default"/>
+          <w:lang w:val="pt-BR"/>
+        </w:rPr>
+        <w:t>eu</w:t>
+      </w:r>
+      <w:r>
+        <w:rPr>
+          <w:rFonts w:hint="default"/>
+        </w:rPr>
+        <w:t xml:space="preserve"> implement</w:t>
+      </w:r>
+      <w:r>
+        <w:rPr>
+          <w:rFonts w:hint="default"/>
+          <w:lang w:val="pt-BR"/>
+        </w:rPr>
+        <w:t>ei</w:t>
+      </w:r>
+      <w:r>
+        <w:rPr>
+          <w:rFonts w:hint="default"/>
+        </w:rPr>
+        <w:t xml:space="preserve"> uma lista duplamente encadeada e depois um deque usando essa lista. Test</w:t>
+      </w:r>
+      <w:r>
+        <w:rPr>
+          <w:rFonts w:hint="default"/>
+          <w:lang w:val="pt-BR"/>
+        </w:rPr>
+        <w:t>ei</w:t>
+      </w:r>
+      <w:r>
+        <w:rPr>
+          <w:rFonts w:hint="default"/>
+        </w:rPr>
+        <w:t xml:space="preserve"> inserções e remoções alternadas nas duas pontas, e depois conferimos se os ponteiros e o tamanho estavam corretos (as chamadas de invariantes).</w:t>
+      </w:r>
+      <w:r>
+        <w:rPr>
+          <w:rFonts w:hint="default"/>
+        </w:rPr>
+        <w:br w:type="textWrapping"/>
+      </w:r>
+    </w:p>
+    <w:p>
+      <w:pPr>
+        <w:spacing w:line="360" w:lineRule="auto"/>
+        <w:rPr>
+          <w:rFonts w:hint="default"/>
+          <w:b/>
+          <w:bCs/>
+          <w:lang w:val="pt-BR"/>
+        </w:rPr>
+      </w:pPr>
+      <w:r>
+        <w:rPr>
+          <w:rFonts w:hint="default"/>
+          <w:b/>
+          <w:bCs/>
+        </w:rPr>
+        <w:t>Sequência de operações e resultados</w:t>
+      </w:r>
+      <w:r>
+        <w:rPr>
+          <w:rFonts w:hint="default"/>
+          <w:b/>
+          <w:bCs/>
+          <w:lang w:val="pt-BR"/>
+        </w:rPr>
+        <w:t>:</w:t>
+      </w:r>
+    </w:p>
+    <w:tbl>
+      <w:tblPr>
+        <w:tblStyle w:val="6"/>
+        <w:tblW w:w="9705" w:type="dxa"/>
+        <w:jc w:val="center"/>
+        <w:tblBorders>
+          <w:top w:val="none" w:color="auto" w:sz="0" w:space="0"/>
+          <w:left w:val="none" w:color="auto" w:sz="0" w:space="0"/>
+          <w:bottom w:val="none" w:color="auto" w:sz="0" w:space="0"/>
+          <w:right w:val="none" w:color="auto" w:sz="0" w:space="0"/>
+          <w:insideH w:val="none" w:color="auto" w:sz="0" w:space="0"/>
+          <w:insideV w:val="none" w:color="auto" w:sz="0" w:space="0"/>
+        </w:tblBorders>
+        <w:shd w:val="clear" w:color="auto" w:fill="auto"/>
+        <w:tblLayout w:type="autofit"/>
+        <w:tblCellMar>
+          <w:top w:w="0" w:type="dxa"/>
+          <w:left w:w="108" w:type="dxa"/>
+          <w:bottom w:w="0" w:type="dxa"/>
+          <w:right w:w="108" w:type="dxa"/>
+        </w:tblCellMar>
+      </w:tblPr>
+      <w:tblGrid>
+        <w:gridCol w:w="2771"/>
+        <w:gridCol w:w="2695"/>
+        <w:gridCol w:w="4239"/>
+      </w:tblGrid>
+      <w:tr>
+        <w:tblPrEx>
+          <w:tblBorders>
+            <w:top w:val="none" w:color="auto" w:sz="0" w:space="0"/>
+            <w:left w:val="none" w:color="auto" w:sz="0" w:space="0"/>
+            <w:bottom w:val="none" w:color="auto" w:sz="0" w:space="0"/>
+            <w:right w:val="none" w:color="auto" w:sz="0" w:space="0"/>
+            <w:insideH w:val="none" w:color="auto" w:sz="0" w:space="0"/>
+            <w:insideV w:val="none" w:color="auto" w:sz="0" w:space="0"/>
+          </w:tblBorders>
+          <w:shd w:val="clear" w:color="auto" w:fill="auto"/>
+          <w:tblCellMar>
+            <w:top w:w="0" w:type="dxa"/>
+            <w:left w:w="108" w:type="dxa"/>
+            <w:bottom w:w="0" w:type="dxa"/>
+            <w:right w:w="108" w:type="dxa"/>
+          </w:tblCellMar>
+        </w:tblPrEx>
+        <w:trPr>
+          <w:trHeight w:val="315" w:hRule="atLeast"/>
+          <w:jc w:val="center"/>
+        </w:trPr>
+        <w:tc>
+          <w:tcPr>
+            <w:tcW w:w="2771" w:type="dxa"/>
+            <w:tcBorders>
+              <w:top w:val="single" w:color="000000" w:sz="8" w:space="0"/>
+              <w:left w:val="single" w:color="000000" w:sz="8" w:space="0"/>
+              <w:bottom w:val="single" w:color="000000" w:sz="8" w:space="0"/>
+              <w:right w:val="single" w:color="000000" w:sz="4" w:space="0"/>
+            </w:tcBorders>
+            <w:shd w:val="clear" w:color="auto" w:fill="auto"/>
+            <w:vAlign w:val="center"/>
+          </w:tcPr>
+          <w:p>
+            <w:pPr>
+              <w:keepNext w:val="0"/>
+              <w:keepLines w:val="0"/>
+              <w:widowControl/>
+              <w:suppressLineNumbers w:val="0"/>
+              <w:jc w:val="center"/>
+              <w:textAlignment w:val="center"/>
+              <w:rPr>
+                <w:rFonts w:ascii="Calibri" w:hAnsi="Calibri" w:cs="Calibri"/>
+                <w:b/>
+                <w:bCs/>
+                <w:i w:val="0"/>
+                <w:iCs w:val="0"/>
+                <w:color w:val="000000"/>
+                <w:sz w:val="22"/>
+                <w:szCs w:val="22"/>
+                <w:u w:val="none"/>
+              </w:rPr>
+            </w:pPr>
+            <w:r>
+              <w:rPr>
+                <w:rFonts w:hint="default" w:ascii="Calibri" w:hAnsi="Calibri" w:eastAsia="SimSun" w:cs="Calibri"/>
+                <w:b/>
+                <w:bCs/>
+                <w:i w:val="0"/>
+                <w:iCs w:val="0"/>
+                <w:color w:val="000000"/>
+                <w:kern w:val="0"/>
+                <w:sz w:val="22"/>
+                <w:szCs w:val="22"/>
+                <w:u w:val="none"/>
+                <w:lang w:val="en-US" w:eastAsia="zh-CN" w:bidi="ar"/>
+              </w:rPr>
+              <w:t>Operação</w:t>
+            </w:r>
+          </w:p>
+        </w:tc>
+        <w:tc>
+          <w:tcPr>
+            <w:tcW w:w="2695" w:type="dxa"/>
+            <w:tcBorders>
+              <w:top w:val="single" w:color="000000" w:sz="8" w:space="0"/>
+              <w:left w:val="single" w:color="000000" w:sz="4" w:space="0"/>
+              <w:bottom w:val="single" w:color="000000" w:sz="8" w:space="0"/>
+              <w:right w:val="single" w:color="000000" w:sz="4" w:space="0"/>
+            </w:tcBorders>
+            <w:shd w:val="clear" w:color="auto" w:fill="auto"/>
+            <w:vAlign w:val="center"/>
+          </w:tcPr>
+          <w:p>
+            <w:pPr>
+              <w:keepNext w:val="0"/>
+              <w:keepLines w:val="0"/>
+              <w:widowControl/>
+              <w:suppressLineNumbers w:val="0"/>
+              <w:jc w:val="center"/>
+              <w:textAlignment w:val="center"/>
+              <w:rPr>
+                <w:rFonts w:hint="default" w:ascii="Calibri" w:hAnsi="Calibri" w:cs="Calibri"/>
+                <w:b/>
+                <w:bCs/>
+                <w:i w:val="0"/>
+                <w:iCs w:val="0"/>
+                <w:color w:val="000000"/>
+                <w:sz w:val="22"/>
+                <w:szCs w:val="22"/>
+                <w:u w:val="none"/>
+              </w:rPr>
+            </w:pPr>
+            <w:r>
+              <w:rPr>
+                <w:rFonts w:hint="default" w:ascii="Calibri" w:hAnsi="Calibri" w:eastAsia="SimSun" w:cs="Calibri"/>
+                <w:b/>
+                <w:bCs/>
+                <w:i w:val="0"/>
+                <w:iCs w:val="0"/>
+                <w:color w:val="000000"/>
+                <w:kern w:val="0"/>
+                <w:sz w:val="22"/>
+                <w:szCs w:val="22"/>
+                <w:u w:val="none"/>
+                <w:lang w:val="en-US" w:eastAsia="zh-CN" w:bidi="ar"/>
+              </w:rPr>
+              <w:t>Lista atual</w:t>
+            </w:r>
+          </w:p>
+        </w:tc>
+        <w:tc>
+          <w:tcPr>
+            <w:tcW w:w="4239" w:type="dxa"/>
+            <w:tcBorders>
+              <w:top w:val="single" w:color="000000" w:sz="8" w:space="0"/>
+              <w:left w:val="single" w:color="000000" w:sz="4" w:space="0"/>
+              <w:bottom w:val="single" w:color="000000" w:sz="8" w:space="0"/>
+              <w:right w:val="single" w:color="000000" w:sz="8" w:space="0"/>
+            </w:tcBorders>
+            <w:shd w:val="clear" w:color="auto" w:fill="auto"/>
+            <w:vAlign w:val="center"/>
+          </w:tcPr>
+          <w:p>
+            <w:pPr>
+              <w:keepNext w:val="0"/>
+              <w:keepLines w:val="0"/>
+              <w:widowControl/>
+              <w:suppressLineNumbers w:val="0"/>
+              <w:jc w:val="center"/>
+              <w:textAlignment w:val="center"/>
+              <w:rPr>
+                <w:rFonts w:hint="default" w:ascii="Calibri" w:hAnsi="Calibri" w:cs="Calibri"/>
+                <w:b/>
+                <w:bCs/>
+                <w:i w:val="0"/>
+                <w:iCs w:val="0"/>
+                <w:color w:val="000000"/>
+                <w:sz w:val="22"/>
+                <w:szCs w:val="22"/>
+                <w:u w:val="none"/>
+              </w:rPr>
+            </w:pPr>
+            <w:r>
+              <w:rPr>
+                <w:rFonts w:hint="default" w:ascii="Calibri" w:hAnsi="Calibri" w:eastAsia="SimSun" w:cs="Calibri"/>
+                <w:b/>
+                <w:bCs/>
+                <w:i w:val="0"/>
+                <w:iCs w:val="0"/>
+                <w:color w:val="000000"/>
+                <w:kern w:val="0"/>
+                <w:sz w:val="22"/>
+                <w:szCs w:val="22"/>
+                <w:u w:val="none"/>
+                <w:lang w:val="en-US" w:eastAsia="zh-CN" w:bidi="ar"/>
+              </w:rPr>
+              <w:t>Resultado da verificação de invariantes</w:t>
+            </w:r>
+          </w:p>
+        </w:tc>
+      </w:tr>
+      <w:tr>
+        <w:tblPrEx>
+          <w:tblBorders>
+            <w:top w:val="none" w:color="auto" w:sz="0" w:space="0"/>
+            <w:left w:val="none" w:color="auto" w:sz="0" w:space="0"/>
+            <w:bottom w:val="none" w:color="auto" w:sz="0" w:space="0"/>
+            <w:right w:val="none" w:color="auto" w:sz="0" w:space="0"/>
+            <w:insideH w:val="none" w:color="auto" w:sz="0" w:space="0"/>
+            <w:insideV w:val="none" w:color="auto" w:sz="0" w:space="0"/>
+          </w:tblBorders>
+          <w:shd w:val="clear" w:color="auto" w:fill="auto"/>
+          <w:tblCellMar>
+            <w:top w:w="0" w:type="dxa"/>
+            <w:left w:w="108" w:type="dxa"/>
+            <w:bottom w:w="0" w:type="dxa"/>
+            <w:right w:w="108" w:type="dxa"/>
+          </w:tblCellMar>
+        </w:tblPrEx>
+        <w:trPr>
+          <w:trHeight w:val="300" w:hRule="atLeast"/>
+          <w:jc w:val="center"/>
+        </w:trPr>
+        <w:tc>
+          <w:tcPr>
+            <w:tcW w:w="2771" w:type="dxa"/>
+            <w:tcBorders>
+              <w:top w:val="nil"/>
+              <w:left w:val="single" w:color="000000" w:sz="8" w:space="0"/>
+              <w:bottom w:val="dotDash" w:color="000000" w:sz="4" w:space="0"/>
+              <w:right w:val="single" w:color="000000" w:sz="4" w:space="0"/>
+            </w:tcBorders>
+            <w:shd w:val="clear" w:color="auto" w:fill="auto"/>
+            <w:vAlign w:val="center"/>
+          </w:tcPr>
+          <w:p>
+            <w:pPr>
+              <w:keepNext w:val="0"/>
+              <w:keepLines w:val="0"/>
+              <w:widowControl/>
+              <w:suppressLineNumbers w:val="0"/>
+              <w:jc w:val="center"/>
+              <w:textAlignment w:val="center"/>
+              <w:rPr>
+                <w:rFonts w:hint="default" w:ascii="Calibri" w:hAnsi="Calibri" w:cs="Calibri"/>
+                <w:i w:val="0"/>
+                <w:iCs w:val="0"/>
+                <w:color w:val="000000"/>
+                <w:sz w:val="22"/>
+                <w:szCs w:val="22"/>
+                <w:u w:val="none"/>
+              </w:rPr>
+            </w:pPr>
+            <w:r>
+              <w:rPr>
+                <w:rFonts w:hint="default" w:ascii="Calibri" w:hAnsi="Calibri" w:eastAsia="SimSun" w:cs="Calibri"/>
+                <w:i w:val="0"/>
+                <w:iCs w:val="0"/>
+                <w:color w:val="000000"/>
+                <w:kern w:val="0"/>
+                <w:sz w:val="22"/>
+                <w:szCs w:val="22"/>
+                <w:u w:val="none"/>
+                <w:lang w:val="en-US" w:eastAsia="zh-CN" w:bidi="ar"/>
+              </w:rPr>
+              <w:t>Inserir 10 esquerda</w:t>
+            </w:r>
+          </w:p>
+        </w:tc>
+        <w:tc>
+          <w:tcPr>
+            <w:tcW w:w="2695" w:type="dxa"/>
+            <w:tcBorders>
+              <w:top w:val="nil"/>
+              <w:left w:val="single" w:color="000000" w:sz="4" w:space="0"/>
+              <w:bottom w:val="dotDash" w:color="000000" w:sz="4" w:space="0"/>
+              <w:right w:val="single" w:color="000000" w:sz="4" w:space="0"/>
+            </w:tcBorders>
+            <w:shd w:val="clear" w:color="auto" w:fill="auto"/>
+            <w:vAlign w:val="center"/>
+          </w:tcPr>
+          <w:p>
+            <w:pPr>
+              <w:keepNext w:val="0"/>
+              <w:keepLines w:val="0"/>
+              <w:widowControl/>
+              <w:suppressLineNumbers w:val="0"/>
+              <w:jc w:val="center"/>
+              <w:textAlignment w:val="center"/>
+              <w:rPr>
+                <w:rFonts w:hint="default" w:ascii="Calibri" w:hAnsi="Calibri" w:cs="Calibri"/>
+                <w:i w:val="0"/>
+                <w:iCs w:val="0"/>
+                <w:color w:val="000000"/>
+                <w:sz w:val="22"/>
+                <w:szCs w:val="22"/>
+                <w:u w:val="none"/>
+              </w:rPr>
+            </w:pPr>
+            <w:r>
+              <w:rPr>
+                <w:rFonts w:hint="default" w:ascii="Calibri" w:hAnsi="Calibri" w:eastAsia="SimSun" w:cs="Calibri"/>
+                <w:i w:val="0"/>
+                <w:iCs w:val="0"/>
+                <w:color w:val="000000"/>
+                <w:kern w:val="0"/>
+                <w:sz w:val="22"/>
+                <w:szCs w:val="22"/>
+                <w:u w:val="none"/>
+                <w:lang w:val="en-US" w:eastAsia="zh-CN" w:bidi="ar"/>
+              </w:rPr>
+              <w:t>[10]</w:t>
+            </w:r>
+          </w:p>
+        </w:tc>
+        <w:tc>
+          <w:tcPr>
+            <w:tcW w:w="4239" w:type="dxa"/>
+            <w:tcBorders>
+              <w:top w:val="nil"/>
+              <w:left w:val="single" w:color="000000" w:sz="4" w:space="0"/>
+              <w:bottom w:val="dotDash" w:color="000000" w:sz="4" w:space="0"/>
+              <w:right w:val="single" w:color="000000" w:sz="8" w:space="0"/>
+            </w:tcBorders>
+            <w:shd w:val="clear" w:color="auto" w:fill="auto"/>
+            <w:vAlign w:val="center"/>
+          </w:tcPr>
+          <w:p>
+            <w:pPr>
+              <w:keepNext w:val="0"/>
+              <w:keepLines w:val="0"/>
+              <w:widowControl/>
+              <w:suppressLineNumbers w:val="0"/>
+              <w:jc w:val="center"/>
+              <w:textAlignment w:val="center"/>
+              <w:rPr>
+                <w:rFonts w:hint="default" w:ascii="Calibri" w:hAnsi="Calibri" w:cs="Calibri"/>
+                <w:i w:val="0"/>
+                <w:iCs w:val="0"/>
+                <w:color w:val="000000"/>
+                <w:sz w:val="22"/>
+                <w:szCs w:val="22"/>
+                <w:u w:val="none"/>
+              </w:rPr>
+            </w:pPr>
+            <w:r>
+              <w:rPr>
+                <w:rFonts w:hint="default" w:ascii="Calibri" w:hAnsi="Calibri" w:eastAsia="SimSun" w:cs="Calibri"/>
+                <w:i w:val="0"/>
+                <w:iCs w:val="0"/>
+                <w:color w:val="000000"/>
+                <w:kern w:val="0"/>
+                <w:sz w:val="22"/>
+                <w:szCs w:val="22"/>
+                <w:u w:val="none"/>
+                <w:lang w:val="en-US" w:eastAsia="zh-CN" w:bidi="ar"/>
+              </w:rPr>
+              <w:t>Tudo certo!</w:t>
+            </w:r>
+          </w:p>
+        </w:tc>
+      </w:tr>
+      <w:tr>
+        <w:tblPrEx>
+          <w:tblBorders>
+            <w:top w:val="none" w:color="auto" w:sz="0" w:space="0"/>
+            <w:left w:val="none" w:color="auto" w:sz="0" w:space="0"/>
+            <w:bottom w:val="none" w:color="auto" w:sz="0" w:space="0"/>
+            <w:right w:val="none" w:color="auto" w:sz="0" w:space="0"/>
+            <w:insideH w:val="none" w:color="auto" w:sz="0" w:space="0"/>
+            <w:insideV w:val="none" w:color="auto" w:sz="0" w:space="0"/>
+          </w:tblBorders>
+          <w:shd w:val="clear" w:color="auto" w:fill="auto"/>
+          <w:tblCellMar>
+            <w:top w:w="0" w:type="dxa"/>
+            <w:left w:w="108" w:type="dxa"/>
+            <w:bottom w:w="0" w:type="dxa"/>
+            <w:right w:w="108" w:type="dxa"/>
+          </w:tblCellMar>
+        </w:tblPrEx>
+        <w:trPr>
+          <w:trHeight w:val="300" w:hRule="atLeast"/>
+          <w:jc w:val="center"/>
+        </w:trPr>
+        <w:tc>
+          <w:tcPr>
+            <w:tcW w:w="2771" w:type="dxa"/>
+            <w:tcBorders>
+              <w:top w:val="dotDash" w:color="000000" w:sz="4" w:space="0"/>
+              <w:left w:val="single" w:color="000000" w:sz="8" w:space="0"/>
+              <w:bottom w:val="dotDash" w:color="000000" w:sz="4" w:space="0"/>
+              <w:right w:val="single" w:color="000000" w:sz="4" w:space="0"/>
+            </w:tcBorders>
+            <w:shd w:val="clear" w:color="auto" w:fill="auto"/>
+            <w:vAlign w:val="center"/>
+          </w:tcPr>
+          <w:p>
+            <w:pPr>
+              <w:keepNext w:val="0"/>
+              <w:keepLines w:val="0"/>
+              <w:widowControl/>
+              <w:suppressLineNumbers w:val="0"/>
+              <w:jc w:val="center"/>
+              <w:textAlignment w:val="center"/>
+              <w:rPr>
+                <w:rFonts w:hint="default" w:ascii="Calibri" w:hAnsi="Calibri" w:cs="Calibri"/>
+                <w:i w:val="0"/>
+                <w:iCs w:val="0"/>
+                <w:color w:val="000000"/>
+                <w:sz w:val="22"/>
+                <w:szCs w:val="22"/>
+                <w:u w:val="none"/>
+              </w:rPr>
+            </w:pPr>
+            <w:r>
+              <w:rPr>
+                <w:rFonts w:hint="default" w:ascii="Calibri" w:hAnsi="Calibri" w:eastAsia="SimSun" w:cs="Calibri"/>
+                <w:i w:val="0"/>
+                <w:iCs w:val="0"/>
+                <w:color w:val="000000"/>
+                <w:kern w:val="0"/>
+                <w:sz w:val="22"/>
+                <w:szCs w:val="22"/>
+                <w:u w:val="none"/>
+                <w:lang w:val="en-US" w:eastAsia="zh-CN" w:bidi="ar"/>
+              </w:rPr>
+              <w:t>Inserir 20 direita</w:t>
+            </w:r>
+          </w:p>
+        </w:tc>
+        <w:tc>
+          <w:tcPr>
+            <w:tcW w:w="2695" w:type="dxa"/>
+            <w:tcBorders>
+              <w:top w:val="dotDash" w:color="000000" w:sz="4" w:space="0"/>
+              <w:left w:val="single" w:color="000000" w:sz="4" w:space="0"/>
+              <w:bottom w:val="dotDash" w:color="000000" w:sz="4" w:space="0"/>
+              <w:right w:val="single" w:color="000000" w:sz="4" w:space="0"/>
+            </w:tcBorders>
+            <w:shd w:val="clear" w:color="auto" w:fill="auto"/>
+            <w:vAlign w:val="center"/>
+          </w:tcPr>
+          <w:p>
+            <w:pPr>
+              <w:keepNext w:val="0"/>
+              <w:keepLines w:val="0"/>
+              <w:widowControl/>
+              <w:suppressLineNumbers w:val="0"/>
+              <w:jc w:val="center"/>
+              <w:textAlignment w:val="center"/>
+              <w:rPr>
+                <w:rFonts w:hint="default" w:ascii="Calibri" w:hAnsi="Calibri" w:cs="Calibri"/>
+                <w:i w:val="0"/>
+                <w:iCs w:val="0"/>
+                <w:color w:val="000000"/>
+                <w:sz w:val="22"/>
+                <w:szCs w:val="22"/>
+                <w:u w:val="none"/>
+              </w:rPr>
+            </w:pPr>
+            <w:r>
+              <w:rPr>
+                <w:rFonts w:hint="default" w:ascii="Calibri" w:hAnsi="Calibri" w:eastAsia="SimSun" w:cs="Calibri"/>
+                <w:i w:val="0"/>
+                <w:iCs w:val="0"/>
+                <w:color w:val="000000"/>
+                <w:kern w:val="0"/>
+                <w:sz w:val="22"/>
+                <w:szCs w:val="22"/>
+                <w:u w:val="none"/>
+                <w:lang w:val="en-US" w:eastAsia="zh-CN" w:bidi="ar"/>
+              </w:rPr>
+              <w:t>[10, 20]</w:t>
+            </w:r>
+          </w:p>
+        </w:tc>
+        <w:tc>
+          <w:tcPr>
+            <w:tcW w:w="4239" w:type="dxa"/>
+            <w:tcBorders>
+              <w:top w:val="dotDash" w:color="000000" w:sz="4" w:space="0"/>
+              <w:left w:val="single" w:color="000000" w:sz="4" w:space="0"/>
+              <w:bottom w:val="dotDash" w:color="000000" w:sz="4" w:space="0"/>
+              <w:right w:val="single" w:color="000000" w:sz="8" w:space="0"/>
+            </w:tcBorders>
+            <w:shd w:val="clear" w:color="auto" w:fill="auto"/>
+            <w:vAlign w:val="center"/>
+          </w:tcPr>
+          <w:p>
+            <w:pPr>
+              <w:keepNext w:val="0"/>
+              <w:keepLines w:val="0"/>
+              <w:widowControl/>
+              <w:suppressLineNumbers w:val="0"/>
+              <w:jc w:val="center"/>
+              <w:textAlignment w:val="center"/>
+              <w:rPr>
+                <w:rFonts w:hint="default" w:ascii="Calibri" w:hAnsi="Calibri" w:cs="Calibri"/>
+                <w:i w:val="0"/>
+                <w:iCs w:val="0"/>
+                <w:color w:val="000000"/>
+                <w:sz w:val="22"/>
+                <w:szCs w:val="22"/>
+                <w:u w:val="none"/>
+              </w:rPr>
+            </w:pPr>
+            <w:r>
+              <w:rPr>
+                <w:rFonts w:hint="default" w:ascii="Calibri" w:hAnsi="Calibri" w:eastAsia="SimSun" w:cs="Calibri"/>
+                <w:i w:val="0"/>
+                <w:iCs w:val="0"/>
+                <w:color w:val="000000"/>
+                <w:kern w:val="0"/>
+                <w:sz w:val="22"/>
+                <w:szCs w:val="22"/>
+                <w:u w:val="none"/>
+                <w:lang w:val="en-US" w:eastAsia="zh-CN" w:bidi="ar"/>
+              </w:rPr>
+              <w:t>Tudo certo!</w:t>
+            </w:r>
+          </w:p>
+        </w:tc>
+      </w:tr>
+      <w:tr>
+        <w:tblPrEx>
+          <w:tblBorders>
+            <w:top w:val="none" w:color="auto" w:sz="0" w:space="0"/>
+            <w:left w:val="none" w:color="auto" w:sz="0" w:space="0"/>
+            <w:bottom w:val="none" w:color="auto" w:sz="0" w:space="0"/>
+            <w:right w:val="none" w:color="auto" w:sz="0" w:space="0"/>
+            <w:insideH w:val="none" w:color="auto" w:sz="0" w:space="0"/>
+            <w:insideV w:val="none" w:color="auto" w:sz="0" w:space="0"/>
+          </w:tblBorders>
+          <w:shd w:val="clear" w:color="auto" w:fill="auto"/>
+          <w:tblCellMar>
+            <w:top w:w="0" w:type="dxa"/>
+            <w:left w:w="108" w:type="dxa"/>
+            <w:bottom w:w="0" w:type="dxa"/>
+            <w:right w:w="108" w:type="dxa"/>
+          </w:tblCellMar>
+        </w:tblPrEx>
+        <w:trPr>
+          <w:trHeight w:val="300" w:hRule="atLeast"/>
+          <w:jc w:val="center"/>
+        </w:trPr>
+        <w:tc>
+          <w:tcPr>
+            <w:tcW w:w="2771" w:type="dxa"/>
+            <w:tcBorders>
+              <w:top w:val="dotDash" w:color="000000" w:sz="4" w:space="0"/>
+              <w:left w:val="single" w:color="000000" w:sz="8" w:space="0"/>
+              <w:bottom w:val="dotDash" w:color="000000" w:sz="4" w:space="0"/>
+              <w:right w:val="single" w:color="000000" w:sz="4" w:space="0"/>
+            </w:tcBorders>
+            <w:shd w:val="clear" w:color="auto" w:fill="auto"/>
+            <w:vAlign w:val="center"/>
+          </w:tcPr>
+          <w:p>
+            <w:pPr>
+              <w:keepNext w:val="0"/>
+              <w:keepLines w:val="0"/>
+              <w:widowControl/>
+              <w:suppressLineNumbers w:val="0"/>
+              <w:jc w:val="center"/>
+              <w:textAlignment w:val="center"/>
+              <w:rPr>
+                <w:rFonts w:hint="default" w:ascii="Calibri" w:hAnsi="Calibri" w:cs="Calibri"/>
+                <w:i w:val="0"/>
+                <w:iCs w:val="0"/>
+                <w:color w:val="000000"/>
+                <w:sz w:val="22"/>
+                <w:szCs w:val="22"/>
+                <w:u w:val="none"/>
+              </w:rPr>
+            </w:pPr>
+            <w:r>
+              <w:rPr>
+                <w:rFonts w:hint="default" w:ascii="Calibri" w:hAnsi="Calibri" w:eastAsia="SimSun" w:cs="Calibri"/>
+                <w:i w:val="0"/>
+                <w:iCs w:val="0"/>
+                <w:color w:val="000000"/>
+                <w:kern w:val="0"/>
+                <w:sz w:val="22"/>
+                <w:szCs w:val="22"/>
+                <w:u w:val="none"/>
+                <w:lang w:val="en-US" w:eastAsia="zh-CN" w:bidi="ar"/>
+              </w:rPr>
+              <w:t>Inserir 5 esquerda</w:t>
+            </w:r>
+          </w:p>
+        </w:tc>
+        <w:tc>
+          <w:tcPr>
+            <w:tcW w:w="2695" w:type="dxa"/>
+            <w:tcBorders>
+              <w:top w:val="dotDash" w:color="000000" w:sz="4" w:space="0"/>
+              <w:left w:val="single" w:color="000000" w:sz="4" w:space="0"/>
+              <w:bottom w:val="dotDash" w:color="000000" w:sz="4" w:space="0"/>
+              <w:right w:val="single" w:color="000000" w:sz="4" w:space="0"/>
+            </w:tcBorders>
+            <w:shd w:val="clear" w:color="auto" w:fill="auto"/>
+            <w:vAlign w:val="center"/>
+          </w:tcPr>
+          <w:p>
+            <w:pPr>
+              <w:keepNext w:val="0"/>
+              <w:keepLines w:val="0"/>
+              <w:widowControl/>
+              <w:suppressLineNumbers w:val="0"/>
+              <w:jc w:val="center"/>
+              <w:textAlignment w:val="center"/>
+              <w:rPr>
+                <w:rFonts w:hint="default" w:ascii="Calibri" w:hAnsi="Calibri" w:cs="Calibri"/>
+                <w:i w:val="0"/>
+                <w:iCs w:val="0"/>
+                <w:color w:val="000000"/>
+                <w:sz w:val="22"/>
+                <w:szCs w:val="22"/>
+                <w:u w:val="none"/>
+              </w:rPr>
+            </w:pPr>
+            <w:r>
+              <w:rPr>
+                <w:rFonts w:hint="default" w:ascii="Calibri" w:hAnsi="Calibri" w:eastAsia="SimSun" w:cs="Calibri"/>
+                <w:i w:val="0"/>
+                <w:iCs w:val="0"/>
+                <w:color w:val="000000"/>
+                <w:kern w:val="0"/>
+                <w:sz w:val="22"/>
+                <w:szCs w:val="22"/>
+                <w:u w:val="none"/>
+                <w:lang w:val="en-US" w:eastAsia="zh-CN" w:bidi="ar"/>
+              </w:rPr>
+              <w:t>[5, 10, 20]</w:t>
+            </w:r>
+          </w:p>
+        </w:tc>
+        <w:tc>
+          <w:tcPr>
+            <w:tcW w:w="4239" w:type="dxa"/>
+            <w:tcBorders>
+              <w:top w:val="dotDash" w:color="000000" w:sz="4" w:space="0"/>
+              <w:left w:val="single" w:color="000000" w:sz="4" w:space="0"/>
+              <w:bottom w:val="dotDash" w:color="000000" w:sz="4" w:space="0"/>
+              <w:right w:val="single" w:color="000000" w:sz="8" w:space="0"/>
+            </w:tcBorders>
+            <w:shd w:val="clear" w:color="auto" w:fill="auto"/>
+            <w:vAlign w:val="center"/>
+          </w:tcPr>
+          <w:p>
+            <w:pPr>
+              <w:keepNext w:val="0"/>
+              <w:keepLines w:val="0"/>
+              <w:widowControl/>
+              <w:suppressLineNumbers w:val="0"/>
+              <w:jc w:val="center"/>
+              <w:textAlignment w:val="center"/>
+              <w:rPr>
+                <w:rFonts w:hint="default" w:ascii="Calibri" w:hAnsi="Calibri" w:cs="Calibri"/>
+                <w:i w:val="0"/>
+                <w:iCs w:val="0"/>
+                <w:color w:val="000000"/>
+                <w:sz w:val="22"/>
+                <w:szCs w:val="22"/>
+                <w:u w:val="none"/>
+              </w:rPr>
+            </w:pPr>
+            <w:r>
+              <w:rPr>
+                <w:rFonts w:hint="default" w:ascii="Calibri" w:hAnsi="Calibri" w:eastAsia="SimSun" w:cs="Calibri"/>
+                <w:i w:val="0"/>
+                <w:iCs w:val="0"/>
+                <w:color w:val="000000"/>
+                <w:kern w:val="0"/>
+                <w:sz w:val="22"/>
+                <w:szCs w:val="22"/>
+                <w:u w:val="none"/>
+                <w:lang w:val="en-US" w:eastAsia="zh-CN" w:bidi="ar"/>
+              </w:rPr>
+              <w:t>Tudo certo!</w:t>
+            </w:r>
+          </w:p>
+        </w:tc>
+      </w:tr>
+      <w:tr>
+        <w:tblPrEx>
+          <w:tblBorders>
+            <w:top w:val="none" w:color="auto" w:sz="0" w:space="0"/>
+            <w:left w:val="none" w:color="auto" w:sz="0" w:space="0"/>
+            <w:bottom w:val="none" w:color="auto" w:sz="0" w:space="0"/>
+            <w:right w:val="none" w:color="auto" w:sz="0" w:space="0"/>
+            <w:insideH w:val="none" w:color="auto" w:sz="0" w:space="0"/>
+            <w:insideV w:val="none" w:color="auto" w:sz="0" w:space="0"/>
+          </w:tblBorders>
+          <w:shd w:val="clear" w:color="auto" w:fill="auto"/>
+          <w:tblCellMar>
+            <w:top w:w="0" w:type="dxa"/>
+            <w:left w:w="108" w:type="dxa"/>
+            <w:bottom w:w="0" w:type="dxa"/>
+            <w:right w:w="108" w:type="dxa"/>
+          </w:tblCellMar>
+        </w:tblPrEx>
+        <w:trPr>
+          <w:trHeight w:val="300" w:hRule="atLeast"/>
+          <w:jc w:val="center"/>
+        </w:trPr>
+        <w:tc>
+          <w:tcPr>
+            <w:tcW w:w="2771" w:type="dxa"/>
+            <w:tcBorders>
+              <w:top w:val="dotDash" w:color="000000" w:sz="4" w:space="0"/>
+              <w:left w:val="single" w:color="000000" w:sz="8" w:space="0"/>
+              <w:bottom w:val="dotDash" w:color="000000" w:sz="4" w:space="0"/>
+              <w:right w:val="single" w:color="000000" w:sz="4" w:space="0"/>
+            </w:tcBorders>
+            <w:shd w:val="clear" w:color="auto" w:fill="auto"/>
+            <w:vAlign w:val="center"/>
+          </w:tcPr>
+          <w:p>
+            <w:pPr>
+              <w:keepNext w:val="0"/>
+              <w:keepLines w:val="0"/>
+              <w:widowControl/>
+              <w:suppressLineNumbers w:val="0"/>
+              <w:jc w:val="center"/>
+              <w:textAlignment w:val="center"/>
+              <w:rPr>
+                <w:rFonts w:hint="default" w:ascii="Calibri" w:hAnsi="Calibri" w:cs="Calibri"/>
+                <w:i w:val="0"/>
+                <w:iCs w:val="0"/>
+                <w:color w:val="000000"/>
+                <w:sz w:val="22"/>
+                <w:szCs w:val="22"/>
+                <w:u w:val="none"/>
+              </w:rPr>
+            </w:pPr>
+            <w:r>
+              <w:rPr>
+                <w:rFonts w:hint="default" w:ascii="Calibri" w:hAnsi="Calibri" w:eastAsia="SimSun" w:cs="Calibri"/>
+                <w:i w:val="0"/>
+                <w:iCs w:val="0"/>
+                <w:color w:val="000000"/>
+                <w:kern w:val="0"/>
+                <w:sz w:val="22"/>
+                <w:szCs w:val="22"/>
+                <w:u w:val="none"/>
+                <w:lang w:val="en-US" w:eastAsia="zh-CN" w:bidi="ar"/>
+              </w:rPr>
+              <w:t>Inserir 25 direita</w:t>
+            </w:r>
+          </w:p>
+        </w:tc>
+        <w:tc>
+          <w:tcPr>
+            <w:tcW w:w="2695" w:type="dxa"/>
+            <w:tcBorders>
+              <w:top w:val="dotDash" w:color="000000" w:sz="4" w:space="0"/>
+              <w:left w:val="single" w:color="000000" w:sz="4" w:space="0"/>
+              <w:bottom w:val="dotDash" w:color="000000" w:sz="4" w:space="0"/>
+              <w:right w:val="single" w:color="000000" w:sz="4" w:space="0"/>
+            </w:tcBorders>
+            <w:shd w:val="clear" w:color="auto" w:fill="auto"/>
+            <w:vAlign w:val="center"/>
+          </w:tcPr>
+          <w:p>
+            <w:pPr>
+              <w:keepNext w:val="0"/>
+              <w:keepLines w:val="0"/>
+              <w:widowControl/>
+              <w:suppressLineNumbers w:val="0"/>
+              <w:jc w:val="center"/>
+              <w:textAlignment w:val="center"/>
+              <w:rPr>
+                <w:rFonts w:hint="default" w:ascii="Calibri" w:hAnsi="Calibri" w:cs="Calibri"/>
+                <w:i w:val="0"/>
+                <w:iCs w:val="0"/>
+                <w:color w:val="000000"/>
+                <w:sz w:val="22"/>
+                <w:szCs w:val="22"/>
+                <w:u w:val="none"/>
+              </w:rPr>
+            </w:pPr>
+            <w:r>
+              <w:rPr>
+                <w:rFonts w:hint="default" w:ascii="Calibri" w:hAnsi="Calibri" w:eastAsia="SimSun" w:cs="Calibri"/>
+                <w:i w:val="0"/>
+                <w:iCs w:val="0"/>
+                <w:color w:val="000000"/>
+                <w:kern w:val="0"/>
+                <w:sz w:val="22"/>
+                <w:szCs w:val="22"/>
+                <w:u w:val="none"/>
+                <w:lang w:val="en-US" w:eastAsia="zh-CN" w:bidi="ar"/>
+              </w:rPr>
+              <w:t>[5, 10, 20, 25]</w:t>
+            </w:r>
+          </w:p>
+        </w:tc>
+        <w:tc>
+          <w:tcPr>
+            <w:tcW w:w="4239" w:type="dxa"/>
+            <w:tcBorders>
+              <w:top w:val="dotDash" w:color="000000" w:sz="4" w:space="0"/>
+              <w:left w:val="single" w:color="000000" w:sz="4" w:space="0"/>
+              <w:bottom w:val="dotDash" w:color="000000" w:sz="4" w:space="0"/>
+              <w:right w:val="single" w:color="000000" w:sz="8" w:space="0"/>
+            </w:tcBorders>
+            <w:shd w:val="clear" w:color="auto" w:fill="auto"/>
+            <w:vAlign w:val="center"/>
+          </w:tcPr>
+          <w:p>
+            <w:pPr>
+              <w:keepNext w:val="0"/>
+              <w:keepLines w:val="0"/>
+              <w:widowControl/>
+              <w:suppressLineNumbers w:val="0"/>
+              <w:jc w:val="center"/>
+              <w:textAlignment w:val="center"/>
+              <w:rPr>
+                <w:rFonts w:hint="default" w:ascii="Calibri" w:hAnsi="Calibri" w:cs="Calibri"/>
+                <w:i w:val="0"/>
+                <w:iCs w:val="0"/>
+                <w:color w:val="000000"/>
+                <w:sz w:val="22"/>
+                <w:szCs w:val="22"/>
+                <w:u w:val="none"/>
+              </w:rPr>
+            </w:pPr>
+            <w:r>
+              <w:rPr>
+                <w:rFonts w:hint="default" w:ascii="Calibri" w:hAnsi="Calibri" w:eastAsia="SimSun" w:cs="Calibri"/>
+                <w:i w:val="0"/>
+                <w:iCs w:val="0"/>
+                <w:color w:val="000000"/>
+                <w:kern w:val="0"/>
+                <w:sz w:val="22"/>
+                <w:szCs w:val="22"/>
+                <w:u w:val="none"/>
+                <w:lang w:val="en-US" w:eastAsia="zh-CN" w:bidi="ar"/>
+              </w:rPr>
+              <w:t>Tudo certo!</w:t>
+            </w:r>
+          </w:p>
+        </w:tc>
+      </w:tr>
+      <w:tr>
+        <w:tblPrEx>
+          <w:tblBorders>
+            <w:top w:val="none" w:color="auto" w:sz="0" w:space="0"/>
+            <w:left w:val="none" w:color="auto" w:sz="0" w:space="0"/>
+            <w:bottom w:val="none" w:color="auto" w:sz="0" w:space="0"/>
+            <w:right w:val="none" w:color="auto" w:sz="0" w:space="0"/>
+            <w:insideH w:val="none" w:color="auto" w:sz="0" w:space="0"/>
+            <w:insideV w:val="none" w:color="auto" w:sz="0" w:space="0"/>
+          </w:tblBorders>
+          <w:shd w:val="clear" w:color="auto" w:fill="auto"/>
+          <w:tblCellMar>
+            <w:top w:w="0" w:type="dxa"/>
+            <w:left w:w="108" w:type="dxa"/>
+            <w:bottom w:w="0" w:type="dxa"/>
+            <w:right w:w="108" w:type="dxa"/>
+          </w:tblCellMar>
+        </w:tblPrEx>
+        <w:trPr>
+          <w:trHeight w:val="300" w:hRule="atLeast"/>
+          <w:jc w:val="center"/>
+        </w:trPr>
+        <w:tc>
+          <w:tcPr>
+            <w:tcW w:w="2771" w:type="dxa"/>
+            <w:tcBorders>
+              <w:top w:val="dotDash" w:color="000000" w:sz="4" w:space="0"/>
+              <w:left w:val="single" w:color="000000" w:sz="8" w:space="0"/>
+              <w:bottom w:val="dotDash" w:color="000000" w:sz="4" w:space="0"/>
+              <w:right w:val="single" w:color="000000" w:sz="4" w:space="0"/>
+            </w:tcBorders>
+            <w:shd w:val="clear" w:color="auto" w:fill="auto"/>
+            <w:vAlign w:val="center"/>
+          </w:tcPr>
+          <w:p>
+            <w:pPr>
+              <w:keepNext w:val="0"/>
+              <w:keepLines w:val="0"/>
+              <w:widowControl/>
+              <w:suppressLineNumbers w:val="0"/>
+              <w:jc w:val="center"/>
+              <w:textAlignment w:val="center"/>
+              <w:rPr>
+                <w:rFonts w:hint="default" w:ascii="Calibri" w:hAnsi="Calibri" w:cs="Calibri"/>
+                <w:i w:val="0"/>
+                <w:iCs w:val="0"/>
+                <w:color w:val="000000"/>
+                <w:sz w:val="22"/>
+                <w:szCs w:val="22"/>
+                <w:u w:val="none"/>
+              </w:rPr>
+            </w:pPr>
+            <w:r>
+              <w:rPr>
+                <w:rFonts w:hint="default" w:ascii="Calibri" w:hAnsi="Calibri" w:eastAsia="SimSun" w:cs="Calibri"/>
+                <w:i w:val="0"/>
+                <w:iCs w:val="0"/>
+                <w:color w:val="000000"/>
+                <w:kern w:val="0"/>
+                <w:sz w:val="22"/>
+                <w:szCs w:val="22"/>
+                <w:u w:val="none"/>
+                <w:lang w:val="en-US" w:eastAsia="zh-CN" w:bidi="ar"/>
+              </w:rPr>
+              <w:t>Espiar esquerda</w:t>
+            </w:r>
+          </w:p>
+        </w:tc>
+        <w:tc>
+          <w:tcPr>
+            <w:tcW w:w="2695" w:type="dxa"/>
+            <w:tcBorders>
+              <w:top w:val="dotDash" w:color="000000" w:sz="4" w:space="0"/>
+              <w:left w:val="single" w:color="000000" w:sz="4" w:space="0"/>
+              <w:bottom w:val="dotDash" w:color="000000" w:sz="4" w:space="0"/>
+              <w:right w:val="single" w:color="000000" w:sz="4" w:space="0"/>
+            </w:tcBorders>
+            <w:shd w:val="clear" w:color="auto" w:fill="auto"/>
+            <w:vAlign w:val="center"/>
+          </w:tcPr>
+          <w:p>
+            <w:pPr>
+              <w:keepNext w:val="0"/>
+              <w:keepLines w:val="0"/>
+              <w:widowControl/>
+              <w:suppressLineNumbers w:val="0"/>
+              <w:jc w:val="center"/>
+              <w:textAlignment w:val="center"/>
+              <w:rPr>
+                <w:rFonts w:hint="default" w:ascii="Calibri" w:hAnsi="Calibri" w:cs="Calibri"/>
+                <w:i w:val="0"/>
+                <w:iCs w:val="0"/>
+                <w:color w:val="000000"/>
+                <w:sz w:val="22"/>
+                <w:szCs w:val="22"/>
+                <w:u w:val="none"/>
+              </w:rPr>
+            </w:pPr>
+            <w:r>
+              <w:rPr>
+                <w:rFonts w:hint="default" w:ascii="Calibri" w:hAnsi="Calibri" w:eastAsia="SimSun" w:cs="Calibri"/>
+                <w:i w:val="0"/>
+                <w:iCs w:val="0"/>
+                <w:color w:val="000000"/>
+                <w:kern w:val="0"/>
+                <w:sz w:val="22"/>
+                <w:szCs w:val="22"/>
+                <w:u w:val="none"/>
+                <w:lang w:val="en-US" w:eastAsia="zh-CN" w:bidi="ar"/>
+              </w:rPr>
+              <w:t>-</w:t>
+            </w:r>
+          </w:p>
+        </w:tc>
+        <w:tc>
+          <w:tcPr>
+            <w:tcW w:w="4239" w:type="dxa"/>
+            <w:tcBorders>
+              <w:top w:val="dotDash" w:color="000000" w:sz="4" w:space="0"/>
+              <w:left w:val="single" w:color="000000" w:sz="4" w:space="0"/>
+              <w:bottom w:val="dotDash" w:color="000000" w:sz="4" w:space="0"/>
+              <w:right w:val="single" w:color="000000" w:sz="8" w:space="0"/>
+            </w:tcBorders>
+            <w:shd w:val="clear" w:color="auto" w:fill="auto"/>
+            <w:vAlign w:val="center"/>
+          </w:tcPr>
+          <w:p>
+            <w:pPr>
+              <w:keepNext w:val="0"/>
+              <w:keepLines w:val="0"/>
+              <w:widowControl/>
+              <w:suppressLineNumbers w:val="0"/>
+              <w:jc w:val="center"/>
+              <w:textAlignment w:val="center"/>
+              <w:rPr>
+                <w:rFonts w:hint="default" w:ascii="Calibri" w:hAnsi="Calibri" w:cs="Calibri"/>
+                <w:i w:val="0"/>
+                <w:iCs w:val="0"/>
+                <w:color w:val="000000"/>
+                <w:sz w:val="22"/>
+                <w:szCs w:val="22"/>
+                <w:u w:val="none"/>
+              </w:rPr>
+            </w:pPr>
+            <w:r>
+              <w:rPr>
+                <w:rFonts w:hint="default" w:ascii="Calibri" w:hAnsi="Calibri" w:eastAsia="SimSun" w:cs="Calibri"/>
+                <w:i w:val="0"/>
+                <w:iCs w:val="0"/>
+                <w:color w:val="000000"/>
+                <w:kern w:val="0"/>
+                <w:sz w:val="22"/>
+                <w:szCs w:val="22"/>
+                <w:u w:val="none"/>
+                <w:lang w:val="en-US" w:eastAsia="zh-CN" w:bidi="ar"/>
+              </w:rPr>
+              <w:t>5</w:t>
+            </w:r>
+          </w:p>
+        </w:tc>
+      </w:tr>
+      <w:tr>
+        <w:tblPrEx>
+          <w:tblBorders>
+            <w:top w:val="none" w:color="auto" w:sz="0" w:space="0"/>
+            <w:left w:val="none" w:color="auto" w:sz="0" w:space="0"/>
+            <w:bottom w:val="none" w:color="auto" w:sz="0" w:space="0"/>
+            <w:right w:val="none" w:color="auto" w:sz="0" w:space="0"/>
+            <w:insideH w:val="none" w:color="auto" w:sz="0" w:space="0"/>
+            <w:insideV w:val="none" w:color="auto" w:sz="0" w:space="0"/>
+          </w:tblBorders>
+          <w:tblCellMar>
+            <w:top w:w="0" w:type="dxa"/>
+            <w:left w:w="108" w:type="dxa"/>
+            <w:bottom w:w="0" w:type="dxa"/>
+            <w:right w:w="108" w:type="dxa"/>
+          </w:tblCellMar>
+        </w:tblPrEx>
+        <w:trPr>
+          <w:trHeight w:val="300" w:hRule="atLeast"/>
+          <w:jc w:val="center"/>
+        </w:trPr>
+        <w:tc>
+          <w:tcPr>
+            <w:tcW w:w="2771" w:type="dxa"/>
+            <w:tcBorders>
+              <w:top w:val="dotDash" w:color="000000" w:sz="4" w:space="0"/>
+              <w:left w:val="single" w:color="000000" w:sz="8" w:space="0"/>
+              <w:bottom w:val="dotDash" w:color="000000" w:sz="4" w:space="0"/>
+              <w:right w:val="single" w:color="000000" w:sz="4" w:space="0"/>
+            </w:tcBorders>
+            <w:shd w:val="clear" w:color="auto" w:fill="auto"/>
+            <w:vAlign w:val="center"/>
+          </w:tcPr>
+          <w:p>
+            <w:pPr>
+              <w:keepNext w:val="0"/>
+              <w:keepLines w:val="0"/>
+              <w:widowControl/>
+              <w:suppressLineNumbers w:val="0"/>
+              <w:jc w:val="center"/>
+              <w:textAlignment w:val="center"/>
+              <w:rPr>
+                <w:rFonts w:hint="default" w:ascii="Calibri" w:hAnsi="Calibri" w:cs="Calibri"/>
+                <w:i w:val="0"/>
+                <w:iCs w:val="0"/>
+                <w:color w:val="000000"/>
+                <w:sz w:val="22"/>
+                <w:szCs w:val="22"/>
+                <w:u w:val="none"/>
+              </w:rPr>
+            </w:pPr>
+            <w:r>
+              <w:rPr>
+                <w:rFonts w:hint="default" w:ascii="Calibri" w:hAnsi="Calibri" w:eastAsia="SimSun" w:cs="Calibri"/>
+                <w:i w:val="0"/>
+                <w:iCs w:val="0"/>
+                <w:color w:val="000000"/>
+                <w:kern w:val="0"/>
+                <w:sz w:val="22"/>
+                <w:szCs w:val="22"/>
+                <w:u w:val="none"/>
+                <w:lang w:val="en-US" w:eastAsia="zh-CN" w:bidi="ar"/>
+              </w:rPr>
+              <w:t>Espiar direita</w:t>
+            </w:r>
+          </w:p>
+        </w:tc>
+        <w:tc>
+          <w:tcPr>
+            <w:tcW w:w="2695" w:type="dxa"/>
+            <w:tcBorders>
+              <w:top w:val="dotDash" w:color="000000" w:sz="4" w:space="0"/>
+              <w:left w:val="single" w:color="000000" w:sz="4" w:space="0"/>
+              <w:bottom w:val="dotDash" w:color="000000" w:sz="4" w:space="0"/>
+              <w:right w:val="single" w:color="000000" w:sz="4" w:space="0"/>
+            </w:tcBorders>
+            <w:shd w:val="clear" w:color="auto" w:fill="auto"/>
+            <w:vAlign w:val="center"/>
+          </w:tcPr>
+          <w:p>
+            <w:pPr>
+              <w:keepNext w:val="0"/>
+              <w:keepLines w:val="0"/>
+              <w:widowControl/>
+              <w:suppressLineNumbers w:val="0"/>
+              <w:jc w:val="center"/>
+              <w:textAlignment w:val="center"/>
+              <w:rPr>
+                <w:rFonts w:hint="default" w:ascii="Calibri" w:hAnsi="Calibri" w:cs="Calibri"/>
+                <w:i w:val="0"/>
+                <w:iCs w:val="0"/>
+                <w:color w:val="000000"/>
+                <w:sz w:val="22"/>
+                <w:szCs w:val="22"/>
+                <w:u w:val="none"/>
+              </w:rPr>
+            </w:pPr>
+            <w:r>
+              <w:rPr>
+                <w:rFonts w:hint="default" w:ascii="Calibri" w:hAnsi="Calibri" w:eastAsia="SimSun" w:cs="Calibri"/>
+                <w:i w:val="0"/>
+                <w:iCs w:val="0"/>
+                <w:color w:val="000000"/>
+                <w:kern w:val="0"/>
+                <w:sz w:val="22"/>
+                <w:szCs w:val="22"/>
+                <w:u w:val="none"/>
+                <w:lang w:val="en-US" w:eastAsia="zh-CN" w:bidi="ar"/>
+              </w:rPr>
+              <w:t>-</w:t>
+            </w:r>
+          </w:p>
+        </w:tc>
+        <w:tc>
+          <w:tcPr>
+            <w:tcW w:w="4239" w:type="dxa"/>
+            <w:tcBorders>
+              <w:top w:val="dotDash" w:color="000000" w:sz="4" w:space="0"/>
+              <w:left w:val="single" w:color="000000" w:sz="4" w:space="0"/>
+              <w:bottom w:val="dotDash" w:color="000000" w:sz="4" w:space="0"/>
+              <w:right w:val="single" w:color="000000" w:sz="8" w:space="0"/>
+            </w:tcBorders>
+            <w:shd w:val="clear" w:color="auto" w:fill="auto"/>
+            <w:vAlign w:val="center"/>
+          </w:tcPr>
+          <w:p>
+            <w:pPr>
+              <w:keepNext w:val="0"/>
+              <w:keepLines w:val="0"/>
+              <w:widowControl/>
+              <w:suppressLineNumbers w:val="0"/>
+              <w:jc w:val="center"/>
+              <w:textAlignment w:val="center"/>
+              <w:rPr>
+                <w:rFonts w:hint="default" w:ascii="Calibri" w:hAnsi="Calibri" w:cs="Calibri"/>
+                <w:i w:val="0"/>
+                <w:iCs w:val="0"/>
+                <w:color w:val="000000"/>
+                <w:sz w:val="22"/>
+                <w:szCs w:val="22"/>
+                <w:u w:val="none"/>
+              </w:rPr>
+            </w:pPr>
+            <w:r>
+              <w:rPr>
+                <w:rFonts w:hint="default" w:ascii="Calibri" w:hAnsi="Calibri" w:eastAsia="SimSun" w:cs="Calibri"/>
+                <w:i w:val="0"/>
+                <w:iCs w:val="0"/>
+                <w:color w:val="000000"/>
+                <w:kern w:val="0"/>
+                <w:sz w:val="22"/>
+                <w:szCs w:val="22"/>
+                <w:u w:val="none"/>
+                <w:lang w:val="en-US" w:eastAsia="zh-CN" w:bidi="ar"/>
+              </w:rPr>
+              <w:t>25</w:t>
+            </w:r>
+          </w:p>
+        </w:tc>
+      </w:tr>
+      <w:tr>
+        <w:tblPrEx>
+          <w:tblBorders>
+            <w:top w:val="none" w:color="auto" w:sz="0" w:space="0"/>
+            <w:left w:val="none" w:color="auto" w:sz="0" w:space="0"/>
+            <w:bottom w:val="none" w:color="auto" w:sz="0" w:space="0"/>
+            <w:right w:val="none" w:color="auto" w:sz="0" w:space="0"/>
+            <w:insideH w:val="none" w:color="auto" w:sz="0" w:space="0"/>
+            <w:insideV w:val="none" w:color="auto" w:sz="0" w:space="0"/>
+          </w:tblBorders>
+          <w:shd w:val="clear" w:color="auto" w:fill="auto"/>
+          <w:tblCellMar>
+            <w:top w:w="0" w:type="dxa"/>
+            <w:left w:w="108" w:type="dxa"/>
+            <w:bottom w:w="0" w:type="dxa"/>
+            <w:right w:w="108" w:type="dxa"/>
+          </w:tblCellMar>
+        </w:tblPrEx>
+        <w:trPr>
+          <w:trHeight w:val="300" w:hRule="atLeast"/>
+          <w:jc w:val="center"/>
+        </w:trPr>
+        <w:tc>
+          <w:tcPr>
+            <w:tcW w:w="2771" w:type="dxa"/>
+            <w:tcBorders>
+              <w:top w:val="dotDash" w:color="000000" w:sz="4" w:space="0"/>
+              <w:left w:val="single" w:color="000000" w:sz="8" w:space="0"/>
+              <w:bottom w:val="dotDash" w:color="000000" w:sz="4" w:space="0"/>
+              <w:right w:val="single" w:color="000000" w:sz="4" w:space="0"/>
+            </w:tcBorders>
+            <w:shd w:val="clear" w:color="auto" w:fill="auto"/>
+            <w:vAlign w:val="center"/>
+          </w:tcPr>
+          <w:p>
+            <w:pPr>
+              <w:keepNext w:val="0"/>
+              <w:keepLines w:val="0"/>
+              <w:widowControl/>
+              <w:suppressLineNumbers w:val="0"/>
+              <w:jc w:val="center"/>
+              <w:textAlignment w:val="center"/>
+              <w:rPr>
+                <w:rFonts w:hint="default" w:ascii="Calibri" w:hAnsi="Calibri" w:cs="Calibri"/>
+                <w:i w:val="0"/>
+                <w:iCs w:val="0"/>
+                <w:color w:val="000000"/>
+                <w:sz w:val="22"/>
+                <w:szCs w:val="22"/>
+                <w:u w:val="none"/>
+              </w:rPr>
+            </w:pPr>
+            <w:r>
+              <w:rPr>
+                <w:rFonts w:hint="default" w:ascii="Calibri" w:hAnsi="Calibri" w:eastAsia="SimSun" w:cs="Calibri"/>
+                <w:i w:val="0"/>
+                <w:iCs w:val="0"/>
+                <w:color w:val="000000"/>
+                <w:kern w:val="0"/>
+                <w:sz w:val="22"/>
+                <w:szCs w:val="22"/>
+                <w:u w:val="none"/>
+                <w:lang w:val="en-US" w:eastAsia="zh-CN" w:bidi="ar"/>
+              </w:rPr>
+              <w:t>Remover esquerda</w:t>
+            </w:r>
+          </w:p>
+        </w:tc>
+        <w:tc>
+          <w:tcPr>
+            <w:tcW w:w="2695" w:type="dxa"/>
+            <w:tcBorders>
+              <w:top w:val="dotDash" w:color="000000" w:sz="4" w:space="0"/>
+              <w:left w:val="single" w:color="000000" w:sz="4" w:space="0"/>
+              <w:bottom w:val="dotDash" w:color="000000" w:sz="4" w:space="0"/>
+              <w:right w:val="single" w:color="000000" w:sz="4" w:space="0"/>
+            </w:tcBorders>
+            <w:shd w:val="clear" w:color="auto" w:fill="auto"/>
+            <w:vAlign w:val="center"/>
+          </w:tcPr>
+          <w:p>
+            <w:pPr>
+              <w:keepNext w:val="0"/>
+              <w:keepLines w:val="0"/>
+              <w:widowControl/>
+              <w:suppressLineNumbers w:val="0"/>
+              <w:jc w:val="center"/>
+              <w:textAlignment w:val="center"/>
+              <w:rPr>
+                <w:rFonts w:hint="default" w:ascii="Calibri" w:hAnsi="Calibri" w:cs="Calibri"/>
+                <w:i w:val="0"/>
+                <w:iCs w:val="0"/>
+                <w:color w:val="000000"/>
+                <w:sz w:val="22"/>
+                <w:szCs w:val="22"/>
+                <w:u w:val="none"/>
+              </w:rPr>
+            </w:pPr>
+            <w:r>
+              <w:rPr>
+                <w:rFonts w:hint="default" w:ascii="Calibri" w:hAnsi="Calibri" w:eastAsia="SimSun" w:cs="Calibri"/>
+                <w:i w:val="0"/>
+                <w:iCs w:val="0"/>
+                <w:color w:val="000000"/>
+                <w:kern w:val="0"/>
+                <w:sz w:val="22"/>
+                <w:szCs w:val="22"/>
+                <w:u w:val="none"/>
+                <w:lang w:val="en-US" w:eastAsia="zh-CN" w:bidi="ar"/>
+              </w:rPr>
+              <w:t>[10, 20, 25] → remove 5</w:t>
+            </w:r>
+          </w:p>
+        </w:tc>
+        <w:tc>
+          <w:tcPr>
+            <w:tcW w:w="4239" w:type="dxa"/>
+            <w:tcBorders>
+              <w:top w:val="dotDash" w:color="000000" w:sz="4" w:space="0"/>
+              <w:left w:val="single" w:color="000000" w:sz="4" w:space="0"/>
+              <w:bottom w:val="dotDash" w:color="000000" w:sz="4" w:space="0"/>
+              <w:right w:val="single" w:color="000000" w:sz="8" w:space="0"/>
+            </w:tcBorders>
+            <w:shd w:val="clear" w:color="auto" w:fill="auto"/>
+            <w:vAlign w:val="center"/>
+          </w:tcPr>
+          <w:p>
+            <w:pPr>
+              <w:keepNext w:val="0"/>
+              <w:keepLines w:val="0"/>
+              <w:widowControl/>
+              <w:suppressLineNumbers w:val="0"/>
+              <w:jc w:val="center"/>
+              <w:textAlignment w:val="center"/>
+              <w:rPr>
+                <w:rFonts w:hint="default" w:ascii="Calibri" w:hAnsi="Calibri" w:cs="Calibri"/>
+                <w:i w:val="0"/>
+                <w:iCs w:val="0"/>
+                <w:color w:val="000000"/>
+                <w:sz w:val="22"/>
+                <w:szCs w:val="22"/>
+                <w:u w:val="none"/>
+              </w:rPr>
+            </w:pPr>
+            <w:r>
+              <w:rPr>
+                <w:rFonts w:hint="default" w:ascii="Calibri" w:hAnsi="Calibri" w:eastAsia="SimSun" w:cs="Calibri"/>
+                <w:i w:val="0"/>
+                <w:iCs w:val="0"/>
+                <w:color w:val="000000"/>
+                <w:kern w:val="0"/>
+                <w:sz w:val="22"/>
+                <w:szCs w:val="22"/>
+                <w:u w:val="none"/>
+                <w:lang w:val="en-US" w:eastAsia="zh-CN" w:bidi="ar"/>
+              </w:rPr>
+              <w:t>Tudo certo!</w:t>
+            </w:r>
+          </w:p>
+        </w:tc>
+      </w:tr>
+      <w:tr>
+        <w:tblPrEx>
+          <w:tblBorders>
+            <w:top w:val="none" w:color="auto" w:sz="0" w:space="0"/>
+            <w:left w:val="none" w:color="auto" w:sz="0" w:space="0"/>
+            <w:bottom w:val="none" w:color="auto" w:sz="0" w:space="0"/>
+            <w:right w:val="none" w:color="auto" w:sz="0" w:space="0"/>
+            <w:insideH w:val="none" w:color="auto" w:sz="0" w:space="0"/>
+            <w:insideV w:val="none" w:color="auto" w:sz="0" w:space="0"/>
+          </w:tblBorders>
+          <w:shd w:val="clear" w:color="auto" w:fill="auto"/>
+          <w:tblCellMar>
+            <w:top w:w="0" w:type="dxa"/>
+            <w:left w:w="108" w:type="dxa"/>
+            <w:bottom w:w="0" w:type="dxa"/>
+            <w:right w:w="108" w:type="dxa"/>
+          </w:tblCellMar>
+        </w:tblPrEx>
+        <w:trPr>
+          <w:trHeight w:val="300" w:hRule="atLeast"/>
+          <w:jc w:val="center"/>
+        </w:trPr>
+        <w:tc>
+          <w:tcPr>
+            <w:tcW w:w="2771" w:type="dxa"/>
+            <w:tcBorders>
+              <w:top w:val="dotDash" w:color="000000" w:sz="4" w:space="0"/>
+              <w:left w:val="single" w:color="000000" w:sz="8" w:space="0"/>
+              <w:bottom w:val="dotDash" w:color="000000" w:sz="4" w:space="0"/>
+              <w:right w:val="single" w:color="000000" w:sz="4" w:space="0"/>
+            </w:tcBorders>
+            <w:shd w:val="clear" w:color="auto" w:fill="auto"/>
+            <w:vAlign w:val="center"/>
+          </w:tcPr>
+          <w:p>
+            <w:pPr>
+              <w:keepNext w:val="0"/>
+              <w:keepLines w:val="0"/>
+              <w:widowControl/>
+              <w:suppressLineNumbers w:val="0"/>
+              <w:jc w:val="center"/>
+              <w:textAlignment w:val="center"/>
+              <w:rPr>
+                <w:rFonts w:hint="default" w:ascii="Calibri" w:hAnsi="Calibri" w:cs="Calibri"/>
+                <w:i w:val="0"/>
+                <w:iCs w:val="0"/>
+                <w:color w:val="000000"/>
+                <w:sz w:val="22"/>
+                <w:szCs w:val="22"/>
+                <w:u w:val="none"/>
+              </w:rPr>
+            </w:pPr>
+            <w:r>
+              <w:rPr>
+                <w:rFonts w:hint="default" w:ascii="Calibri" w:hAnsi="Calibri" w:eastAsia="SimSun" w:cs="Calibri"/>
+                <w:i w:val="0"/>
+                <w:iCs w:val="0"/>
+                <w:color w:val="000000"/>
+                <w:kern w:val="0"/>
+                <w:sz w:val="22"/>
+                <w:szCs w:val="22"/>
+                <w:u w:val="none"/>
+                <w:lang w:val="en-US" w:eastAsia="zh-CN" w:bidi="ar"/>
+              </w:rPr>
+              <w:t>Remover direita</w:t>
+            </w:r>
+          </w:p>
+        </w:tc>
+        <w:tc>
+          <w:tcPr>
+            <w:tcW w:w="2695" w:type="dxa"/>
+            <w:tcBorders>
+              <w:top w:val="dotDash" w:color="000000" w:sz="4" w:space="0"/>
+              <w:left w:val="single" w:color="000000" w:sz="4" w:space="0"/>
+              <w:bottom w:val="dotDash" w:color="000000" w:sz="4" w:space="0"/>
+              <w:right w:val="single" w:color="000000" w:sz="4" w:space="0"/>
+            </w:tcBorders>
+            <w:shd w:val="clear" w:color="auto" w:fill="auto"/>
+            <w:vAlign w:val="center"/>
+          </w:tcPr>
+          <w:p>
+            <w:pPr>
+              <w:keepNext w:val="0"/>
+              <w:keepLines w:val="0"/>
+              <w:widowControl/>
+              <w:suppressLineNumbers w:val="0"/>
+              <w:jc w:val="center"/>
+              <w:textAlignment w:val="center"/>
+              <w:rPr>
+                <w:rFonts w:hint="default" w:ascii="Calibri" w:hAnsi="Calibri" w:cs="Calibri"/>
+                <w:i w:val="0"/>
+                <w:iCs w:val="0"/>
+                <w:color w:val="000000"/>
+                <w:sz w:val="22"/>
+                <w:szCs w:val="22"/>
+                <w:u w:val="none"/>
+              </w:rPr>
+            </w:pPr>
+            <w:r>
+              <w:rPr>
+                <w:rFonts w:hint="default" w:ascii="Calibri" w:hAnsi="Calibri" w:eastAsia="SimSun" w:cs="Calibri"/>
+                <w:i w:val="0"/>
+                <w:iCs w:val="0"/>
+                <w:color w:val="000000"/>
+                <w:kern w:val="0"/>
+                <w:sz w:val="22"/>
+                <w:szCs w:val="22"/>
+                <w:u w:val="none"/>
+                <w:lang w:val="en-US" w:eastAsia="zh-CN" w:bidi="ar"/>
+              </w:rPr>
+              <w:t>[10, 20] → remove 25</w:t>
+            </w:r>
+          </w:p>
+        </w:tc>
+        <w:tc>
+          <w:tcPr>
+            <w:tcW w:w="4239" w:type="dxa"/>
+            <w:tcBorders>
+              <w:top w:val="dotDash" w:color="000000" w:sz="4" w:space="0"/>
+              <w:left w:val="single" w:color="000000" w:sz="4" w:space="0"/>
+              <w:bottom w:val="dotDash" w:color="000000" w:sz="4" w:space="0"/>
+              <w:right w:val="single" w:color="000000" w:sz="8" w:space="0"/>
+            </w:tcBorders>
+            <w:shd w:val="clear" w:color="auto" w:fill="auto"/>
+            <w:vAlign w:val="center"/>
+          </w:tcPr>
+          <w:p>
+            <w:pPr>
+              <w:keepNext w:val="0"/>
+              <w:keepLines w:val="0"/>
+              <w:widowControl/>
+              <w:suppressLineNumbers w:val="0"/>
+              <w:jc w:val="center"/>
+              <w:textAlignment w:val="center"/>
+              <w:rPr>
+                <w:rFonts w:hint="default" w:ascii="Calibri" w:hAnsi="Calibri" w:cs="Calibri"/>
+                <w:i w:val="0"/>
+                <w:iCs w:val="0"/>
+                <w:color w:val="000000"/>
+                <w:sz w:val="22"/>
+                <w:szCs w:val="22"/>
+                <w:u w:val="none"/>
+              </w:rPr>
+            </w:pPr>
+            <w:r>
+              <w:rPr>
+                <w:rFonts w:hint="default" w:ascii="Calibri" w:hAnsi="Calibri" w:eastAsia="SimSun" w:cs="Calibri"/>
+                <w:i w:val="0"/>
+                <w:iCs w:val="0"/>
+                <w:color w:val="000000"/>
+                <w:kern w:val="0"/>
+                <w:sz w:val="22"/>
+                <w:szCs w:val="22"/>
+                <w:u w:val="none"/>
+                <w:lang w:val="en-US" w:eastAsia="zh-CN" w:bidi="ar"/>
+              </w:rPr>
+              <w:t>Tudo certo!</w:t>
+            </w:r>
+          </w:p>
+        </w:tc>
+      </w:tr>
+      <w:tr>
+        <w:tblPrEx>
+          <w:tblBorders>
+            <w:top w:val="none" w:color="auto" w:sz="0" w:space="0"/>
+            <w:left w:val="none" w:color="auto" w:sz="0" w:space="0"/>
+            <w:bottom w:val="none" w:color="auto" w:sz="0" w:space="0"/>
+            <w:right w:val="none" w:color="auto" w:sz="0" w:space="0"/>
+            <w:insideH w:val="none" w:color="auto" w:sz="0" w:space="0"/>
+            <w:insideV w:val="none" w:color="auto" w:sz="0" w:space="0"/>
+          </w:tblBorders>
+          <w:shd w:val="clear" w:color="auto" w:fill="auto"/>
+          <w:tblCellMar>
+            <w:top w:w="0" w:type="dxa"/>
+            <w:left w:w="108" w:type="dxa"/>
+            <w:bottom w:w="0" w:type="dxa"/>
+            <w:right w:w="108" w:type="dxa"/>
+          </w:tblCellMar>
+        </w:tblPrEx>
+        <w:trPr>
+          <w:trHeight w:val="300" w:hRule="atLeast"/>
+          <w:jc w:val="center"/>
+        </w:trPr>
+        <w:tc>
+          <w:tcPr>
+            <w:tcW w:w="2771" w:type="dxa"/>
+            <w:tcBorders>
+              <w:top w:val="dotDash" w:color="000000" w:sz="4" w:space="0"/>
+              <w:left w:val="single" w:color="000000" w:sz="8" w:space="0"/>
+              <w:bottom w:val="dotDash" w:color="000000" w:sz="4" w:space="0"/>
+              <w:right w:val="single" w:color="000000" w:sz="4" w:space="0"/>
+            </w:tcBorders>
+            <w:shd w:val="clear" w:color="auto" w:fill="auto"/>
+            <w:vAlign w:val="center"/>
+          </w:tcPr>
+          <w:p>
+            <w:pPr>
+              <w:keepNext w:val="0"/>
+              <w:keepLines w:val="0"/>
+              <w:widowControl/>
+              <w:suppressLineNumbers w:val="0"/>
+              <w:jc w:val="center"/>
+              <w:textAlignment w:val="center"/>
+              <w:rPr>
+                <w:rFonts w:hint="default" w:ascii="Calibri" w:hAnsi="Calibri" w:cs="Calibri"/>
+                <w:i w:val="0"/>
+                <w:iCs w:val="0"/>
+                <w:color w:val="000000"/>
+                <w:sz w:val="22"/>
+                <w:szCs w:val="22"/>
+                <w:u w:val="none"/>
+              </w:rPr>
+            </w:pPr>
+            <w:r>
+              <w:rPr>
+                <w:rFonts w:hint="default" w:ascii="Calibri" w:hAnsi="Calibri" w:eastAsia="SimSun" w:cs="Calibri"/>
+                <w:i w:val="0"/>
+                <w:iCs w:val="0"/>
+                <w:color w:val="000000"/>
+                <w:kern w:val="0"/>
+                <w:sz w:val="22"/>
+                <w:szCs w:val="22"/>
+                <w:u w:val="none"/>
+                <w:lang w:val="en-US" w:eastAsia="zh-CN" w:bidi="ar"/>
+              </w:rPr>
+              <w:t>Inserir 30 direita</w:t>
+            </w:r>
+          </w:p>
+        </w:tc>
+        <w:tc>
+          <w:tcPr>
+            <w:tcW w:w="2695" w:type="dxa"/>
+            <w:tcBorders>
+              <w:top w:val="dotDash" w:color="000000" w:sz="4" w:space="0"/>
+              <w:left w:val="single" w:color="000000" w:sz="4" w:space="0"/>
+              <w:bottom w:val="dotDash" w:color="000000" w:sz="4" w:space="0"/>
+              <w:right w:val="single" w:color="000000" w:sz="4" w:space="0"/>
+            </w:tcBorders>
+            <w:shd w:val="clear" w:color="auto" w:fill="auto"/>
+            <w:vAlign w:val="center"/>
+          </w:tcPr>
+          <w:p>
+            <w:pPr>
+              <w:keepNext w:val="0"/>
+              <w:keepLines w:val="0"/>
+              <w:widowControl/>
+              <w:suppressLineNumbers w:val="0"/>
+              <w:jc w:val="center"/>
+              <w:textAlignment w:val="center"/>
+              <w:rPr>
+                <w:rFonts w:hint="default" w:ascii="Calibri" w:hAnsi="Calibri" w:cs="Calibri"/>
+                <w:i w:val="0"/>
+                <w:iCs w:val="0"/>
+                <w:color w:val="000000"/>
+                <w:sz w:val="22"/>
+                <w:szCs w:val="22"/>
+                <w:u w:val="none"/>
+              </w:rPr>
+            </w:pPr>
+            <w:r>
+              <w:rPr>
+                <w:rFonts w:hint="default" w:ascii="Calibri" w:hAnsi="Calibri" w:eastAsia="SimSun" w:cs="Calibri"/>
+                <w:i w:val="0"/>
+                <w:iCs w:val="0"/>
+                <w:color w:val="000000"/>
+                <w:kern w:val="0"/>
+                <w:sz w:val="22"/>
+                <w:szCs w:val="22"/>
+                <w:u w:val="none"/>
+                <w:lang w:val="en-US" w:eastAsia="zh-CN" w:bidi="ar"/>
+              </w:rPr>
+              <w:t>[10, 20, 30]</w:t>
+            </w:r>
+          </w:p>
+        </w:tc>
+        <w:tc>
+          <w:tcPr>
+            <w:tcW w:w="4239" w:type="dxa"/>
+            <w:tcBorders>
+              <w:top w:val="dotDash" w:color="000000" w:sz="4" w:space="0"/>
+              <w:left w:val="single" w:color="000000" w:sz="4" w:space="0"/>
+              <w:bottom w:val="dotDash" w:color="000000" w:sz="4" w:space="0"/>
+              <w:right w:val="single" w:color="000000" w:sz="8" w:space="0"/>
+            </w:tcBorders>
+            <w:shd w:val="clear" w:color="auto" w:fill="auto"/>
+            <w:vAlign w:val="center"/>
+          </w:tcPr>
+          <w:p>
+            <w:pPr>
+              <w:keepNext w:val="0"/>
+              <w:keepLines w:val="0"/>
+              <w:widowControl/>
+              <w:suppressLineNumbers w:val="0"/>
+              <w:jc w:val="center"/>
+              <w:textAlignment w:val="center"/>
+              <w:rPr>
+                <w:rFonts w:hint="default" w:ascii="Calibri" w:hAnsi="Calibri" w:cs="Calibri"/>
+                <w:i w:val="0"/>
+                <w:iCs w:val="0"/>
+                <w:color w:val="000000"/>
+                <w:sz w:val="22"/>
+                <w:szCs w:val="22"/>
+                <w:u w:val="none"/>
+              </w:rPr>
+            </w:pPr>
+            <w:r>
+              <w:rPr>
+                <w:rFonts w:hint="default" w:ascii="Calibri" w:hAnsi="Calibri" w:eastAsia="SimSun" w:cs="Calibri"/>
+                <w:i w:val="0"/>
+                <w:iCs w:val="0"/>
+                <w:color w:val="000000"/>
+                <w:kern w:val="0"/>
+                <w:sz w:val="22"/>
+                <w:szCs w:val="22"/>
+                <w:u w:val="none"/>
+                <w:lang w:val="en-US" w:eastAsia="zh-CN" w:bidi="ar"/>
+              </w:rPr>
+              <w:t>Tudo certo!</w:t>
+            </w:r>
+          </w:p>
+        </w:tc>
+      </w:tr>
+      <w:tr>
+        <w:tblPrEx>
+          <w:tblBorders>
+            <w:top w:val="none" w:color="auto" w:sz="0" w:space="0"/>
+            <w:left w:val="none" w:color="auto" w:sz="0" w:space="0"/>
+            <w:bottom w:val="none" w:color="auto" w:sz="0" w:space="0"/>
+            <w:right w:val="none" w:color="auto" w:sz="0" w:space="0"/>
+            <w:insideH w:val="none" w:color="auto" w:sz="0" w:space="0"/>
+            <w:insideV w:val="none" w:color="auto" w:sz="0" w:space="0"/>
+          </w:tblBorders>
+          <w:shd w:val="clear" w:color="auto" w:fill="auto"/>
+          <w:tblCellMar>
+            <w:top w:w="0" w:type="dxa"/>
+            <w:left w:w="108" w:type="dxa"/>
+            <w:bottom w:w="0" w:type="dxa"/>
+            <w:right w:w="108" w:type="dxa"/>
+          </w:tblCellMar>
+        </w:tblPrEx>
+        <w:trPr>
+          <w:trHeight w:val="300" w:hRule="atLeast"/>
+          <w:jc w:val="center"/>
+        </w:trPr>
+        <w:tc>
+          <w:tcPr>
+            <w:tcW w:w="2771" w:type="dxa"/>
+            <w:tcBorders>
+              <w:top w:val="dotDash" w:color="000000" w:sz="4" w:space="0"/>
+              <w:left w:val="single" w:color="000000" w:sz="8" w:space="0"/>
+              <w:bottom w:val="dotDash" w:color="000000" w:sz="4" w:space="0"/>
+              <w:right w:val="single" w:color="000000" w:sz="4" w:space="0"/>
+            </w:tcBorders>
+            <w:shd w:val="clear" w:color="auto" w:fill="auto"/>
+            <w:vAlign w:val="center"/>
+          </w:tcPr>
+          <w:p>
+            <w:pPr>
+              <w:keepNext w:val="0"/>
+              <w:keepLines w:val="0"/>
+              <w:widowControl/>
+              <w:suppressLineNumbers w:val="0"/>
+              <w:jc w:val="center"/>
+              <w:textAlignment w:val="center"/>
+              <w:rPr>
+                <w:rFonts w:hint="default" w:ascii="Calibri" w:hAnsi="Calibri" w:cs="Calibri"/>
+                <w:i w:val="0"/>
+                <w:iCs w:val="0"/>
+                <w:color w:val="000000"/>
+                <w:sz w:val="22"/>
+                <w:szCs w:val="22"/>
+                <w:u w:val="none"/>
+              </w:rPr>
+            </w:pPr>
+            <w:r>
+              <w:rPr>
+                <w:rFonts w:hint="default" w:ascii="Calibri" w:hAnsi="Calibri" w:eastAsia="SimSun" w:cs="Calibri"/>
+                <w:i w:val="0"/>
+                <w:iCs w:val="0"/>
+                <w:color w:val="000000"/>
+                <w:kern w:val="0"/>
+                <w:sz w:val="22"/>
+                <w:szCs w:val="22"/>
+                <w:u w:val="none"/>
+                <w:lang w:val="en-US" w:eastAsia="zh-CN" w:bidi="ar"/>
+              </w:rPr>
+              <w:t>Inserir 2 esquerda</w:t>
+            </w:r>
+          </w:p>
+        </w:tc>
+        <w:tc>
+          <w:tcPr>
+            <w:tcW w:w="2695" w:type="dxa"/>
+            <w:tcBorders>
+              <w:top w:val="dotDash" w:color="000000" w:sz="4" w:space="0"/>
+              <w:left w:val="single" w:color="000000" w:sz="4" w:space="0"/>
+              <w:bottom w:val="dotDash" w:color="000000" w:sz="4" w:space="0"/>
+              <w:right w:val="single" w:color="000000" w:sz="4" w:space="0"/>
+            </w:tcBorders>
+            <w:shd w:val="clear" w:color="auto" w:fill="auto"/>
+            <w:vAlign w:val="center"/>
+          </w:tcPr>
+          <w:p>
+            <w:pPr>
+              <w:keepNext w:val="0"/>
+              <w:keepLines w:val="0"/>
+              <w:widowControl/>
+              <w:suppressLineNumbers w:val="0"/>
+              <w:jc w:val="center"/>
+              <w:textAlignment w:val="center"/>
+              <w:rPr>
+                <w:rFonts w:hint="default" w:ascii="Calibri" w:hAnsi="Calibri" w:cs="Calibri"/>
+                <w:i w:val="0"/>
+                <w:iCs w:val="0"/>
+                <w:color w:val="000000"/>
+                <w:sz w:val="22"/>
+                <w:szCs w:val="22"/>
+                <w:u w:val="none"/>
+              </w:rPr>
+            </w:pPr>
+            <w:r>
+              <w:rPr>
+                <w:rFonts w:hint="default" w:ascii="Calibri" w:hAnsi="Calibri" w:eastAsia="SimSun" w:cs="Calibri"/>
+                <w:i w:val="0"/>
+                <w:iCs w:val="0"/>
+                <w:color w:val="000000"/>
+                <w:kern w:val="0"/>
+                <w:sz w:val="22"/>
+                <w:szCs w:val="22"/>
+                <w:u w:val="none"/>
+                <w:lang w:val="en-US" w:eastAsia="zh-CN" w:bidi="ar"/>
+              </w:rPr>
+              <w:t>[2, 10, 20, 30]</w:t>
+            </w:r>
+          </w:p>
+        </w:tc>
+        <w:tc>
+          <w:tcPr>
+            <w:tcW w:w="4239" w:type="dxa"/>
+            <w:tcBorders>
+              <w:top w:val="dotDash" w:color="000000" w:sz="4" w:space="0"/>
+              <w:left w:val="single" w:color="000000" w:sz="4" w:space="0"/>
+              <w:bottom w:val="dotDash" w:color="000000" w:sz="4" w:space="0"/>
+              <w:right w:val="single" w:color="000000" w:sz="8" w:space="0"/>
+            </w:tcBorders>
+            <w:shd w:val="clear" w:color="auto" w:fill="auto"/>
+            <w:vAlign w:val="center"/>
+          </w:tcPr>
+          <w:p>
+            <w:pPr>
+              <w:keepNext w:val="0"/>
+              <w:keepLines w:val="0"/>
+              <w:widowControl/>
+              <w:suppressLineNumbers w:val="0"/>
+              <w:jc w:val="center"/>
+              <w:textAlignment w:val="center"/>
+              <w:rPr>
+                <w:rFonts w:hint="default" w:ascii="Calibri" w:hAnsi="Calibri" w:cs="Calibri"/>
+                <w:i w:val="0"/>
+                <w:iCs w:val="0"/>
+                <w:color w:val="000000"/>
+                <w:sz w:val="22"/>
+                <w:szCs w:val="22"/>
+                <w:u w:val="none"/>
+              </w:rPr>
+            </w:pPr>
+            <w:r>
+              <w:rPr>
+                <w:rFonts w:hint="default" w:ascii="Calibri" w:hAnsi="Calibri" w:eastAsia="SimSun" w:cs="Calibri"/>
+                <w:i w:val="0"/>
+                <w:iCs w:val="0"/>
+                <w:color w:val="000000"/>
+                <w:kern w:val="0"/>
+                <w:sz w:val="22"/>
+                <w:szCs w:val="22"/>
+                <w:u w:val="none"/>
+                <w:lang w:val="en-US" w:eastAsia="zh-CN" w:bidi="ar"/>
+              </w:rPr>
+              <w:t>Tudo certo!</w:t>
+            </w:r>
+          </w:p>
+        </w:tc>
+      </w:tr>
+      <w:tr>
+        <w:tblPrEx>
+          <w:tblBorders>
+            <w:top w:val="none" w:color="auto" w:sz="0" w:space="0"/>
+            <w:left w:val="none" w:color="auto" w:sz="0" w:space="0"/>
+            <w:bottom w:val="none" w:color="auto" w:sz="0" w:space="0"/>
+            <w:right w:val="none" w:color="auto" w:sz="0" w:space="0"/>
+            <w:insideH w:val="none" w:color="auto" w:sz="0" w:space="0"/>
+            <w:insideV w:val="none" w:color="auto" w:sz="0" w:space="0"/>
+          </w:tblBorders>
+          <w:tblCellMar>
+            <w:top w:w="0" w:type="dxa"/>
+            <w:left w:w="108" w:type="dxa"/>
+            <w:bottom w:w="0" w:type="dxa"/>
+            <w:right w:w="108" w:type="dxa"/>
+          </w:tblCellMar>
+        </w:tblPrEx>
+        <w:trPr>
+          <w:trHeight w:val="300" w:hRule="atLeast"/>
+          <w:jc w:val="center"/>
+        </w:trPr>
+        <w:tc>
+          <w:tcPr>
+            <w:tcW w:w="2771" w:type="dxa"/>
+            <w:tcBorders>
+              <w:top w:val="dotDash" w:color="000000" w:sz="4" w:space="0"/>
+              <w:left w:val="single" w:color="000000" w:sz="8" w:space="0"/>
+              <w:bottom w:val="dotDash" w:color="000000" w:sz="4" w:space="0"/>
+              <w:right w:val="single" w:color="000000" w:sz="4" w:space="0"/>
+            </w:tcBorders>
+            <w:shd w:val="clear" w:color="auto" w:fill="auto"/>
+            <w:vAlign w:val="center"/>
+          </w:tcPr>
+          <w:p>
+            <w:pPr>
+              <w:keepNext w:val="0"/>
+              <w:keepLines w:val="0"/>
+              <w:widowControl/>
+              <w:suppressLineNumbers w:val="0"/>
+              <w:jc w:val="center"/>
+              <w:textAlignment w:val="center"/>
+              <w:rPr>
+                <w:rFonts w:hint="default" w:ascii="Calibri" w:hAnsi="Calibri" w:cs="Calibri"/>
+                <w:i w:val="0"/>
+                <w:iCs w:val="0"/>
+                <w:color w:val="000000"/>
+                <w:sz w:val="22"/>
+                <w:szCs w:val="22"/>
+                <w:u w:val="none"/>
+              </w:rPr>
+            </w:pPr>
+            <w:r>
+              <w:rPr>
+                <w:rFonts w:hint="default" w:ascii="Calibri" w:hAnsi="Calibri" w:eastAsia="SimSun" w:cs="Calibri"/>
+                <w:i w:val="0"/>
+                <w:iCs w:val="0"/>
+                <w:color w:val="000000"/>
+                <w:kern w:val="0"/>
+                <w:sz w:val="22"/>
+                <w:szCs w:val="22"/>
+                <w:u w:val="none"/>
+                <w:lang w:val="en-US" w:eastAsia="zh-CN" w:bidi="ar"/>
+              </w:rPr>
+              <w:t>Inserir 40 direita</w:t>
+            </w:r>
+          </w:p>
+        </w:tc>
+        <w:tc>
+          <w:tcPr>
+            <w:tcW w:w="2695" w:type="dxa"/>
+            <w:tcBorders>
+              <w:top w:val="dotDash" w:color="000000" w:sz="4" w:space="0"/>
+              <w:left w:val="single" w:color="000000" w:sz="4" w:space="0"/>
+              <w:bottom w:val="dotDash" w:color="000000" w:sz="4" w:space="0"/>
+              <w:right w:val="single" w:color="000000" w:sz="4" w:space="0"/>
+            </w:tcBorders>
+            <w:shd w:val="clear" w:color="auto" w:fill="auto"/>
+            <w:vAlign w:val="center"/>
+          </w:tcPr>
+          <w:p>
+            <w:pPr>
+              <w:keepNext w:val="0"/>
+              <w:keepLines w:val="0"/>
+              <w:widowControl/>
+              <w:suppressLineNumbers w:val="0"/>
+              <w:jc w:val="center"/>
+              <w:textAlignment w:val="center"/>
+              <w:rPr>
+                <w:rFonts w:hint="default" w:ascii="Calibri" w:hAnsi="Calibri" w:cs="Calibri"/>
+                <w:i w:val="0"/>
+                <w:iCs w:val="0"/>
+                <w:color w:val="000000"/>
+                <w:sz w:val="22"/>
+                <w:szCs w:val="22"/>
+                <w:u w:val="none"/>
+              </w:rPr>
+            </w:pPr>
+            <w:r>
+              <w:rPr>
+                <w:rFonts w:hint="default" w:ascii="Calibri" w:hAnsi="Calibri" w:eastAsia="SimSun" w:cs="Calibri"/>
+                <w:i w:val="0"/>
+                <w:iCs w:val="0"/>
+                <w:color w:val="000000"/>
+                <w:kern w:val="0"/>
+                <w:sz w:val="22"/>
+                <w:szCs w:val="22"/>
+                <w:u w:val="none"/>
+                <w:lang w:val="en-US" w:eastAsia="zh-CN" w:bidi="ar"/>
+              </w:rPr>
+              <w:t>[2, 10, 20, 30, 40]</w:t>
+            </w:r>
+          </w:p>
+        </w:tc>
+        <w:tc>
+          <w:tcPr>
+            <w:tcW w:w="4239" w:type="dxa"/>
+            <w:tcBorders>
+              <w:top w:val="dotDash" w:color="000000" w:sz="4" w:space="0"/>
+              <w:left w:val="single" w:color="000000" w:sz="4" w:space="0"/>
+              <w:bottom w:val="dotDash" w:color="000000" w:sz="4" w:space="0"/>
+              <w:right w:val="single" w:color="000000" w:sz="8" w:space="0"/>
+            </w:tcBorders>
+            <w:shd w:val="clear" w:color="auto" w:fill="auto"/>
+            <w:vAlign w:val="center"/>
+          </w:tcPr>
+          <w:p>
+            <w:pPr>
+              <w:keepNext w:val="0"/>
+              <w:keepLines w:val="0"/>
+              <w:widowControl/>
+              <w:suppressLineNumbers w:val="0"/>
+              <w:jc w:val="center"/>
+              <w:textAlignment w:val="center"/>
+              <w:rPr>
+                <w:rFonts w:hint="default" w:ascii="Calibri" w:hAnsi="Calibri" w:cs="Calibri"/>
+                <w:i w:val="0"/>
+                <w:iCs w:val="0"/>
+                <w:color w:val="000000"/>
+                <w:sz w:val="22"/>
+                <w:szCs w:val="22"/>
+                <w:u w:val="none"/>
+              </w:rPr>
+            </w:pPr>
+            <w:r>
+              <w:rPr>
+                <w:rFonts w:hint="default" w:ascii="Calibri" w:hAnsi="Calibri" w:eastAsia="SimSun" w:cs="Calibri"/>
+                <w:i w:val="0"/>
+                <w:iCs w:val="0"/>
+                <w:color w:val="000000"/>
+                <w:kern w:val="0"/>
+                <w:sz w:val="22"/>
+                <w:szCs w:val="22"/>
+                <w:u w:val="none"/>
+                <w:lang w:val="en-US" w:eastAsia="zh-CN" w:bidi="ar"/>
+              </w:rPr>
+              <w:t>Tudo certo!</w:t>
+            </w:r>
+          </w:p>
+        </w:tc>
+      </w:tr>
+      <w:tr>
+        <w:tblPrEx>
+          <w:tblBorders>
+            <w:top w:val="none" w:color="auto" w:sz="0" w:space="0"/>
+            <w:left w:val="none" w:color="auto" w:sz="0" w:space="0"/>
+            <w:bottom w:val="none" w:color="auto" w:sz="0" w:space="0"/>
+            <w:right w:val="none" w:color="auto" w:sz="0" w:space="0"/>
+            <w:insideH w:val="none" w:color="auto" w:sz="0" w:space="0"/>
+            <w:insideV w:val="none" w:color="auto" w:sz="0" w:space="0"/>
+          </w:tblBorders>
+          <w:shd w:val="clear" w:color="auto" w:fill="auto"/>
+          <w:tblCellMar>
+            <w:top w:w="0" w:type="dxa"/>
+            <w:left w:w="108" w:type="dxa"/>
+            <w:bottom w:w="0" w:type="dxa"/>
+            <w:right w:w="108" w:type="dxa"/>
+          </w:tblCellMar>
+        </w:tblPrEx>
+        <w:trPr>
+          <w:trHeight w:val="315" w:hRule="atLeast"/>
+          <w:jc w:val="center"/>
+        </w:trPr>
+        <w:tc>
+          <w:tcPr>
+            <w:tcW w:w="2771" w:type="dxa"/>
+            <w:tcBorders>
+              <w:top w:val="dotDash" w:color="000000" w:sz="4" w:space="0"/>
+              <w:left w:val="single" w:color="000000" w:sz="8" w:space="0"/>
+              <w:bottom w:val="single" w:color="000000" w:sz="8" w:space="0"/>
+              <w:right w:val="single" w:color="000000" w:sz="4" w:space="0"/>
+            </w:tcBorders>
+            <w:shd w:val="clear" w:color="auto" w:fill="auto"/>
+            <w:vAlign w:val="center"/>
+          </w:tcPr>
+          <w:p>
+            <w:pPr>
+              <w:keepNext w:val="0"/>
+              <w:keepLines w:val="0"/>
+              <w:widowControl/>
+              <w:suppressLineNumbers w:val="0"/>
+              <w:jc w:val="center"/>
+              <w:textAlignment w:val="center"/>
+              <w:rPr>
+                <w:rFonts w:hint="default" w:ascii="Calibri" w:hAnsi="Calibri" w:cs="Calibri"/>
+                <w:i w:val="0"/>
+                <w:iCs w:val="0"/>
+                <w:color w:val="000000"/>
+                <w:sz w:val="22"/>
+                <w:szCs w:val="22"/>
+                <w:u w:val="none"/>
+              </w:rPr>
+            </w:pPr>
+            <w:r>
+              <w:rPr>
+                <w:rFonts w:hint="default" w:ascii="Calibri" w:hAnsi="Calibri" w:eastAsia="SimSun" w:cs="Calibri"/>
+                <w:i w:val="0"/>
+                <w:iCs w:val="0"/>
+                <w:color w:val="000000"/>
+                <w:kern w:val="0"/>
+                <w:sz w:val="22"/>
+                <w:szCs w:val="22"/>
+                <w:u w:val="none"/>
+                <w:lang w:val="en-US" w:eastAsia="zh-CN" w:bidi="ar"/>
+              </w:rPr>
+              <w:t>Tamanho final</w:t>
+            </w:r>
+          </w:p>
+        </w:tc>
+        <w:tc>
+          <w:tcPr>
+            <w:tcW w:w="2695" w:type="dxa"/>
+            <w:tcBorders>
+              <w:top w:val="dotDash" w:color="000000" w:sz="4" w:space="0"/>
+              <w:left w:val="single" w:color="000000" w:sz="4" w:space="0"/>
+              <w:bottom w:val="single" w:color="000000" w:sz="8" w:space="0"/>
+              <w:right w:val="single" w:color="000000" w:sz="4" w:space="0"/>
+            </w:tcBorders>
+            <w:shd w:val="clear" w:color="auto" w:fill="auto"/>
+            <w:vAlign w:val="center"/>
+          </w:tcPr>
+          <w:p>
+            <w:pPr>
+              <w:keepNext w:val="0"/>
+              <w:keepLines w:val="0"/>
+              <w:widowControl/>
+              <w:suppressLineNumbers w:val="0"/>
+              <w:jc w:val="center"/>
+              <w:textAlignment w:val="center"/>
+              <w:rPr>
+                <w:rFonts w:hint="default" w:ascii="Calibri" w:hAnsi="Calibri" w:cs="Calibri"/>
+                <w:i w:val="0"/>
+                <w:iCs w:val="0"/>
+                <w:color w:val="000000"/>
+                <w:sz w:val="22"/>
+                <w:szCs w:val="22"/>
+                <w:u w:val="none"/>
+              </w:rPr>
+            </w:pPr>
+            <w:r>
+              <w:rPr>
+                <w:rFonts w:hint="default" w:ascii="Calibri" w:hAnsi="Calibri" w:eastAsia="SimSun" w:cs="Calibri"/>
+                <w:i w:val="0"/>
+                <w:iCs w:val="0"/>
+                <w:color w:val="000000"/>
+                <w:kern w:val="0"/>
+                <w:sz w:val="22"/>
+                <w:szCs w:val="22"/>
+                <w:u w:val="none"/>
+                <w:lang w:val="en-US" w:eastAsia="zh-CN" w:bidi="ar"/>
+              </w:rPr>
+              <w:t>-</w:t>
+            </w:r>
+          </w:p>
+        </w:tc>
+        <w:tc>
+          <w:tcPr>
+            <w:tcW w:w="4239" w:type="dxa"/>
+            <w:tcBorders>
+              <w:top w:val="dotDash" w:color="000000" w:sz="4" w:space="0"/>
+              <w:left w:val="single" w:color="000000" w:sz="4" w:space="0"/>
+              <w:bottom w:val="single" w:color="000000" w:sz="8" w:space="0"/>
+              <w:right w:val="single" w:color="000000" w:sz="8" w:space="0"/>
+            </w:tcBorders>
+            <w:shd w:val="clear" w:color="auto" w:fill="auto"/>
+            <w:vAlign w:val="center"/>
+          </w:tcPr>
+          <w:p>
+            <w:pPr>
+              <w:keepNext w:val="0"/>
+              <w:keepLines w:val="0"/>
+              <w:widowControl/>
+              <w:suppressLineNumbers w:val="0"/>
+              <w:jc w:val="center"/>
+              <w:textAlignment w:val="center"/>
+              <w:rPr>
+                <w:rFonts w:hint="default" w:ascii="Calibri" w:hAnsi="Calibri" w:cs="Calibri"/>
+                <w:i w:val="0"/>
+                <w:iCs w:val="0"/>
+                <w:color w:val="000000"/>
+                <w:sz w:val="22"/>
+                <w:szCs w:val="22"/>
+                <w:u w:val="none"/>
+              </w:rPr>
+            </w:pPr>
+            <w:r>
+              <w:rPr>
+                <w:rFonts w:hint="default" w:ascii="Calibri" w:hAnsi="Calibri" w:eastAsia="SimSun" w:cs="Calibri"/>
+                <w:i w:val="0"/>
+                <w:iCs w:val="0"/>
+                <w:color w:val="000000"/>
+                <w:kern w:val="0"/>
+                <w:sz w:val="22"/>
+                <w:szCs w:val="22"/>
+                <w:u w:val="none"/>
+                <w:lang w:val="en-US" w:eastAsia="zh-CN" w:bidi="ar"/>
+              </w:rPr>
+              <w:t>5</w:t>
+            </w:r>
+          </w:p>
+        </w:tc>
+      </w:tr>
+    </w:tbl>
+    <w:p>
+      <w:pPr>
+        <w:rPr>
+          <w:rFonts w:hint="default"/>
+          <w:b/>
+          <w:bCs/>
+          <w:lang w:val="pt-BR"/>
+        </w:rPr>
+      </w:pPr>
+    </w:p>
+    <w:p>
+      <w:pPr>
+        <w:rPr>
+          <w:rFonts w:hint="default"/>
+          <w:b/>
+          <w:bCs/>
+          <w:lang w:val="pt-BR"/>
+        </w:rPr>
+      </w:pPr>
+    </w:p>
+    <w:p>
+      <w:pPr>
+        <w:rPr>
+          <w:rFonts w:hint="default"/>
+        </w:rPr>
+      </w:pPr>
+    </w:p>
+    <w:p>
+      <w:pPr>
+        <w:jc w:val="center"/>
+      </w:pPr>
+      <w:r>
+        <w:drawing>
+          <wp:inline distT="0" distB="0" distL="114300" distR="114300">
+            <wp:extent cx="3714750" cy="2533650"/>
+            <wp:effectExtent l="0" t="0" r="0" b="0"/>
+            <wp:docPr id="42" name="Picture 1"/>
+            <wp:cNvGraphicFramePr>
+              <a:graphicFrameLocks xmlns:a="http://schemas.openxmlformats.org/drawingml/2006/main" noChangeAspect="1"/>
+            </wp:cNvGraphicFramePr>
+            <a:graphic xmlns:a="http://schemas.openxmlformats.org/drawingml/2006/main">
+              <a:graphicData uri="http://schemas.openxmlformats.org/drawingml/2006/picture">
+                <pic:pic xmlns:pic="http://schemas.openxmlformats.org/drawingml/2006/picture">
+                  <pic:nvPicPr>
+                    <pic:cNvPr id="42" name="Picture 1"/>
+                    <pic:cNvPicPr>
+                      <a:picLocks noChangeAspect="1"/>
+                    </pic:cNvPicPr>
+                  </pic:nvPicPr>
+                  <pic:blipFill>
+                    <a:blip r:embed="rId15"/>
+                    <a:stretch>
+                      <a:fillRect/>
+                    </a:stretch>
+                  </pic:blipFill>
+                  <pic:spPr>
+                    <a:xfrm>
+                      <a:off x="0" y="0"/>
+                      <a:ext cx="3714750" cy="2533650"/>
+                    </a:xfrm>
+                    <a:prstGeom prst="rect">
+                      <a:avLst/>
+                    </a:prstGeom>
+                    <a:noFill/>
+                    <a:ln>
+                      <a:noFill/>
+                    </a:ln>
+                  </pic:spPr>
+                </pic:pic>
+              </a:graphicData>
+            </a:graphic>
+          </wp:inline>
+        </w:drawing>
+      </w:r>
+    </w:p>
     <w:p>
       <w:pPr>
         <w:pStyle w:val="2"/>
@@ -4579,43 +12514,912 @@
         <w:t>Questão</w:t>
       </w:r>
     </w:p>
-    <w:p/>
     <w:p>
       <w:pPr>
-        <w:pStyle w:val="2"/>
+        <w:rPr>
+          <w:rFonts w:hint="default"/>
+          <w:lang w:val="pt-BR"/>
+        </w:rPr>
       </w:pPr>
       <w:r>
         <w:rPr>
           <w:rFonts w:hint="default"/>
           <w:lang w:val="pt-BR"/>
         </w:rPr>
-        <w:t>Questão</w:t>
+        <w:t>Nesse exercício eu fiz o problema da mochila 0/1 usando duas formas, uma só com recursão e outra usando memoization com hash. O objetivo era pegar os itens com maior valor possível sem passar do peso máximo.</w:t>
       </w:r>
     </w:p>
-    <w:p/>
     <w:p>
       <w:pPr>
-        <w:pStyle w:val="2"/>
+        <w:rPr>
+          <w:rFonts w:hint="default"/>
+          <w:lang w:val="pt-BR"/>
+        </w:rPr>
+      </w:pPr>
+    </w:p>
+    <w:p>
+      <w:pPr>
+        <w:rPr>
+          <w:rFonts w:hint="default"/>
+          <w:lang w:val="pt-BR"/>
+        </w:rPr>
       </w:pPr>
       <w:r>
         <w:rPr>
           <w:rFonts w:hint="default"/>
           <w:lang w:val="pt-BR"/>
         </w:rPr>
-        <w:t>Questão</w:t>
+        <w:t>Na versão recursiva pura funcionou certo e deu o valor máximo 225, porém teve muitas chamadas, no total 13897. Isso acontece porque o código fica repetindo várias contas que já fez antes, então acaba ficando meio pesado.</w:t>
       </w:r>
     </w:p>
-    <w:p/>
     <w:p>
       <w:pPr>
-        <w:pStyle w:val="2"/>
+        <w:rPr>
+          <w:rFonts w:hint="default"/>
+          <w:lang w:val="pt-BR"/>
+        </w:rPr>
+      </w:pPr>
+    </w:p>
+    <w:p>
+      <w:pPr>
+        <w:rPr>
+          <w:rFonts w:hint="default"/>
+          <w:lang w:val="pt-BR"/>
+        </w:rPr>
       </w:pPr>
       <w:r>
         <w:rPr>
           <w:rFonts w:hint="default"/>
           <w:lang w:val="pt-BR"/>
         </w:rPr>
-        <w:t>Questão</w:t>
+        <w:t>Também contei os subproblemas diferentes e deu 275, então dá pra ver que não eram tantos casos assim, mas mesmo assim ele repetiu bastante coisa.</w:t>
+      </w:r>
+    </w:p>
+    <w:p>
+      <w:pPr>
+        <w:rPr>
+          <w:rFonts w:hint="default"/>
+          <w:lang w:val="pt-BR"/>
+        </w:rPr>
+      </w:pPr>
+    </w:p>
+    <w:p>
+      <w:pPr>
+        <w:rPr>
+          <w:rFonts w:hint="default"/>
+          <w:lang w:val="pt-BR"/>
+        </w:rPr>
+      </w:pPr>
+      <w:r>
+        <w:rPr>
+          <w:rFonts w:hint="default"/>
+          <w:lang w:val="pt-BR"/>
+        </w:rPr>
+        <w:t>Depois fiz com memoization usando a HashTable da outra questão. O resultado continuou o mesmo (225), mas o número de chamadas caiu bastante, foi para 449. Então deu pra ver que melhorou bem.</w:t>
+      </w:r>
+    </w:p>
+    <w:p>
+      <w:pPr>
+        <w:rPr>
+          <w:rFonts w:hint="default"/>
+          <w:lang w:val="pt-BR"/>
+        </w:rPr>
+      </w:pPr>
+    </w:p>
+    <w:tbl>
+      <w:tblPr>
+        <w:tblW w:w="6075" w:type="dxa"/>
+        <w:jc w:val="center"/>
+        <w:tblBorders>
+          <w:top w:val="none" w:color="auto" w:sz="0" w:space="0"/>
+          <w:left w:val="none" w:color="auto" w:sz="0" w:space="0"/>
+          <w:bottom w:val="none" w:color="auto" w:sz="0" w:space="0"/>
+          <w:right w:val="none" w:color="auto" w:sz="0" w:space="0"/>
+          <w:insideH w:val="none" w:color="auto" w:sz="0" w:space="0"/>
+          <w:insideV w:val="none" w:color="auto" w:sz="0" w:space="0"/>
+        </w:tblBorders>
+        <w:shd w:val="clear"/>
+        <w:tblLayout w:type="autofit"/>
+        <w:tblCellMar>
+          <w:top w:w="0" w:type="dxa"/>
+          <w:left w:w="108" w:type="dxa"/>
+          <w:bottom w:w="0" w:type="dxa"/>
+          <w:right w:w="108" w:type="dxa"/>
+        </w:tblCellMar>
+      </w:tblPr>
+      <w:tblGrid>
+        <w:gridCol w:w="1770"/>
+        <w:gridCol w:w="960"/>
+        <w:gridCol w:w="1725"/>
+        <w:gridCol w:w="1620"/>
+      </w:tblGrid>
+      <w:tr>
+        <w:tblPrEx>
+          <w:tblBorders>
+            <w:top w:val="none" w:color="auto" w:sz="0" w:space="0"/>
+            <w:left w:val="none" w:color="auto" w:sz="0" w:space="0"/>
+            <w:bottom w:val="none" w:color="auto" w:sz="0" w:space="0"/>
+            <w:right w:val="none" w:color="auto" w:sz="0" w:space="0"/>
+            <w:insideH w:val="none" w:color="auto" w:sz="0" w:space="0"/>
+            <w:insideV w:val="none" w:color="auto" w:sz="0" w:space="0"/>
+          </w:tblBorders>
+          <w:shd w:val="clear"/>
+          <w:tblCellMar>
+            <w:top w:w="0" w:type="dxa"/>
+            <w:left w:w="108" w:type="dxa"/>
+            <w:bottom w:w="0" w:type="dxa"/>
+            <w:right w:w="108" w:type="dxa"/>
+          </w:tblCellMar>
+        </w:tblPrEx>
+        <w:trPr>
+          <w:trHeight w:val="315" w:hRule="atLeast"/>
+          <w:jc w:val="center"/>
+        </w:trPr>
+        <w:tc>
+          <w:tcPr>
+            <w:tcW w:w="1770" w:type="dxa"/>
+            <w:tcBorders>
+              <w:top w:val="single" w:color="000000" w:sz="8" w:space="0"/>
+              <w:left w:val="single" w:color="000000" w:sz="8" w:space="0"/>
+              <w:bottom w:val="single" w:color="000000" w:sz="8" w:space="0"/>
+              <w:right w:val="single" w:color="000000" w:sz="4" w:space="0"/>
+            </w:tcBorders>
+            <w:shd w:val="clear"/>
+            <w:vAlign w:val="center"/>
+          </w:tcPr>
+          <w:p>
+            <w:pPr>
+              <w:keepNext w:val="0"/>
+              <w:keepLines w:val="0"/>
+              <w:widowControl/>
+              <w:suppressLineNumbers w:val="0"/>
+              <w:jc w:val="center"/>
+              <w:textAlignment w:val="center"/>
+              <w:rPr>
+                <w:rFonts w:ascii="Calibri" w:hAnsi="Calibri" w:cs="Calibri"/>
+                <w:b/>
+                <w:bCs/>
+                <w:i w:val="0"/>
+                <w:iCs w:val="0"/>
+                <w:color w:val="000000"/>
+                <w:sz w:val="22"/>
+                <w:szCs w:val="22"/>
+                <w:u w:val="none"/>
+              </w:rPr>
+            </w:pPr>
+            <w:r>
+              <w:rPr>
+                <w:rFonts w:hint="default" w:ascii="Calibri" w:hAnsi="Calibri" w:eastAsia="SimSun" w:cs="Calibri"/>
+                <w:b/>
+                <w:bCs/>
+                <w:i w:val="0"/>
+                <w:iCs w:val="0"/>
+                <w:color w:val="000000"/>
+                <w:kern w:val="0"/>
+                <w:sz w:val="22"/>
+                <w:szCs w:val="22"/>
+                <w:u w:val="none"/>
+                <w:bdr w:val="none" w:color="auto" w:sz="0" w:space="0"/>
+                <w:lang w:val="en-US" w:eastAsia="zh-CN" w:bidi="ar"/>
+              </w:rPr>
+              <w:t>Tipo</w:t>
+            </w:r>
+          </w:p>
+        </w:tc>
+        <w:tc>
+          <w:tcPr>
+            <w:tcW w:w="960" w:type="dxa"/>
+            <w:tcBorders>
+              <w:top w:val="single" w:color="000000" w:sz="8" w:space="0"/>
+              <w:left w:val="single" w:color="000000" w:sz="4" w:space="0"/>
+              <w:bottom w:val="single" w:color="000000" w:sz="8" w:space="0"/>
+              <w:right w:val="single" w:color="000000" w:sz="4" w:space="0"/>
+            </w:tcBorders>
+            <w:shd w:val="clear"/>
+            <w:vAlign w:val="center"/>
+          </w:tcPr>
+          <w:p>
+            <w:pPr>
+              <w:keepNext w:val="0"/>
+              <w:keepLines w:val="0"/>
+              <w:widowControl/>
+              <w:suppressLineNumbers w:val="0"/>
+              <w:jc w:val="center"/>
+              <w:textAlignment w:val="center"/>
+              <w:rPr>
+                <w:rFonts w:hint="default" w:ascii="Calibri" w:hAnsi="Calibri" w:cs="Calibri"/>
+                <w:b/>
+                <w:bCs/>
+                <w:i w:val="0"/>
+                <w:iCs w:val="0"/>
+                <w:color w:val="000000"/>
+                <w:sz w:val="22"/>
+                <w:szCs w:val="22"/>
+                <w:u w:val="none"/>
+              </w:rPr>
+            </w:pPr>
+            <w:r>
+              <w:rPr>
+                <w:rFonts w:hint="default" w:ascii="Calibri" w:hAnsi="Calibri" w:eastAsia="SimSun" w:cs="Calibri"/>
+                <w:b/>
+                <w:bCs/>
+                <w:i w:val="0"/>
+                <w:iCs w:val="0"/>
+                <w:color w:val="000000"/>
+                <w:kern w:val="0"/>
+                <w:sz w:val="22"/>
+                <w:szCs w:val="22"/>
+                <w:u w:val="none"/>
+                <w:bdr w:val="none" w:color="auto" w:sz="0" w:space="0"/>
+                <w:lang w:val="en-US" w:eastAsia="zh-CN" w:bidi="ar"/>
+              </w:rPr>
+              <w:t>Valor</w:t>
+            </w:r>
+          </w:p>
+        </w:tc>
+        <w:tc>
+          <w:tcPr>
+            <w:tcW w:w="1725" w:type="dxa"/>
+            <w:tcBorders>
+              <w:top w:val="single" w:color="000000" w:sz="8" w:space="0"/>
+              <w:left w:val="single" w:color="000000" w:sz="4" w:space="0"/>
+              <w:bottom w:val="single" w:color="000000" w:sz="8" w:space="0"/>
+              <w:right w:val="single" w:color="000000" w:sz="4" w:space="0"/>
+            </w:tcBorders>
+            <w:shd w:val="clear"/>
+            <w:vAlign w:val="center"/>
+          </w:tcPr>
+          <w:p>
+            <w:pPr>
+              <w:keepNext w:val="0"/>
+              <w:keepLines w:val="0"/>
+              <w:widowControl/>
+              <w:suppressLineNumbers w:val="0"/>
+              <w:jc w:val="center"/>
+              <w:textAlignment w:val="center"/>
+              <w:rPr>
+                <w:rFonts w:hint="default" w:ascii="Calibri" w:hAnsi="Calibri" w:cs="Calibri"/>
+                <w:b/>
+                <w:bCs/>
+                <w:i w:val="0"/>
+                <w:iCs w:val="0"/>
+                <w:color w:val="000000"/>
+                <w:sz w:val="22"/>
+                <w:szCs w:val="22"/>
+                <w:u w:val="none"/>
+              </w:rPr>
+            </w:pPr>
+            <w:r>
+              <w:rPr>
+                <w:rFonts w:hint="default" w:ascii="Calibri" w:hAnsi="Calibri" w:eastAsia="SimSun" w:cs="Calibri"/>
+                <w:b/>
+                <w:bCs/>
+                <w:i w:val="0"/>
+                <w:iCs w:val="0"/>
+                <w:color w:val="000000"/>
+                <w:kern w:val="0"/>
+                <w:sz w:val="22"/>
+                <w:szCs w:val="22"/>
+                <w:u w:val="none"/>
+                <w:bdr w:val="none" w:color="auto" w:sz="0" w:space="0"/>
+                <w:lang w:val="en-US" w:eastAsia="zh-CN" w:bidi="ar"/>
+              </w:rPr>
+              <w:t>Chamadas</w:t>
+            </w:r>
+          </w:p>
+        </w:tc>
+        <w:tc>
+          <w:tcPr>
+            <w:tcW w:w="1620" w:type="dxa"/>
+            <w:tcBorders>
+              <w:top w:val="single" w:color="000000" w:sz="8" w:space="0"/>
+              <w:left w:val="single" w:color="000000" w:sz="4" w:space="0"/>
+              <w:bottom w:val="single" w:color="000000" w:sz="8" w:space="0"/>
+              <w:right w:val="single" w:color="000000" w:sz="8" w:space="0"/>
+            </w:tcBorders>
+            <w:shd w:val="clear"/>
+            <w:vAlign w:val="center"/>
+          </w:tcPr>
+          <w:p>
+            <w:pPr>
+              <w:keepNext w:val="0"/>
+              <w:keepLines w:val="0"/>
+              <w:widowControl/>
+              <w:suppressLineNumbers w:val="0"/>
+              <w:jc w:val="center"/>
+              <w:textAlignment w:val="center"/>
+              <w:rPr>
+                <w:rFonts w:hint="default" w:ascii="Calibri" w:hAnsi="Calibri" w:cs="Calibri"/>
+                <w:b/>
+                <w:bCs/>
+                <w:i w:val="0"/>
+                <w:iCs w:val="0"/>
+                <w:color w:val="000000"/>
+                <w:sz w:val="22"/>
+                <w:szCs w:val="22"/>
+                <w:u w:val="none"/>
+              </w:rPr>
+            </w:pPr>
+            <w:r>
+              <w:rPr>
+                <w:rFonts w:hint="default" w:ascii="Calibri" w:hAnsi="Calibri" w:eastAsia="SimSun" w:cs="Calibri"/>
+                <w:b/>
+                <w:bCs/>
+                <w:i w:val="0"/>
+                <w:iCs w:val="0"/>
+                <w:color w:val="000000"/>
+                <w:kern w:val="0"/>
+                <w:sz w:val="22"/>
+                <w:szCs w:val="22"/>
+                <w:u w:val="none"/>
+                <w:bdr w:val="none" w:color="auto" w:sz="0" w:space="0"/>
+                <w:lang w:val="en-US" w:eastAsia="zh-CN" w:bidi="ar"/>
+              </w:rPr>
+              <w:t>Subproblemas</w:t>
+            </w:r>
+          </w:p>
+        </w:tc>
+      </w:tr>
+      <w:tr>
+        <w:tblPrEx>
+          <w:tblBorders>
+            <w:top w:val="none" w:color="auto" w:sz="0" w:space="0"/>
+            <w:left w:val="none" w:color="auto" w:sz="0" w:space="0"/>
+            <w:bottom w:val="none" w:color="auto" w:sz="0" w:space="0"/>
+            <w:right w:val="none" w:color="auto" w:sz="0" w:space="0"/>
+            <w:insideH w:val="none" w:color="auto" w:sz="0" w:space="0"/>
+            <w:insideV w:val="none" w:color="auto" w:sz="0" w:space="0"/>
+          </w:tblBorders>
+          <w:shd w:val="clear"/>
+          <w:tblCellMar>
+            <w:top w:w="0" w:type="dxa"/>
+            <w:left w:w="108" w:type="dxa"/>
+            <w:bottom w:w="0" w:type="dxa"/>
+            <w:right w:w="108" w:type="dxa"/>
+          </w:tblCellMar>
+        </w:tblPrEx>
+        <w:trPr>
+          <w:trHeight w:val="300" w:hRule="atLeast"/>
+          <w:jc w:val="center"/>
+        </w:trPr>
+        <w:tc>
+          <w:tcPr>
+            <w:tcW w:w="1770" w:type="dxa"/>
+            <w:tcBorders>
+              <w:top w:val="nil"/>
+              <w:left w:val="single" w:color="000000" w:sz="8" w:space="0"/>
+              <w:bottom w:val="dotDash" w:color="000000" w:sz="4" w:space="0"/>
+              <w:right w:val="single" w:color="000000" w:sz="4" w:space="0"/>
+            </w:tcBorders>
+            <w:shd w:val="clear"/>
+            <w:vAlign w:val="center"/>
+          </w:tcPr>
+          <w:p>
+            <w:pPr>
+              <w:keepNext w:val="0"/>
+              <w:keepLines w:val="0"/>
+              <w:widowControl/>
+              <w:suppressLineNumbers w:val="0"/>
+              <w:jc w:val="left"/>
+              <w:textAlignment w:val="center"/>
+              <w:rPr>
+                <w:rFonts w:hint="default" w:ascii="Calibri" w:hAnsi="Calibri" w:cs="Calibri"/>
+                <w:i w:val="0"/>
+                <w:iCs w:val="0"/>
+                <w:color w:val="000000"/>
+                <w:sz w:val="22"/>
+                <w:szCs w:val="22"/>
+                <w:u w:val="none"/>
+              </w:rPr>
+            </w:pPr>
+            <w:r>
+              <w:rPr>
+                <w:rFonts w:hint="default" w:ascii="Calibri" w:hAnsi="Calibri" w:eastAsia="SimSun" w:cs="Calibri"/>
+                <w:i w:val="0"/>
+                <w:iCs w:val="0"/>
+                <w:color w:val="000000"/>
+                <w:kern w:val="0"/>
+                <w:sz w:val="22"/>
+                <w:szCs w:val="22"/>
+                <w:u w:val="none"/>
+                <w:bdr w:val="none" w:color="auto" w:sz="0" w:space="0"/>
+                <w:lang w:val="en-US" w:eastAsia="zh-CN" w:bidi="ar"/>
+              </w:rPr>
+              <w:t>Recursivo</w:t>
+            </w:r>
+          </w:p>
+        </w:tc>
+        <w:tc>
+          <w:tcPr>
+            <w:tcW w:w="960" w:type="dxa"/>
+            <w:tcBorders>
+              <w:top w:val="nil"/>
+              <w:left w:val="single" w:color="000000" w:sz="4" w:space="0"/>
+              <w:bottom w:val="dotDash" w:color="000000" w:sz="4" w:space="0"/>
+              <w:right w:val="single" w:color="000000" w:sz="4" w:space="0"/>
+            </w:tcBorders>
+            <w:shd w:val="clear"/>
+            <w:vAlign w:val="center"/>
+          </w:tcPr>
+          <w:p>
+            <w:pPr>
+              <w:keepNext w:val="0"/>
+              <w:keepLines w:val="0"/>
+              <w:widowControl/>
+              <w:suppressLineNumbers w:val="0"/>
+              <w:jc w:val="right"/>
+              <w:textAlignment w:val="center"/>
+              <w:rPr>
+                <w:rFonts w:hint="default" w:ascii="Calibri" w:hAnsi="Calibri" w:cs="Calibri"/>
+                <w:i w:val="0"/>
+                <w:iCs w:val="0"/>
+                <w:color w:val="000000"/>
+                <w:sz w:val="22"/>
+                <w:szCs w:val="22"/>
+                <w:u w:val="none"/>
+              </w:rPr>
+            </w:pPr>
+            <w:r>
+              <w:rPr>
+                <w:rFonts w:hint="default" w:ascii="Calibri" w:hAnsi="Calibri" w:eastAsia="SimSun" w:cs="Calibri"/>
+                <w:i w:val="0"/>
+                <w:iCs w:val="0"/>
+                <w:color w:val="000000"/>
+                <w:kern w:val="0"/>
+                <w:sz w:val="22"/>
+                <w:szCs w:val="22"/>
+                <w:u w:val="none"/>
+                <w:bdr w:val="none" w:color="auto" w:sz="0" w:space="0"/>
+                <w:lang w:val="en-US" w:eastAsia="zh-CN" w:bidi="ar"/>
+              </w:rPr>
+              <w:t>225</w:t>
+            </w:r>
+          </w:p>
+        </w:tc>
+        <w:tc>
+          <w:tcPr>
+            <w:tcW w:w="1725" w:type="dxa"/>
+            <w:tcBorders>
+              <w:top w:val="nil"/>
+              <w:left w:val="single" w:color="000000" w:sz="4" w:space="0"/>
+              <w:bottom w:val="dotDash" w:color="000000" w:sz="4" w:space="0"/>
+              <w:right w:val="single" w:color="000000" w:sz="4" w:space="0"/>
+            </w:tcBorders>
+            <w:shd w:val="clear"/>
+            <w:vAlign w:val="center"/>
+          </w:tcPr>
+          <w:p>
+            <w:pPr>
+              <w:keepNext w:val="0"/>
+              <w:keepLines w:val="0"/>
+              <w:widowControl/>
+              <w:suppressLineNumbers w:val="0"/>
+              <w:jc w:val="right"/>
+              <w:textAlignment w:val="center"/>
+              <w:rPr>
+                <w:rFonts w:hint="default" w:ascii="Calibri" w:hAnsi="Calibri" w:cs="Calibri"/>
+                <w:i w:val="0"/>
+                <w:iCs w:val="0"/>
+                <w:color w:val="000000"/>
+                <w:sz w:val="22"/>
+                <w:szCs w:val="22"/>
+                <w:u w:val="none"/>
+              </w:rPr>
+            </w:pPr>
+            <w:r>
+              <w:rPr>
+                <w:rFonts w:hint="default" w:ascii="Calibri" w:hAnsi="Calibri" w:eastAsia="SimSun" w:cs="Calibri"/>
+                <w:i w:val="0"/>
+                <w:iCs w:val="0"/>
+                <w:color w:val="000000"/>
+                <w:kern w:val="0"/>
+                <w:sz w:val="22"/>
+                <w:szCs w:val="22"/>
+                <w:u w:val="none"/>
+                <w:bdr w:val="none" w:color="auto" w:sz="0" w:space="0"/>
+                <w:lang w:val="en-US" w:eastAsia="zh-CN" w:bidi="ar"/>
+              </w:rPr>
+              <w:t>13897</w:t>
+            </w:r>
+          </w:p>
+        </w:tc>
+        <w:tc>
+          <w:tcPr>
+            <w:tcW w:w="1620" w:type="dxa"/>
+            <w:tcBorders>
+              <w:top w:val="nil"/>
+              <w:left w:val="single" w:color="000000" w:sz="4" w:space="0"/>
+              <w:bottom w:val="dotDash" w:color="000000" w:sz="4" w:space="0"/>
+              <w:right w:val="single" w:color="000000" w:sz="8" w:space="0"/>
+            </w:tcBorders>
+            <w:shd w:val="clear"/>
+            <w:vAlign w:val="center"/>
+          </w:tcPr>
+          <w:p>
+            <w:pPr>
+              <w:keepNext w:val="0"/>
+              <w:keepLines w:val="0"/>
+              <w:widowControl/>
+              <w:suppressLineNumbers w:val="0"/>
+              <w:jc w:val="right"/>
+              <w:textAlignment w:val="center"/>
+              <w:rPr>
+                <w:rFonts w:hint="default" w:ascii="Calibri" w:hAnsi="Calibri" w:cs="Calibri"/>
+                <w:i w:val="0"/>
+                <w:iCs w:val="0"/>
+                <w:color w:val="000000"/>
+                <w:sz w:val="22"/>
+                <w:szCs w:val="22"/>
+                <w:u w:val="none"/>
+              </w:rPr>
+            </w:pPr>
+            <w:r>
+              <w:rPr>
+                <w:rFonts w:hint="default" w:ascii="Calibri" w:hAnsi="Calibri" w:eastAsia="SimSun" w:cs="Calibri"/>
+                <w:i w:val="0"/>
+                <w:iCs w:val="0"/>
+                <w:color w:val="000000"/>
+                <w:kern w:val="0"/>
+                <w:sz w:val="22"/>
+                <w:szCs w:val="22"/>
+                <w:u w:val="none"/>
+                <w:bdr w:val="none" w:color="auto" w:sz="0" w:space="0"/>
+                <w:lang w:val="en-US" w:eastAsia="zh-CN" w:bidi="ar"/>
+              </w:rPr>
+              <w:t>275</w:t>
+            </w:r>
+          </w:p>
+        </w:tc>
+      </w:tr>
+      <w:tr>
+        <w:tblPrEx>
+          <w:tblBorders>
+            <w:top w:val="none" w:color="auto" w:sz="0" w:space="0"/>
+            <w:left w:val="none" w:color="auto" w:sz="0" w:space="0"/>
+            <w:bottom w:val="none" w:color="auto" w:sz="0" w:space="0"/>
+            <w:right w:val="none" w:color="auto" w:sz="0" w:space="0"/>
+            <w:insideH w:val="none" w:color="auto" w:sz="0" w:space="0"/>
+            <w:insideV w:val="none" w:color="auto" w:sz="0" w:space="0"/>
+          </w:tblBorders>
+          <w:shd w:val="clear"/>
+          <w:tblCellMar>
+            <w:top w:w="0" w:type="dxa"/>
+            <w:left w:w="108" w:type="dxa"/>
+            <w:bottom w:w="0" w:type="dxa"/>
+            <w:right w:w="108" w:type="dxa"/>
+          </w:tblCellMar>
+        </w:tblPrEx>
+        <w:trPr>
+          <w:trHeight w:val="315" w:hRule="atLeast"/>
+          <w:jc w:val="center"/>
+        </w:trPr>
+        <w:tc>
+          <w:tcPr>
+            <w:tcW w:w="1770" w:type="dxa"/>
+            <w:tcBorders>
+              <w:top w:val="dotDash" w:color="000000" w:sz="4" w:space="0"/>
+              <w:left w:val="single" w:color="000000" w:sz="8" w:space="0"/>
+              <w:bottom w:val="single" w:color="000000" w:sz="8" w:space="0"/>
+              <w:right w:val="single" w:color="000000" w:sz="4" w:space="0"/>
+            </w:tcBorders>
+            <w:shd w:val="clear"/>
+            <w:vAlign w:val="center"/>
+          </w:tcPr>
+          <w:p>
+            <w:pPr>
+              <w:keepNext w:val="0"/>
+              <w:keepLines w:val="0"/>
+              <w:widowControl/>
+              <w:suppressLineNumbers w:val="0"/>
+              <w:jc w:val="left"/>
+              <w:textAlignment w:val="center"/>
+              <w:rPr>
+                <w:rFonts w:hint="default" w:ascii="Calibri" w:hAnsi="Calibri" w:cs="Calibri"/>
+                <w:i w:val="0"/>
+                <w:iCs w:val="0"/>
+                <w:color w:val="000000"/>
+                <w:sz w:val="22"/>
+                <w:szCs w:val="22"/>
+                <w:u w:val="none"/>
+              </w:rPr>
+            </w:pPr>
+            <w:r>
+              <w:rPr>
+                <w:rFonts w:hint="default" w:ascii="Calibri" w:hAnsi="Calibri" w:eastAsia="SimSun" w:cs="Calibri"/>
+                <w:i w:val="0"/>
+                <w:iCs w:val="0"/>
+                <w:color w:val="000000"/>
+                <w:kern w:val="0"/>
+                <w:sz w:val="22"/>
+                <w:szCs w:val="22"/>
+                <w:u w:val="none"/>
+                <w:bdr w:val="none" w:color="auto" w:sz="0" w:space="0"/>
+                <w:lang w:val="en-US" w:eastAsia="zh-CN" w:bidi="ar"/>
+              </w:rPr>
+              <w:t>Com memoization</w:t>
+            </w:r>
+          </w:p>
+        </w:tc>
+        <w:tc>
+          <w:tcPr>
+            <w:tcW w:w="960" w:type="dxa"/>
+            <w:tcBorders>
+              <w:top w:val="dotDash" w:color="000000" w:sz="4" w:space="0"/>
+              <w:left w:val="single" w:color="000000" w:sz="4" w:space="0"/>
+              <w:bottom w:val="single" w:color="000000" w:sz="8" w:space="0"/>
+              <w:right w:val="single" w:color="000000" w:sz="4" w:space="0"/>
+            </w:tcBorders>
+            <w:shd w:val="clear"/>
+            <w:vAlign w:val="center"/>
+          </w:tcPr>
+          <w:p>
+            <w:pPr>
+              <w:keepNext w:val="0"/>
+              <w:keepLines w:val="0"/>
+              <w:widowControl/>
+              <w:suppressLineNumbers w:val="0"/>
+              <w:jc w:val="right"/>
+              <w:textAlignment w:val="center"/>
+              <w:rPr>
+                <w:rFonts w:hint="default" w:ascii="Calibri" w:hAnsi="Calibri" w:cs="Calibri"/>
+                <w:i w:val="0"/>
+                <w:iCs w:val="0"/>
+                <w:color w:val="000000"/>
+                <w:sz w:val="22"/>
+                <w:szCs w:val="22"/>
+                <w:u w:val="none"/>
+              </w:rPr>
+            </w:pPr>
+            <w:r>
+              <w:rPr>
+                <w:rFonts w:hint="default" w:ascii="Calibri" w:hAnsi="Calibri" w:eastAsia="SimSun" w:cs="Calibri"/>
+                <w:i w:val="0"/>
+                <w:iCs w:val="0"/>
+                <w:color w:val="000000"/>
+                <w:kern w:val="0"/>
+                <w:sz w:val="22"/>
+                <w:szCs w:val="22"/>
+                <w:u w:val="none"/>
+                <w:bdr w:val="none" w:color="auto" w:sz="0" w:space="0"/>
+                <w:lang w:val="en-US" w:eastAsia="zh-CN" w:bidi="ar"/>
+              </w:rPr>
+              <w:t>225</w:t>
+            </w:r>
+          </w:p>
+        </w:tc>
+        <w:tc>
+          <w:tcPr>
+            <w:tcW w:w="1725" w:type="dxa"/>
+            <w:tcBorders>
+              <w:top w:val="dotDash" w:color="000000" w:sz="4" w:space="0"/>
+              <w:left w:val="single" w:color="000000" w:sz="4" w:space="0"/>
+              <w:bottom w:val="single" w:color="000000" w:sz="8" w:space="0"/>
+              <w:right w:val="single" w:color="000000" w:sz="4" w:space="0"/>
+            </w:tcBorders>
+            <w:shd w:val="clear"/>
+            <w:vAlign w:val="center"/>
+          </w:tcPr>
+          <w:p>
+            <w:pPr>
+              <w:keepNext w:val="0"/>
+              <w:keepLines w:val="0"/>
+              <w:widowControl/>
+              <w:suppressLineNumbers w:val="0"/>
+              <w:jc w:val="right"/>
+              <w:textAlignment w:val="center"/>
+              <w:rPr>
+                <w:rFonts w:hint="default" w:ascii="Calibri" w:hAnsi="Calibri" w:cs="Calibri"/>
+                <w:i w:val="0"/>
+                <w:iCs w:val="0"/>
+                <w:color w:val="000000"/>
+                <w:sz w:val="22"/>
+                <w:szCs w:val="22"/>
+                <w:u w:val="none"/>
+              </w:rPr>
+            </w:pPr>
+            <w:r>
+              <w:rPr>
+                <w:rFonts w:hint="default" w:ascii="Calibri" w:hAnsi="Calibri" w:eastAsia="SimSun" w:cs="Calibri"/>
+                <w:i w:val="0"/>
+                <w:iCs w:val="0"/>
+                <w:color w:val="000000"/>
+                <w:kern w:val="0"/>
+                <w:sz w:val="22"/>
+                <w:szCs w:val="22"/>
+                <w:u w:val="none"/>
+                <w:bdr w:val="none" w:color="auto" w:sz="0" w:space="0"/>
+                <w:lang w:val="en-US" w:eastAsia="zh-CN" w:bidi="ar"/>
+              </w:rPr>
+              <w:t>449</w:t>
+            </w:r>
+          </w:p>
+        </w:tc>
+        <w:tc>
+          <w:tcPr>
+            <w:tcW w:w="1620" w:type="dxa"/>
+            <w:tcBorders>
+              <w:top w:val="dotDash" w:color="000000" w:sz="4" w:space="0"/>
+              <w:left w:val="single" w:color="000000" w:sz="4" w:space="0"/>
+              <w:bottom w:val="single" w:color="000000" w:sz="8" w:space="0"/>
+              <w:right w:val="single" w:color="000000" w:sz="8" w:space="0"/>
+            </w:tcBorders>
+            <w:shd w:val="clear"/>
+            <w:vAlign w:val="center"/>
+          </w:tcPr>
+          <w:p>
+            <w:pPr>
+              <w:keepNext w:val="0"/>
+              <w:keepLines w:val="0"/>
+              <w:widowControl/>
+              <w:suppressLineNumbers w:val="0"/>
+              <w:jc w:val="left"/>
+              <w:textAlignment w:val="center"/>
+              <w:rPr>
+                <w:rFonts w:hint="default" w:ascii="Calibri" w:hAnsi="Calibri" w:cs="Calibri"/>
+                <w:i w:val="0"/>
+                <w:iCs w:val="0"/>
+                <w:color w:val="000000"/>
+                <w:sz w:val="22"/>
+                <w:szCs w:val="22"/>
+                <w:u w:val="none"/>
+              </w:rPr>
+            </w:pPr>
+            <w:r>
+              <w:rPr>
+                <w:rFonts w:hint="default" w:ascii="Calibri" w:hAnsi="Calibri" w:eastAsia="SimSun" w:cs="Calibri"/>
+                <w:i w:val="0"/>
+                <w:iCs w:val="0"/>
+                <w:color w:val="000000"/>
+                <w:kern w:val="0"/>
+                <w:sz w:val="22"/>
+                <w:szCs w:val="22"/>
+                <w:u w:val="none"/>
+                <w:bdr w:val="none" w:color="auto" w:sz="0" w:space="0"/>
+                <w:lang w:val="en-US" w:eastAsia="zh-CN" w:bidi="ar"/>
+              </w:rPr>
+              <w:t>-</w:t>
+            </w:r>
+          </w:p>
+        </w:tc>
+      </w:tr>
+    </w:tbl>
+    <w:p>
+      <w:pPr>
+        <w:rPr>
+          <w:rFonts w:hint="default"/>
+          <w:lang w:val="pt-BR"/>
+        </w:rPr>
+      </w:pPr>
+    </w:p>
+    <w:p>
+      <w:pPr>
+        <w:rPr>
+          <w:rFonts w:hint="default"/>
+          <w:lang w:val="pt-BR"/>
+        </w:rPr>
+      </w:pPr>
+      <w:r>
+        <w:rPr>
+          <w:rFonts w:hint="default"/>
+          <w:lang w:val="pt-BR"/>
+        </w:rPr>
+        <w:t>A chave que usei foi (i, capacidade), porque isso já define o problema naquele momento, tipo qual item estou olhando e quanto ainda cabe.</w:t>
+      </w:r>
+    </w:p>
+    <w:p>
+      <w:pPr>
+        <w:rPr>
+          <w:rFonts w:hint="default"/>
+          <w:lang w:val="pt-BR"/>
+        </w:rPr>
+      </w:pPr>
+    </w:p>
+    <w:p>
+      <w:pPr>
+        <w:rPr>
+          <w:rFonts w:hint="default"/>
+          <w:lang w:val="pt-BR"/>
+        </w:rPr>
+      </w:pPr>
+      <w:r>
+        <w:rPr>
+          <w:rFonts w:hint="default"/>
+          <w:lang w:val="pt-BR"/>
+        </w:rPr>
+        <w:t>Sobre o tempo de execução, o recursivo é bem mais lento, cresce muito rápido (tipo 2^n), já com memoization fica melhor, mais ou menos n * W, porque ele não repete as contas.</w:t>
+      </w:r>
+    </w:p>
+    <w:p>
+      <w:pPr>
+        <w:rPr>
+          <w:rFonts w:hint="default"/>
+          <w:lang w:val="pt-BR"/>
+        </w:rPr>
+      </w:pPr>
+    </w:p>
+    <w:p>
+      <w:pPr>
+        <w:rPr>
+          <w:rFonts w:hint="default"/>
+          <w:lang w:val="pt-BR"/>
+        </w:rPr>
+      </w:pPr>
+      <w:r>
+        <w:rPr>
+          <w:rFonts w:hint="default"/>
+          <w:lang w:val="pt-BR"/>
+        </w:rPr>
+        <w:t>No final deu pra ver que usar hash ajudou bastante e deixou o código bem mais rápido.</w:t>
+      </w:r>
+    </w:p>
+    <w:p>
+      <w:pPr>
+        <w:rPr>
+          <w:rFonts w:hint="default"/>
+          <w:lang w:val="pt-BR"/>
+        </w:rPr>
+      </w:pPr>
+      <w:bookmarkStart w:id="0" w:name="_GoBack"/>
+      <w:bookmarkEnd w:id="0"/>
+    </w:p>
+    <w:p>
+      <w:pPr>
+        <w:rPr>
+          <w:rFonts w:hint="default"/>
+          <w:lang w:val="pt-BR"/>
+        </w:rPr>
+      </w:pPr>
+    </w:p>
+    <w:p>
+      <w:pPr>
+        <w:jc w:val="center"/>
+        <w:rPr>
+          <w:rFonts w:hint="default"/>
+          <w:lang w:val="pt-BR"/>
+        </w:rPr>
+      </w:pPr>
+      <w:r>
+        <w:drawing>
+          <wp:inline distT="0" distB="0" distL="114300" distR="114300">
+            <wp:extent cx="2495550" cy="1543050"/>
+            <wp:effectExtent l="0" t="0" r="0" b="0"/>
+            <wp:docPr id="43" name="Picture 1"/>
+            <wp:cNvGraphicFramePr>
+              <a:graphicFrameLocks xmlns:a="http://schemas.openxmlformats.org/drawingml/2006/main" noChangeAspect="1"/>
+            </wp:cNvGraphicFramePr>
+            <a:graphic xmlns:a="http://schemas.openxmlformats.org/drawingml/2006/main">
+              <a:graphicData uri="http://schemas.openxmlformats.org/drawingml/2006/picture">
+                <pic:pic xmlns:pic="http://schemas.openxmlformats.org/drawingml/2006/picture">
+                  <pic:nvPicPr>
+                    <pic:cNvPr id="43" name="Picture 1"/>
+                    <pic:cNvPicPr>
+                      <a:picLocks noChangeAspect="1"/>
+                    </pic:cNvPicPr>
+                  </pic:nvPicPr>
+                  <pic:blipFill>
+                    <a:blip r:embed="rId16"/>
+                    <a:stretch>
+                      <a:fillRect/>
+                    </a:stretch>
+                  </pic:blipFill>
+                  <pic:spPr>
+                    <a:xfrm>
+                      <a:off x="0" y="0"/>
+                      <a:ext cx="2495550" cy="1543050"/>
+                    </a:xfrm>
+                    <a:prstGeom prst="rect">
+                      <a:avLst/>
+                    </a:prstGeom>
+                    <a:noFill/>
+                    <a:ln>
+                      <a:noFill/>
+                    </a:ln>
+                  </pic:spPr>
+                </pic:pic>
+              </a:graphicData>
+            </a:graphic>
+          </wp:inline>
+        </w:drawing>
       </w:r>
     </w:p>
     <w:p/>
@@ -4882,11 +13686,11 @@
     <w:lsdException w:uiPriority="99" w:name="Document Map"/>
     <w:lsdException w:uiPriority="99" w:name="Plain Text"/>
     <w:lsdException w:uiPriority="99" w:name="E-mail Signature"/>
-    <w:lsdException w:uiPriority="99" w:name="Normal (Web)"/>
+    <w:lsdException w:qFormat="1" w:uiPriority="99" w:name="Normal (Web)"/>
     <w:lsdException w:uiPriority="99" w:name="HTML Acronym"/>
     <w:lsdException w:uiPriority="99" w:name="HTML Address"/>
     <w:lsdException w:uiPriority="99" w:name="HTML Cite"/>
-    <w:lsdException w:uiPriority="99" w:name="HTML Code"/>
+    <w:lsdException w:qFormat="1" w:uiPriority="99" w:name="HTML Code"/>
     <w:lsdException w:uiPriority="99" w:name="HTML Definition"/>
     <w:lsdException w:uiPriority="99" w:name="HTML Keyboard"/>
     <w:lsdException w:qFormat="1" w:uiPriority="99" w:semiHidden="0" w:name="HTML Preformatted"/>
@@ -5059,7 +13863,7 @@
     <w:name w:val="heading 1"/>
     <w:basedOn w:val="1"/>
     <w:next w:val="1"/>
-    <w:link w:val="16"/>
+    <w:link w:val="18"/>
     <w:qFormat/>
     <w:uiPriority w:val="9"/>
     <w:pPr>
@@ -5084,7 +13888,7 @@
     <w:name w:val="heading 2"/>
     <w:basedOn w:val="1"/>
     <w:next w:val="1"/>
-    <w:link w:val="18"/>
+    <w:link w:val="20"/>
     <w:unhideWhenUsed/>
     <w:qFormat/>
     <w:uiPriority w:val="9"/>
@@ -5105,7 +13909,7 @@
     <w:name w:val="heading 3"/>
     <w:basedOn w:val="1"/>
     <w:next w:val="1"/>
-    <w:link w:val="21"/>
+    <w:link w:val="23"/>
     <w:unhideWhenUsed/>
     <w:qFormat/>
     <w:uiPriority w:val="9"/>
@@ -5116,8 +13920,10 @@
       <w:outlineLvl w:val="2"/>
     </w:pPr>
     <w:rPr>
-      <w:rFonts w:asciiTheme="majorHAnsi" w:hAnsiTheme="majorHAnsi" w:eastAsiaTheme="majorEastAsia" w:cstheme="majorBidi"/>
+      <w:rFonts w:asciiTheme="majorAscii" w:hAnsiTheme="majorAscii" w:eastAsiaTheme="majorEastAsia" w:cstheme="majorBidi"/>
+      <w:b/>
       <w:color w:val="203864" w:themeColor="accent1" w:themeShade="80"/>
+      <w:sz w:val="28"/>
       <w:szCs w:val="24"/>
     </w:rPr>
   </w:style>
@@ -5173,10 +13979,23 @@
       </w14:textFill>
     </w:rPr>
   </w:style>
-  <w:style w:type="paragraph" w:styleId="9">
+  <w:style w:type="character" w:styleId="9">
+    <w:name w:val="HTML Code"/>
+    <w:basedOn w:val="5"/>
+    <w:semiHidden/>
+    <w:unhideWhenUsed/>
+    <w:qFormat/>
+    <w:uiPriority w:val="99"/>
+    <w:rPr>
+      <w:rFonts w:ascii="Courier New" w:hAnsi="Courier New" w:cs="Courier New"/>
+      <w:sz w:val="20"/>
+      <w:szCs w:val="20"/>
+    </w:rPr>
+  </w:style>
+  <w:style w:type="paragraph" w:styleId="10">
     <w:name w:val="HTML Preformatted"/>
     <w:basedOn w:val="1"/>
-    <w:link w:val="24"/>
+    <w:link w:val="26"/>
     <w:unhideWhenUsed/>
     <w:qFormat/>
     <w:uiPriority w:val="99"/>
@@ -5208,7 +14027,7 @@
       <w:lang w:val="en-US"/>
     </w:rPr>
   </w:style>
-  <w:style w:type="character" w:styleId="10">
+  <w:style w:type="character" w:styleId="11">
     <w:name w:val="Hyperlink"/>
     <w:basedOn w:val="5"/>
     <w:unhideWhenUsed/>
@@ -5224,7 +14043,26 @@
       </w14:textFill>
     </w:rPr>
   </w:style>
-  <w:style w:type="character" w:styleId="11">
+  <w:style w:type="paragraph" w:styleId="12">
+    <w:name w:val="Normal (Web)"/>
+    <w:semiHidden/>
+    <w:unhideWhenUsed/>
+    <w:qFormat/>
+    <w:uiPriority w:val="99"/>
+    <w:pPr>
+      <w:spacing w:before="0" w:beforeAutospacing="1" w:after="0" w:afterAutospacing="1"/>
+      <w:ind w:left="0" w:right="0"/>
+      <w:jc w:val="left"/>
+    </w:pPr>
+    <w:rPr>
+      <w:rFonts w:ascii="Times New Roman" w:hAnsi="Times New Roman" w:eastAsia="SimSun" w:cs="Times New Roman"/>
+      <w:kern w:val="0"/>
+      <w:sz w:val="24"/>
+      <w:szCs w:val="24"/>
+      <w:lang w:val="en-US" w:eastAsia="zh-CN" w:bidi="ar"/>
+    </w:rPr>
+  </w:style>
+  <w:style w:type="character" w:styleId="13">
     <w:name w:val="Strong"/>
     <w:basedOn w:val="5"/>
     <w:qFormat/>
@@ -5234,7 +14072,7 @@
       <w:bCs/>
     </w:rPr>
   </w:style>
-  <w:style w:type="table" w:styleId="12">
+  <w:style w:type="table" w:styleId="14">
     <w:name w:val="Table Grid"/>
     <w:basedOn w:val="6"/>
     <w:qFormat/>
@@ -5253,11 +14091,11 @@
       </w:tblBorders>
     </w:tblPr>
   </w:style>
-  <w:style w:type="paragraph" w:styleId="13">
+  <w:style w:type="paragraph" w:styleId="15">
     <w:name w:val="Title"/>
     <w:basedOn w:val="1"/>
     <w:next w:val="1"/>
-    <w:link w:val="15"/>
+    <w:link w:val="17"/>
     <w:qFormat/>
     <w:uiPriority w:val="10"/>
     <w:pPr>
@@ -5274,7 +14112,7 @@
       <w:szCs w:val="56"/>
     </w:rPr>
   </w:style>
-  <w:style w:type="paragraph" w:styleId="14">
+  <w:style w:type="paragraph" w:styleId="16">
     <w:name w:val="List Paragraph"/>
     <w:basedOn w:val="1"/>
     <w:qFormat/>
@@ -5284,10 +14122,10 @@
       <w:contextualSpacing/>
     </w:pPr>
   </w:style>
-  <w:style w:type="character" w:customStyle="1" w:styleId="15">
+  <w:style w:type="character" w:customStyle="1" w:styleId="17">
     <w:name w:val="Título Char"/>
     <w:basedOn w:val="5"/>
-    <w:link w:val="13"/>
+    <w:link w:val="15"/>
     <w:qFormat/>
     <w:uiPriority w:val="10"/>
     <w:rPr>
@@ -5299,10 +14137,11 @@
       <w:szCs w:val="56"/>
     </w:rPr>
   </w:style>
-  <w:style w:type="character" w:customStyle="1" w:styleId="16">
+  <w:style w:type="character" w:customStyle="1" w:styleId="18">
     <w:name w:val="Título 1 Char"/>
     <w:basedOn w:val="5"/>
     <w:link w:val="2"/>
+    <w:qFormat/>
     <w:uiPriority w:val="9"/>
     <w:rPr>
       <w:rFonts w:ascii="Arial" w:hAnsi="Arial" w:eastAsiaTheme="majorEastAsia" w:cstheme="majorBidi"/>
@@ -5312,7 +14151,7 @@
       <w:szCs w:val="32"/>
     </w:rPr>
   </w:style>
-  <w:style w:type="character" w:customStyle="1" w:styleId="17">
+  <w:style w:type="character" w:customStyle="1" w:styleId="19">
     <w:name w:val="Unresolved Mention"/>
     <w:basedOn w:val="5"/>
     <w:semiHidden/>
@@ -5324,7 +14163,7 @@
       <w:shd w:val="clear" w:color="auto" w:fill="E1DFDD"/>
     </w:rPr>
   </w:style>
-  <w:style w:type="character" w:customStyle="1" w:styleId="18">
+  <w:style w:type="character" w:customStyle="1" w:styleId="20">
     <w:name w:val="Título 2 Char"/>
     <w:basedOn w:val="5"/>
     <w:link w:val="3"/>
@@ -5337,9 +14176,9 @@
       <w:szCs w:val="26"/>
     </w:rPr>
   </w:style>
-  <w:style w:type="paragraph" w:styleId="19">
+  <w:style w:type="paragraph" w:styleId="21">
     <w:name w:val="No Spacing"/>
-    <w:link w:val="20"/>
+    <w:link w:val="22"/>
     <w:qFormat/>
     <w:uiPriority w:val="1"/>
     <w:pPr>
@@ -5352,10 +14191,10 @@
       <w:lang w:val="pt-BR" w:eastAsia="pt-BR" w:bidi="ar-SA"/>
     </w:rPr>
   </w:style>
-  <w:style w:type="character" w:customStyle="1" w:styleId="20">
+  <w:style w:type="character" w:customStyle="1" w:styleId="22">
     <w:name w:val="Sem Espaçamento Char"/>
     <w:basedOn w:val="5"/>
-    <w:link w:val="19"/>
+    <w:link w:val="21"/>
     <w:qFormat/>
     <w:uiPriority w:val="1"/>
     <w:rPr>
@@ -5363,23 +14202,24 @@
       <w:lang w:eastAsia="pt-BR"/>
     </w:rPr>
   </w:style>
-  <w:style w:type="character" w:customStyle="1" w:styleId="21">
+  <w:style w:type="character" w:customStyle="1" w:styleId="23">
     <w:name w:val="Título 3 Char"/>
     <w:basedOn w:val="5"/>
     <w:link w:val="4"/>
     <w:qFormat/>
     <w:uiPriority w:val="9"/>
     <w:rPr>
-      <w:rFonts w:asciiTheme="majorHAnsi" w:hAnsiTheme="majorHAnsi" w:eastAsiaTheme="majorEastAsia" w:cstheme="majorBidi"/>
+      <w:rFonts w:asciiTheme="majorAscii" w:hAnsiTheme="majorAscii" w:eastAsiaTheme="majorEastAsia" w:cstheme="majorBidi"/>
+      <w:b/>
       <w:color w:val="203864" w:themeColor="accent1" w:themeShade="80"/>
-      <w:sz w:val="24"/>
+      <w:sz w:val="28"/>
       <w:szCs w:val="24"/>
     </w:rPr>
   </w:style>
-  <w:style w:type="paragraph" w:customStyle="1" w:styleId="22">
+  <w:style w:type="paragraph" w:customStyle="1" w:styleId="24">
     <w:name w:val="Imagem"/>
     <w:basedOn w:val="1"/>
-    <w:link w:val="23"/>
+    <w:link w:val="25"/>
     <w:qFormat/>
     <w:uiPriority w:val="0"/>
     <w:pPr>
@@ -5387,17 +14227,17 @@
       <w:jc w:val="center"/>
     </w:pPr>
   </w:style>
-  <w:style w:type="character" w:customStyle="1" w:styleId="23">
+  <w:style w:type="character" w:customStyle="1" w:styleId="25">
     <w:name w:val="Imagem Char"/>
     <w:basedOn w:val="5"/>
-    <w:link w:val="22"/>
+    <w:link w:val="24"/>
     <w:qFormat/>
     <w:uiPriority w:val="0"/>
   </w:style>
-  <w:style w:type="character" w:customStyle="1" w:styleId="24">
+  <w:style w:type="character" w:customStyle="1" w:styleId="26">
     <w:name w:val="Pré-formatação HTML Char"/>
     <w:basedOn w:val="5"/>
-    <w:link w:val="9"/>
+    <w:link w:val="10"/>
     <w:qFormat/>
     <w:uiPriority w:val="99"/>
     <w:rPr>
@@ -5405,6 +14245,18 @@
       <w:sz w:val="20"/>
       <w:szCs w:val="20"/>
       <w:lang w:val="en-US"/>
+    </w:rPr>
+  </w:style>
+  <w:style w:type="character" w:customStyle="1" w:styleId="27">
+    <w:name w:val="font01"/>
+    <w:qFormat/>
+    <w:uiPriority w:val="0"/>
+    <w:rPr>
+      <w:rFonts w:hint="default" w:ascii="Calibri" w:hAnsi="Calibri" w:cs="Calibri"/>
+      <w:color w:val="000000"/>
+      <w:sz w:val="22"/>
+      <w:szCs w:val="22"/>
+      <w:u w:val="none"/>
     </w:rPr>
   </w:style>
 </w:styles>

--- a/AT/documentos/samuel_hermany_DR1_AT.docx
+++ b/AT/documentos/samuel_hermany_DR1_AT.docx
@@ -4463,12 +4463,8 @@
     </w:sdt>
     <w:p>
       <w:pPr>
-        <w:pStyle w:val="2"/>
-        <w:numPr>
-          <w:ilvl w:val="0"/>
-          <w:numId w:val="0"/>
-        </w:numPr>
-        <w:ind w:left="720" w:leftChars="0"/>
+        <w:pStyle w:val="3"/>
+        <w:bidi w:val="0"/>
         <w:rPr>
           <w:rFonts w:hint="default"/>
           <w:lang w:val="pt-BR"/>
@@ -4479,7 +4475,7 @@
           <w:rFonts w:hint="default"/>
           <w:lang w:val="pt-BR"/>
         </w:rPr>
-        <w:t>Link</w:t>
+        <w:t>Link com todas as questões</w:t>
       </w:r>
     </w:p>
     <w:p>
@@ -4489,6 +4485,195 @@
           <w:lang w:val="pt-BR"/>
         </w:rPr>
       </w:pPr>
+      <w:r>
+        <w:rPr>
+          <w:rFonts w:hint="default"/>
+          <w:lang w:val="pt-BR"/>
+        </w:rPr>
+        <w:fldChar w:fldCharType="begin"/>
+      </w:r>
+      <w:r>
+        <w:rPr>
+          <w:rFonts w:hint="default"/>
+          <w:lang w:val="pt-BR"/>
+        </w:rPr>
+        <w:instrText xml:space="preserve"> HYPERLINK "https://colab.research.google.com/drive/15v8L0KqyhQW5OkDE0ZV19Kc0r9DZeLj9?usp=drive_link" </w:instrText>
+      </w:r>
+      <w:r>
+        <w:rPr>
+          <w:rFonts w:hint="default"/>
+          <w:lang w:val="pt-BR"/>
+        </w:rPr>
+        <w:fldChar w:fldCharType="separate"/>
+      </w:r>
+      <w:r>
+        <w:rPr>
+          <w:rStyle w:val="11"/>
+          <w:rFonts w:hint="default"/>
+          <w:lang w:val="pt-BR"/>
+        </w:rPr>
+        <w:t>https://colab.research.google.com/drive/15v8L0KqyhQW5OkDE0ZV19Kc0r9DZeLj9?usp=drive_link</w:t>
+      </w:r>
+      <w:r>
+        <w:rPr>
+          <w:rFonts w:hint="default"/>
+          <w:lang w:val="pt-BR"/>
+        </w:rPr>
+        <w:fldChar w:fldCharType="end"/>
+      </w:r>
+    </w:p>
+    <w:p>
+      <w:pPr>
+        <w:rPr>
+          <w:rFonts w:hint="default"/>
+          <w:lang w:val="pt-BR"/>
+        </w:rPr>
+      </w:pPr>
+    </w:p>
+    <w:p>
+      <w:pPr>
+        <w:pStyle w:val="3"/>
+        <w:bidi w:val="0"/>
+        <w:rPr>
+          <w:rFonts w:hint="default"/>
+          <w:lang w:val="pt-BR"/>
+        </w:rPr>
+      </w:pPr>
+      <w:r>
+        <w:rPr>
+          <w:rFonts w:hint="default"/>
+          <w:lang w:val="pt-BR"/>
+        </w:rPr>
+        <w:t>Link do GitHub</w:t>
+      </w:r>
+    </w:p>
+    <w:p>
+      <w:pPr>
+        <w:rPr>
+          <w:rFonts w:hint="default"/>
+          <w:lang w:val="pt-BR"/>
+        </w:rPr>
+      </w:pPr>
+      <w:r>
+        <w:rPr>
+          <w:rFonts w:hint="default"/>
+          <w:lang w:val="pt-BR"/>
+        </w:rPr>
+        <w:t>Com cada questão individual</w:t>
+      </w:r>
+    </w:p>
+    <w:p>
+      <w:pPr>
+        <w:rPr>
+          <w:rFonts w:hint="default"/>
+          <w:lang w:val="pt-BR"/>
+        </w:rPr>
+      </w:pPr>
+      <w:r>
+        <w:rPr>
+          <w:rFonts w:hint="default"/>
+          <w:lang w:val="pt-BR"/>
+        </w:rPr>
+        <w:fldChar w:fldCharType="begin"/>
+      </w:r>
+      <w:r>
+        <w:rPr>
+          <w:rFonts w:hint="default"/>
+          <w:lang w:val="pt-BR"/>
+        </w:rPr>
+        <w:instrText xml:space="preserve"> HYPERLINK "https://github.com/faculdade-infnet/VI-1-velocidade-qualidade-com-algoritmos/tree/main/AT" </w:instrText>
+      </w:r>
+      <w:r>
+        <w:rPr>
+          <w:rFonts w:hint="default"/>
+          <w:lang w:val="pt-BR"/>
+        </w:rPr>
+        <w:fldChar w:fldCharType="separate"/>
+      </w:r>
+      <w:r>
+        <w:rPr>
+          <w:rStyle w:val="11"/>
+          <w:rFonts w:hint="default"/>
+          <w:lang w:val="pt-BR"/>
+        </w:rPr>
+        <w:t>https://github.com/faculdade-infnet/VI-1-velocidade-qualidade-com-algoritmos/tree/main/AT</w:t>
+      </w:r>
+      <w:r>
+        <w:rPr>
+          <w:rFonts w:hint="default"/>
+          <w:lang w:val="pt-BR"/>
+        </w:rPr>
+        <w:fldChar w:fldCharType="end"/>
+      </w:r>
+    </w:p>
+    <w:p>
+      <w:pPr>
+        <w:rPr>
+          <w:rFonts w:hint="default"/>
+          <w:lang w:val="pt-BR"/>
+        </w:rPr>
+      </w:pPr>
+    </w:p>
+    <w:p>
+      <w:pPr>
+        <w:pStyle w:val="3"/>
+        <w:bidi w:val="0"/>
+        <w:rPr>
+          <w:rFonts w:hint="default"/>
+          <w:lang w:val="pt-BR"/>
+        </w:rPr>
+      </w:pPr>
+      <w:r>
+        <w:rPr>
+          <w:rFonts w:hint="default"/>
+          <w:lang w:val="pt-BR"/>
+        </w:rPr>
+        <w:t>Link do video</w:t>
+      </w:r>
+    </w:p>
+    <w:p>
+      <w:pPr>
+        <w:rPr>
+          <w:rFonts w:hint="default"/>
+          <w:lang w:val="pt-BR"/>
+        </w:rPr>
+      </w:pPr>
+      <w:r>
+        <w:rPr>
+          <w:rFonts w:hint="default"/>
+          <w:lang w:val="pt-BR"/>
+        </w:rPr>
+        <w:fldChar w:fldCharType="begin"/>
+      </w:r>
+      <w:r>
+        <w:rPr>
+          <w:rFonts w:hint="default"/>
+          <w:lang w:val="pt-BR"/>
+        </w:rPr>
+        <w:instrText xml:space="preserve"> HYPERLINK "https://drive.google.com/file/d/1f3Nqeb1Y0r6jIqkq0lHTd_TcDv1sDDnl/view?usp=drive_link" </w:instrText>
+      </w:r>
+      <w:r>
+        <w:rPr>
+          <w:rFonts w:hint="default"/>
+          <w:lang w:val="pt-BR"/>
+        </w:rPr>
+        <w:fldChar w:fldCharType="separate"/>
+      </w:r>
+      <w:r>
+        <w:rPr>
+          <w:rStyle w:val="11"/>
+          <w:rFonts w:hint="default"/>
+          <w:lang w:val="pt-BR"/>
+        </w:rPr>
+        <w:t>https://drive.google.com/file/d/1f3Nqeb1Y0r6jIqkq0lHTd_TcDv1sDDnl/view?usp=drive_link</w:t>
+      </w:r>
+      <w:r>
+        <w:rPr>
+          <w:rFonts w:hint="default"/>
+          <w:lang w:val="pt-BR"/>
+        </w:rPr>
+        <w:fldChar w:fldCharType="end"/>
+      </w:r>
     </w:p>
     <w:p>
       <w:pPr>
@@ -4517,7 +4702,7 @@
         <w:bidi w:val="0"/>
         <w:adjustRightInd/>
         <w:snapToGrid/>
-        <w:spacing w:before="240" w:line="260" w:lineRule="auto"/>
+        <w:spacing w:before="200" w:line="260" w:lineRule="auto"/>
         <w:textAlignment w:val="auto"/>
         <w:rPr>
           <w:rFonts w:hint="default"/>
@@ -4545,7 +4730,7 @@
         <w:bidi w:val="0"/>
         <w:adjustRightInd/>
         <w:snapToGrid/>
-        <w:spacing w:before="240" w:line="260" w:lineRule="auto"/>
+        <w:spacing w:before="200" w:line="260" w:lineRule="auto"/>
         <w:textAlignment w:val="auto"/>
         <w:rPr>
           <w:rFonts w:hint="default"/>
@@ -4580,7 +4765,7 @@
         <w:bidi w:val="0"/>
         <w:adjustRightInd/>
         <w:snapToGrid/>
-        <w:spacing w:before="240" w:line="260" w:lineRule="auto"/>
+        <w:spacing w:before="200" w:line="260" w:lineRule="auto"/>
         <w:textAlignment w:val="auto"/>
         <w:rPr>
           <w:rFonts w:hint="default"/>
@@ -4608,29 +4793,7 @@
         <w:bidi w:val="0"/>
         <w:adjustRightInd/>
         <w:snapToGrid/>
-        <w:spacing w:before="240" w:line="260" w:lineRule="auto"/>
-        <w:textAlignment w:val="auto"/>
-        <w:rPr>
-          <w:rFonts w:hint="default"/>
-        </w:rPr>
-      </w:pPr>
-    </w:p>
-    <w:p>
-      <w:pPr>
-        <w:keepNext w:val="0"/>
-        <w:keepLines w:val="0"/>
-        <w:pageBreakBefore w:val="0"/>
-        <w:widowControl/>
-        <w:kinsoku/>
-        <w:wordWrap/>
-        <w:overflowPunct/>
-        <w:topLinePunct w:val="0"/>
-        <w:autoSpaceDE/>
-        <w:autoSpaceDN/>
-        <w:bidi w:val="0"/>
-        <w:adjustRightInd/>
-        <w:snapToGrid/>
-        <w:spacing w:before="240" w:line="260" w:lineRule="auto"/>
+        <w:spacing w:before="200" w:line="260" w:lineRule="auto"/>
         <w:textAlignment w:val="auto"/>
         <w:rPr>
           <w:rFonts w:hint="default"/>
@@ -4671,7 +4834,7 @@
         <w:bidi w:val="0"/>
         <w:adjustRightInd/>
         <w:snapToGrid/>
-        <w:spacing w:before="240" w:line="260" w:lineRule="auto"/>
+        <w:spacing w:before="200" w:line="260" w:lineRule="auto"/>
         <w:textAlignment w:val="auto"/>
         <w:rPr>
           <w:rFonts w:hint="default"/>
@@ -4699,7 +4862,7 @@
         <w:bidi w:val="0"/>
         <w:adjustRightInd/>
         <w:snapToGrid/>
-        <w:spacing w:before="240" w:line="260" w:lineRule="auto"/>
+        <w:spacing w:before="200" w:line="260" w:lineRule="auto"/>
         <w:textAlignment w:val="auto"/>
         <w:rPr>
           <w:rFonts w:hint="default"/>
@@ -4709,7 +4872,15 @@
         <w:rPr>
           <w:rFonts w:hint="default"/>
         </w:rPr>
-        <w:t>Essa verificação custa O(n), mas ainda assim é melhor do que ter que ordenar o vetor inteiro, que custaria O(n log n). Como a checagem é feita no vetor todo, não tem risco de erro.</w:t>
+        <w:t>Essa verificação custa O(n), mas ainda assim é melhor do que ter que ordenar o vetor inteiro, que custaria O(n log n). Como a checagem é feita no vetor</w:t>
+      </w:r>
+      <w:bookmarkStart w:id="0" w:name="_GoBack"/>
+      <w:bookmarkEnd w:id="0"/>
+      <w:r>
+        <w:rPr>
+          <w:rFonts w:hint="default"/>
+        </w:rPr>
+        <w:t xml:space="preserve"> todo, não tem risco de erro.</w:t>
       </w:r>
     </w:p>
     <w:p>
@@ -4727,30 +4898,8 @@
         <w:bidi w:val="0"/>
         <w:adjustRightInd/>
         <w:snapToGrid/>
-        <w:spacing w:before="240" w:line="260" w:lineRule="auto"/>
+        <w:spacing w:before="200" w:line="260" w:lineRule="auto"/>
         <w:textAlignment w:val="auto"/>
-        <w:rPr>
-          <w:rFonts w:hint="default"/>
-        </w:rPr>
-      </w:pPr>
-      <w:r>
-        <w:rPr>
-          <w:rFonts w:hint="default"/>
-        </w:rPr>
-        <w:t>No final, dá pra ver que a busca binária é bem mais eficiente, desde que essa condição inicial seja atendida.</w:t>
-      </w:r>
-    </w:p>
-    <w:p>
-      <w:pPr>
-        <w:rPr>
-          <w:rFonts w:hint="default"/>
-          <w:lang w:val="pt-BR"/>
-        </w:rPr>
-      </w:pPr>
-    </w:p>
-    <w:p>
-      <w:pPr>
-        <w:spacing w:line="360" w:lineRule="auto"/>
         <w:rPr>
           <w:rFonts w:hint="default"/>
           <w:b/>
@@ -4758,6 +4907,19 @@
           <w:lang w:val="pt-BR"/>
         </w:rPr>
       </w:pPr>
+      <w:r>
+        <w:rPr>
+          <w:rFonts w:hint="default"/>
+        </w:rPr>
+        <w:t>No final, dá pra ver que a busca binária é bem mais eficiente, desde que essa condição inicial seja atendida.</w:t>
+      </w:r>
+      <w:r>
+        <w:rPr>
+          <w:rFonts w:hint="default"/>
+          <w:lang w:val="pt-BR"/>
+        </w:rPr>
+        <w:t xml:space="preserve"> </w:t>
+      </w:r>
       <w:r>
         <w:rPr>
           <w:rFonts w:hint="default"/>
@@ -4770,21 +4932,19 @@
     </w:p>
     <w:p>
       <w:pPr>
+        <w:spacing w:line="360" w:lineRule="auto"/>
+        <w:jc w:val="center"/>
         <w:rPr>
           <w:rFonts w:hint="default"/>
           <w:lang w:val="pt-BR"/>
         </w:rPr>
       </w:pPr>
       <w:r>
-        <w:rPr>
-          <w:rFonts w:hint="default"/>
-          <w:lang w:val="pt-BR"/>
-        </w:rPr>
         <w:drawing>
           <wp:inline distT="0" distB="0" distL="114300" distR="114300">
-            <wp:extent cx="3128645" cy="1616075"/>
-            <wp:effectExtent l="0" t="0" r="14605" b="3175"/>
-            <wp:docPr id="33" name="Picture 33" descr="1-a1"/>
+            <wp:extent cx="2653030" cy="2938780"/>
+            <wp:effectExtent l="0" t="0" r="13970" b="13970"/>
+            <wp:docPr id="45" name="Picture 2"/>
             <wp:cNvGraphicFramePr>
               <a:graphicFrameLocks xmlns:a="http://schemas.openxmlformats.org/drawingml/2006/main" noChangeAspect="1"/>
             </wp:cNvGraphicFramePr>
@@ -4792,7 +4952,7 @@
               <a:graphicData uri="http://schemas.openxmlformats.org/drawingml/2006/picture">
                 <pic:pic xmlns:pic="http://schemas.openxmlformats.org/drawingml/2006/picture">
                   <pic:nvPicPr>
-                    <pic:cNvPr id="33" name="Picture 33" descr="1-a1"/>
+                    <pic:cNvPr id="45" name="Picture 2"/>
                     <pic:cNvPicPr>
                       <a:picLocks noChangeAspect="1"/>
                     </pic:cNvPicPr>
@@ -4806,54 +4966,15 @@
                   <pic:spPr>
                     <a:xfrm>
                       <a:off x="0" y="0"/>
-                      <a:ext cx="3128645" cy="1616075"/>
+                      <a:ext cx="2653030" cy="2938780"/>
                     </a:xfrm>
                     <a:prstGeom prst="rect">
                       <a:avLst/>
                     </a:prstGeom>
-                  </pic:spPr>
-                </pic:pic>
-              </a:graphicData>
-            </a:graphic>
-          </wp:inline>
-        </w:drawing>
-      </w:r>
-      <w:r>
-        <w:rPr>
-          <w:rFonts w:hint="default"/>
-          <w:lang w:val="pt-BR"/>
-        </w:rPr>
-        <w:drawing>
-          <wp:inline distT="0" distB="0" distL="114300" distR="114300">
-            <wp:extent cx="3307715" cy="1615440"/>
-            <wp:effectExtent l="0" t="0" r="6985" b="3810"/>
-            <wp:docPr id="34" name="Picture 34" descr="1-a2"/>
-            <wp:cNvGraphicFramePr>
-              <a:graphicFrameLocks xmlns:a="http://schemas.openxmlformats.org/drawingml/2006/main" noChangeAspect="1"/>
-            </wp:cNvGraphicFramePr>
-            <a:graphic xmlns:a="http://schemas.openxmlformats.org/drawingml/2006/main">
-              <a:graphicData uri="http://schemas.openxmlformats.org/drawingml/2006/picture">
-                <pic:pic xmlns:pic="http://schemas.openxmlformats.org/drawingml/2006/picture">
-                  <pic:nvPicPr>
-                    <pic:cNvPr id="34" name="Picture 34" descr="1-a2"/>
-                    <pic:cNvPicPr>
-                      <a:picLocks noChangeAspect="1"/>
-                    </pic:cNvPicPr>
-                  </pic:nvPicPr>
-                  <pic:blipFill>
-                    <a:blip r:embed="rId7"/>
-                    <a:stretch>
-                      <a:fillRect/>
-                    </a:stretch>
-                  </pic:blipFill>
-                  <pic:spPr>
-                    <a:xfrm>
-                      <a:off x="0" y="0"/>
-                      <a:ext cx="3307715" cy="1615440"/>
-                    </a:xfrm>
-                    <a:prstGeom prst="rect">
-                      <a:avLst/>
-                    </a:prstGeom>
+                    <a:noFill/>
+                    <a:ln>
+                      <a:noFill/>
+                    </a:ln>
                   </pic:spPr>
                 </pic:pic>
               </a:graphicData>
@@ -5069,7 +5190,7 @@
                     </pic:cNvPicPr>
                   </pic:nvPicPr>
                   <pic:blipFill>
-                    <a:blip r:embed="rId8"/>
+                    <a:blip r:embed="rId7"/>
                     <a:stretch>
                       <a:fillRect/>
                     </a:stretch>
@@ -5119,7 +5240,7 @@
                     </pic:cNvPicPr>
                   </pic:nvPicPr>
                   <pic:blipFill>
-                    <a:blip r:embed="rId9"/>
+                    <a:blip r:embed="rId8"/>
                     <a:stretch>
                       <a:fillRect/>
                     </a:stretch>
@@ -5150,6 +5271,7 @@
     </w:p>
     <w:p>
       <w:pPr>
+        <w:jc w:val="center"/>
         <w:rPr>
           <w:rFonts w:hint="default"/>
           <w:lang w:val="pt-BR"/>
@@ -5178,7 +5300,7 @@
                     </pic:cNvPicPr>
                   </pic:nvPicPr>
                   <pic:blipFill>
-                    <a:blip r:embed="rId10"/>
+                    <a:blip r:embed="rId9"/>
                     <a:stretch>
                       <a:fillRect/>
                     </a:stretch>
@@ -5198,6 +5320,19 @@
           </wp:inline>
         </w:drawing>
       </w:r>
+    </w:p>
+    <w:p>
+      <w:pPr>
+        <w:pStyle w:val="2"/>
+        <w:sectPr>
+          <w:pgSz w:w="11906" w:h="16838"/>
+          <w:pgMar w:top="851" w:right="851" w:bottom="851" w:left="851" w:header="709" w:footer="709" w:gutter="0"/>
+          <w:pgNumType w:start="0"/>
+          <w:cols w:space="708" w:num="1"/>
+          <w:titlePg/>
+          <w:docGrid w:linePitch="360" w:charSpace="0"/>
+        </w:sectPr>
+      </w:pPr>
     </w:p>
     <w:p>
       <w:pPr>
@@ -7335,8 +7470,8 @@
       <w:r>
         <w:drawing>
           <wp:inline distT="0" distB="0" distL="114300" distR="114300">
-            <wp:extent cx="3134995" cy="4541520"/>
-            <wp:effectExtent l="0" t="0" r="8255" b="11430"/>
+            <wp:extent cx="2501265" cy="3624580"/>
+            <wp:effectExtent l="0" t="0" r="13335" b="13970"/>
             <wp:docPr id="35" name="Picture 1"/>
             <wp:cNvGraphicFramePr>
               <a:graphicFrameLocks xmlns:a="http://schemas.openxmlformats.org/drawingml/2006/main" noChangeAspect="1"/>
@@ -7351,7 +7486,7 @@
                     </pic:cNvPicPr>
                   </pic:nvPicPr>
                   <pic:blipFill>
-                    <a:blip r:embed="rId11"/>
+                    <a:blip r:embed="rId10"/>
                     <a:stretch>
                       <a:fillRect/>
                     </a:stretch>
@@ -7359,7 +7494,7 @@
                   <pic:spPr>
                     <a:xfrm>
                       <a:off x="0" y="0"/>
-                      <a:ext cx="3134995" cy="4541520"/>
+                      <a:ext cx="2501265" cy="3624580"/>
                     </a:xfrm>
                     <a:prstGeom prst="rect">
                       <a:avLst/>
@@ -7509,7 +7644,6 @@
             <w:insideH w:val="none" w:color="auto" w:sz="0" w:space="0"/>
             <w:insideV w:val="none" w:color="auto" w:sz="0" w:space="0"/>
           </w:tblBorders>
-          <w:shd w:val="clear" w:color="auto" w:fill="auto"/>
           <w:tblCellMar>
             <w:top w:w="0" w:type="dxa"/>
             <w:left w:w="108" w:type="dxa"/>
@@ -7939,7 +8073,6 @@
             <w:insideH w:val="none" w:color="auto" w:sz="0" w:space="0"/>
             <w:insideV w:val="none" w:color="auto" w:sz="0" w:space="0"/>
           </w:tblBorders>
-          <w:shd w:val="clear" w:color="auto" w:fill="auto"/>
           <w:tblCellMar>
             <w:top w:w="0" w:type="dxa"/>
             <w:left w:w="108" w:type="dxa"/>
@@ -8300,7 +8433,7 @@
                     </pic:cNvPicPr>
                   </pic:nvPicPr>
                   <pic:blipFill>
-                    <a:blip r:embed="rId12"/>
+                    <a:blip r:embed="rId11"/>
                     <a:stretch>
                       <a:fillRect/>
                     </a:stretch>
@@ -8328,6 +8461,19 @@
     <w:p>
       <w:pPr>
         <w:pStyle w:val="2"/>
+        <w:sectPr>
+          <w:pgSz w:w="11906" w:h="16838"/>
+          <w:pgMar w:top="851" w:right="851" w:bottom="851" w:left="851" w:header="709" w:footer="709" w:gutter="0"/>
+          <w:pgNumType w:start="0"/>
+          <w:cols w:space="708" w:num="1"/>
+          <w:titlePg/>
+          <w:docGrid w:linePitch="360" w:charSpace="0"/>
+        </w:sectPr>
+      </w:pPr>
+    </w:p>
+    <w:p>
+      <w:pPr>
+        <w:pStyle w:val="2"/>
       </w:pPr>
       <w:r>
         <w:rPr>
@@ -8540,7 +8686,7 @@
                     </pic:cNvPicPr>
                   </pic:nvPicPr>
                   <pic:blipFill>
-                    <a:blip r:embed="rId13"/>
+                    <a:blip r:embed="rId12"/>
                     <a:stretch>
                       <a:fillRect/>
                     </a:stretch>
@@ -8564,6 +8710,19 @@
           </wp:inline>
         </w:drawing>
       </w:r>
+    </w:p>
+    <w:p>
+      <w:pPr>
+        <w:pStyle w:val="2"/>
+        <w:sectPr>
+          <w:pgSz w:w="11906" w:h="16838"/>
+          <w:pgMar w:top="851" w:right="851" w:bottom="851" w:left="851" w:header="709" w:footer="709" w:gutter="0"/>
+          <w:pgNumType w:start="0"/>
+          <w:cols w:space="708" w:num="1"/>
+          <w:titlePg/>
+          <w:docGrid w:linePitch="360" w:charSpace="0"/>
+        </w:sectPr>
+      </w:pPr>
     </w:p>
     <w:p>
       <w:pPr>
@@ -8840,6 +8999,7 @@
             <w:insideH w:val="none" w:color="auto" w:sz="0" w:space="0"/>
             <w:insideV w:val="none" w:color="auto" w:sz="0" w:space="0"/>
           </w:tblBorders>
+          <w:shd w:val="clear" w:color="auto" w:fill="auto"/>
           <w:tblCellMar>
             <w:top w:w="0" w:type="dxa"/>
             <w:left w:w="108" w:type="dxa"/>
@@ -10164,7 +10324,7 @@
                     </pic:cNvPicPr>
                   </pic:nvPicPr>
                   <pic:blipFill>
-                    <a:blip r:embed="rId14"/>
+                    <a:blip r:embed="rId13"/>
                     <a:stretch>
                       <a:fillRect/>
                     </a:stretch>
@@ -10188,6 +10348,19 @@
           </wp:inline>
         </w:drawing>
       </w:r>
+    </w:p>
+    <w:p>
+      <w:pPr>
+        <w:pStyle w:val="2"/>
+        <w:sectPr>
+          <w:pgSz w:w="11906" w:h="16838"/>
+          <w:pgMar w:top="851" w:right="851" w:bottom="851" w:left="851" w:header="709" w:footer="709" w:gutter="0"/>
+          <w:pgNumType w:start="0"/>
+          <w:cols w:space="708" w:num="1"/>
+          <w:titlePg/>
+          <w:docGrid w:linePitch="360" w:charSpace="0"/>
+        </w:sectPr>
+      </w:pPr>
     </w:p>
     <w:p>
       <w:pPr>
@@ -11150,7 +11323,6 @@
             <w:insideH w:val="none" w:color="auto" w:sz="0" w:space="0"/>
             <w:insideV w:val="none" w:color="auto" w:sz="0" w:space="0"/>
           </w:tblBorders>
-          <w:shd w:val="clear" w:color="auto" w:fill="auto"/>
           <w:tblCellMar>
             <w:top w:w="0" w:type="dxa"/>
             <w:left w:w="108" w:type="dxa"/>
@@ -11311,6 +11483,7 @@
             <w:insideH w:val="none" w:color="auto" w:sz="0" w:space="0"/>
             <w:insideV w:val="none" w:color="auto" w:sz="0" w:space="0"/>
           </w:tblBorders>
+          <w:shd w:val="clear" w:color="auto" w:fill="auto"/>
           <w:tblCellMar>
             <w:top w:w="0" w:type="dxa"/>
             <w:left w:w="108" w:type="dxa"/>
@@ -11793,7 +11966,6 @@
             <w:insideH w:val="none" w:color="auto" w:sz="0" w:space="0"/>
             <w:insideV w:val="none" w:color="auto" w:sz="0" w:space="0"/>
           </w:tblBorders>
-          <w:shd w:val="clear" w:color="auto" w:fill="auto"/>
           <w:tblCellMar>
             <w:top w:w="0" w:type="dxa"/>
             <w:left w:w="108" w:type="dxa"/>
@@ -12115,6 +12287,7 @@
             <w:insideH w:val="none" w:color="auto" w:sz="0" w:space="0"/>
             <w:insideV w:val="none" w:color="auto" w:sz="0" w:space="0"/>
           </w:tblBorders>
+          <w:shd w:val="clear" w:color="auto" w:fill="auto"/>
           <w:tblCellMar>
             <w:top w:w="0" w:type="dxa"/>
             <w:left w:w="108" w:type="dxa"/>
@@ -12431,26 +12604,6 @@
       <w:pPr>
         <w:rPr>
           <w:rFonts w:hint="default"/>
-          <w:b/>
-          <w:bCs/>
-          <w:lang w:val="pt-BR"/>
-        </w:rPr>
-      </w:pPr>
-    </w:p>
-    <w:p>
-      <w:pPr>
-        <w:rPr>
-          <w:rFonts w:hint="default"/>
-          <w:b/>
-          <w:bCs/>
-          <w:lang w:val="pt-BR"/>
-        </w:rPr>
-      </w:pPr>
-    </w:p>
-    <w:p>
-      <w:pPr>
-        <w:rPr>
-          <w:rFonts w:hint="default"/>
         </w:rPr>
       </w:pPr>
     </w:p>
@@ -12477,7 +12630,7 @@
                     </pic:cNvPicPr>
                   </pic:nvPicPr>
                   <pic:blipFill>
-                    <a:blip r:embed="rId15"/>
+                    <a:blip r:embed="rId14"/>
                     <a:stretch>
                       <a:fillRect/>
                     </a:stretch>
@@ -12505,6 +12658,19 @@
     <w:p>
       <w:pPr>
         <w:pStyle w:val="2"/>
+        <w:sectPr>
+          <w:pgSz w:w="11906" w:h="16838"/>
+          <w:pgMar w:top="851" w:right="851" w:bottom="851" w:left="851" w:header="709" w:footer="709" w:gutter="0"/>
+          <w:pgNumType w:start="0"/>
+          <w:cols w:space="708" w:num="1"/>
+          <w:titlePg/>
+          <w:docGrid w:linePitch="360" w:charSpace="0"/>
+        </w:sectPr>
+      </w:pPr>
+    </w:p>
+    <w:p>
+      <w:pPr>
+        <w:pStyle w:val="2"/>
       </w:pPr>
       <w:r>
         <w:rPr>
@@ -12608,6 +12774,7 @@
     </w:p>
     <w:tbl>
       <w:tblPr>
+        <w:tblStyle w:val="6"/>
         <w:tblW w:w="6075" w:type="dxa"/>
         <w:jc w:val="center"/>
         <w:tblBorders>
@@ -12618,7 +12785,7 @@
           <w:insideH w:val="none" w:color="auto" w:sz="0" w:space="0"/>
           <w:insideV w:val="none" w:color="auto" w:sz="0" w:space="0"/>
         </w:tblBorders>
-        <w:shd w:val="clear"/>
+        <w:shd w:val="clear" w:color="auto" w:fill="auto"/>
         <w:tblLayout w:type="autofit"/>
         <w:tblCellMar>
           <w:top w:w="0" w:type="dxa"/>
@@ -12643,7 +12810,6 @@
             <w:insideH w:val="none" w:color="auto" w:sz="0" w:space="0"/>
             <w:insideV w:val="none" w:color="auto" w:sz="0" w:space="0"/>
           </w:tblBorders>
-          <w:shd w:val="clear"/>
           <w:tblCellMar>
             <w:top w:w="0" w:type="dxa"/>
             <w:left w:w="108" w:type="dxa"/>
@@ -12664,7 +12830,7 @@
               <w:bottom w:val="single" w:color="000000" w:sz="8" w:space="0"/>
               <w:right w:val="single" w:color="000000" w:sz="4" w:space="0"/>
             </w:tcBorders>
-            <w:shd w:val="clear"/>
+            <w:shd w:val="clear" w:color="auto" w:fill="auto"/>
             <w:vAlign w:val="center"/>
           </w:tcPr>
           <w:p>
@@ -12699,7 +12865,6 @@
                 <w:sz w:val="22"/>
                 <w:szCs w:val="22"/>
                 <w:u w:val="none"/>
-                <w:bdr w:val="none" w:color="auto" w:sz="0" w:space="0"/>
                 <w:lang w:val="en-US" w:eastAsia="zh-CN" w:bidi="ar"/>
               </w:rPr>
               <w:t>Tipo</w:t>
@@ -12715,7 +12880,7 @@
               <w:bottom w:val="single" w:color="000000" w:sz="8" w:space="0"/>
               <w:right w:val="single" w:color="000000" w:sz="4" w:space="0"/>
             </w:tcBorders>
-            <w:shd w:val="clear"/>
+            <w:shd w:val="clear" w:color="auto" w:fill="auto"/>
             <w:vAlign w:val="center"/>
           </w:tcPr>
           <w:p>
@@ -12750,7 +12915,6 @@
                 <w:sz w:val="22"/>
                 <w:szCs w:val="22"/>
                 <w:u w:val="none"/>
-                <w:bdr w:val="none" w:color="auto" w:sz="0" w:space="0"/>
                 <w:lang w:val="en-US" w:eastAsia="zh-CN" w:bidi="ar"/>
               </w:rPr>
               <w:t>Valor</w:t>
@@ -12766,7 +12930,7 @@
               <w:bottom w:val="single" w:color="000000" w:sz="8" w:space="0"/>
               <w:right w:val="single" w:color="000000" w:sz="4" w:space="0"/>
             </w:tcBorders>
-            <w:shd w:val="clear"/>
+            <w:shd w:val="clear" w:color="auto" w:fill="auto"/>
             <w:vAlign w:val="center"/>
           </w:tcPr>
           <w:p>
@@ -12801,7 +12965,6 @@
                 <w:sz w:val="22"/>
                 <w:szCs w:val="22"/>
                 <w:u w:val="none"/>
-                <w:bdr w:val="none" w:color="auto" w:sz="0" w:space="0"/>
                 <w:lang w:val="en-US" w:eastAsia="zh-CN" w:bidi="ar"/>
               </w:rPr>
               <w:t>Chamadas</w:t>
@@ -12817,7 +12980,7 @@
               <w:bottom w:val="single" w:color="000000" w:sz="8" w:space="0"/>
               <w:right w:val="single" w:color="000000" w:sz="8" w:space="0"/>
             </w:tcBorders>
-            <w:shd w:val="clear"/>
+            <w:shd w:val="clear" w:color="auto" w:fill="auto"/>
             <w:vAlign w:val="center"/>
           </w:tcPr>
           <w:p>
@@ -12852,7 +13015,6 @@
                 <w:sz w:val="22"/>
                 <w:szCs w:val="22"/>
                 <w:u w:val="none"/>
-                <w:bdr w:val="none" w:color="auto" w:sz="0" w:space="0"/>
                 <w:lang w:val="en-US" w:eastAsia="zh-CN" w:bidi="ar"/>
               </w:rPr>
               <w:t>Subproblemas</w:t>
@@ -12870,7 +13032,6 @@
             <w:insideH w:val="none" w:color="auto" w:sz="0" w:space="0"/>
             <w:insideV w:val="none" w:color="auto" w:sz="0" w:space="0"/>
           </w:tblBorders>
-          <w:shd w:val="clear"/>
           <w:tblCellMar>
             <w:top w:w="0" w:type="dxa"/>
             <w:left w:w="108" w:type="dxa"/>
@@ -12891,7 +13052,7 @@
               <w:bottom w:val="dotDash" w:color="000000" w:sz="4" w:space="0"/>
               <w:right w:val="single" w:color="000000" w:sz="4" w:space="0"/>
             </w:tcBorders>
-            <w:shd w:val="clear"/>
+            <w:shd w:val="clear" w:color="auto" w:fill="auto"/>
             <w:vAlign w:val="center"/>
           </w:tcPr>
           <w:p>
@@ -12922,7 +13083,6 @@
                 <w:sz w:val="22"/>
                 <w:szCs w:val="22"/>
                 <w:u w:val="none"/>
-                <w:bdr w:val="none" w:color="auto" w:sz="0" w:space="0"/>
                 <w:lang w:val="en-US" w:eastAsia="zh-CN" w:bidi="ar"/>
               </w:rPr>
               <w:t>Recursivo</w:t>
@@ -12938,7 +13098,7 @@
               <w:bottom w:val="dotDash" w:color="000000" w:sz="4" w:space="0"/>
               <w:right w:val="single" w:color="000000" w:sz="4" w:space="0"/>
             </w:tcBorders>
-            <w:shd w:val="clear"/>
+            <w:shd w:val="clear" w:color="auto" w:fill="auto"/>
             <w:vAlign w:val="center"/>
           </w:tcPr>
           <w:p>
@@ -12969,7 +13129,6 @@
                 <w:sz w:val="22"/>
                 <w:szCs w:val="22"/>
                 <w:u w:val="none"/>
-                <w:bdr w:val="none" w:color="auto" w:sz="0" w:space="0"/>
                 <w:lang w:val="en-US" w:eastAsia="zh-CN" w:bidi="ar"/>
               </w:rPr>
               <w:t>225</w:t>
@@ -12985,7 +13144,7 @@
               <w:bottom w:val="dotDash" w:color="000000" w:sz="4" w:space="0"/>
               <w:right w:val="single" w:color="000000" w:sz="4" w:space="0"/>
             </w:tcBorders>
-            <w:shd w:val="clear"/>
+            <w:shd w:val="clear" w:color="auto" w:fill="auto"/>
             <w:vAlign w:val="center"/>
           </w:tcPr>
           <w:p>
@@ -13016,7 +13175,6 @@
                 <w:sz w:val="22"/>
                 <w:szCs w:val="22"/>
                 <w:u w:val="none"/>
-                <w:bdr w:val="none" w:color="auto" w:sz="0" w:space="0"/>
                 <w:lang w:val="en-US" w:eastAsia="zh-CN" w:bidi="ar"/>
               </w:rPr>
               <w:t>13897</w:t>
@@ -13032,7 +13190,7 @@
               <w:bottom w:val="dotDash" w:color="000000" w:sz="4" w:space="0"/>
               <w:right w:val="single" w:color="000000" w:sz="8" w:space="0"/>
             </w:tcBorders>
-            <w:shd w:val="clear"/>
+            <w:shd w:val="clear" w:color="auto" w:fill="auto"/>
             <w:vAlign w:val="center"/>
           </w:tcPr>
           <w:p>
@@ -13063,7 +13221,6 @@
                 <w:sz w:val="22"/>
                 <w:szCs w:val="22"/>
                 <w:u w:val="none"/>
-                <w:bdr w:val="none" w:color="auto" w:sz="0" w:space="0"/>
                 <w:lang w:val="en-US" w:eastAsia="zh-CN" w:bidi="ar"/>
               </w:rPr>
               <w:t>275</w:t>
@@ -13081,7 +13238,6 @@
             <w:insideH w:val="none" w:color="auto" w:sz="0" w:space="0"/>
             <w:insideV w:val="none" w:color="auto" w:sz="0" w:space="0"/>
           </w:tblBorders>
-          <w:shd w:val="clear"/>
           <w:tblCellMar>
             <w:top w:w="0" w:type="dxa"/>
             <w:left w:w="108" w:type="dxa"/>
@@ -13102,7 +13258,7 @@
               <w:bottom w:val="single" w:color="000000" w:sz="8" w:space="0"/>
               <w:right w:val="single" w:color="000000" w:sz="4" w:space="0"/>
             </w:tcBorders>
-            <w:shd w:val="clear"/>
+            <w:shd w:val="clear" w:color="auto" w:fill="auto"/>
             <w:vAlign w:val="center"/>
           </w:tcPr>
           <w:p>
@@ -13133,7 +13289,6 @@
                 <w:sz w:val="22"/>
                 <w:szCs w:val="22"/>
                 <w:u w:val="none"/>
-                <w:bdr w:val="none" w:color="auto" w:sz="0" w:space="0"/>
                 <w:lang w:val="en-US" w:eastAsia="zh-CN" w:bidi="ar"/>
               </w:rPr>
               <w:t>Com memoization</w:t>
@@ -13149,7 +13304,7 @@
               <w:bottom w:val="single" w:color="000000" w:sz="8" w:space="0"/>
               <w:right w:val="single" w:color="000000" w:sz="4" w:space="0"/>
             </w:tcBorders>
-            <w:shd w:val="clear"/>
+            <w:shd w:val="clear" w:color="auto" w:fill="auto"/>
             <w:vAlign w:val="center"/>
           </w:tcPr>
           <w:p>
@@ -13180,7 +13335,6 @@
                 <w:sz w:val="22"/>
                 <w:szCs w:val="22"/>
                 <w:u w:val="none"/>
-                <w:bdr w:val="none" w:color="auto" w:sz="0" w:space="0"/>
                 <w:lang w:val="en-US" w:eastAsia="zh-CN" w:bidi="ar"/>
               </w:rPr>
               <w:t>225</w:t>
@@ -13196,7 +13350,7 @@
               <w:bottom w:val="single" w:color="000000" w:sz="8" w:space="0"/>
               <w:right w:val="single" w:color="000000" w:sz="4" w:space="0"/>
             </w:tcBorders>
-            <w:shd w:val="clear"/>
+            <w:shd w:val="clear" w:color="auto" w:fill="auto"/>
             <w:vAlign w:val="center"/>
           </w:tcPr>
           <w:p>
@@ -13227,7 +13381,6 @@
                 <w:sz w:val="22"/>
                 <w:szCs w:val="22"/>
                 <w:u w:val="none"/>
-                <w:bdr w:val="none" w:color="auto" w:sz="0" w:space="0"/>
                 <w:lang w:val="en-US" w:eastAsia="zh-CN" w:bidi="ar"/>
               </w:rPr>
               <w:t>449</w:t>
@@ -13243,7 +13396,7 @@
               <w:bottom w:val="single" w:color="000000" w:sz="8" w:space="0"/>
               <w:right w:val="single" w:color="000000" w:sz="8" w:space="0"/>
             </w:tcBorders>
-            <w:shd w:val="clear"/>
+            <w:shd w:val="clear" w:color="auto" w:fill="auto"/>
             <w:vAlign w:val="center"/>
           </w:tcPr>
           <w:p>
@@ -13274,7 +13427,6 @@
                 <w:sz w:val="22"/>
                 <w:szCs w:val="22"/>
                 <w:u w:val="none"/>
-                <w:bdr w:val="none" w:color="auto" w:sz="0" w:space="0"/>
                 <w:lang w:val="en-US" w:eastAsia="zh-CN" w:bidi="ar"/>
               </w:rPr>
               <w:t>-</w:t>
@@ -13359,8 +13511,6 @@
           <w:lang w:val="pt-BR"/>
         </w:rPr>
       </w:pPr>
-      <w:bookmarkStart w:id="0" w:name="_GoBack"/>
-      <w:bookmarkEnd w:id="0"/>
     </w:p>
     <w:p>
       <w:pPr>
@@ -13397,7 +13547,7 @@
                     </pic:cNvPicPr>
                   </pic:nvPicPr>
                   <pic:blipFill>
-                    <a:blip r:embed="rId16"/>
+                    <a:blip r:embed="rId15"/>
                     <a:stretch>
                       <a:fillRect/>
                     </a:stretch>
@@ -14519,7 +14669,13 @@
 
 <file path=customXml/item1.xml><?xml version="1.0" encoding="utf-8"?>
 <s:customData xmlns="http://www.wps.cn/officeDocument/2013/wpsCustomData" xmlns:s="http://www.wps.cn/officeDocument/2013/wpsCustomData">
-  <customSectProps/>
+  <customSectProps>
+    <customSectPr/>
+    <customSectPr/>
+    <customSectPr/>
+    <customSectPr/>
+    <customSectPr/>
+  </customSectProps>
   <customShpExts>
     <customShpInfo spid="_x0000_s1026" textRotate="1"/>
   </customShpExts>
